--- a/Engineering/Doc/Commande Private Platform.docx
+++ b/Engineering/Doc/Commande Private Platform.docx
@@ -59,15 +59,29 @@
           <w:lang w:val="fr-FR"/>
         </w:rPr>
       </w:pPr>
-      <w:r>
-        <w:rPr>
-          <w:rFonts w:ascii="Menlo" w:hAnsi="Menlo" w:cs="Menlo"/>
-          <w:color w:val="E394DC"/>
-          <w:sz w:val="18"/>
-          <w:szCs w:val="18"/>
-          <w:lang w:val="fr-FR"/>
-        </w:rPr>
-        <w:t>ssh ubuntu@79.137.26.126</w:t>
+      <w:proofErr w:type="spellStart"/>
+      <w:proofErr w:type="gramStart"/>
+      <w:r>
+        <w:rPr>
+          <w:rFonts w:ascii="Menlo" w:hAnsi="Menlo" w:cs="Menlo"/>
+          <w:color w:val="E394DC"/>
+          <w:sz w:val="18"/>
+          <w:szCs w:val="18"/>
+          <w:lang w:val="fr-FR"/>
+        </w:rPr>
+        <w:t>ssh</w:t>
+      </w:r>
+      <w:proofErr w:type="spellEnd"/>
+      <w:proofErr w:type="gramEnd"/>
+      <w:r>
+        <w:rPr>
+          <w:rFonts w:ascii="Menlo" w:hAnsi="Menlo" w:cs="Menlo"/>
+          <w:color w:val="E394DC"/>
+          <w:sz w:val="18"/>
+          <w:szCs w:val="18"/>
+          <w:lang w:val="fr-FR"/>
+        </w:rPr>
+        <w:t xml:space="preserve"> ubuntu@79.137.26.126</w:t>
       </w:r>
     </w:p>
     <w:p>
@@ -119,85 +133,253 @@
           <w:lang w:val="fr-FR"/>
         </w:rPr>
         <w:br/>
-        <w:t>git add .</w:t>
-      </w:r>
-    </w:p>
-    <w:p>
-      <w:pPr>
-        <w:rPr>
-          <w:lang w:val="fr-FR"/>
-        </w:rPr>
-      </w:pPr>
-      <w:r>
-        <w:rPr>
-          <w:lang w:val="fr-FR"/>
-        </w:rPr>
-        <w:t>git commit -m "feat: nouvelle fonctionnalité et correction de bug"</w:t>
-      </w:r>
-    </w:p>
-    <w:p>
-      <w:pPr>
-        <w:rPr>
-          <w:lang w:val="fr-FR"/>
-        </w:rPr>
-      </w:pPr>
-      <w:r>
-        <w:rPr>
-          <w:lang w:val="fr-FR"/>
-        </w:rPr>
-        <w:t>git push origin develop</w:t>
-      </w:r>
-    </w:p>
-    <w:p>
-      <w:pPr>
-        <w:rPr>
-          <w:lang w:val="fr-FR"/>
-        </w:rPr>
-      </w:pPr>
-      <w:r>
-        <w:rPr>
-          <w:lang w:val="fr-FR"/>
-        </w:rPr>
-        <w:t>git add version.json</w:t>
-      </w:r>
-    </w:p>
-    <w:p>
-      <w:pPr>
-        <w:rPr>
-          <w:lang w:val="fr-FR"/>
-        </w:rPr>
-      </w:pPr>
-      <w:r>
-        <w:rPr>
-          <w:lang w:val="fr-FR"/>
-        </w:rPr>
-        <w:t>git commit -m "chore: préparation release v0.0.1"</w:t>
-      </w:r>
-    </w:p>
-    <w:p>
-      <w:pPr>
-        <w:rPr>
-          <w:lang w:val="fr-FR"/>
-        </w:rPr>
-      </w:pPr>
-      <w:r>
-        <w:rPr>
-          <w:lang w:val="fr-FR"/>
-        </w:rPr>
-        <w:t>git push origin develop</w:t>
-      </w:r>
-    </w:p>
-    <w:p>
-      <w:pPr>
-        <w:rPr>
-          <w:lang w:val="fr-FR"/>
-        </w:rPr>
-      </w:pPr>
-      <w:r>
-        <w:rPr>
-          <w:lang w:val="fr-FR"/>
-        </w:rPr>
-        <w:t>git tag -a v0.0.1 -m "Version 0.0.1 - Correction de bug"</w:t>
+        <w:t xml:space="preserve">git </w:t>
+      </w:r>
+      <w:proofErr w:type="spellStart"/>
+      <w:proofErr w:type="gramStart"/>
+      <w:r>
+        <w:rPr>
+          <w:lang w:val="fr-FR"/>
+        </w:rPr>
+        <w:t>add</w:t>
+      </w:r>
+      <w:proofErr w:type="spellEnd"/>
+      <w:r>
+        <w:rPr>
+          <w:lang w:val="fr-FR"/>
+        </w:rPr>
+        <w:t xml:space="preserve"> .</w:t>
+      </w:r>
+      <w:proofErr w:type="gramEnd"/>
+    </w:p>
+    <w:p>
+      <w:pPr>
+        <w:rPr>
+          <w:lang w:val="fr-FR"/>
+        </w:rPr>
+      </w:pPr>
+      <w:proofErr w:type="gramStart"/>
+      <w:r>
+        <w:rPr>
+          <w:lang w:val="fr-FR"/>
+        </w:rPr>
+        <w:t>git</w:t>
+      </w:r>
+      <w:proofErr w:type="gramEnd"/>
+      <w:r>
+        <w:rPr>
+          <w:lang w:val="fr-FR"/>
+        </w:rPr>
+        <w:t xml:space="preserve"> commit -m "</w:t>
+      </w:r>
+      <w:proofErr w:type="gramStart"/>
+      <w:r>
+        <w:rPr>
+          <w:lang w:val="fr-FR"/>
+        </w:rPr>
+        <w:t>feat:</w:t>
+      </w:r>
+      <w:proofErr w:type="gramEnd"/>
+      <w:r>
+        <w:rPr>
+          <w:lang w:val="fr-FR"/>
+        </w:rPr>
+        <w:t xml:space="preserve"> nouvelle fonctionnalité et correction de bug"</w:t>
+      </w:r>
+    </w:p>
+    <w:p>
+      <w:pPr>
+        <w:rPr>
+          <w:lang w:val="fr-FR"/>
+        </w:rPr>
+      </w:pPr>
+      <w:proofErr w:type="gramStart"/>
+      <w:r>
+        <w:rPr>
+          <w:lang w:val="fr-FR"/>
+        </w:rPr>
+        <w:t>git</w:t>
+      </w:r>
+      <w:proofErr w:type="gramEnd"/>
+      <w:r>
+        <w:rPr>
+          <w:lang w:val="fr-FR"/>
+        </w:rPr>
+        <w:t xml:space="preserve"> push </w:t>
+      </w:r>
+      <w:proofErr w:type="spellStart"/>
+      <w:r>
+        <w:rPr>
+          <w:lang w:val="fr-FR"/>
+        </w:rPr>
+        <w:t>origin</w:t>
+      </w:r>
+      <w:proofErr w:type="spellEnd"/>
+      <w:r>
+        <w:rPr>
+          <w:lang w:val="fr-FR"/>
+        </w:rPr>
+        <w:t xml:space="preserve"> </w:t>
+      </w:r>
+      <w:proofErr w:type="spellStart"/>
+      <w:r>
+        <w:rPr>
+          <w:lang w:val="fr-FR"/>
+        </w:rPr>
+        <w:t>develop</w:t>
+      </w:r>
+      <w:proofErr w:type="spellEnd"/>
+    </w:p>
+    <w:p>
+      <w:pPr>
+        <w:rPr>
+          <w:lang w:val="fr-FR"/>
+        </w:rPr>
+      </w:pPr>
+      <w:proofErr w:type="gramStart"/>
+      <w:r>
+        <w:rPr>
+          <w:lang w:val="fr-FR"/>
+        </w:rPr>
+        <w:t>git</w:t>
+      </w:r>
+      <w:proofErr w:type="gramEnd"/>
+      <w:r>
+        <w:rPr>
+          <w:lang w:val="fr-FR"/>
+        </w:rPr>
+        <w:t xml:space="preserve"> </w:t>
+      </w:r>
+      <w:proofErr w:type="spellStart"/>
+      <w:r>
+        <w:rPr>
+          <w:lang w:val="fr-FR"/>
+        </w:rPr>
+        <w:t>add</w:t>
+      </w:r>
+      <w:proofErr w:type="spellEnd"/>
+      <w:r>
+        <w:rPr>
+          <w:lang w:val="fr-FR"/>
+        </w:rPr>
+        <w:t xml:space="preserve"> </w:t>
+      </w:r>
+      <w:proofErr w:type="spellStart"/>
+      <w:proofErr w:type="gramStart"/>
+      <w:r>
+        <w:rPr>
+          <w:lang w:val="fr-FR"/>
+        </w:rPr>
+        <w:t>version.json</w:t>
+      </w:r>
+      <w:proofErr w:type="spellEnd"/>
+      <w:proofErr w:type="gramEnd"/>
+    </w:p>
+    <w:p>
+      <w:pPr>
+        <w:rPr>
+          <w:lang w:val="fr-FR"/>
+        </w:rPr>
+      </w:pPr>
+      <w:proofErr w:type="gramStart"/>
+      <w:r>
+        <w:rPr>
+          <w:lang w:val="fr-FR"/>
+        </w:rPr>
+        <w:t>git</w:t>
+      </w:r>
+      <w:proofErr w:type="gramEnd"/>
+      <w:r>
+        <w:rPr>
+          <w:lang w:val="fr-FR"/>
+        </w:rPr>
+        <w:t xml:space="preserve"> commit -m "</w:t>
+      </w:r>
+      <w:proofErr w:type="spellStart"/>
+      <w:proofErr w:type="gramStart"/>
+      <w:r>
+        <w:rPr>
+          <w:lang w:val="fr-FR"/>
+        </w:rPr>
+        <w:t>chore</w:t>
+      </w:r>
+      <w:proofErr w:type="spellEnd"/>
+      <w:r>
+        <w:rPr>
+          <w:lang w:val="fr-FR"/>
+        </w:rPr>
+        <w:t>:</w:t>
+      </w:r>
+      <w:proofErr w:type="gramEnd"/>
+      <w:r>
+        <w:rPr>
+          <w:lang w:val="fr-FR"/>
+        </w:rPr>
+        <w:t xml:space="preserve"> préparation release v0.0.1"</w:t>
+      </w:r>
+    </w:p>
+    <w:p>
+      <w:pPr>
+        <w:rPr>
+          <w:lang w:val="fr-FR"/>
+        </w:rPr>
+      </w:pPr>
+      <w:proofErr w:type="gramStart"/>
+      <w:r>
+        <w:rPr>
+          <w:lang w:val="fr-FR"/>
+        </w:rPr>
+        <w:t>git</w:t>
+      </w:r>
+      <w:proofErr w:type="gramEnd"/>
+      <w:r>
+        <w:rPr>
+          <w:lang w:val="fr-FR"/>
+        </w:rPr>
+        <w:t xml:space="preserve"> push </w:t>
+      </w:r>
+      <w:proofErr w:type="spellStart"/>
+      <w:r>
+        <w:rPr>
+          <w:lang w:val="fr-FR"/>
+        </w:rPr>
+        <w:t>origin</w:t>
+      </w:r>
+      <w:proofErr w:type="spellEnd"/>
+      <w:r>
+        <w:rPr>
+          <w:lang w:val="fr-FR"/>
+        </w:rPr>
+        <w:t xml:space="preserve"> </w:t>
+      </w:r>
+      <w:proofErr w:type="spellStart"/>
+      <w:r>
+        <w:rPr>
+          <w:lang w:val="fr-FR"/>
+        </w:rPr>
+        <w:t>develop</w:t>
+      </w:r>
+      <w:proofErr w:type="spellEnd"/>
+    </w:p>
+    <w:p>
+      <w:pPr>
+        <w:rPr>
+          <w:lang w:val="fr-FR"/>
+        </w:rPr>
+      </w:pPr>
+      <w:proofErr w:type="gramStart"/>
+      <w:r>
+        <w:rPr>
+          <w:lang w:val="fr-FR"/>
+        </w:rPr>
+        <w:t>git</w:t>
+      </w:r>
+      <w:proofErr w:type="gramEnd"/>
+      <w:r>
+        <w:rPr>
+          <w:lang w:val="fr-FR"/>
+        </w:rPr>
+        <w:t xml:space="preserve"> tag -a v0.0.1 -m "Version 0.0.1 - Correction de bug"</w:t>
       </w:r>
     </w:p>
     <w:p>
@@ -217,106 +399,258 @@
     </w:p>
     <w:p>
       <w:r>
-        <w:t>git merge develop --no-ff -m "chore: release v0.0.1"</w:t>
-      </w:r>
-    </w:p>
-    <w:p>
-      <w:pPr>
-        <w:rPr>
-          <w:lang w:val="fr-FR"/>
-        </w:rPr>
-      </w:pPr>
-      <w:r>
-        <w:rPr>
-          <w:lang w:val="fr-FR"/>
-        </w:rPr>
-        <w:t>git push origin main</w:t>
-      </w:r>
-    </w:p>
-    <w:p>
-      <w:pPr>
-        <w:rPr>
-          <w:lang w:val="fr-FR"/>
-        </w:rPr>
-      </w:pPr>
-      <w:r>
-        <w:rPr>
-          <w:lang w:val="fr-FR"/>
-        </w:rPr>
-        <w:t>python3 scripts/maintenance/update_version.py v0.0.1</w:t>
-      </w:r>
-    </w:p>
-    <w:p>
-      <w:pPr>
-        <w:rPr>
-          <w:lang w:val="fr-FR"/>
-        </w:rPr>
-      </w:pPr>
-      <w:r>
-        <w:rPr>
-          <w:lang w:val="fr-FR"/>
-        </w:rPr>
-        <w:t>git add version.json</w:t>
-      </w:r>
-    </w:p>
-    <w:p>
-      <w:pPr>
-        <w:rPr>
-          <w:lang w:val="fr-FR"/>
-        </w:rPr>
-      </w:pPr>
-      <w:r>
-        <w:rPr>
-          <w:lang w:val="fr-FR"/>
-        </w:rPr>
-        <w:t>commit -m "chore: mise à jour version.json pour v0.0.1"</w:t>
-      </w:r>
-    </w:p>
-    <w:p>
-      <w:pPr>
-        <w:rPr>
-          <w:lang w:val="fr-FR"/>
-        </w:rPr>
-      </w:pPr>
-      <w:r>
-        <w:rPr>
-          <w:lang w:val="fr-FR"/>
-        </w:rPr>
-        <w:t>git push origin main</w:t>
-      </w:r>
-    </w:p>
-    <w:p>
-      <w:pPr>
-        <w:rPr>
-          <w:lang w:val="fr-FR"/>
-        </w:rPr>
-      </w:pPr>
-    </w:p>
-    <w:p>
-      <w:pPr>
-        <w:rPr>
-          <w:lang w:val="fr-FR"/>
-        </w:rPr>
-      </w:pPr>
-    </w:p>
-    <w:p>
-      <w:pPr>
-        <w:rPr>
-          <w:lang w:val="fr-FR"/>
-        </w:rPr>
-      </w:pPr>
-    </w:p>
-    <w:p>
-      <w:pPr>
-        <w:rPr>
-          <w:lang w:val="fr-FR"/>
-        </w:rPr>
-      </w:pPr>
-      <w:r>
-        <w:rPr>
-          <w:lang w:val="fr-FR"/>
-        </w:rPr>
-        <w:t>#deploiment apres git push</w:t>
+        <w:t xml:space="preserve">git </w:t>
+      </w:r>
+      <w:proofErr w:type="gramStart"/>
+      <w:r>
+        <w:t>merge</w:t>
+      </w:r>
+      <w:proofErr w:type="gramEnd"/>
+      <w:r>
+        <w:t xml:space="preserve"> develop --no-ff -m "chore: release v0.0.1"</w:t>
+      </w:r>
+    </w:p>
+    <w:p>
+      <w:pPr>
+        <w:rPr>
+          <w:lang w:val="fr-FR"/>
+        </w:rPr>
+      </w:pPr>
+      <w:proofErr w:type="gramStart"/>
+      <w:r>
+        <w:rPr>
+          <w:lang w:val="fr-FR"/>
+        </w:rPr>
+        <w:t>git</w:t>
+      </w:r>
+      <w:proofErr w:type="gramEnd"/>
+      <w:r>
+        <w:rPr>
+          <w:lang w:val="fr-FR"/>
+        </w:rPr>
+        <w:t xml:space="preserve"> push </w:t>
+      </w:r>
+      <w:proofErr w:type="spellStart"/>
+      <w:r>
+        <w:rPr>
+          <w:lang w:val="fr-FR"/>
+        </w:rPr>
+        <w:t>origin</w:t>
+      </w:r>
+      <w:proofErr w:type="spellEnd"/>
+      <w:r>
+        <w:rPr>
+          <w:lang w:val="fr-FR"/>
+        </w:rPr>
+        <w:t xml:space="preserve"> main</w:t>
+      </w:r>
+    </w:p>
+    <w:p>
+      <w:pPr>
+        <w:rPr>
+          <w:lang w:val="fr-FR"/>
+        </w:rPr>
+      </w:pPr>
+      <w:proofErr w:type="gramStart"/>
+      <w:r>
+        <w:rPr>
+          <w:lang w:val="fr-FR"/>
+        </w:rPr>
+        <w:t>python</w:t>
+      </w:r>
+      <w:proofErr w:type="gramEnd"/>
+      <w:r>
+        <w:rPr>
+          <w:lang w:val="fr-FR"/>
+        </w:rPr>
+        <w:t>3 scripts/maintenance/update_version.py v0.0.1</w:t>
+      </w:r>
+    </w:p>
+    <w:p>
+      <w:pPr>
+        <w:rPr>
+          <w:lang w:val="fr-FR"/>
+        </w:rPr>
+      </w:pPr>
+      <w:proofErr w:type="gramStart"/>
+      <w:r>
+        <w:rPr>
+          <w:lang w:val="fr-FR"/>
+        </w:rPr>
+        <w:t>git</w:t>
+      </w:r>
+      <w:proofErr w:type="gramEnd"/>
+      <w:r>
+        <w:rPr>
+          <w:lang w:val="fr-FR"/>
+        </w:rPr>
+        <w:t xml:space="preserve"> </w:t>
+      </w:r>
+      <w:proofErr w:type="spellStart"/>
+      <w:r>
+        <w:rPr>
+          <w:lang w:val="fr-FR"/>
+        </w:rPr>
+        <w:t>add</w:t>
+      </w:r>
+      <w:proofErr w:type="spellEnd"/>
+      <w:r>
+        <w:rPr>
+          <w:lang w:val="fr-FR"/>
+        </w:rPr>
+        <w:t xml:space="preserve"> </w:t>
+      </w:r>
+      <w:proofErr w:type="spellStart"/>
+      <w:proofErr w:type="gramStart"/>
+      <w:r>
+        <w:rPr>
+          <w:lang w:val="fr-FR"/>
+        </w:rPr>
+        <w:t>version.json</w:t>
+      </w:r>
+      <w:proofErr w:type="spellEnd"/>
+      <w:proofErr w:type="gramEnd"/>
+    </w:p>
+    <w:p>
+      <w:pPr>
+        <w:rPr>
+          <w:lang w:val="fr-FR"/>
+        </w:rPr>
+      </w:pPr>
+      <w:proofErr w:type="gramStart"/>
+      <w:r>
+        <w:rPr>
+          <w:lang w:val="fr-FR"/>
+        </w:rPr>
+        <w:t>commit</w:t>
+      </w:r>
+      <w:proofErr w:type="gramEnd"/>
+      <w:r>
+        <w:rPr>
+          <w:lang w:val="fr-FR"/>
+        </w:rPr>
+        <w:t xml:space="preserve"> -m "</w:t>
+      </w:r>
+      <w:proofErr w:type="spellStart"/>
+      <w:proofErr w:type="gramStart"/>
+      <w:r>
+        <w:rPr>
+          <w:lang w:val="fr-FR"/>
+        </w:rPr>
+        <w:t>chore</w:t>
+      </w:r>
+      <w:proofErr w:type="spellEnd"/>
+      <w:r>
+        <w:rPr>
+          <w:lang w:val="fr-FR"/>
+        </w:rPr>
+        <w:t>:</w:t>
+      </w:r>
+      <w:proofErr w:type="gramEnd"/>
+      <w:r>
+        <w:rPr>
+          <w:lang w:val="fr-FR"/>
+        </w:rPr>
+        <w:t xml:space="preserve"> mise à jour </w:t>
+      </w:r>
+      <w:proofErr w:type="spellStart"/>
+      <w:proofErr w:type="gramStart"/>
+      <w:r>
+        <w:rPr>
+          <w:lang w:val="fr-FR"/>
+        </w:rPr>
+        <w:t>version.json</w:t>
+      </w:r>
+      <w:proofErr w:type="spellEnd"/>
+      <w:proofErr w:type="gramEnd"/>
+      <w:r>
+        <w:rPr>
+          <w:lang w:val="fr-FR"/>
+        </w:rPr>
+        <w:t xml:space="preserve"> pour v0.0.1"</w:t>
+      </w:r>
+    </w:p>
+    <w:p>
+      <w:pPr>
+        <w:rPr>
+          <w:lang w:val="fr-FR"/>
+        </w:rPr>
+      </w:pPr>
+      <w:proofErr w:type="gramStart"/>
+      <w:r>
+        <w:rPr>
+          <w:lang w:val="fr-FR"/>
+        </w:rPr>
+        <w:t>git</w:t>
+      </w:r>
+      <w:proofErr w:type="gramEnd"/>
+      <w:r>
+        <w:rPr>
+          <w:lang w:val="fr-FR"/>
+        </w:rPr>
+        <w:t xml:space="preserve"> push </w:t>
+      </w:r>
+      <w:proofErr w:type="spellStart"/>
+      <w:r>
+        <w:rPr>
+          <w:lang w:val="fr-FR"/>
+        </w:rPr>
+        <w:t>origin</w:t>
+      </w:r>
+      <w:proofErr w:type="spellEnd"/>
+      <w:r>
+        <w:rPr>
+          <w:lang w:val="fr-FR"/>
+        </w:rPr>
+        <w:t xml:space="preserve"> main</w:t>
+      </w:r>
+    </w:p>
+    <w:p>
+      <w:pPr>
+        <w:rPr>
+          <w:lang w:val="fr-FR"/>
+        </w:rPr>
+      </w:pPr>
+    </w:p>
+    <w:p>
+      <w:pPr>
+        <w:rPr>
+          <w:lang w:val="fr-FR"/>
+        </w:rPr>
+      </w:pPr>
+    </w:p>
+    <w:p>
+      <w:pPr>
+        <w:rPr>
+          <w:lang w:val="fr-FR"/>
+        </w:rPr>
+      </w:pPr>
+    </w:p>
+    <w:p>
+      <w:pPr>
+        <w:rPr>
+          <w:lang w:val="fr-FR"/>
+        </w:rPr>
+      </w:pPr>
+      <w:r>
+        <w:rPr>
+          <w:lang w:val="fr-FR"/>
+        </w:rPr>
+        <w:t xml:space="preserve">#deploiment </w:t>
+      </w:r>
+      <w:proofErr w:type="spellStart"/>
+      <w:r>
+        <w:rPr>
+          <w:lang w:val="fr-FR"/>
+        </w:rPr>
+        <w:t>apres</w:t>
+      </w:r>
+      <w:proofErr w:type="spellEnd"/>
+      <w:r>
+        <w:rPr>
+          <w:lang w:val="fr-FR"/>
+        </w:rPr>
+        <w:t xml:space="preserve"> git push</w:t>
       </w:r>
     </w:p>
     <w:p>
@@ -356,6 +690,7 @@
           <w:lang w:val="fr-FR"/>
         </w:rPr>
       </w:pPr>
+      <w:proofErr w:type="gramStart"/>
       <w:r>
         <w:rPr>
           <w:rFonts w:ascii="Menlo" w:hAnsi="Menlo" w:cs="Menlo"/>
@@ -366,25 +701,70 @@
         </w:rPr>
         <w:t>cd</w:t>
       </w:r>
-      <w:r>
-        <w:rPr>
-          <w:rFonts w:ascii="Menlo" w:hAnsi="Menlo" w:cs="Menlo"/>
-          <w:color w:val="E4E4E4"/>
-          <w:sz w:val="18"/>
-          <w:szCs w:val="18"/>
-          <w:lang w:val="fr-FR"/>
-        </w:rPr>
-        <w:t xml:space="preserve"> </w:t>
-      </w:r>
-      <w:r>
-        <w:rPr>
-          <w:rFonts w:ascii="Menlo" w:hAnsi="Menlo" w:cs="Menlo"/>
-          <w:color w:val="E394DC"/>
-          <w:sz w:val="18"/>
-          <w:szCs w:val="18"/>
-          <w:lang w:val="fr-FR"/>
-        </w:rPr>
-        <w:t>/var/www/iami-private-platform</w:t>
+      <w:proofErr w:type="gramEnd"/>
+      <w:r>
+        <w:rPr>
+          <w:rFonts w:ascii="Menlo" w:hAnsi="Menlo" w:cs="Menlo"/>
+          <w:color w:val="E4E4E4"/>
+          <w:sz w:val="18"/>
+          <w:szCs w:val="18"/>
+          <w:lang w:val="fr-FR"/>
+        </w:rPr>
+        <w:t xml:space="preserve"> </w:t>
+      </w:r>
+      <w:r>
+        <w:rPr>
+          <w:rFonts w:ascii="Menlo" w:hAnsi="Menlo" w:cs="Menlo"/>
+          <w:color w:val="E394DC"/>
+          <w:sz w:val="18"/>
+          <w:szCs w:val="18"/>
+          <w:lang w:val="fr-FR"/>
+        </w:rPr>
+        <w:t>/var/www/</w:t>
+      </w:r>
+      <w:proofErr w:type="spellStart"/>
+      <w:r>
+        <w:rPr>
+          <w:rFonts w:ascii="Menlo" w:hAnsi="Menlo" w:cs="Menlo"/>
+          <w:color w:val="E394DC"/>
+          <w:sz w:val="18"/>
+          <w:szCs w:val="18"/>
+          <w:lang w:val="fr-FR"/>
+        </w:rPr>
+        <w:t>iami</w:t>
+      </w:r>
+      <w:proofErr w:type="spellEnd"/>
+      <w:r>
+        <w:rPr>
+          <w:rFonts w:ascii="Menlo" w:hAnsi="Menlo" w:cs="Menlo"/>
+          <w:color w:val="E394DC"/>
+          <w:sz w:val="18"/>
+          <w:szCs w:val="18"/>
+          <w:lang w:val="fr-FR"/>
+        </w:rPr>
+        <w:t>-</w:t>
+      </w:r>
+      <w:proofErr w:type="spellStart"/>
+      <w:r>
+        <w:rPr>
+          <w:rFonts w:ascii="Menlo" w:hAnsi="Menlo" w:cs="Menlo"/>
+          <w:color w:val="E394DC"/>
+          <w:sz w:val="18"/>
+          <w:szCs w:val="18"/>
+          <w:lang w:val="fr-FR"/>
+        </w:rPr>
+        <w:t>private</w:t>
+      </w:r>
+      <w:proofErr w:type="spellEnd"/>
+      <w:r>
+        <w:rPr>
+          <w:rFonts w:ascii="Menlo" w:hAnsi="Menlo" w:cs="Menlo"/>
+          <w:color w:val="E394DC"/>
+          <w:sz w:val="18"/>
+          <w:szCs w:val="18"/>
+          <w:lang w:val="fr-FR"/>
+        </w:rPr>
+        <w:t>-platform</w:t>
       </w:r>
     </w:p>
     <w:p>
@@ -437,6 +817,7 @@
           <w:lang w:val="fr-FR"/>
         </w:rPr>
       </w:pPr>
+      <w:proofErr w:type="gramStart"/>
       <w:r>
         <w:rPr>
           <w:rFonts w:ascii="Menlo" w:hAnsi="Menlo" w:cs="Menlo"/>
@@ -447,6 +828,7 @@
         </w:rPr>
         <w:t>git</w:t>
       </w:r>
+      <w:proofErr w:type="gramEnd"/>
       <w:r>
         <w:rPr>
           <w:rFonts w:ascii="Menlo" w:hAnsi="Menlo" w:cs="Menlo"/>
@@ -477,6 +859,7 @@
         </w:rPr>
         <w:t xml:space="preserve"> </w:t>
       </w:r>
+      <w:proofErr w:type="spellStart"/>
       <w:r>
         <w:rPr>
           <w:rFonts w:ascii="Menlo" w:hAnsi="Menlo" w:cs="Menlo"/>
@@ -487,16 +870,18 @@
         </w:rPr>
         <w:t>origin</w:t>
       </w:r>
-      <w:r>
-        <w:rPr>
-          <w:rFonts w:ascii="Menlo" w:hAnsi="Menlo" w:cs="Menlo"/>
-          <w:color w:val="E4E4E4"/>
-          <w:sz w:val="18"/>
-          <w:szCs w:val="18"/>
-          <w:lang w:val="fr-FR"/>
-        </w:rPr>
-        <w:t xml:space="preserve"> </w:t>
-      </w:r>
+      <w:proofErr w:type="spellEnd"/>
+      <w:r>
+        <w:rPr>
+          <w:rFonts w:ascii="Menlo" w:hAnsi="Menlo" w:cs="Menlo"/>
+          <w:color w:val="E4E4E4"/>
+          <w:sz w:val="18"/>
+          <w:szCs w:val="18"/>
+          <w:lang w:val="fr-FR"/>
+        </w:rPr>
+        <w:t xml:space="preserve"> </w:t>
+      </w:r>
+      <w:proofErr w:type="gramStart"/>
       <w:r>
         <w:rPr>
           <w:rFonts w:ascii="Menlo" w:hAnsi="Menlo" w:cs="Menlo"/>
@@ -527,7 +912,20 @@
           <w:szCs w:val="18"/>
           <w:lang w:val="fr-FR"/>
         </w:rPr>
-        <w:t># ou votre branche</w:t>
+        <w:t>#</w:t>
+      </w:r>
+      <w:proofErr w:type="gramEnd"/>
+      <w:r>
+        <w:rPr>
+          <w:rFonts w:ascii="Menlo" w:hAnsi="Menlo" w:cs="Menlo"/>
+          <w:i/>
+          <w:iCs/>
+          <w:color w:val="E4E4E4"/>
+          <w:sz w:val="18"/>
+          <w:szCs w:val="18"/>
+          <w:lang w:val="fr-FR"/>
+        </w:rPr>
+        <w:t xml:space="preserve"> ou votre branche</w:t>
       </w:r>
     </w:p>
     <w:p>
@@ -580,6 +978,8 @@
           <w:lang w:val="fr-FR"/>
         </w:rPr>
       </w:pPr>
+      <w:proofErr w:type="spellStart"/>
+      <w:proofErr w:type="gramStart"/>
       <w:r>
         <w:rPr>
           <w:rFonts w:ascii="Menlo" w:hAnsi="Menlo" w:cs="Menlo"/>
@@ -590,16 +990,19 @@
         </w:rPr>
         <w:t>sudo</w:t>
       </w:r>
-      <w:r>
-        <w:rPr>
-          <w:rFonts w:ascii="Menlo" w:hAnsi="Menlo" w:cs="Menlo"/>
-          <w:color w:val="E4E4E4"/>
-          <w:sz w:val="18"/>
-          <w:szCs w:val="18"/>
-          <w:lang w:val="fr-FR"/>
-        </w:rPr>
-        <w:t xml:space="preserve"> </w:t>
-      </w:r>
+      <w:proofErr w:type="spellEnd"/>
+      <w:proofErr w:type="gramEnd"/>
+      <w:r>
+        <w:rPr>
+          <w:rFonts w:ascii="Menlo" w:hAnsi="Menlo" w:cs="Menlo"/>
+          <w:color w:val="E4E4E4"/>
+          <w:sz w:val="18"/>
+          <w:szCs w:val="18"/>
+          <w:lang w:val="fr-FR"/>
+        </w:rPr>
+        <w:t xml:space="preserve"> </w:t>
+      </w:r>
+      <w:proofErr w:type="spellStart"/>
       <w:r>
         <w:rPr>
           <w:rFonts w:ascii="Menlo" w:hAnsi="Menlo" w:cs="Menlo"/>
@@ -610,6 +1013,7 @@
         </w:rPr>
         <w:t>systemctl</w:t>
       </w:r>
+      <w:proofErr w:type="spellEnd"/>
       <w:r>
         <w:rPr>
           <w:rFonts w:ascii="Menlo" w:hAnsi="Menlo" w:cs="Menlo"/>
@@ -640,15 +1044,49 @@
         </w:rPr>
         <w:t xml:space="preserve"> </w:t>
       </w:r>
-      <w:r>
-        <w:rPr>
-          <w:rFonts w:ascii="Menlo" w:hAnsi="Menlo" w:cs="Menlo"/>
-          <w:color w:val="E394DC"/>
-          <w:sz w:val="18"/>
-          <w:szCs w:val="18"/>
-          <w:lang w:val="fr-FR"/>
-        </w:rPr>
-        <w:t>iami-private-platform</w:t>
+      <w:proofErr w:type="spellStart"/>
+      <w:r>
+        <w:rPr>
+          <w:rFonts w:ascii="Menlo" w:hAnsi="Menlo" w:cs="Menlo"/>
+          <w:color w:val="E394DC"/>
+          <w:sz w:val="18"/>
+          <w:szCs w:val="18"/>
+          <w:lang w:val="fr-FR"/>
+        </w:rPr>
+        <w:t>iami</w:t>
+      </w:r>
+      <w:proofErr w:type="spellEnd"/>
+      <w:r>
+        <w:rPr>
+          <w:rFonts w:ascii="Menlo" w:hAnsi="Menlo" w:cs="Menlo"/>
+          <w:color w:val="E394DC"/>
+          <w:sz w:val="18"/>
+          <w:szCs w:val="18"/>
+          <w:lang w:val="fr-FR"/>
+        </w:rPr>
+        <w:t>-</w:t>
+      </w:r>
+      <w:proofErr w:type="spellStart"/>
+      <w:r>
+        <w:rPr>
+          <w:rFonts w:ascii="Menlo" w:hAnsi="Menlo" w:cs="Menlo"/>
+          <w:color w:val="E394DC"/>
+          <w:sz w:val="18"/>
+          <w:szCs w:val="18"/>
+          <w:lang w:val="fr-FR"/>
+        </w:rPr>
+        <w:t>private</w:t>
+      </w:r>
+      <w:proofErr w:type="spellEnd"/>
+      <w:r>
+        <w:rPr>
+          <w:rFonts w:ascii="Menlo" w:hAnsi="Menlo" w:cs="Menlo"/>
+          <w:color w:val="E394DC"/>
+          <w:sz w:val="18"/>
+          <w:szCs w:val="18"/>
+          <w:lang w:val="fr-FR"/>
+        </w:rPr>
+        <w:t>-platform</w:t>
       </w:r>
     </w:p>
     <w:p>
@@ -700,6 +1138,7 @@
           <w:szCs w:val="18"/>
         </w:rPr>
       </w:pPr>
+      <w:proofErr w:type="spellStart"/>
       <w:r>
         <w:rPr>
           <w:rFonts w:ascii="Menlo" w:hAnsi="Menlo" w:cs="Menlo"/>
@@ -709,15 +1148,17 @@
         </w:rPr>
         <w:t>sudo</w:t>
       </w:r>
-      <w:r>
-        <w:rPr>
-          <w:rFonts w:ascii="Menlo" w:hAnsi="Menlo" w:cs="Menlo"/>
-          <w:color w:val="E4E4E4"/>
-          <w:sz w:val="18"/>
-          <w:szCs w:val="18"/>
-        </w:rPr>
-        <w:t xml:space="preserve"> </w:t>
-      </w:r>
+      <w:proofErr w:type="spellEnd"/>
+      <w:r>
+        <w:rPr>
+          <w:rFonts w:ascii="Menlo" w:hAnsi="Menlo" w:cs="Menlo"/>
+          <w:color w:val="E4E4E4"/>
+          <w:sz w:val="18"/>
+          <w:szCs w:val="18"/>
+        </w:rPr>
+        <w:t xml:space="preserve"> </w:t>
+      </w:r>
+      <w:proofErr w:type="spellStart"/>
       <w:r>
         <w:rPr>
           <w:rFonts w:ascii="Menlo" w:hAnsi="Menlo" w:cs="Menlo"/>
@@ -727,6 +1168,7 @@
         </w:rPr>
         <w:t>systemctl</w:t>
       </w:r>
+      <w:proofErr w:type="spellEnd"/>
       <w:r>
         <w:rPr>
           <w:rFonts w:ascii="Menlo" w:hAnsi="Menlo" w:cs="Menlo"/>
@@ -754,14 +1196,25 @@
         </w:rPr>
         <w:t xml:space="preserve"> </w:t>
       </w:r>
-      <w:r>
-        <w:rPr>
-          <w:rFonts w:ascii="Menlo" w:hAnsi="Menlo" w:cs="Menlo"/>
-          <w:color w:val="E394DC"/>
-          <w:sz w:val="18"/>
-          <w:szCs w:val="18"/>
-        </w:rPr>
-        <w:t>iami-private-platform</w:t>
+      <w:proofErr w:type="spellStart"/>
+      <w:r>
+        <w:rPr>
+          <w:rFonts w:ascii="Menlo" w:hAnsi="Menlo" w:cs="Menlo"/>
+          <w:color w:val="E394DC"/>
+          <w:sz w:val="18"/>
+          <w:szCs w:val="18"/>
+        </w:rPr>
+        <w:t>iami</w:t>
+      </w:r>
+      <w:proofErr w:type="spellEnd"/>
+      <w:r>
+        <w:rPr>
+          <w:rFonts w:ascii="Menlo" w:hAnsi="Menlo" w:cs="Menlo"/>
+          <w:color w:val="E394DC"/>
+          <w:sz w:val="18"/>
+          <w:szCs w:val="18"/>
+        </w:rPr>
+        <w:t>-private-platform</w:t>
       </w:r>
     </w:p>
     <w:p/>
@@ -812,6 +1265,7 @@
           <w:lang w:val="fr-FR"/>
         </w:rPr>
       </w:pPr>
+      <w:proofErr w:type="gramStart"/>
       <w:r>
         <w:rPr>
           <w:rFonts w:ascii="Menlo" w:hAnsi="Menlo" w:cs="Menlo"/>
@@ -822,6 +1276,7 @@
         </w:rPr>
         <w:t>python</w:t>
       </w:r>
+      <w:proofErr w:type="gramEnd"/>
       <w:r>
         <w:rPr>
           <w:rFonts w:ascii="Menlo" w:hAnsi="Menlo" w:cs="Menlo"/>
@@ -893,7 +1348,29 @@
           <w:szCs w:val="18"/>
           <w:lang w:val="fr-FR"/>
         </w:rPr>
-        <w:t>--name "Nouveau Client" \</w:t>
+        <w:t>--</w:t>
+      </w:r>
+      <w:proofErr w:type="spellStart"/>
+      <w:r>
+        <w:rPr>
+          <w:rFonts w:ascii="Menlo" w:hAnsi="Menlo" w:cs="Menlo"/>
+          <w:color w:val="E4E4E4"/>
+          <w:sz w:val="18"/>
+          <w:szCs w:val="18"/>
+          <w:lang w:val="fr-FR"/>
+        </w:rPr>
+        <w:t>name</w:t>
+      </w:r>
+      <w:proofErr w:type="spellEnd"/>
+      <w:r>
+        <w:rPr>
+          <w:rFonts w:ascii="Menlo" w:hAnsi="Menlo" w:cs="Menlo"/>
+          <w:color w:val="E4E4E4"/>
+          <w:sz w:val="18"/>
+          <w:szCs w:val="18"/>
+          <w:lang w:val="fr-FR"/>
+        </w:rPr>
+        <w:t xml:space="preserve"> "Nouveau Client" \</w:t>
       </w:r>
     </w:p>
     <w:p>
@@ -926,27 +1403,61 @@
           <w:szCs w:val="18"/>
           <w:lang w:val="fr-FR"/>
         </w:rPr>
-        <w:t>--subdomain</w:t>
-      </w:r>
-      <w:r>
-        <w:rPr>
-          <w:rFonts w:ascii="Menlo" w:hAnsi="Menlo" w:cs="Menlo"/>
-          <w:color w:val="E4E4E4"/>
-          <w:sz w:val="18"/>
-          <w:szCs w:val="18"/>
-          <w:lang w:val="fr-FR"/>
-        </w:rPr>
-        <w:t xml:space="preserve"> </w:t>
-      </w:r>
-      <w:r>
-        <w:rPr>
-          <w:rFonts w:ascii="Menlo" w:hAnsi="Menlo" w:cs="Menlo"/>
-          <w:color w:val="E394DC"/>
-          <w:sz w:val="18"/>
-          <w:szCs w:val="18"/>
-          <w:lang w:val="fr-FR"/>
-        </w:rPr>
-        <w:t>"nouveauclient"</w:t>
+        <w:t>--</w:t>
+      </w:r>
+      <w:proofErr w:type="spellStart"/>
+      <w:r>
+        <w:rPr>
+          <w:rFonts w:ascii="Menlo" w:hAnsi="Menlo" w:cs="Menlo"/>
+          <w:color w:val="E394DC"/>
+          <w:sz w:val="18"/>
+          <w:szCs w:val="18"/>
+          <w:lang w:val="fr-FR"/>
+        </w:rPr>
+        <w:t>subdomain</w:t>
+      </w:r>
+      <w:proofErr w:type="spellEnd"/>
+      <w:r>
+        <w:rPr>
+          <w:rFonts w:ascii="Menlo" w:hAnsi="Menlo" w:cs="Menlo"/>
+          <w:color w:val="E4E4E4"/>
+          <w:sz w:val="18"/>
+          <w:szCs w:val="18"/>
+          <w:lang w:val="fr-FR"/>
+        </w:rPr>
+        <w:t xml:space="preserve"> </w:t>
+      </w:r>
+      <w:r>
+        <w:rPr>
+          <w:rFonts w:ascii="Menlo" w:hAnsi="Menlo" w:cs="Menlo"/>
+          <w:color w:val="E394DC"/>
+          <w:sz w:val="18"/>
+          <w:szCs w:val="18"/>
+          <w:lang w:val="fr-FR"/>
+        </w:rPr>
+        <w:t>"</w:t>
+      </w:r>
+      <w:proofErr w:type="spellStart"/>
+      <w:r>
+        <w:rPr>
+          <w:rFonts w:ascii="Menlo" w:hAnsi="Menlo" w:cs="Menlo"/>
+          <w:color w:val="E394DC"/>
+          <w:sz w:val="18"/>
+          <w:szCs w:val="18"/>
+          <w:lang w:val="fr-FR"/>
+        </w:rPr>
+        <w:t>nouveauclient</w:t>
+      </w:r>
+      <w:proofErr w:type="spellEnd"/>
+      <w:r>
+        <w:rPr>
+          <w:rFonts w:ascii="Menlo" w:hAnsi="Menlo" w:cs="Menlo"/>
+          <w:color w:val="E394DC"/>
+          <w:sz w:val="18"/>
+          <w:szCs w:val="18"/>
+          <w:lang w:val="fr-FR"/>
+        </w:rPr>
+        <w:t>"</w:t>
       </w:r>
       <w:r>
         <w:rPr>
@@ -989,7 +1500,29 @@
           <w:szCs w:val="18"/>
           <w:lang w:val="fr-FR"/>
         </w:rPr>
-        <w:t xml:space="preserve">  --admin-email "admin@client.com" \</w:t>
+        <w:t xml:space="preserve">  --admin-</w:t>
+      </w:r>
+      <w:proofErr w:type="gramStart"/>
+      <w:r>
+        <w:rPr>
+          <w:rFonts w:ascii="Menlo" w:hAnsi="Menlo" w:cs="Menlo"/>
+          <w:color w:val="E4E4E4"/>
+          <w:sz w:val="18"/>
+          <w:szCs w:val="18"/>
+          <w:lang w:val="fr-FR"/>
+        </w:rPr>
+        <w:t>email "</w:t>
+      </w:r>
+      <w:proofErr w:type="gramEnd"/>
+      <w:r>
+        <w:rPr>
+          <w:rFonts w:ascii="Menlo" w:hAnsi="Menlo" w:cs="Menlo"/>
+          <w:color w:val="E4E4E4"/>
+          <w:sz w:val="18"/>
+          <w:szCs w:val="18"/>
+          <w:lang w:val="fr-FR"/>
+        </w:rPr>
+        <w:t>admin@client.com" \</w:t>
       </w:r>
     </w:p>
     <w:p>
@@ -1022,8 +1555,20 @@
           <w:szCs w:val="18"/>
           <w:lang w:val="fr-FR"/>
         </w:rPr>
-        <w:t>--admin-prenom</w:t>
-      </w:r>
+        <w:t>--admin-</w:t>
+      </w:r>
+      <w:proofErr w:type="spellStart"/>
+      <w:r>
+        <w:rPr>
+          <w:rFonts w:ascii="Menlo" w:hAnsi="Menlo" w:cs="Menlo"/>
+          <w:color w:val="E394DC"/>
+          <w:sz w:val="18"/>
+          <w:szCs w:val="18"/>
+          <w:lang w:val="fr-FR"/>
+        </w:rPr>
+        <w:t>prenom</w:t>
+      </w:r>
+      <w:proofErr w:type="spellEnd"/>
       <w:r>
         <w:rPr>
           <w:rFonts w:ascii="Menlo" w:hAnsi="Menlo" w:cs="Menlo"/>
@@ -1118,7 +1663,29 @@
           <w:szCs w:val="18"/>
           <w:lang w:val="fr-FR"/>
         </w:rPr>
-        <w:t>--email-contact</w:t>
+        <w:t>--</w:t>
+      </w:r>
+      <w:proofErr w:type="gramStart"/>
+      <w:r>
+        <w:rPr>
+          <w:rFonts w:ascii="Menlo" w:hAnsi="Menlo" w:cs="Menlo"/>
+          <w:color w:val="E394DC"/>
+          <w:sz w:val="18"/>
+          <w:szCs w:val="18"/>
+          <w:lang w:val="fr-FR"/>
+        </w:rPr>
+        <w:t>email</w:t>
+      </w:r>
+      <w:proofErr w:type="gramEnd"/>
+      <w:r>
+        <w:rPr>
+          <w:rFonts w:ascii="Menlo" w:hAnsi="Menlo" w:cs="Menlo"/>
+          <w:color w:val="E394DC"/>
+          <w:sz w:val="18"/>
+          <w:szCs w:val="18"/>
+          <w:lang w:val="fr-FR"/>
+        </w:rPr>
+        <w:t>-contact</w:t>
       </w:r>
       <w:r>
         <w:rPr>
@@ -1279,7 +1846,27 @@
           <w:sz w:val="18"/>
           <w:szCs w:val="18"/>
         </w:rPr>
-        <w:t>--name "Elitys" \</w:t>
+        <w:t>--name "</w:t>
+      </w:r>
+      <w:proofErr w:type="spellStart"/>
+      <w:r>
+        <w:rPr>
+          <w:rFonts w:ascii="Menlo" w:hAnsi="Menlo" w:cs="Menlo"/>
+          <w:color w:val="E4E4E4"/>
+          <w:sz w:val="18"/>
+          <w:szCs w:val="18"/>
+        </w:rPr>
+        <w:t>Elitys</w:t>
+      </w:r>
+      <w:proofErr w:type="spellEnd"/>
+      <w:r>
+        <w:rPr>
+          <w:rFonts w:ascii="Menlo" w:hAnsi="Menlo" w:cs="Menlo"/>
+          <w:color w:val="E4E4E4"/>
+          <w:sz w:val="18"/>
+          <w:szCs w:val="18"/>
+        </w:rPr>
+        <w:t>" \</w:t>
       </w:r>
     </w:p>
     <w:p>
@@ -1327,7 +1914,27 @@
           <w:sz w:val="18"/>
           <w:szCs w:val="18"/>
         </w:rPr>
-        <w:t>"elitys"</w:t>
+        <w:t>"</w:t>
+      </w:r>
+      <w:proofErr w:type="spellStart"/>
+      <w:r>
+        <w:rPr>
+          <w:rFonts w:ascii="Menlo" w:hAnsi="Menlo" w:cs="Menlo"/>
+          <w:color w:val="E394DC"/>
+          <w:sz w:val="18"/>
+          <w:szCs w:val="18"/>
+        </w:rPr>
+        <w:t>elitys</w:t>
+      </w:r>
+      <w:proofErr w:type="spellEnd"/>
+      <w:r>
+        <w:rPr>
+          <w:rFonts w:ascii="Menlo" w:hAnsi="Menlo" w:cs="Menlo"/>
+          <w:color w:val="E394DC"/>
+          <w:sz w:val="18"/>
+          <w:szCs w:val="18"/>
+        </w:rPr>
+        <w:t>"</w:t>
       </w:r>
       <w:r>
         <w:rPr>
@@ -1398,8 +2005,20 @@
           <w:szCs w:val="18"/>
           <w:lang w:val="fr-FR"/>
         </w:rPr>
-        <w:t>--admin-prenom</w:t>
-      </w:r>
+        <w:t>--admin-</w:t>
+      </w:r>
+      <w:proofErr w:type="spellStart"/>
+      <w:r>
+        <w:rPr>
+          <w:rFonts w:ascii="Menlo" w:hAnsi="Menlo" w:cs="Menlo"/>
+          <w:color w:val="E394DC"/>
+          <w:sz w:val="18"/>
+          <w:szCs w:val="18"/>
+          <w:lang w:val="fr-FR"/>
+        </w:rPr>
+        <w:t>prenom</w:t>
+      </w:r>
+      <w:proofErr w:type="spellEnd"/>
       <w:r>
         <w:rPr>
           <w:rFonts w:ascii="Menlo" w:hAnsi="Menlo" w:cs="Menlo"/>
@@ -1534,7 +2153,29 @@
           <w:szCs w:val="18"/>
           <w:lang w:val="fr-FR"/>
         </w:rPr>
-        <w:t>--email-contact</w:t>
+        <w:t>--</w:t>
+      </w:r>
+      <w:proofErr w:type="gramStart"/>
+      <w:r>
+        <w:rPr>
+          <w:rFonts w:ascii="Menlo" w:hAnsi="Menlo" w:cs="Menlo"/>
+          <w:color w:val="E394DC"/>
+          <w:sz w:val="18"/>
+          <w:szCs w:val="18"/>
+          <w:lang w:val="fr-FR"/>
+        </w:rPr>
+        <w:t>email</w:t>
+      </w:r>
+      <w:proofErr w:type="gramEnd"/>
+      <w:r>
+        <w:rPr>
+          <w:rFonts w:ascii="Menlo" w:hAnsi="Menlo" w:cs="Menlo"/>
+          <w:color w:val="E394DC"/>
+          <w:sz w:val="18"/>
+          <w:szCs w:val="18"/>
+          <w:lang w:val="fr-FR"/>
+        </w:rPr>
+        <w:t>-contact</w:t>
       </w:r>
       <w:r>
         <w:rPr>
@@ -1657,7 +2298,29 @@
           <w:szCs w:val="18"/>
           <w:lang w:val="fr-FR"/>
         </w:rPr>
-        <w:t>--telephone "+33</w:t>
+        <w:t>--</w:t>
+      </w:r>
+      <w:proofErr w:type="spellStart"/>
+      <w:r>
+        <w:rPr>
+          <w:rFonts w:ascii="Menlo" w:hAnsi="Menlo" w:cs="Menlo"/>
+          <w:color w:val="E4E4E4"/>
+          <w:sz w:val="18"/>
+          <w:szCs w:val="18"/>
+          <w:lang w:val="fr-FR"/>
+        </w:rPr>
+        <w:t>telephone</w:t>
+      </w:r>
+      <w:proofErr w:type="spellEnd"/>
+      <w:r>
+        <w:rPr>
+          <w:rFonts w:ascii="Menlo" w:hAnsi="Menlo" w:cs="Menlo"/>
+          <w:color w:val="E4E4E4"/>
+          <w:sz w:val="18"/>
+          <w:szCs w:val="18"/>
+          <w:lang w:val="fr-FR"/>
+        </w:rPr>
+        <w:t xml:space="preserve"> "+33</w:t>
       </w:r>
       <w:r>
         <w:rPr>
@@ -1718,7 +2381,21 @@
         <w:rPr>
           <w:lang w:val="fr-FR"/>
         </w:rPr>
-        <w:t xml:space="preserve"> une base de donnee </w:t>
+        <w:t xml:space="preserve"> une base de </w:t>
+      </w:r>
+      <w:proofErr w:type="spellStart"/>
+      <w:r>
+        <w:rPr>
+          <w:lang w:val="fr-FR"/>
+        </w:rPr>
+        <w:t>donnee</w:t>
+      </w:r>
+      <w:proofErr w:type="spellEnd"/>
+      <w:r>
+        <w:rPr>
+          <w:lang w:val="fr-FR"/>
+        </w:rPr>
+        <w:t xml:space="preserve"> </w:t>
       </w:r>
     </w:p>
     <w:p>
@@ -1747,6 +2424,8 @@
           <w:lang w:val="fr-FR"/>
         </w:rPr>
       </w:pPr>
+      <w:proofErr w:type="spellStart"/>
+      <w:proofErr w:type="gramStart"/>
       <w:r>
         <w:rPr>
           <w:rFonts w:ascii="Menlo" w:hAnsi="Menlo" w:cs="Menlo"/>
@@ -1757,6 +2436,8 @@
         </w:rPr>
         <w:t>mysql</w:t>
       </w:r>
+      <w:proofErr w:type="spellEnd"/>
+      <w:proofErr w:type="gramEnd"/>
       <w:r>
         <w:rPr>
           <w:rFonts w:ascii="Menlo" w:hAnsi="Menlo" w:cs="Menlo"/>
@@ -1853,15 +2534,27 @@
         </w:rPr>
         <w:t xml:space="preserve"> </w:t>
       </w:r>
-      <w:r>
-        <w:rPr>
-          <w:rFonts w:ascii="Menlo" w:hAnsi="Menlo" w:cs="Menlo"/>
-          <w:color w:val="E394DC"/>
-          <w:sz w:val="18"/>
-          <w:szCs w:val="18"/>
-          <w:lang w:val="fr-FR"/>
-        </w:rPr>
-        <w:t>avnadmin"</w:t>
+      <w:proofErr w:type="spellStart"/>
+      <w:r>
+        <w:rPr>
+          <w:rFonts w:ascii="Menlo" w:hAnsi="Menlo" w:cs="Menlo"/>
+          <w:color w:val="E394DC"/>
+          <w:sz w:val="18"/>
+          <w:szCs w:val="18"/>
+          <w:lang w:val="fr-FR"/>
+        </w:rPr>
+        <w:t>avnadmin</w:t>
+      </w:r>
+      <w:proofErr w:type="spellEnd"/>
+      <w:r>
+        <w:rPr>
+          <w:rFonts w:ascii="Menlo" w:hAnsi="Menlo" w:cs="Menlo"/>
+          <w:color w:val="E394DC"/>
+          <w:sz w:val="18"/>
+          <w:szCs w:val="18"/>
+          <w:lang w:val="fr-FR"/>
+        </w:rPr>
+        <w:t>"</w:t>
       </w:r>
       <w:r>
         <w:rPr>
@@ -1981,7 +2674,51 @@
           <w:szCs w:val="18"/>
           <w:lang w:val="fr-FR"/>
         </w:rPr>
-        <w:t>"DESCRIBE client_microsoft_credentials;"</w:t>
+        <w:t xml:space="preserve">"DESCRIBE </w:t>
+      </w:r>
+      <w:proofErr w:type="spellStart"/>
+      <w:r>
+        <w:rPr>
+          <w:rFonts w:ascii="Menlo" w:hAnsi="Menlo" w:cs="Menlo"/>
+          <w:color w:val="E394DC"/>
+          <w:sz w:val="18"/>
+          <w:szCs w:val="18"/>
+          <w:lang w:val="fr-FR"/>
+        </w:rPr>
+        <w:t>client_microsoft_</w:t>
+      </w:r>
+      <w:proofErr w:type="gramStart"/>
+      <w:r>
+        <w:rPr>
+          <w:rFonts w:ascii="Menlo" w:hAnsi="Menlo" w:cs="Menlo"/>
+          <w:color w:val="E394DC"/>
+          <w:sz w:val="18"/>
+          <w:szCs w:val="18"/>
+          <w:lang w:val="fr-FR"/>
+        </w:rPr>
+        <w:t>credentials</w:t>
+      </w:r>
+      <w:proofErr w:type="spellEnd"/>
+      <w:r>
+        <w:rPr>
+          <w:rFonts w:ascii="Menlo" w:hAnsi="Menlo" w:cs="Menlo"/>
+          <w:color w:val="E394DC"/>
+          <w:sz w:val="18"/>
+          <w:szCs w:val="18"/>
+          <w:lang w:val="fr-FR"/>
+        </w:rPr>
+        <w:t>;</w:t>
+      </w:r>
+      <w:proofErr w:type="gramEnd"/>
+      <w:r>
+        <w:rPr>
+          <w:rFonts w:ascii="Menlo" w:hAnsi="Menlo" w:cs="Menlo"/>
+          <w:color w:val="E394DC"/>
+          <w:sz w:val="18"/>
+          <w:szCs w:val="18"/>
+          <w:lang w:val="fr-FR"/>
+        </w:rPr>
+        <w:t>"</w:t>
       </w:r>
       <w:r>
         <w:rPr>
@@ -2013,6 +2750,7 @@
         </w:rPr>
         <w:t xml:space="preserve"> </w:t>
       </w:r>
+      <w:proofErr w:type="spellStart"/>
       <w:r>
         <w:rPr>
           <w:rFonts w:ascii="Menlo" w:hAnsi="Menlo" w:cs="Menlo"/>
@@ -2023,16 +2761,18 @@
         </w:rPr>
         <w:t>grep</w:t>
       </w:r>
-      <w:r>
-        <w:rPr>
-          <w:rFonts w:ascii="Menlo" w:hAnsi="Menlo" w:cs="Menlo"/>
-          <w:color w:val="E4E4E4"/>
-          <w:sz w:val="18"/>
-          <w:szCs w:val="18"/>
-          <w:lang w:val="fr-FR"/>
-        </w:rPr>
-        <w:t xml:space="preserve"> </w:t>
-      </w:r>
+      <w:proofErr w:type="spellEnd"/>
+      <w:r>
+        <w:rPr>
+          <w:rFonts w:ascii="Menlo" w:hAnsi="Menlo" w:cs="Menlo"/>
+          <w:color w:val="E4E4E4"/>
+          <w:sz w:val="18"/>
+          <w:szCs w:val="18"/>
+          <w:lang w:val="fr-FR"/>
+        </w:rPr>
+        <w:t xml:space="preserve"> </w:t>
+      </w:r>
+      <w:proofErr w:type="spellStart"/>
       <w:r>
         <w:rPr>
           <w:rFonts w:ascii="Menlo" w:hAnsi="Menlo" w:cs="Menlo"/>
@@ -2043,6 +2783,7 @@
         </w:rPr>
         <w:t>ms_user_id</w:t>
       </w:r>
+      <w:proofErr w:type="spellEnd"/>
     </w:p>
     <w:p>
       <w:pPr>
@@ -2116,6 +2857,8 @@
           <w:lang w:val="fr-FR"/>
         </w:rPr>
       </w:pPr>
+      <w:proofErr w:type="spellStart"/>
+      <w:proofErr w:type="gramStart"/>
       <w:r>
         <w:rPr>
           <w:rFonts w:ascii="Menlo" w:hAnsi="Menlo" w:cs="Menlo"/>
@@ -2127,45 +2870,147 @@
         <w:lastRenderedPageBreak/>
         <w:t>rsync</w:t>
       </w:r>
-      <w:r>
-        <w:rPr>
-          <w:rFonts w:ascii="Menlo" w:hAnsi="Menlo" w:cs="Menlo"/>
-          <w:color w:val="E4E4E4"/>
-          <w:sz w:val="18"/>
-          <w:szCs w:val="18"/>
-          <w:lang w:val="fr-FR"/>
-        </w:rPr>
-        <w:t xml:space="preserve"> </w:t>
-      </w:r>
-      <w:r>
-        <w:rPr>
-          <w:rFonts w:ascii="Menlo" w:hAnsi="Menlo" w:cs="Menlo"/>
-          <w:color w:val="E394DC"/>
-          <w:sz w:val="18"/>
-          <w:szCs w:val="18"/>
-          <w:lang w:val="fr-FR"/>
-        </w:rPr>
-        <w:t>-avz</w:t>
-      </w:r>
-      <w:r>
-        <w:rPr>
-          <w:rFonts w:ascii="Menlo" w:hAnsi="Menlo" w:cs="Menlo"/>
-          <w:color w:val="E4E4E4"/>
-          <w:sz w:val="18"/>
-          <w:szCs w:val="18"/>
-          <w:lang w:val="fr-FR"/>
-        </w:rPr>
-        <w:t xml:space="preserve"> </w:t>
-      </w:r>
-      <w:r>
-        <w:rPr>
-          <w:rFonts w:ascii="Menlo" w:hAnsi="Menlo" w:cs="Menlo"/>
-          <w:color w:val="E394DC"/>
-          <w:sz w:val="18"/>
-          <w:szCs w:val="18"/>
-          <w:lang w:val="fr-FR"/>
-        </w:rPr>
-        <w:t>/Users/theocadene/Documents/IAmi/Engineering/API/publish/</w:t>
+      <w:proofErr w:type="spellEnd"/>
+      <w:proofErr w:type="gramEnd"/>
+      <w:r>
+        <w:rPr>
+          <w:rFonts w:ascii="Menlo" w:hAnsi="Menlo" w:cs="Menlo"/>
+          <w:color w:val="E4E4E4"/>
+          <w:sz w:val="18"/>
+          <w:szCs w:val="18"/>
+          <w:lang w:val="fr-FR"/>
+        </w:rPr>
+        <w:t xml:space="preserve"> </w:t>
+      </w:r>
+      <w:r>
+        <w:rPr>
+          <w:rFonts w:ascii="Menlo" w:hAnsi="Menlo" w:cs="Menlo"/>
+          <w:color w:val="E394DC"/>
+          <w:sz w:val="18"/>
+          <w:szCs w:val="18"/>
+          <w:lang w:val="fr-FR"/>
+        </w:rPr>
+        <w:t>-</w:t>
+      </w:r>
+      <w:proofErr w:type="spellStart"/>
+      <w:r>
+        <w:rPr>
+          <w:rFonts w:ascii="Menlo" w:hAnsi="Menlo" w:cs="Menlo"/>
+          <w:color w:val="E394DC"/>
+          <w:sz w:val="18"/>
+          <w:szCs w:val="18"/>
+          <w:lang w:val="fr-FR"/>
+        </w:rPr>
+        <w:t>avz</w:t>
+      </w:r>
+      <w:proofErr w:type="spellEnd"/>
+      <w:r>
+        <w:rPr>
+          <w:rFonts w:ascii="Menlo" w:hAnsi="Menlo" w:cs="Menlo"/>
+          <w:color w:val="E4E4E4"/>
+          <w:sz w:val="18"/>
+          <w:szCs w:val="18"/>
+          <w:lang w:val="fr-FR"/>
+        </w:rPr>
+        <w:t xml:space="preserve"> </w:t>
+      </w:r>
+      <w:r>
+        <w:rPr>
+          <w:rFonts w:ascii="Menlo" w:hAnsi="Menlo" w:cs="Menlo"/>
+          <w:color w:val="E394DC"/>
+          <w:sz w:val="18"/>
+          <w:szCs w:val="18"/>
+          <w:lang w:val="fr-FR"/>
+        </w:rPr>
+        <w:t>/</w:t>
+      </w:r>
+      <w:proofErr w:type="spellStart"/>
+      <w:r>
+        <w:rPr>
+          <w:rFonts w:ascii="Menlo" w:hAnsi="Menlo" w:cs="Menlo"/>
+          <w:color w:val="E394DC"/>
+          <w:sz w:val="18"/>
+          <w:szCs w:val="18"/>
+          <w:lang w:val="fr-FR"/>
+        </w:rPr>
+        <w:t>Users</w:t>
+      </w:r>
+      <w:proofErr w:type="spellEnd"/>
+      <w:r>
+        <w:rPr>
+          <w:rFonts w:ascii="Menlo" w:hAnsi="Menlo" w:cs="Menlo"/>
+          <w:color w:val="E394DC"/>
+          <w:sz w:val="18"/>
+          <w:szCs w:val="18"/>
+          <w:lang w:val="fr-FR"/>
+        </w:rPr>
+        <w:t>/</w:t>
+      </w:r>
+      <w:proofErr w:type="spellStart"/>
+      <w:r>
+        <w:rPr>
+          <w:rFonts w:ascii="Menlo" w:hAnsi="Menlo" w:cs="Menlo"/>
+          <w:color w:val="E394DC"/>
+          <w:sz w:val="18"/>
+          <w:szCs w:val="18"/>
+          <w:lang w:val="fr-FR"/>
+        </w:rPr>
+        <w:t>theocadene</w:t>
+      </w:r>
+      <w:proofErr w:type="spellEnd"/>
+      <w:r>
+        <w:rPr>
+          <w:rFonts w:ascii="Menlo" w:hAnsi="Menlo" w:cs="Menlo"/>
+          <w:color w:val="E394DC"/>
+          <w:sz w:val="18"/>
+          <w:szCs w:val="18"/>
+          <w:lang w:val="fr-FR"/>
+        </w:rPr>
+        <w:t>/Documents/</w:t>
+      </w:r>
+      <w:proofErr w:type="spellStart"/>
+      <w:r>
+        <w:rPr>
+          <w:rFonts w:ascii="Menlo" w:hAnsi="Menlo" w:cs="Menlo"/>
+          <w:color w:val="E394DC"/>
+          <w:sz w:val="18"/>
+          <w:szCs w:val="18"/>
+          <w:lang w:val="fr-FR"/>
+        </w:rPr>
+        <w:t>IAmi</w:t>
+      </w:r>
+      <w:proofErr w:type="spellEnd"/>
+      <w:r>
+        <w:rPr>
+          <w:rFonts w:ascii="Menlo" w:hAnsi="Menlo" w:cs="Menlo"/>
+          <w:color w:val="E394DC"/>
+          <w:sz w:val="18"/>
+          <w:szCs w:val="18"/>
+          <w:lang w:val="fr-FR"/>
+        </w:rPr>
+        <w:t>/Engineering/API/</w:t>
+      </w:r>
+      <w:proofErr w:type="spellStart"/>
+      <w:r>
+        <w:rPr>
+          <w:rFonts w:ascii="Menlo" w:hAnsi="Menlo" w:cs="Menlo"/>
+          <w:color w:val="E394DC"/>
+          <w:sz w:val="18"/>
+          <w:szCs w:val="18"/>
+          <w:lang w:val="fr-FR"/>
+        </w:rPr>
+        <w:t>publish</w:t>
+      </w:r>
+      <w:proofErr w:type="spellEnd"/>
+      <w:r>
+        <w:rPr>
+          <w:rFonts w:ascii="Menlo" w:hAnsi="Menlo" w:cs="Menlo"/>
+          <w:color w:val="E394DC"/>
+          <w:sz w:val="18"/>
+          <w:szCs w:val="18"/>
+          <w:lang w:val="fr-FR"/>
+        </w:rPr>
+        <w:t>/</w:t>
       </w:r>
       <w:r>
         <w:rPr>
@@ -2205,54 +3050,126 @@
           <w:szCs w:val="18"/>
           <w:lang w:val="fr-FR"/>
         </w:rPr>
-        <w:t>:/tmp/vsa_reader_new/</w:t>
-      </w:r>
-    </w:p>
-    <w:p>
-      <w:pPr>
-        <w:rPr>
-          <w:lang w:val="fr-FR"/>
-        </w:rPr>
-      </w:pPr>
-    </w:p>
-    <w:p>
+        <w:t>:/</w:t>
+      </w:r>
+      <w:proofErr w:type="spellStart"/>
+      <w:r>
+        <w:rPr>
+          <w:rFonts w:ascii="Menlo" w:hAnsi="Menlo" w:cs="Menlo"/>
+          <w:color w:val="E394DC"/>
+          <w:sz w:val="18"/>
+          <w:szCs w:val="18"/>
+          <w:lang w:val="fr-FR"/>
+        </w:rPr>
+        <w:t>tmp</w:t>
+      </w:r>
+      <w:proofErr w:type="spellEnd"/>
+      <w:r>
+        <w:rPr>
+          <w:rFonts w:ascii="Menlo" w:hAnsi="Menlo" w:cs="Menlo"/>
+          <w:color w:val="E394DC"/>
+          <w:sz w:val="18"/>
+          <w:szCs w:val="18"/>
+          <w:lang w:val="fr-FR"/>
+        </w:rPr>
+        <w:t>/</w:t>
+      </w:r>
+      <w:proofErr w:type="spellStart"/>
+      <w:r>
+        <w:rPr>
+          <w:rFonts w:ascii="Menlo" w:hAnsi="Menlo" w:cs="Menlo"/>
+          <w:color w:val="E394DC"/>
+          <w:sz w:val="18"/>
+          <w:szCs w:val="18"/>
+          <w:lang w:val="fr-FR"/>
+        </w:rPr>
+        <w:t>vsa_reader_new</w:t>
+      </w:r>
+      <w:proofErr w:type="spellEnd"/>
+      <w:r>
+        <w:rPr>
+          <w:rFonts w:ascii="Menlo" w:hAnsi="Menlo" w:cs="Menlo"/>
+          <w:color w:val="E394DC"/>
+          <w:sz w:val="18"/>
+          <w:szCs w:val="18"/>
+          <w:lang w:val="fr-FR"/>
+        </w:rPr>
+        <w:t>/</w:t>
+      </w:r>
+    </w:p>
+    <w:p>
+      <w:pPr>
+        <w:rPr>
+          <w:lang w:val="fr-FR"/>
+        </w:rPr>
+      </w:pPr>
+    </w:p>
+    <w:p>
+      <w:pPr>
+        <w:rPr>
+          <w:lang w:val="fr-FR"/>
+        </w:rPr>
+      </w:pPr>
+      <w:proofErr w:type="spellStart"/>
+      <w:proofErr w:type="gramStart"/>
       <w:r>
         <w:rPr>
           <w:rFonts w:ascii="Menlo" w:hAnsi="Menlo" w:cs="Menlo"/>
           <w:color w:val="EFB080"/>
           <w:sz w:val="18"/>
           <w:szCs w:val="18"/>
+          <w:lang w:val="fr-FR"/>
         </w:rPr>
         <w:t>rsync</w:t>
       </w:r>
-      <w:r>
-        <w:rPr>
-          <w:rFonts w:ascii="Menlo" w:hAnsi="Menlo" w:cs="Menlo"/>
-          <w:color w:val="E4E4E4"/>
-          <w:sz w:val="18"/>
-          <w:szCs w:val="18"/>
-        </w:rPr>
-        <w:t xml:space="preserve"> </w:t>
-      </w:r>
-      <w:r>
-        <w:rPr>
-          <w:rFonts w:ascii="Menlo" w:hAnsi="Menlo" w:cs="Menlo"/>
-          <w:color w:val="E394DC"/>
-          <w:sz w:val="18"/>
-          <w:szCs w:val="18"/>
-        </w:rPr>
-        <w:t>-avz</w:t>
-      </w:r>
-      <w:r>
-        <w:rPr>
-          <w:rFonts w:ascii="Menlo" w:hAnsi="Menlo" w:cs="Menlo"/>
-          <w:color w:val="E4E4E4"/>
-          <w:sz w:val="18"/>
-          <w:szCs w:val="18"/>
-        </w:rPr>
-        <w:t xml:space="preserve"> </w:t>
-      </w:r>
-      <w:r>
+      <w:proofErr w:type="spellEnd"/>
+      <w:proofErr w:type="gramEnd"/>
+      <w:r>
+        <w:rPr>
+          <w:rFonts w:ascii="Menlo" w:hAnsi="Menlo" w:cs="Menlo"/>
+          <w:color w:val="E4E4E4"/>
+          <w:sz w:val="18"/>
+          <w:szCs w:val="18"/>
+          <w:lang w:val="fr-FR"/>
+        </w:rPr>
+        <w:t xml:space="preserve"> </w:t>
+      </w:r>
+      <w:r>
+        <w:rPr>
+          <w:rFonts w:ascii="Menlo" w:hAnsi="Menlo" w:cs="Menlo"/>
+          <w:color w:val="E394DC"/>
+          <w:sz w:val="18"/>
+          <w:szCs w:val="18"/>
+          <w:lang w:val="fr-FR"/>
+        </w:rPr>
+        <w:t>-</w:t>
+      </w:r>
+      <w:proofErr w:type="spellStart"/>
+      <w:r>
+        <w:rPr>
+          <w:rFonts w:ascii="Menlo" w:hAnsi="Menlo" w:cs="Menlo"/>
+          <w:color w:val="E394DC"/>
+          <w:sz w:val="18"/>
+          <w:szCs w:val="18"/>
+          <w:lang w:val="fr-FR"/>
+        </w:rPr>
+        <w:t>avz</w:t>
+      </w:r>
+      <w:proofErr w:type="spellEnd"/>
+      <w:r>
+        <w:rPr>
+          <w:rFonts w:ascii="Menlo" w:hAnsi="Menlo" w:cs="Menlo"/>
+          <w:color w:val="E4E4E4"/>
+          <w:sz w:val="18"/>
+          <w:szCs w:val="18"/>
+          <w:lang w:val="fr-FR"/>
+        </w:rPr>
+        <w:t xml:space="preserve"> </w:t>
+      </w:r>
+      <w:r>
+        <w:rPr>
+          <w:lang w:val="fr-FR"/>
+        </w:rPr>
         <w:t>/Users/theocadene/Documents/algorithme_matching/private_platform/scripts/api/vsa_reader</w:t>
       </w:r>
     </w:p>
@@ -2265,16 +3182,62 @@
           <w:color w:val="E4E4E4"/>
           <w:sz w:val="18"/>
           <w:szCs w:val="18"/>
-        </w:rPr>
-      </w:pPr>
-      <w:r>
-        <w:rPr>
-          <w:rFonts w:ascii="Menlo" w:hAnsi="Menlo" w:cs="Menlo"/>
-          <w:color w:val="E394DC"/>
-          <w:sz w:val="18"/>
-          <w:szCs w:val="18"/>
-        </w:rPr>
-        <w:t>ubuntu@79.137.26.126:/tmp/vsa_reader_new/</w:t>
+          <w:lang w:val="fr-FR"/>
+        </w:rPr>
+      </w:pPr>
+      <w:r>
+        <w:rPr>
+          <w:rFonts w:ascii="Menlo" w:hAnsi="Menlo" w:cs="Menlo"/>
+          <w:color w:val="E394DC"/>
+          <w:sz w:val="18"/>
+          <w:szCs w:val="18"/>
+          <w:lang w:val="fr-FR"/>
+        </w:rPr>
+        <w:t>ubuntu@79.137.26.126:/</w:t>
+      </w:r>
+      <w:proofErr w:type="spellStart"/>
+      <w:r>
+        <w:rPr>
+          <w:rFonts w:ascii="Menlo" w:hAnsi="Menlo" w:cs="Menlo"/>
+          <w:color w:val="E394DC"/>
+          <w:sz w:val="18"/>
+          <w:szCs w:val="18"/>
+          <w:lang w:val="fr-FR"/>
+        </w:rPr>
+        <w:t>tmp</w:t>
+      </w:r>
+      <w:proofErr w:type="spellEnd"/>
+      <w:r>
+        <w:rPr>
+          <w:rFonts w:ascii="Menlo" w:hAnsi="Menlo" w:cs="Menlo"/>
+          <w:color w:val="E394DC"/>
+          <w:sz w:val="18"/>
+          <w:szCs w:val="18"/>
+          <w:lang w:val="fr-FR"/>
+        </w:rPr>
+        <w:t>/</w:t>
+      </w:r>
+      <w:proofErr w:type="spellStart"/>
+      <w:r>
+        <w:rPr>
+          <w:rFonts w:ascii="Menlo" w:hAnsi="Menlo" w:cs="Menlo"/>
+          <w:color w:val="E394DC"/>
+          <w:sz w:val="18"/>
+          <w:szCs w:val="18"/>
+          <w:lang w:val="fr-FR"/>
+        </w:rPr>
+        <w:t>vsa_reader_new</w:t>
+      </w:r>
+      <w:proofErr w:type="spellEnd"/>
+      <w:r>
+        <w:rPr>
+          <w:rFonts w:ascii="Menlo" w:hAnsi="Menlo" w:cs="Menlo"/>
+          <w:color w:val="E394DC"/>
+          <w:sz w:val="18"/>
+          <w:szCs w:val="18"/>
+          <w:lang w:val="fr-FR"/>
+        </w:rPr>
+        <w:t>/</w:t>
       </w:r>
     </w:p>
     <w:p>
@@ -2346,6 +3309,8 @@
           <w:lang w:val="fr-FR"/>
         </w:rPr>
       </w:pPr>
+      <w:proofErr w:type="spellStart"/>
+      <w:proofErr w:type="gramStart"/>
       <w:r>
         <w:rPr>
           <w:rFonts w:ascii="Menlo" w:hAnsi="Menlo" w:cs="Menlo"/>
@@ -2356,16 +3321,19 @@
         </w:rPr>
         <w:t>sudo</w:t>
       </w:r>
-      <w:r>
-        <w:rPr>
-          <w:rFonts w:ascii="Menlo" w:hAnsi="Menlo" w:cs="Menlo"/>
-          <w:color w:val="E4E4E4"/>
-          <w:sz w:val="18"/>
-          <w:szCs w:val="18"/>
-          <w:lang w:val="fr-FR"/>
-        </w:rPr>
-        <w:t xml:space="preserve"> </w:t>
-      </w:r>
+      <w:proofErr w:type="spellEnd"/>
+      <w:proofErr w:type="gramEnd"/>
+      <w:r>
+        <w:rPr>
+          <w:rFonts w:ascii="Menlo" w:hAnsi="Menlo" w:cs="Menlo"/>
+          <w:color w:val="E4E4E4"/>
+          <w:sz w:val="18"/>
+          <w:szCs w:val="18"/>
+          <w:lang w:val="fr-FR"/>
+        </w:rPr>
+        <w:t xml:space="preserve"> </w:t>
+      </w:r>
+      <w:proofErr w:type="spellStart"/>
       <w:r>
         <w:rPr>
           <w:rFonts w:ascii="Menlo" w:hAnsi="Menlo" w:cs="Menlo"/>
@@ -2376,6 +3344,7 @@
         </w:rPr>
         <w:t>systemctl</w:t>
       </w:r>
+      <w:proofErr w:type="spellEnd"/>
       <w:r>
         <w:rPr>
           <w:rFonts w:ascii="Menlo" w:hAnsi="Menlo" w:cs="Menlo"/>
@@ -2406,6 +3375,7 @@
         </w:rPr>
         <w:t xml:space="preserve"> </w:t>
       </w:r>
+      <w:proofErr w:type="spellStart"/>
       <w:r>
         <w:rPr>
           <w:rFonts w:ascii="Menlo" w:hAnsi="Menlo" w:cs="Menlo"/>
@@ -2416,6 +3386,7 @@
         </w:rPr>
         <w:t>vsa_reader</w:t>
       </w:r>
+      <w:proofErr w:type="spellEnd"/>
     </w:p>
     <w:p>
       <w:pPr>
@@ -2466,6 +3437,7 @@
           <w:szCs w:val="18"/>
         </w:rPr>
       </w:pPr>
+      <w:proofErr w:type="spellStart"/>
       <w:r>
         <w:rPr>
           <w:rFonts w:ascii="Menlo" w:hAnsi="Menlo" w:cs="Menlo"/>
@@ -2475,6 +3447,7 @@
         </w:rPr>
         <w:t>sudo</w:t>
       </w:r>
+      <w:proofErr w:type="spellEnd"/>
       <w:r>
         <w:rPr>
           <w:rFonts w:ascii="Menlo" w:hAnsi="Menlo" w:cs="Menlo"/>
@@ -2509,8 +3482,59 @@
           <w:sz w:val="18"/>
           <w:szCs w:val="18"/>
         </w:rPr>
-        <w:t>/var/www/iami-private-platform/scripts/api/vsa_reader</w:t>
-      </w:r>
+        <w:t>/var/www/</w:t>
+      </w:r>
+      <w:proofErr w:type="spellStart"/>
+      <w:r>
+        <w:rPr>
+          <w:rFonts w:ascii="Menlo" w:hAnsi="Menlo" w:cs="Menlo"/>
+          <w:color w:val="E394DC"/>
+          <w:sz w:val="18"/>
+          <w:szCs w:val="18"/>
+        </w:rPr>
+        <w:t>iami</w:t>
+      </w:r>
+      <w:proofErr w:type="spellEnd"/>
+      <w:r>
+        <w:rPr>
+          <w:rFonts w:ascii="Menlo" w:hAnsi="Menlo" w:cs="Menlo"/>
+          <w:color w:val="E394DC"/>
+          <w:sz w:val="18"/>
+          <w:szCs w:val="18"/>
+        </w:rPr>
+        <w:t>-private-platform/scripts/</w:t>
+      </w:r>
+      <w:proofErr w:type="spellStart"/>
+      <w:r>
+        <w:rPr>
+          <w:rFonts w:ascii="Menlo" w:hAnsi="Menlo" w:cs="Menlo"/>
+          <w:color w:val="E394DC"/>
+          <w:sz w:val="18"/>
+          <w:szCs w:val="18"/>
+        </w:rPr>
+        <w:t>api</w:t>
+      </w:r>
+      <w:proofErr w:type="spellEnd"/>
+      <w:r>
+        <w:rPr>
+          <w:rFonts w:ascii="Menlo" w:hAnsi="Menlo" w:cs="Menlo"/>
+          <w:color w:val="E394DC"/>
+          <w:sz w:val="18"/>
+          <w:szCs w:val="18"/>
+        </w:rPr>
+        <w:t>/</w:t>
+      </w:r>
+      <w:proofErr w:type="spellStart"/>
+      <w:r>
+        <w:rPr>
+          <w:rFonts w:ascii="Menlo" w:hAnsi="Menlo" w:cs="Menlo"/>
+          <w:color w:val="E394DC"/>
+          <w:sz w:val="18"/>
+          <w:szCs w:val="18"/>
+        </w:rPr>
+        <w:t>vsa_reader</w:t>
+      </w:r>
+      <w:proofErr w:type="spellEnd"/>
       <w:r>
         <w:rPr>
           <w:rFonts w:ascii="Menlo" w:hAnsi="Menlo" w:cs="Menlo"/>
@@ -2563,7 +3587,27 @@
           <w:sz w:val="18"/>
           <w:szCs w:val="18"/>
         </w:rPr>
-        <w:t>+%Y%m%d_%H%M%S</w:t>
+        <w:t>+%</w:t>
+      </w:r>
+      <w:proofErr w:type="spellStart"/>
+      <w:r>
+        <w:rPr>
+          <w:rFonts w:ascii="Menlo" w:hAnsi="Menlo" w:cs="Menlo"/>
+          <w:color w:val="E394DC"/>
+          <w:sz w:val="18"/>
+          <w:szCs w:val="18"/>
+        </w:rPr>
+        <w:t>Y%m%d</w:t>
+      </w:r>
+      <w:proofErr w:type="spellEnd"/>
+      <w:r>
+        <w:rPr>
+          <w:rFonts w:ascii="Menlo" w:hAnsi="Menlo" w:cs="Menlo"/>
+          <w:color w:val="E394DC"/>
+          <w:sz w:val="18"/>
+          <w:szCs w:val="18"/>
+        </w:rPr>
+        <w:t>_%H%M%S</w:t>
       </w:r>
       <w:r>
         <w:rPr>
@@ -2687,50 +3731,62 @@
           <w:color w:val="E4E4E4"/>
           <w:sz w:val="18"/>
           <w:szCs w:val="18"/>
-        </w:rPr>
-      </w:pPr>
+          <w:lang w:val="fr-FR"/>
+        </w:rPr>
+      </w:pPr>
+      <w:proofErr w:type="spellStart"/>
+      <w:proofErr w:type="gramStart"/>
       <w:r>
         <w:rPr>
           <w:rFonts w:ascii="Menlo" w:hAnsi="Menlo" w:cs="Menlo"/>
           <w:color w:val="EFB080"/>
           <w:sz w:val="18"/>
           <w:szCs w:val="18"/>
+          <w:lang w:val="fr-FR"/>
         </w:rPr>
         <w:t>sudo</w:t>
       </w:r>
-      <w:r>
-        <w:rPr>
-          <w:rFonts w:ascii="Menlo" w:hAnsi="Menlo" w:cs="Menlo"/>
-          <w:color w:val="E4E4E4"/>
-          <w:sz w:val="18"/>
-          <w:szCs w:val="18"/>
-        </w:rPr>
-        <w:t xml:space="preserve"> </w:t>
-      </w:r>
-      <w:r>
-        <w:rPr>
-          <w:rFonts w:ascii="Menlo" w:hAnsi="Menlo" w:cs="Menlo"/>
-          <w:color w:val="E394DC"/>
-          <w:sz w:val="18"/>
-          <w:szCs w:val="18"/>
+      <w:proofErr w:type="spellEnd"/>
+      <w:proofErr w:type="gramEnd"/>
+      <w:r>
+        <w:rPr>
+          <w:rFonts w:ascii="Menlo" w:hAnsi="Menlo" w:cs="Menlo"/>
+          <w:color w:val="E4E4E4"/>
+          <w:sz w:val="18"/>
+          <w:szCs w:val="18"/>
+          <w:lang w:val="fr-FR"/>
+        </w:rPr>
+        <w:t xml:space="preserve"> </w:t>
+      </w:r>
+      <w:proofErr w:type="spellStart"/>
+      <w:r>
+        <w:rPr>
+          <w:rFonts w:ascii="Menlo" w:hAnsi="Menlo" w:cs="Menlo"/>
+          <w:color w:val="E394DC"/>
+          <w:sz w:val="18"/>
+          <w:szCs w:val="18"/>
+          <w:lang w:val="fr-FR"/>
         </w:rPr>
         <w:t>cp</w:t>
       </w:r>
-      <w:r>
-        <w:rPr>
-          <w:rFonts w:ascii="Menlo" w:hAnsi="Menlo" w:cs="Menlo"/>
-          <w:color w:val="E4E4E4"/>
-          <w:sz w:val="18"/>
-          <w:szCs w:val="18"/>
-        </w:rPr>
-        <w:t xml:space="preserve"> </w:t>
-      </w:r>
-      <w:r>
-        <w:rPr>
-          <w:rFonts w:ascii="Menlo" w:hAnsi="Menlo" w:cs="Menlo"/>
-          <w:color w:val="E394DC"/>
-          <w:sz w:val="18"/>
-          <w:szCs w:val="18"/>
+      <w:proofErr w:type="spellEnd"/>
+      <w:r>
+        <w:rPr>
+          <w:rFonts w:ascii="Menlo" w:hAnsi="Menlo" w:cs="Menlo"/>
+          <w:color w:val="E4E4E4"/>
+          <w:sz w:val="18"/>
+          <w:szCs w:val="18"/>
+          <w:lang w:val="fr-FR"/>
+        </w:rPr>
+        <w:t xml:space="preserve"> </w:t>
+      </w:r>
+      <w:r>
+        <w:rPr>
+          <w:rFonts w:ascii="Menlo" w:hAnsi="Menlo" w:cs="Menlo"/>
+          <w:color w:val="E394DC"/>
+          <w:sz w:val="18"/>
+          <w:szCs w:val="18"/>
+          <w:lang w:val="fr-FR"/>
         </w:rPr>
         <w:t>-r</w:t>
       </w:r>
@@ -2740,42 +3796,83 @@
           <w:color w:val="E4E4E4"/>
           <w:sz w:val="18"/>
           <w:szCs w:val="18"/>
-        </w:rPr>
-        <w:t xml:space="preserve"> </w:t>
-      </w:r>
-      <w:r>
-        <w:rPr>
-          <w:rFonts w:ascii="Menlo" w:hAnsi="Menlo" w:cs="Menlo"/>
-          <w:color w:val="E394DC"/>
-          <w:sz w:val="18"/>
-          <w:szCs w:val="18"/>
-        </w:rPr>
-        <w:t>/tmp/vsa_reader_new</w:t>
-      </w:r>
-      <w:r>
-        <w:rPr>
-          <w:rFonts w:ascii="Menlo" w:hAnsi="Menlo" w:cs="Menlo"/>
-          <w:color w:val="E394DC"/>
-          <w:sz w:val="18"/>
-          <w:szCs w:val="18"/>
+          <w:lang w:val="fr-FR"/>
+        </w:rPr>
+        <w:t xml:space="preserve"> </w:t>
+      </w:r>
+      <w:r>
+        <w:rPr>
+          <w:rFonts w:ascii="Menlo" w:hAnsi="Menlo" w:cs="Menlo"/>
+          <w:color w:val="E394DC"/>
+          <w:sz w:val="18"/>
+          <w:szCs w:val="18"/>
+          <w:lang w:val="fr-FR"/>
         </w:rPr>
         <w:t>/</w:t>
       </w:r>
-      <w:r>
-        <w:rPr>
-          <w:rFonts w:ascii="Menlo" w:hAnsi="Menlo" w:cs="Menlo"/>
-          <w:color w:val="E394DC"/>
-          <w:sz w:val="18"/>
-          <w:szCs w:val="18"/>
+      <w:proofErr w:type="spellStart"/>
+      <w:r>
+        <w:rPr>
+          <w:rFonts w:ascii="Menlo" w:hAnsi="Menlo" w:cs="Menlo"/>
+          <w:color w:val="E394DC"/>
+          <w:sz w:val="18"/>
+          <w:szCs w:val="18"/>
+          <w:lang w:val="fr-FR"/>
+        </w:rPr>
+        <w:t>tmp</w:t>
+      </w:r>
+      <w:proofErr w:type="spellEnd"/>
+      <w:r>
+        <w:rPr>
+          <w:rFonts w:ascii="Menlo" w:hAnsi="Menlo" w:cs="Menlo"/>
+          <w:color w:val="E394DC"/>
+          <w:sz w:val="18"/>
+          <w:szCs w:val="18"/>
+          <w:lang w:val="fr-FR"/>
+        </w:rPr>
+        <w:t>/</w:t>
+      </w:r>
+      <w:proofErr w:type="spellStart"/>
+      <w:r>
+        <w:rPr>
+          <w:rFonts w:ascii="Menlo" w:hAnsi="Menlo" w:cs="Menlo"/>
+          <w:color w:val="E394DC"/>
+          <w:sz w:val="18"/>
+          <w:szCs w:val="18"/>
+          <w:lang w:val="fr-FR"/>
+        </w:rPr>
+        <w:t>vsa_reader_new</w:t>
+      </w:r>
+      <w:proofErr w:type="spellEnd"/>
+      <w:r>
+        <w:rPr>
+          <w:rFonts w:ascii="Menlo" w:hAnsi="Menlo" w:cs="Menlo"/>
+          <w:color w:val="E394DC"/>
+          <w:sz w:val="18"/>
+          <w:szCs w:val="18"/>
+          <w:lang w:val="fr-FR"/>
+        </w:rPr>
+        <w:t>/</w:t>
+      </w:r>
+      <w:proofErr w:type="spellStart"/>
+      <w:r>
+        <w:rPr>
+          <w:rFonts w:ascii="Menlo" w:hAnsi="Menlo" w:cs="Menlo"/>
+          <w:color w:val="E394DC"/>
+          <w:sz w:val="18"/>
+          <w:szCs w:val="18"/>
+          <w:lang w:val="fr-FR"/>
         </w:rPr>
         <w:t>vsa_reader</w:t>
       </w:r>
+      <w:proofErr w:type="spellEnd"/>
       <w:r>
         <w:rPr>
           <w:rFonts w:ascii="Menlo" w:hAnsi="Menlo" w:cs="Menlo"/>
           <w:color w:val="CC7C8A"/>
           <w:sz w:val="18"/>
           <w:szCs w:val="18"/>
+          <w:lang w:val="fr-FR"/>
         </w:rPr>
         <w:t>*</w:t>
       </w:r>
@@ -2785,17 +3882,85 @@
           <w:color w:val="E4E4E4"/>
           <w:sz w:val="18"/>
           <w:szCs w:val="18"/>
-        </w:rPr>
-        <w:t xml:space="preserve"> </w:t>
-      </w:r>
-      <w:r>
-        <w:rPr>
-          <w:rFonts w:ascii="Menlo" w:hAnsi="Menlo" w:cs="Menlo"/>
-          <w:color w:val="E394DC"/>
-          <w:sz w:val="18"/>
-          <w:szCs w:val="18"/>
-        </w:rPr>
-        <w:t>/var/www/iami-private-platform/scripts/api/vsa_reader/</w:t>
+          <w:lang w:val="fr-FR"/>
+        </w:rPr>
+        <w:t xml:space="preserve"> </w:t>
+      </w:r>
+      <w:r>
+        <w:rPr>
+          <w:rFonts w:ascii="Menlo" w:hAnsi="Menlo" w:cs="Menlo"/>
+          <w:color w:val="E394DC"/>
+          <w:sz w:val="18"/>
+          <w:szCs w:val="18"/>
+          <w:lang w:val="fr-FR"/>
+        </w:rPr>
+        <w:t>/var/www/</w:t>
+      </w:r>
+      <w:proofErr w:type="spellStart"/>
+      <w:r>
+        <w:rPr>
+          <w:rFonts w:ascii="Menlo" w:hAnsi="Menlo" w:cs="Menlo"/>
+          <w:color w:val="E394DC"/>
+          <w:sz w:val="18"/>
+          <w:szCs w:val="18"/>
+          <w:lang w:val="fr-FR"/>
+        </w:rPr>
+        <w:t>iami</w:t>
+      </w:r>
+      <w:proofErr w:type="spellEnd"/>
+      <w:r>
+        <w:rPr>
+          <w:rFonts w:ascii="Menlo" w:hAnsi="Menlo" w:cs="Menlo"/>
+          <w:color w:val="E394DC"/>
+          <w:sz w:val="18"/>
+          <w:szCs w:val="18"/>
+          <w:lang w:val="fr-FR"/>
+        </w:rPr>
+        <w:t>-</w:t>
+      </w:r>
+      <w:proofErr w:type="spellStart"/>
+      <w:r>
+        <w:rPr>
+          <w:rFonts w:ascii="Menlo" w:hAnsi="Menlo" w:cs="Menlo"/>
+          <w:color w:val="E394DC"/>
+          <w:sz w:val="18"/>
+          <w:szCs w:val="18"/>
+          <w:lang w:val="fr-FR"/>
+        </w:rPr>
+        <w:t>private</w:t>
+      </w:r>
+      <w:proofErr w:type="spellEnd"/>
+      <w:r>
+        <w:rPr>
+          <w:rFonts w:ascii="Menlo" w:hAnsi="Menlo" w:cs="Menlo"/>
+          <w:color w:val="E394DC"/>
+          <w:sz w:val="18"/>
+          <w:szCs w:val="18"/>
+          <w:lang w:val="fr-FR"/>
+        </w:rPr>
+        <w:t>-platform/scripts/api/</w:t>
+      </w:r>
+      <w:proofErr w:type="spellStart"/>
+      <w:r>
+        <w:rPr>
+          <w:rFonts w:ascii="Menlo" w:hAnsi="Menlo" w:cs="Menlo"/>
+          <w:color w:val="E394DC"/>
+          <w:sz w:val="18"/>
+          <w:szCs w:val="18"/>
+          <w:lang w:val="fr-FR"/>
+        </w:rPr>
+        <w:t>vsa_reader</w:t>
+      </w:r>
+      <w:proofErr w:type="spellEnd"/>
+      <w:r>
+        <w:rPr>
+          <w:rFonts w:ascii="Menlo" w:hAnsi="Menlo" w:cs="Menlo"/>
+          <w:color w:val="E394DC"/>
+          <w:sz w:val="18"/>
+          <w:szCs w:val="18"/>
+          <w:lang w:val="fr-FR"/>
+        </w:rPr>
+        <w:t>/</w:t>
       </w:r>
     </w:p>
     <w:p>
@@ -2807,6 +3972,7 @@
           <w:color w:val="E4E4E4"/>
           <w:sz w:val="18"/>
           <w:szCs w:val="18"/>
+          <w:lang w:val="fr-FR"/>
         </w:rPr>
       </w:pPr>
     </w:p>
@@ -2847,6 +4013,8 @@
           <w:lang w:val="fr-FR"/>
         </w:rPr>
       </w:pPr>
+      <w:proofErr w:type="spellStart"/>
+      <w:proofErr w:type="gramStart"/>
       <w:r>
         <w:rPr>
           <w:rFonts w:ascii="Menlo" w:hAnsi="Menlo" w:cs="Menlo"/>
@@ -2857,16 +4025,19 @@
         </w:rPr>
         <w:t>sudo</w:t>
       </w:r>
-      <w:r>
-        <w:rPr>
-          <w:rFonts w:ascii="Menlo" w:hAnsi="Menlo" w:cs="Menlo"/>
-          <w:color w:val="E4E4E4"/>
-          <w:sz w:val="18"/>
-          <w:szCs w:val="18"/>
-          <w:lang w:val="fr-FR"/>
-        </w:rPr>
-        <w:t xml:space="preserve"> </w:t>
-      </w:r>
+      <w:proofErr w:type="spellEnd"/>
+      <w:proofErr w:type="gramEnd"/>
+      <w:r>
+        <w:rPr>
+          <w:rFonts w:ascii="Menlo" w:hAnsi="Menlo" w:cs="Menlo"/>
+          <w:color w:val="E4E4E4"/>
+          <w:sz w:val="18"/>
+          <w:szCs w:val="18"/>
+          <w:lang w:val="fr-FR"/>
+        </w:rPr>
+        <w:t xml:space="preserve"> </w:t>
+      </w:r>
+      <w:proofErr w:type="spellStart"/>
       <w:r>
         <w:rPr>
           <w:rFonts w:ascii="Menlo" w:hAnsi="Menlo" w:cs="Menlo"/>
@@ -2877,6 +4048,7 @@
         </w:rPr>
         <w:t>chown</w:t>
       </w:r>
+      <w:proofErr w:type="spellEnd"/>
       <w:r>
         <w:rPr>
           <w:rFonts w:ascii="Menlo" w:hAnsi="Menlo" w:cs="Menlo"/>
@@ -2907,36 +4079,116 @@
         </w:rPr>
         <w:t xml:space="preserve"> </w:t>
       </w:r>
-      <w:r>
-        <w:rPr>
-          <w:rFonts w:ascii="Menlo" w:hAnsi="Menlo" w:cs="Menlo"/>
-          <w:color w:val="E394DC"/>
-          <w:sz w:val="18"/>
-          <w:szCs w:val="18"/>
-          <w:lang w:val="fr-FR"/>
-        </w:rPr>
-        <w:t>www-data:www-data</w:t>
-      </w:r>
-      <w:r>
-        <w:rPr>
-          <w:rFonts w:ascii="Menlo" w:hAnsi="Menlo" w:cs="Menlo"/>
-          <w:color w:val="E4E4E4"/>
-          <w:sz w:val="18"/>
-          <w:szCs w:val="18"/>
-          <w:lang w:val="fr-FR"/>
-        </w:rPr>
-        <w:t xml:space="preserve"> </w:t>
-      </w:r>
-      <w:r>
-        <w:rPr>
-          <w:rFonts w:ascii="Menlo" w:hAnsi="Menlo" w:cs="Menlo"/>
-          <w:color w:val="E394DC"/>
-          <w:sz w:val="18"/>
-          <w:szCs w:val="18"/>
-          <w:lang w:val="fr-FR"/>
-        </w:rPr>
-        <w:t>/var/www/iami-private-platform/scripts/api/vsa_reader</w:t>
-      </w:r>
+      <w:proofErr w:type="spellStart"/>
+      <w:r>
+        <w:rPr>
+          <w:rFonts w:ascii="Menlo" w:hAnsi="Menlo" w:cs="Menlo"/>
+          <w:color w:val="E394DC"/>
+          <w:sz w:val="18"/>
+          <w:szCs w:val="18"/>
+          <w:lang w:val="fr-FR"/>
+        </w:rPr>
+        <w:t>www-</w:t>
+      </w:r>
+      <w:proofErr w:type="gramStart"/>
+      <w:r>
+        <w:rPr>
+          <w:rFonts w:ascii="Menlo" w:hAnsi="Menlo" w:cs="Menlo"/>
+          <w:color w:val="E394DC"/>
+          <w:sz w:val="18"/>
+          <w:szCs w:val="18"/>
+          <w:lang w:val="fr-FR"/>
+        </w:rPr>
+        <w:t>data:www</w:t>
+      </w:r>
+      <w:proofErr w:type="gramEnd"/>
+      <w:r>
+        <w:rPr>
+          <w:rFonts w:ascii="Menlo" w:hAnsi="Menlo" w:cs="Menlo"/>
+          <w:color w:val="E394DC"/>
+          <w:sz w:val="18"/>
+          <w:szCs w:val="18"/>
+          <w:lang w:val="fr-FR"/>
+        </w:rPr>
+        <w:t>-data</w:t>
+      </w:r>
+      <w:proofErr w:type="spellEnd"/>
+      <w:r>
+        <w:rPr>
+          <w:rFonts w:ascii="Menlo" w:hAnsi="Menlo" w:cs="Menlo"/>
+          <w:color w:val="E4E4E4"/>
+          <w:sz w:val="18"/>
+          <w:szCs w:val="18"/>
+          <w:lang w:val="fr-FR"/>
+        </w:rPr>
+        <w:t xml:space="preserve"> </w:t>
+      </w:r>
+      <w:r>
+        <w:rPr>
+          <w:rFonts w:ascii="Menlo" w:hAnsi="Menlo" w:cs="Menlo"/>
+          <w:color w:val="E394DC"/>
+          <w:sz w:val="18"/>
+          <w:szCs w:val="18"/>
+          <w:lang w:val="fr-FR"/>
+        </w:rPr>
+        <w:t>/var/www/</w:t>
+      </w:r>
+      <w:proofErr w:type="spellStart"/>
+      <w:r>
+        <w:rPr>
+          <w:rFonts w:ascii="Menlo" w:hAnsi="Menlo" w:cs="Menlo"/>
+          <w:color w:val="E394DC"/>
+          <w:sz w:val="18"/>
+          <w:szCs w:val="18"/>
+          <w:lang w:val="fr-FR"/>
+        </w:rPr>
+        <w:t>iami</w:t>
+      </w:r>
+      <w:proofErr w:type="spellEnd"/>
+      <w:r>
+        <w:rPr>
+          <w:rFonts w:ascii="Menlo" w:hAnsi="Menlo" w:cs="Menlo"/>
+          <w:color w:val="E394DC"/>
+          <w:sz w:val="18"/>
+          <w:szCs w:val="18"/>
+          <w:lang w:val="fr-FR"/>
+        </w:rPr>
+        <w:t>-</w:t>
+      </w:r>
+      <w:proofErr w:type="spellStart"/>
+      <w:r>
+        <w:rPr>
+          <w:rFonts w:ascii="Menlo" w:hAnsi="Menlo" w:cs="Menlo"/>
+          <w:color w:val="E394DC"/>
+          <w:sz w:val="18"/>
+          <w:szCs w:val="18"/>
+          <w:lang w:val="fr-FR"/>
+        </w:rPr>
+        <w:t>private</w:t>
+      </w:r>
+      <w:proofErr w:type="spellEnd"/>
+      <w:r>
+        <w:rPr>
+          <w:rFonts w:ascii="Menlo" w:hAnsi="Menlo" w:cs="Menlo"/>
+          <w:color w:val="E394DC"/>
+          <w:sz w:val="18"/>
+          <w:szCs w:val="18"/>
+          <w:lang w:val="fr-FR"/>
+        </w:rPr>
+        <w:t>-platform/scripts/api/</w:t>
+      </w:r>
+      <w:proofErr w:type="spellStart"/>
+      <w:r>
+        <w:rPr>
+          <w:rFonts w:ascii="Menlo" w:hAnsi="Menlo" w:cs="Menlo"/>
+          <w:color w:val="E394DC"/>
+          <w:sz w:val="18"/>
+          <w:szCs w:val="18"/>
+          <w:lang w:val="fr-FR"/>
+        </w:rPr>
+        <w:t>vsa_reader</w:t>
+      </w:r>
+      <w:proofErr w:type="spellEnd"/>
     </w:p>
     <w:p>
       <w:pPr>
@@ -2950,6 +4202,8 @@
           <w:lang w:val="fr-FR"/>
         </w:rPr>
       </w:pPr>
+      <w:proofErr w:type="spellStart"/>
+      <w:proofErr w:type="gramStart"/>
       <w:r>
         <w:rPr>
           <w:rFonts w:ascii="Menlo" w:hAnsi="Menlo" w:cs="Menlo"/>
@@ -2960,6 +4214,8 @@
         </w:rPr>
         <w:t>sudo</w:t>
       </w:r>
+      <w:proofErr w:type="spellEnd"/>
+      <w:proofErr w:type="gramEnd"/>
       <w:r>
         <w:rPr>
           <w:rFonts w:ascii="Menlo" w:hAnsi="Menlo" w:cs="Menlo"/>
@@ -3033,15 +4289,27 @@
           <w:lang w:val="fr-FR"/>
         </w:rPr>
       </w:pPr>
-      <w:r>
-        <w:rPr>
-          <w:rFonts w:ascii="Menlo" w:hAnsi="Menlo" w:cs="Menlo"/>
-          <w:color w:val="E394DC"/>
-          <w:sz w:val="18"/>
-          <w:szCs w:val="18"/>
-          <w:lang w:val="fr-FR"/>
-        </w:rPr>
-        <w:t xml:space="preserve">ou </w:t>
+      <w:proofErr w:type="gramStart"/>
+      <w:r>
+        <w:rPr>
+          <w:rFonts w:ascii="Menlo" w:hAnsi="Menlo" w:cs="Menlo"/>
+          <w:color w:val="E394DC"/>
+          <w:sz w:val="18"/>
+          <w:szCs w:val="18"/>
+          <w:lang w:val="fr-FR"/>
+        </w:rPr>
+        <w:t>ou</w:t>
+      </w:r>
+      <w:proofErr w:type="gramEnd"/>
+      <w:r>
+        <w:rPr>
+          <w:rFonts w:ascii="Menlo" w:hAnsi="Menlo" w:cs="Menlo"/>
+          <w:color w:val="E394DC"/>
+          <w:sz w:val="18"/>
+          <w:szCs w:val="18"/>
+          <w:lang w:val="fr-FR"/>
+        </w:rPr>
+        <w:t xml:space="preserve"> </w:t>
       </w:r>
     </w:p>
     <w:p>
@@ -3056,6 +4324,8 @@
           <w:lang w:val="fr-FR"/>
         </w:rPr>
       </w:pPr>
+      <w:proofErr w:type="spellStart"/>
+      <w:proofErr w:type="gramStart"/>
       <w:r>
         <w:rPr>
           <w:rFonts w:ascii="Menlo" w:hAnsi="Menlo" w:cs="Menlo"/>
@@ -3066,6 +4336,8 @@
         </w:rPr>
         <w:t>sudo</w:t>
       </w:r>
+      <w:proofErr w:type="spellEnd"/>
+      <w:proofErr w:type="gramEnd"/>
       <w:r>
         <w:rPr>
           <w:rFonts w:ascii="Menlo" w:hAnsi="Menlo" w:cs="Menlo"/>
@@ -3124,8 +4396,98 @@
           <w:szCs w:val="18"/>
           <w:lang w:val="fr-FR"/>
         </w:rPr>
-        <w:t>/var/www/iami-private-platform/scripts/api/vsa_reader/.start_app</w:t>
-      </w:r>
+        <w:t>/var/www/</w:t>
+      </w:r>
+      <w:proofErr w:type="spellStart"/>
+      <w:r>
+        <w:rPr>
+          <w:rFonts w:ascii="Menlo" w:hAnsi="Menlo" w:cs="Menlo"/>
+          <w:color w:val="E394DC"/>
+          <w:sz w:val="18"/>
+          <w:szCs w:val="18"/>
+          <w:lang w:val="fr-FR"/>
+        </w:rPr>
+        <w:t>iami</w:t>
+      </w:r>
+      <w:proofErr w:type="spellEnd"/>
+      <w:r>
+        <w:rPr>
+          <w:rFonts w:ascii="Menlo" w:hAnsi="Menlo" w:cs="Menlo"/>
+          <w:color w:val="E394DC"/>
+          <w:sz w:val="18"/>
+          <w:szCs w:val="18"/>
+          <w:lang w:val="fr-FR"/>
+        </w:rPr>
+        <w:t>-</w:t>
+      </w:r>
+      <w:proofErr w:type="spellStart"/>
+      <w:r>
+        <w:rPr>
+          <w:rFonts w:ascii="Menlo" w:hAnsi="Menlo" w:cs="Menlo"/>
+          <w:color w:val="E394DC"/>
+          <w:sz w:val="18"/>
+          <w:szCs w:val="18"/>
+          <w:lang w:val="fr-FR"/>
+        </w:rPr>
+        <w:t>private</w:t>
+      </w:r>
+      <w:proofErr w:type="spellEnd"/>
+      <w:r>
+        <w:rPr>
+          <w:rFonts w:ascii="Menlo" w:hAnsi="Menlo" w:cs="Menlo"/>
+          <w:color w:val="E394DC"/>
+          <w:sz w:val="18"/>
+          <w:szCs w:val="18"/>
+          <w:lang w:val="fr-FR"/>
+        </w:rPr>
+        <w:t>-platform/scripts/api/</w:t>
+      </w:r>
+      <w:proofErr w:type="spellStart"/>
+      <w:r>
+        <w:rPr>
+          <w:rFonts w:ascii="Menlo" w:hAnsi="Menlo" w:cs="Menlo"/>
+          <w:color w:val="E394DC"/>
+          <w:sz w:val="18"/>
+          <w:szCs w:val="18"/>
+          <w:lang w:val="fr-FR"/>
+        </w:rPr>
+        <w:t>vsa_reader</w:t>
+      </w:r>
+      <w:proofErr w:type="spellEnd"/>
+      <w:proofErr w:type="gramStart"/>
+      <w:r>
+        <w:rPr>
+          <w:rFonts w:ascii="Menlo" w:hAnsi="Menlo" w:cs="Menlo"/>
+          <w:color w:val="E394DC"/>
+          <w:sz w:val="18"/>
+          <w:szCs w:val="18"/>
+          <w:lang w:val="fr-FR"/>
+        </w:rPr>
+        <w:t>/.</w:t>
+      </w:r>
+      <w:proofErr w:type="spellStart"/>
+      <w:r>
+        <w:rPr>
+          <w:rFonts w:ascii="Menlo" w:hAnsi="Menlo" w:cs="Menlo"/>
+          <w:color w:val="E394DC"/>
+          <w:sz w:val="18"/>
+          <w:szCs w:val="18"/>
+          <w:lang w:val="fr-FR"/>
+        </w:rPr>
+        <w:t>start</w:t>
+      </w:r>
+      <w:proofErr w:type="gramEnd"/>
+      <w:r>
+        <w:rPr>
+          <w:rFonts w:ascii="Menlo" w:hAnsi="Menlo" w:cs="Menlo"/>
+          <w:color w:val="E394DC"/>
+          <w:sz w:val="18"/>
+          <w:szCs w:val="18"/>
+          <w:lang w:val="fr-FR"/>
+        </w:rPr>
+        <w:t>_app</w:t>
+      </w:r>
+      <w:proofErr w:type="spellEnd"/>
     </w:p>
     <w:p>
       <w:pPr>
@@ -3173,8 +4535,21 @@
           <w:sz w:val="18"/>
           <w:szCs w:val="18"/>
         </w:rPr>
-        <w:t># Redémarrer</w:t>
-      </w:r>
+        <w:t xml:space="preserve"># </w:t>
+      </w:r>
+      <w:proofErr w:type="spellStart"/>
+      <w:r>
+        <w:rPr>
+          <w:rFonts w:ascii="Menlo" w:hAnsi="Menlo" w:cs="Menlo"/>
+          <w:i/>
+          <w:iCs/>
+          <w:color w:val="E4E4E4"/>
+          <w:sz w:val="18"/>
+          <w:szCs w:val="18"/>
+        </w:rPr>
+        <w:t>Redémarrer</w:t>
+      </w:r>
+      <w:proofErr w:type="spellEnd"/>
     </w:p>
     <w:p>
       <w:pPr>
@@ -3187,6 +4562,7 @@
           <w:szCs w:val="18"/>
         </w:rPr>
       </w:pPr>
+      <w:proofErr w:type="spellStart"/>
       <w:r>
         <w:rPr>
           <w:rFonts w:ascii="Menlo" w:hAnsi="Menlo" w:cs="Menlo"/>
@@ -3196,15 +4572,17 @@
         </w:rPr>
         <w:t>sudo</w:t>
       </w:r>
-      <w:r>
-        <w:rPr>
-          <w:rFonts w:ascii="Menlo" w:hAnsi="Menlo" w:cs="Menlo"/>
-          <w:color w:val="E4E4E4"/>
-          <w:sz w:val="18"/>
-          <w:szCs w:val="18"/>
-        </w:rPr>
-        <w:t xml:space="preserve"> </w:t>
-      </w:r>
+      <w:proofErr w:type="spellEnd"/>
+      <w:r>
+        <w:rPr>
+          <w:rFonts w:ascii="Menlo" w:hAnsi="Menlo" w:cs="Menlo"/>
+          <w:color w:val="E4E4E4"/>
+          <w:sz w:val="18"/>
+          <w:szCs w:val="18"/>
+        </w:rPr>
+        <w:t xml:space="preserve"> </w:t>
+      </w:r>
+      <w:proofErr w:type="spellStart"/>
       <w:r>
         <w:rPr>
           <w:rFonts w:ascii="Menlo" w:hAnsi="Menlo" w:cs="Menlo"/>
@@ -3214,6 +4592,7 @@
         </w:rPr>
         <w:t>systemctl</w:t>
       </w:r>
+      <w:proofErr w:type="spellEnd"/>
       <w:r>
         <w:rPr>
           <w:rFonts w:ascii="Menlo" w:hAnsi="Menlo" w:cs="Menlo"/>
@@ -3241,6 +4620,7 @@
         </w:rPr>
         <w:t xml:space="preserve"> </w:t>
       </w:r>
+      <w:proofErr w:type="spellStart"/>
       <w:r>
         <w:rPr>
           <w:rFonts w:ascii="Menlo" w:hAnsi="Menlo" w:cs="Menlo"/>
@@ -3250,6 +4630,7 @@
         </w:rPr>
         <w:t>vsa_reader</w:t>
       </w:r>
+      <w:proofErr w:type="spellEnd"/>
     </w:p>
     <w:p/>
     <w:p/>
@@ -3283,7 +4664,21 @@
           <w:lang w:val="fr-FR"/>
         </w:rPr>
         <w:lastRenderedPageBreak/>
-        <w:t xml:space="preserve">Faire tourner en arriere plan </w:t>
+        <w:t xml:space="preserve">Faire tourner en </w:t>
+      </w:r>
+      <w:proofErr w:type="spellStart"/>
+      <w:r>
+        <w:rPr>
+          <w:lang w:val="fr-FR"/>
+        </w:rPr>
+        <w:t>arriere</w:t>
+      </w:r>
+      <w:proofErr w:type="spellEnd"/>
+      <w:r>
+        <w:rPr>
+          <w:lang w:val="fr-FR"/>
+        </w:rPr>
+        <w:t xml:space="preserve"> plan </w:t>
       </w:r>
       <w:r>
         <w:rPr>
@@ -3312,8 +4707,45 @@
           <w:sz w:val="18"/>
           <w:szCs w:val="18"/>
         </w:rPr>
-        <w:t># Installer screen si nécessaire</w:t>
-      </w:r>
+        <w:t xml:space="preserve"># Installer screen </w:t>
+      </w:r>
+      <w:proofErr w:type="spellStart"/>
+      <w:r>
+        <w:rPr>
+          <w:rFonts w:ascii="Menlo" w:hAnsi="Menlo" w:cs="Menlo"/>
+          <w:i/>
+          <w:iCs/>
+          <w:color w:val="E4E4E4"/>
+          <w:sz w:val="18"/>
+          <w:szCs w:val="18"/>
+        </w:rPr>
+        <w:t>si</w:t>
+      </w:r>
+      <w:proofErr w:type="spellEnd"/>
+      <w:r>
+        <w:rPr>
+          <w:rFonts w:ascii="Menlo" w:hAnsi="Menlo" w:cs="Menlo"/>
+          <w:i/>
+          <w:iCs/>
+          <w:color w:val="E4E4E4"/>
+          <w:sz w:val="18"/>
+          <w:szCs w:val="18"/>
+        </w:rPr>
+        <w:t xml:space="preserve"> </w:t>
+      </w:r>
+      <w:proofErr w:type="spellStart"/>
+      <w:r>
+        <w:rPr>
+          <w:rFonts w:ascii="Menlo" w:hAnsi="Menlo" w:cs="Menlo"/>
+          <w:i/>
+          <w:iCs/>
+          <w:color w:val="E4E4E4"/>
+          <w:sz w:val="18"/>
+          <w:szCs w:val="18"/>
+        </w:rPr>
+        <w:t>nécessaire</w:t>
+      </w:r>
+      <w:proofErr w:type="spellEnd"/>
     </w:p>
     <w:p>
       <w:pPr>
@@ -3326,6 +4758,7 @@
           <w:szCs w:val="18"/>
         </w:rPr>
       </w:pPr>
+      <w:proofErr w:type="spellStart"/>
       <w:r>
         <w:rPr>
           <w:rFonts w:ascii="Menlo" w:hAnsi="Menlo" w:cs="Menlo"/>
@@ -3335,6 +4768,7 @@
         </w:rPr>
         <w:t>sudo</w:t>
       </w:r>
+      <w:proofErr w:type="spellEnd"/>
       <w:r>
         <w:rPr>
           <w:rFonts w:ascii="Menlo" w:hAnsi="Menlo" w:cs="Menlo"/>
@@ -3380,6 +4814,7 @@
         </w:rPr>
         <w:t xml:space="preserve"> </w:t>
       </w:r>
+      <w:proofErr w:type="gramStart"/>
       <w:r>
         <w:rPr>
           <w:rFonts w:ascii="Menlo" w:hAnsi="Menlo" w:cs="Menlo"/>
@@ -3407,7 +4842,67 @@
           <w:sz w:val="18"/>
           <w:szCs w:val="18"/>
         </w:rPr>
-        <w:t># ou sudo yum install screen</w:t>
+        <w:t>#</w:t>
+      </w:r>
+      <w:proofErr w:type="gramEnd"/>
+      <w:r>
+        <w:rPr>
+          <w:rFonts w:ascii="Menlo" w:hAnsi="Menlo" w:cs="Menlo"/>
+          <w:i/>
+          <w:iCs/>
+          <w:color w:val="E4E4E4"/>
+          <w:sz w:val="18"/>
+          <w:szCs w:val="18"/>
+        </w:rPr>
+        <w:t xml:space="preserve"> </w:t>
+      </w:r>
+      <w:proofErr w:type="spellStart"/>
+      <w:r>
+        <w:rPr>
+          <w:rFonts w:ascii="Menlo" w:hAnsi="Menlo" w:cs="Menlo"/>
+          <w:i/>
+          <w:iCs/>
+          <w:color w:val="E4E4E4"/>
+          <w:sz w:val="18"/>
+          <w:szCs w:val="18"/>
+        </w:rPr>
+        <w:t>ou</w:t>
+      </w:r>
+      <w:proofErr w:type="spellEnd"/>
+      <w:r>
+        <w:rPr>
+          <w:rFonts w:ascii="Menlo" w:hAnsi="Menlo" w:cs="Menlo"/>
+          <w:i/>
+          <w:iCs/>
+          <w:color w:val="E4E4E4"/>
+          <w:sz w:val="18"/>
+          <w:szCs w:val="18"/>
+        </w:rPr>
+        <w:t xml:space="preserve"> </w:t>
+      </w:r>
+      <w:proofErr w:type="spellStart"/>
+      <w:r>
+        <w:rPr>
+          <w:rFonts w:ascii="Menlo" w:hAnsi="Menlo" w:cs="Menlo"/>
+          <w:i/>
+          <w:iCs/>
+          <w:color w:val="E4E4E4"/>
+          <w:sz w:val="18"/>
+          <w:szCs w:val="18"/>
+        </w:rPr>
+        <w:t>sudo</w:t>
+      </w:r>
+      <w:proofErr w:type="spellEnd"/>
+      <w:r>
+        <w:rPr>
+          <w:rFonts w:ascii="Menlo" w:hAnsi="Menlo" w:cs="Menlo"/>
+          <w:i/>
+          <w:iCs/>
+          <w:color w:val="E4E4E4"/>
+          <w:sz w:val="18"/>
+          <w:szCs w:val="18"/>
+        </w:rPr>
+        <w:t xml:space="preserve"> yum install screen</w:t>
       </w:r>
     </w:p>
     <w:p>
@@ -3459,6 +4954,7 @@
           <w:lang w:val="fr-FR"/>
         </w:rPr>
       </w:pPr>
+      <w:proofErr w:type="gramStart"/>
       <w:r>
         <w:rPr>
           <w:rFonts w:ascii="Menlo" w:hAnsi="Menlo" w:cs="Menlo"/>
@@ -3469,6 +4965,7 @@
         </w:rPr>
         <w:t>screen</w:t>
       </w:r>
+      <w:proofErr w:type="gramEnd"/>
       <w:r>
         <w:rPr>
           <w:rFonts w:ascii="Menlo" w:hAnsi="Menlo" w:cs="Menlo"/>
@@ -3499,6 +4996,7 @@
         </w:rPr>
         <w:t xml:space="preserve"> </w:t>
       </w:r>
+      <w:proofErr w:type="spellStart"/>
       <w:r>
         <w:rPr>
           <w:rFonts w:ascii="Menlo" w:hAnsi="Menlo" w:cs="Menlo"/>
@@ -3509,6 +5007,7 @@
         </w:rPr>
         <w:t>sync_cvs</w:t>
       </w:r>
+      <w:proofErr w:type="spellEnd"/>
     </w:p>
     <w:p>
       <w:pPr>
@@ -3560,6 +5059,7 @@
           <w:lang w:val="fr-FR"/>
         </w:rPr>
       </w:pPr>
+      <w:proofErr w:type="gramStart"/>
       <w:r>
         <w:rPr>
           <w:rFonts w:ascii="Menlo" w:hAnsi="Menlo" w:cs="Menlo"/>
@@ -3570,25 +5070,70 @@
         </w:rPr>
         <w:t>cd</w:t>
       </w:r>
-      <w:r>
-        <w:rPr>
-          <w:rFonts w:ascii="Menlo" w:hAnsi="Menlo" w:cs="Menlo"/>
-          <w:color w:val="E4E4E4"/>
-          <w:sz w:val="18"/>
-          <w:szCs w:val="18"/>
-          <w:lang w:val="fr-FR"/>
-        </w:rPr>
-        <w:t xml:space="preserve"> </w:t>
-      </w:r>
-      <w:r>
-        <w:rPr>
-          <w:rFonts w:ascii="Menlo" w:hAnsi="Menlo" w:cs="Menlo"/>
-          <w:color w:val="E394DC"/>
-          <w:sz w:val="18"/>
-          <w:szCs w:val="18"/>
-          <w:lang w:val="fr-FR"/>
-        </w:rPr>
-        <w:t>/var/www/iami-private-platform</w:t>
+      <w:proofErr w:type="gramEnd"/>
+      <w:r>
+        <w:rPr>
+          <w:rFonts w:ascii="Menlo" w:hAnsi="Menlo" w:cs="Menlo"/>
+          <w:color w:val="E4E4E4"/>
+          <w:sz w:val="18"/>
+          <w:szCs w:val="18"/>
+          <w:lang w:val="fr-FR"/>
+        </w:rPr>
+        <w:t xml:space="preserve"> </w:t>
+      </w:r>
+      <w:r>
+        <w:rPr>
+          <w:rFonts w:ascii="Menlo" w:hAnsi="Menlo" w:cs="Menlo"/>
+          <w:color w:val="E394DC"/>
+          <w:sz w:val="18"/>
+          <w:szCs w:val="18"/>
+          <w:lang w:val="fr-FR"/>
+        </w:rPr>
+        <w:t>/var/www/</w:t>
+      </w:r>
+      <w:proofErr w:type="spellStart"/>
+      <w:r>
+        <w:rPr>
+          <w:rFonts w:ascii="Menlo" w:hAnsi="Menlo" w:cs="Menlo"/>
+          <w:color w:val="E394DC"/>
+          <w:sz w:val="18"/>
+          <w:szCs w:val="18"/>
+          <w:lang w:val="fr-FR"/>
+        </w:rPr>
+        <w:t>iami</w:t>
+      </w:r>
+      <w:proofErr w:type="spellEnd"/>
+      <w:r>
+        <w:rPr>
+          <w:rFonts w:ascii="Menlo" w:hAnsi="Menlo" w:cs="Menlo"/>
+          <w:color w:val="E394DC"/>
+          <w:sz w:val="18"/>
+          <w:szCs w:val="18"/>
+          <w:lang w:val="fr-FR"/>
+        </w:rPr>
+        <w:t>-</w:t>
+      </w:r>
+      <w:proofErr w:type="spellStart"/>
+      <w:r>
+        <w:rPr>
+          <w:rFonts w:ascii="Menlo" w:hAnsi="Menlo" w:cs="Menlo"/>
+          <w:color w:val="E394DC"/>
+          <w:sz w:val="18"/>
+          <w:szCs w:val="18"/>
+          <w:lang w:val="fr-FR"/>
+        </w:rPr>
+        <w:t>private</w:t>
+      </w:r>
+      <w:proofErr w:type="spellEnd"/>
+      <w:r>
+        <w:rPr>
+          <w:rFonts w:ascii="Menlo" w:hAnsi="Menlo" w:cs="Menlo"/>
+          <w:color w:val="E394DC"/>
+          <w:sz w:val="18"/>
+          <w:szCs w:val="18"/>
+          <w:lang w:val="fr-FR"/>
+        </w:rPr>
+        <w:t>-platform</w:t>
       </w:r>
     </w:p>
     <w:p>
@@ -3603,6 +5148,7 @@
           <w:lang w:val="fr-FR"/>
         </w:rPr>
       </w:pPr>
+      <w:proofErr w:type="gramStart"/>
       <w:r>
         <w:rPr>
           <w:rFonts w:ascii="Menlo" w:hAnsi="Menlo" w:cs="Menlo"/>
@@ -3613,26 +5159,51 @@
         </w:rPr>
         <w:t>source</w:t>
       </w:r>
-      <w:r>
-        <w:rPr>
-          <w:rFonts w:ascii="Menlo" w:hAnsi="Menlo" w:cs="Menlo"/>
-          <w:color w:val="E4E4E4"/>
-          <w:sz w:val="18"/>
-          <w:szCs w:val="18"/>
-          <w:lang w:val="fr-FR"/>
-        </w:rPr>
-        <w:t xml:space="preserve"> </w:t>
-      </w:r>
-      <w:r>
-        <w:rPr>
-          <w:rFonts w:ascii="Menlo" w:hAnsi="Menlo" w:cs="Menlo"/>
-          <w:color w:val="E394DC"/>
-          <w:sz w:val="18"/>
-          <w:szCs w:val="18"/>
-          <w:lang w:val="fr-FR"/>
-        </w:rPr>
-        <w:t>venv/bin/activate</w:t>
-      </w:r>
+      <w:proofErr w:type="gramEnd"/>
+      <w:r>
+        <w:rPr>
+          <w:rFonts w:ascii="Menlo" w:hAnsi="Menlo" w:cs="Menlo"/>
+          <w:color w:val="E4E4E4"/>
+          <w:sz w:val="18"/>
+          <w:szCs w:val="18"/>
+          <w:lang w:val="fr-FR"/>
+        </w:rPr>
+        <w:t xml:space="preserve"> </w:t>
+      </w:r>
+      <w:proofErr w:type="spellStart"/>
+      <w:r>
+        <w:rPr>
+          <w:rFonts w:ascii="Menlo" w:hAnsi="Menlo" w:cs="Menlo"/>
+          <w:color w:val="E394DC"/>
+          <w:sz w:val="18"/>
+          <w:szCs w:val="18"/>
+          <w:lang w:val="fr-FR"/>
+        </w:rPr>
+        <w:t>venv</w:t>
+      </w:r>
+      <w:proofErr w:type="spellEnd"/>
+      <w:r>
+        <w:rPr>
+          <w:rFonts w:ascii="Menlo" w:hAnsi="Menlo" w:cs="Menlo"/>
+          <w:color w:val="E394DC"/>
+          <w:sz w:val="18"/>
+          <w:szCs w:val="18"/>
+          <w:lang w:val="fr-FR"/>
+        </w:rPr>
+        <w:t>/bin/</w:t>
+      </w:r>
+      <w:proofErr w:type="spellStart"/>
+      <w:r>
+        <w:rPr>
+          <w:rFonts w:ascii="Menlo" w:hAnsi="Menlo" w:cs="Menlo"/>
+          <w:color w:val="E394DC"/>
+          <w:sz w:val="18"/>
+          <w:szCs w:val="18"/>
+          <w:lang w:val="fr-FR"/>
+        </w:rPr>
+        <w:t>activate</w:t>
+      </w:r>
+      <w:proofErr w:type="spellEnd"/>
     </w:p>
     <w:p>
       <w:pPr>
@@ -3646,6 +5217,7 @@
           <w:lang w:val="fr-FR"/>
         </w:rPr>
       </w:pPr>
+      <w:proofErr w:type="gramStart"/>
       <w:r>
         <w:rPr>
           <w:rFonts w:ascii="Menlo" w:hAnsi="Menlo" w:cs="Menlo"/>
@@ -3654,7 +5226,18 @@
           <w:szCs w:val="18"/>
           <w:lang w:val="fr-FR"/>
         </w:rPr>
-        <w:t>python3</w:t>
+        <w:t>python</w:t>
+      </w:r>
+      <w:proofErr w:type="gramEnd"/>
+      <w:r>
+        <w:rPr>
+          <w:rFonts w:ascii="Menlo" w:hAnsi="Menlo" w:cs="Menlo"/>
+          <w:color w:val="EFB080"/>
+          <w:sz w:val="18"/>
+          <w:szCs w:val="18"/>
+          <w:lang w:val="fr-FR"/>
+        </w:rPr>
+        <w:t>3</w:t>
       </w:r>
       <w:r>
         <w:rPr>
@@ -3694,18 +5277,31 @@
           <w:szCs w:val="18"/>
           <w:lang w:val="fr-FR"/>
         </w:rPr>
-        <w:t>--client-subdomain</w:t>
-      </w:r>
-      <w:r>
-        <w:rPr>
-          <w:rFonts w:ascii="Menlo" w:hAnsi="Menlo" w:cs="Menlo"/>
-          <w:color w:val="E4E4E4"/>
-          <w:sz w:val="18"/>
-          <w:szCs w:val="18"/>
-          <w:lang w:val="fr-FR"/>
-        </w:rPr>
-        <w:t xml:space="preserve"> </w:t>
-      </w:r>
+        <w:t>--client-</w:t>
+      </w:r>
+      <w:proofErr w:type="spellStart"/>
+      <w:r>
+        <w:rPr>
+          <w:rFonts w:ascii="Menlo" w:hAnsi="Menlo" w:cs="Menlo"/>
+          <w:color w:val="E394DC"/>
+          <w:sz w:val="18"/>
+          <w:szCs w:val="18"/>
+          <w:lang w:val="fr-FR"/>
+        </w:rPr>
+        <w:t>subdomain</w:t>
+      </w:r>
+      <w:proofErr w:type="spellEnd"/>
+      <w:r>
+        <w:rPr>
+          <w:rFonts w:ascii="Menlo" w:hAnsi="Menlo" w:cs="Menlo"/>
+          <w:color w:val="E4E4E4"/>
+          <w:sz w:val="18"/>
+          <w:szCs w:val="18"/>
+          <w:lang w:val="fr-FR"/>
+        </w:rPr>
+        <w:t xml:space="preserve"> </w:t>
+      </w:r>
+      <w:proofErr w:type="spellStart"/>
       <w:r>
         <w:rPr>
           <w:rFonts w:ascii="Menlo" w:hAnsi="Menlo" w:cs="Menlo"/>
@@ -3716,26 +5312,39 @@
         </w:rPr>
         <w:t>elitys</w:t>
       </w:r>
-      <w:r>
-        <w:rPr>
-          <w:rFonts w:ascii="Menlo" w:hAnsi="Menlo" w:cs="Menlo"/>
-          <w:color w:val="E4E4E4"/>
-          <w:sz w:val="18"/>
-          <w:szCs w:val="18"/>
-          <w:lang w:val="fr-FR"/>
-        </w:rPr>
-        <w:t xml:space="preserve"> </w:t>
-      </w:r>
-      <w:r>
-        <w:rPr>
-          <w:rFonts w:ascii="Menlo" w:hAnsi="Menlo" w:cs="Menlo"/>
-          <w:color w:val="E394DC"/>
-          <w:sz w:val="18"/>
-          <w:szCs w:val="18"/>
-          <w:lang w:val="fr-FR"/>
-        </w:rPr>
-        <w:t>--sync-cvs</w:t>
-      </w:r>
+      <w:proofErr w:type="spellEnd"/>
+      <w:r>
+        <w:rPr>
+          <w:rFonts w:ascii="Menlo" w:hAnsi="Menlo" w:cs="Menlo"/>
+          <w:color w:val="E4E4E4"/>
+          <w:sz w:val="18"/>
+          <w:szCs w:val="18"/>
+          <w:lang w:val="fr-FR"/>
+        </w:rPr>
+        <w:t xml:space="preserve"> </w:t>
+      </w:r>
+      <w:r>
+        <w:rPr>
+          <w:rFonts w:ascii="Menlo" w:hAnsi="Menlo" w:cs="Menlo"/>
+          <w:color w:val="E394DC"/>
+          <w:sz w:val="18"/>
+          <w:szCs w:val="18"/>
+          <w:lang w:val="fr-FR"/>
+        </w:rPr>
+        <w:t>--</w:t>
+      </w:r>
+      <w:proofErr w:type="spellStart"/>
+      <w:r>
+        <w:rPr>
+          <w:rFonts w:ascii="Menlo" w:hAnsi="Menlo" w:cs="Menlo"/>
+          <w:color w:val="E394DC"/>
+          <w:sz w:val="18"/>
+          <w:szCs w:val="18"/>
+          <w:lang w:val="fr-FR"/>
+        </w:rPr>
+        <w:t>sync-cvs</w:t>
+      </w:r>
+      <w:proofErr w:type="spellEnd"/>
     </w:p>
     <w:p>
       <w:pPr>
@@ -3772,7 +5381,33 @@
           <w:szCs w:val="18"/>
           <w:lang w:val="fr-FR"/>
         </w:rPr>
-        <w:t># Détacher de la session : Ctrl+A puis D</w:t>
+        <w:t xml:space="preserve"># Détacher de la session : </w:t>
+      </w:r>
+      <w:proofErr w:type="spellStart"/>
+      <w:r>
+        <w:rPr>
+          <w:rFonts w:ascii="Menlo" w:hAnsi="Menlo" w:cs="Menlo"/>
+          <w:i/>
+          <w:iCs/>
+          <w:color w:val="E4E4E4"/>
+          <w:sz w:val="18"/>
+          <w:szCs w:val="18"/>
+          <w:lang w:val="fr-FR"/>
+        </w:rPr>
+        <w:t>Ctrl+A</w:t>
+      </w:r>
+      <w:proofErr w:type="spellEnd"/>
+      <w:r>
+        <w:rPr>
+          <w:rFonts w:ascii="Menlo" w:hAnsi="Menlo" w:cs="Menlo"/>
+          <w:i/>
+          <w:iCs/>
+          <w:color w:val="E4E4E4"/>
+          <w:sz w:val="18"/>
+          <w:szCs w:val="18"/>
+          <w:lang w:val="fr-FR"/>
+        </w:rPr>
+        <w:t xml:space="preserve"> puis D</w:t>
       </w:r>
     </w:p>
     <w:p>
@@ -3797,8 +5432,22 @@
           <w:szCs w:val="18"/>
           <w:lang w:val="fr-FR"/>
         </w:rPr>
-        <w:t># Pour se reconnecter : screen -r sync_cvs</w:t>
-      </w:r>
+        <w:t xml:space="preserve"># Pour se reconnecter : screen -r </w:t>
+      </w:r>
+      <w:proofErr w:type="spellStart"/>
+      <w:r>
+        <w:rPr>
+          <w:rFonts w:ascii="Menlo" w:hAnsi="Menlo" w:cs="Menlo"/>
+          <w:i/>
+          <w:iCs/>
+          <w:color w:val="E4E4E4"/>
+          <w:sz w:val="18"/>
+          <w:szCs w:val="18"/>
+          <w:lang w:val="fr-FR"/>
+        </w:rPr>
+        <w:t>sync_cvs</w:t>
+      </w:r>
+      <w:proofErr w:type="spellEnd"/>
     </w:p>
     <w:p>
       <w:pPr>
@@ -3893,6 +5542,7 @@
         </w:rPr>
         <w:t xml:space="preserve"> </w:t>
       </w:r>
+      <w:proofErr w:type="spellStart"/>
       <w:r>
         <w:rPr>
           <w:rFonts w:ascii="Menlo" w:hAnsi="Menlo" w:cs="Menlo"/>
@@ -3902,6 +5552,7 @@
         </w:rPr>
         <w:t>sync_competences</w:t>
       </w:r>
+      <w:proofErr w:type="spellEnd"/>
     </w:p>
     <w:p>
       <w:pPr>
@@ -3950,6 +5601,7 @@
         </w:rPr>
         <w:t xml:space="preserve"> </w:t>
       </w:r>
+      <w:proofErr w:type="spellStart"/>
       <w:r>
         <w:rPr>
           <w:rFonts w:ascii="Menlo" w:hAnsi="Menlo" w:cs="Menlo"/>
@@ -3959,6 +5611,7 @@
         </w:rPr>
         <w:t>sync_competences</w:t>
       </w:r>
+      <w:proofErr w:type="spellEnd"/>
     </w:p>
     <w:p/>
     <w:p>
@@ -4054,6 +5707,7 @@
         </w:rPr>
         <w:t xml:space="preserve"> </w:t>
       </w:r>
+      <w:proofErr w:type="spellStart"/>
       <w:r>
         <w:rPr>
           <w:rFonts w:ascii="Menlo" w:hAnsi="Menlo" w:cs="Menlo"/>
@@ -4063,6 +5717,7 @@
         </w:rPr>
         <w:t>elitys</w:t>
       </w:r>
+      <w:proofErr w:type="spellEnd"/>
     </w:p>
     <w:p>
       <w:pPr>
@@ -4075,6 +5730,7 @@
           <w:szCs w:val="18"/>
         </w:rPr>
       </w:pPr>
+      <w:proofErr w:type="spellStart"/>
       <w:r>
         <w:rPr>
           <w:rFonts w:ascii="Menlo" w:hAnsi="Menlo" w:cs="Menlo"/>
@@ -4084,6 +5740,7 @@
         </w:rPr>
         <w:t>sudo</w:t>
       </w:r>
+      <w:proofErr w:type="spellEnd"/>
       <w:r>
         <w:rPr>
           <w:rFonts w:ascii="Menlo" w:hAnsi="Menlo" w:cs="Menlo"/>
@@ -4118,26 +5775,108 @@
           <w:sz w:val="18"/>
           <w:szCs w:val="18"/>
         </w:rPr>
-        <w:t>/tmp/vsa_reader.service</w:t>
-      </w:r>
-      <w:r>
-        <w:rPr>
-          <w:rFonts w:ascii="Menlo" w:hAnsi="Menlo" w:cs="Menlo"/>
-          <w:color w:val="E4E4E4"/>
-          <w:sz w:val="18"/>
-          <w:szCs w:val="18"/>
-        </w:rPr>
-        <w:t xml:space="preserve"> </w:t>
-      </w:r>
-      <w:r>
-        <w:rPr>
-          <w:rFonts w:ascii="Menlo" w:hAnsi="Menlo" w:cs="Menlo"/>
-          <w:color w:val="E394DC"/>
-          <w:sz w:val="18"/>
-          <w:szCs w:val="18"/>
-        </w:rPr>
-        <w:t>/etc/systemd/system/vsa_reader.service</w:t>
-      </w:r>
+        <w:t>/</w:t>
+      </w:r>
+      <w:proofErr w:type="spellStart"/>
+      <w:r>
+        <w:rPr>
+          <w:rFonts w:ascii="Menlo" w:hAnsi="Menlo" w:cs="Menlo"/>
+          <w:color w:val="E394DC"/>
+          <w:sz w:val="18"/>
+          <w:szCs w:val="18"/>
+        </w:rPr>
+        <w:t>tmp</w:t>
+      </w:r>
+      <w:proofErr w:type="spellEnd"/>
+      <w:r>
+        <w:rPr>
+          <w:rFonts w:ascii="Menlo" w:hAnsi="Menlo" w:cs="Menlo"/>
+          <w:color w:val="E394DC"/>
+          <w:sz w:val="18"/>
+          <w:szCs w:val="18"/>
+        </w:rPr>
+        <w:t>/</w:t>
+      </w:r>
+      <w:proofErr w:type="spellStart"/>
+      <w:r>
+        <w:rPr>
+          <w:rFonts w:ascii="Menlo" w:hAnsi="Menlo" w:cs="Menlo"/>
+          <w:color w:val="E394DC"/>
+          <w:sz w:val="18"/>
+          <w:szCs w:val="18"/>
+        </w:rPr>
+        <w:t>vsa_reader.service</w:t>
+      </w:r>
+      <w:proofErr w:type="spellEnd"/>
+      <w:r>
+        <w:rPr>
+          <w:rFonts w:ascii="Menlo" w:hAnsi="Menlo" w:cs="Menlo"/>
+          <w:color w:val="E4E4E4"/>
+          <w:sz w:val="18"/>
+          <w:szCs w:val="18"/>
+        </w:rPr>
+        <w:t xml:space="preserve"> </w:t>
+      </w:r>
+      <w:r>
+        <w:rPr>
+          <w:rFonts w:ascii="Menlo" w:hAnsi="Menlo" w:cs="Menlo"/>
+          <w:color w:val="E394DC"/>
+          <w:sz w:val="18"/>
+          <w:szCs w:val="18"/>
+        </w:rPr>
+        <w:t>/</w:t>
+      </w:r>
+      <w:proofErr w:type="spellStart"/>
+      <w:r>
+        <w:rPr>
+          <w:rFonts w:ascii="Menlo" w:hAnsi="Menlo" w:cs="Menlo"/>
+          <w:color w:val="E394DC"/>
+          <w:sz w:val="18"/>
+          <w:szCs w:val="18"/>
+        </w:rPr>
+        <w:t>etc</w:t>
+      </w:r>
+      <w:proofErr w:type="spellEnd"/>
+      <w:r>
+        <w:rPr>
+          <w:rFonts w:ascii="Menlo" w:hAnsi="Menlo" w:cs="Menlo"/>
+          <w:color w:val="E394DC"/>
+          <w:sz w:val="18"/>
+          <w:szCs w:val="18"/>
+        </w:rPr>
+        <w:t>/</w:t>
+      </w:r>
+      <w:proofErr w:type="spellStart"/>
+      <w:r>
+        <w:rPr>
+          <w:rFonts w:ascii="Menlo" w:hAnsi="Menlo" w:cs="Menlo"/>
+          <w:color w:val="E394DC"/>
+          <w:sz w:val="18"/>
+          <w:szCs w:val="18"/>
+        </w:rPr>
+        <w:t>systemd</w:t>
+      </w:r>
+      <w:proofErr w:type="spellEnd"/>
+      <w:r>
+        <w:rPr>
+          <w:rFonts w:ascii="Menlo" w:hAnsi="Menlo" w:cs="Menlo"/>
+          <w:color w:val="E394DC"/>
+          <w:sz w:val="18"/>
+          <w:szCs w:val="18"/>
+        </w:rPr>
+        <w:t>/system/</w:t>
+      </w:r>
+      <w:proofErr w:type="spellStart"/>
+      <w:r>
+        <w:rPr>
+          <w:rFonts w:ascii="Menlo" w:hAnsi="Menlo" w:cs="Menlo"/>
+          <w:color w:val="E394DC"/>
+          <w:sz w:val="18"/>
+          <w:szCs w:val="18"/>
+        </w:rPr>
+        <w:t>vsa_reader.service</w:t>
+      </w:r>
+      <w:proofErr w:type="spellEnd"/>
     </w:p>
     <w:p>
       <w:pPr>
@@ -4150,6 +5889,7 @@
           <w:szCs w:val="18"/>
         </w:rPr>
       </w:pPr>
+      <w:proofErr w:type="spellStart"/>
       <w:r>
         <w:rPr>
           <w:rFonts w:ascii="Menlo" w:hAnsi="Menlo" w:cs="Menlo"/>
@@ -4159,15 +5899,17 @@
         </w:rPr>
         <w:t>sudo</w:t>
       </w:r>
-      <w:r>
-        <w:rPr>
-          <w:rFonts w:ascii="Menlo" w:hAnsi="Menlo" w:cs="Menlo"/>
-          <w:color w:val="E4E4E4"/>
-          <w:sz w:val="18"/>
-          <w:szCs w:val="18"/>
-        </w:rPr>
-        <w:t xml:space="preserve"> </w:t>
-      </w:r>
+      <w:proofErr w:type="spellEnd"/>
+      <w:r>
+        <w:rPr>
+          <w:rFonts w:ascii="Menlo" w:hAnsi="Menlo" w:cs="Menlo"/>
+          <w:color w:val="E4E4E4"/>
+          <w:sz w:val="18"/>
+          <w:szCs w:val="18"/>
+        </w:rPr>
+        <w:t xml:space="preserve"> </w:t>
+      </w:r>
+      <w:proofErr w:type="spellStart"/>
       <w:r>
         <w:rPr>
           <w:rFonts w:ascii="Menlo" w:hAnsi="Menlo" w:cs="Menlo"/>
@@ -4177,6 +5919,7 @@
         </w:rPr>
         <w:t>systemctl</w:t>
       </w:r>
+      <w:proofErr w:type="spellEnd"/>
       <w:r>
         <w:rPr>
           <w:rFonts w:ascii="Menlo" w:hAnsi="Menlo" w:cs="Menlo"/>
@@ -4207,6 +5950,7 @@
           <w:szCs w:val="18"/>
         </w:rPr>
       </w:pPr>
+      <w:proofErr w:type="spellStart"/>
       <w:r>
         <w:rPr>
           <w:rFonts w:ascii="Menlo" w:hAnsi="Menlo" w:cs="Menlo"/>
@@ -4216,15 +5960,17 @@
         </w:rPr>
         <w:t>sudo</w:t>
       </w:r>
-      <w:r>
-        <w:rPr>
-          <w:rFonts w:ascii="Menlo" w:hAnsi="Menlo" w:cs="Menlo"/>
-          <w:color w:val="E4E4E4"/>
-          <w:sz w:val="18"/>
-          <w:szCs w:val="18"/>
-        </w:rPr>
-        <w:t xml:space="preserve"> </w:t>
-      </w:r>
+      <w:proofErr w:type="spellEnd"/>
+      <w:r>
+        <w:rPr>
+          <w:rFonts w:ascii="Menlo" w:hAnsi="Menlo" w:cs="Menlo"/>
+          <w:color w:val="E4E4E4"/>
+          <w:sz w:val="18"/>
+          <w:szCs w:val="18"/>
+        </w:rPr>
+        <w:t xml:space="preserve"> </w:t>
+      </w:r>
+      <w:proofErr w:type="spellStart"/>
       <w:r>
         <w:rPr>
           <w:rFonts w:ascii="Menlo" w:hAnsi="Menlo" w:cs="Menlo"/>
@@ -4234,6 +5980,7 @@
         </w:rPr>
         <w:t>systemctl</w:t>
       </w:r>
+      <w:proofErr w:type="spellEnd"/>
       <w:r>
         <w:rPr>
           <w:rFonts w:ascii="Menlo" w:hAnsi="Menlo" w:cs="Menlo"/>
@@ -4261,6 +6008,7 @@
         </w:rPr>
         <w:t xml:space="preserve"> </w:t>
       </w:r>
+      <w:proofErr w:type="spellStart"/>
       <w:r>
         <w:rPr>
           <w:rFonts w:ascii="Menlo" w:hAnsi="Menlo" w:cs="Menlo"/>
@@ -4270,6 +6018,7 @@
         </w:rPr>
         <w:t>vsa_reader</w:t>
       </w:r>
+      <w:proofErr w:type="spellEnd"/>
     </w:p>
     <w:p/>
     <w:p/>
@@ -4311,6 +6060,7 @@
           <w:szCs w:val="18"/>
         </w:rPr>
       </w:pPr>
+      <w:proofErr w:type="spellStart"/>
       <w:r>
         <w:rPr>
           <w:rFonts w:ascii="Menlo" w:hAnsi="Menlo" w:cs="Menlo"/>
@@ -4320,15 +6070,17 @@
         </w:rPr>
         <w:t>sudo</w:t>
       </w:r>
-      <w:r>
-        <w:rPr>
-          <w:rFonts w:ascii="Menlo" w:hAnsi="Menlo" w:cs="Menlo"/>
-          <w:color w:val="E4E4E4"/>
-          <w:sz w:val="18"/>
-          <w:szCs w:val="18"/>
-        </w:rPr>
-        <w:t xml:space="preserve"> </w:t>
-      </w:r>
+      <w:proofErr w:type="spellEnd"/>
+      <w:r>
+        <w:rPr>
+          <w:rFonts w:ascii="Menlo" w:hAnsi="Menlo" w:cs="Menlo"/>
+          <w:color w:val="E4E4E4"/>
+          <w:sz w:val="18"/>
+          <w:szCs w:val="18"/>
+        </w:rPr>
+        <w:t xml:space="preserve"> </w:t>
+      </w:r>
+      <w:proofErr w:type="spellStart"/>
       <w:r>
         <w:rPr>
           <w:rFonts w:ascii="Menlo" w:hAnsi="Menlo" w:cs="Menlo"/>
@@ -4338,6 +6090,7 @@
         </w:rPr>
         <w:t>journalctl</w:t>
       </w:r>
+      <w:proofErr w:type="spellEnd"/>
       <w:r>
         <w:rPr>
           <w:rFonts w:ascii="Menlo" w:hAnsi="Menlo" w:cs="Menlo"/>
@@ -4365,14 +6118,25 @@
         </w:rPr>
         <w:t xml:space="preserve"> </w:t>
       </w:r>
-      <w:r>
-        <w:rPr>
-          <w:rFonts w:ascii="Menlo" w:hAnsi="Menlo" w:cs="Menlo"/>
-          <w:color w:val="E394DC"/>
-          <w:sz w:val="18"/>
-          <w:szCs w:val="18"/>
-        </w:rPr>
-        <w:t>iami-private-platform</w:t>
+      <w:proofErr w:type="spellStart"/>
+      <w:r>
+        <w:rPr>
+          <w:rFonts w:ascii="Menlo" w:hAnsi="Menlo" w:cs="Menlo"/>
+          <w:color w:val="E394DC"/>
+          <w:sz w:val="18"/>
+          <w:szCs w:val="18"/>
+        </w:rPr>
+        <w:t>iami</w:t>
+      </w:r>
+      <w:proofErr w:type="spellEnd"/>
+      <w:r>
+        <w:rPr>
+          <w:rFonts w:ascii="Menlo" w:hAnsi="Menlo" w:cs="Menlo"/>
+          <w:color w:val="E394DC"/>
+          <w:sz w:val="18"/>
+          <w:szCs w:val="18"/>
+        </w:rPr>
+        <w:t>-private-platform</w:t>
       </w:r>
       <w:r>
         <w:rPr>
@@ -4474,43 +6238,166 @@
           <w:sz w:val="18"/>
           <w:szCs w:val="18"/>
         </w:rPr>
-        <w:t>python scripts/competences/generate_preprocessed_files.py --client-subdomain elitys</w:t>
-      </w:r>
+        <w:t xml:space="preserve">python scripts/competences/generate_preprocessed_files.py --client-subdomain </w:t>
+      </w:r>
+      <w:proofErr w:type="spellStart"/>
+      <w:r>
+        <w:rPr>
+          <w:rStyle w:val="markdown-inline-code"/>
+          <w:rFonts w:ascii="Menlo" w:eastAsiaTheme="majorEastAsia" w:hAnsi="Menlo" w:cs="Menlo"/>
+          <w:sz w:val="18"/>
+          <w:szCs w:val="18"/>
+        </w:rPr>
+        <w:t>elitys</w:t>
+      </w:r>
+      <w:proofErr w:type="spellEnd"/>
       <w:r>
         <w:rPr>
           <w:rFonts w:ascii="Arial" w:hAnsi="Arial" w:cs="Arial"/>
           <w:sz w:val="20"/>
           <w:szCs w:val="20"/>
         </w:rPr>
-        <w:t> (traitement complet)</w:t>
-      </w:r>
-    </w:p>
-    <w:p>
-      <w:pPr>
-        <w:shd w:val="clear" w:color="auto" w:fill="141414"/>
-        <w:spacing w:before="30" w:after="30"/>
+        <w:t> (</w:t>
+      </w:r>
+      <w:proofErr w:type="spellStart"/>
+      <w:r>
         <w:rPr>
           <w:rFonts w:ascii="Arial" w:hAnsi="Arial" w:cs="Arial"/>
           <w:sz w:val="20"/>
           <w:szCs w:val="20"/>
         </w:rPr>
-      </w:pPr>
-      <w:r>
-        <w:rPr>
-          <w:rStyle w:val="markdown-inline-code"/>
-          <w:rFonts w:ascii="Menlo" w:eastAsiaTheme="majorEastAsia" w:hAnsi="Menlo" w:cs="Menlo"/>
-          <w:sz w:val="18"/>
-          <w:szCs w:val="18"/>
-        </w:rPr>
-        <w:t>python scripts/competences/generate_preprocessed_files.py --client-subdomain elitys --besoins-only</w:t>
-      </w:r>
+        <w:t>traitement</w:t>
+      </w:r>
+      <w:proofErr w:type="spellEnd"/>
       <w:r>
         <w:rPr>
           <w:rFonts w:ascii="Arial" w:hAnsi="Arial" w:cs="Arial"/>
           <w:sz w:val="20"/>
           <w:szCs w:val="20"/>
         </w:rPr>
-        <w:t> (uniquement les besoins)</w:t>
+        <w:t xml:space="preserve"> </w:t>
+      </w:r>
+      <w:proofErr w:type="spellStart"/>
+      <w:r>
+        <w:rPr>
+          <w:rFonts w:ascii="Arial" w:hAnsi="Arial" w:cs="Arial"/>
+          <w:sz w:val="20"/>
+          <w:szCs w:val="20"/>
+        </w:rPr>
+        <w:t>complet</w:t>
+      </w:r>
+      <w:proofErr w:type="spellEnd"/>
+      <w:r>
+        <w:rPr>
+          <w:rFonts w:ascii="Arial" w:hAnsi="Arial" w:cs="Arial"/>
+          <w:sz w:val="20"/>
+          <w:szCs w:val="20"/>
+        </w:rPr>
+        <w:t>)</w:t>
+      </w:r>
+    </w:p>
+    <w:p>
+      <w:pPr>
+        <w:shd w:val="clear" w:color="auto" w:fill="141414"/>
+        <w:spacing w:before="30" w:after="30"/>
+        <w:rPr>
+          <w:rFonts w:ascii="Arial" w:hAnsi="Arial" w:cs="Arial"/>
+          <w:sz w:val="20"/>
+          <w:szCs w:val="20"/>
+        </w:rPr>
+      </w:pPr>
+      <w:r>
+        <w:rPr>
+          <w:rStyle w:val="markdown-inline-code"/>
+          <w:rFonts w:ascii="Menlo" w:eastAsiaTheme="majorEastAsia" w:hAnsi="Menlo" w:cs="Menlo"/>
+          <w:sz w:val="18"/>
+          <w:szCs w:val="18"/>
+        </w:rPr>
+        <w:t xml:space="preserve">python scripts/competences/generate_preprocessed_files.py --client-subdomain </w:t>
+      </w:r>
+      <w:proofErr w:type="spellStart"/>
+      <w:r>
+        <w:rPr>
+          <w:rStyle w:val="markdown-inline-code"/>
+          <w:rFonts w:ascii="Menlo" w:eastAsiaTheme="majorEastAsia" w:hAnsi="Menlo" w:cs="Menlo"/>
+          <w:sz w:val="18"/>
+          <w:szCs w:val="18"/>
+        </w:rPr>
+        <w:t>elitys</w:t>
+      </w:r>
+      <w:proofErr w:type="spellEnd"/>
+      <w:r>
+        <w:rPr>
+          <w:rStyle w:val="markdown-inline-code"/>
+          <w:rFonts w:ascii="Menlo" w:eastAsiaTheme="majorEastAsia" w:hAnsi="Menlo" w:cs="Menlo"/>
+          <w:sz w:val="18"/>
+          <w:szCs w:val="18"/>
+        </w:rPr>
+        <w:t xml:space="preserve"> --</w:t>
+      </w:r>
+      <w:proofErr w:type="spellStart"/>
+      <w:r>
+        <w:rPr>
+          <w:rStyle w:val="markdown-inline-code"/>
+          <w:rFonts w:ascii="Menlo" w:eastAsiaTheme="majorEastAsia" w:hAnsi="Menlo" w:cs="Menlo"/>
+          <w:sz w:val="18"/>
+          <w:szCs w:val="18"/>
+        </w:rPr>
+        <w:t>besoins</w:t>
+      </w:r>
+      <w:proofErr w:type="spellEnd"/>
+      <w:r>
+        <w:rPr>
+          <w:rStyle w:val="markdown-inline-code"/>
+          <w:rFonts w:ascii="Menlo" w:eastAsiaTheme="majorEastAsia" w:hAnsi="Menlo" w:cs="Menlo"/>
+          <w:sz w:val="18"/>
+          <w:szCs w:val="18"/>
+        </w:rPr>
+        <w:t>-only</w:t>
+      </w:r>
+      <w:r>
+        <w:rPr>
+          <w:rFonts w:ascii="Arial" w:hAnsi="Arial" w:cs="Arial"/>
+          <w:sz w:val="20"/>
+          <w:szCs w:val="20"/>
+        </w:rPr>
+        <w:t> (</w:t>
+      </w:r>
+      <w:proofErr w:type="spellStart"/>
+      <w:r>
+        <w:rPr>
+          <w:rFonts w:ascii="Arial" w:hAnsi="Arial" w:cs="Arial"/>
+          <w:sz w:val="20"/>
+          <w:szCs w:val="20"/>
+        </w:rPr>
+        <w:t>uniquement</w:t>
+      </w:r>
+      <w:proofErr w:type="spellEnd"/>
+      <w:r>
+        <w:rPr>
+          <w:rFonts w:ascii="Arial" w:hAnsi="Arial" w:cs="Arial"/>
+          <w:sz w:val="20"/>
+          <w:szCs w:val="20"/>
+        </w:rPr>
+        <w:t xml:space="preserve"> les </w:t>
+      </w:r>
+      <w:proofErr w:type="spellStart"/>
+      <w:r>
+        <w:rPr>
+          <w:rFonts w:ascii="Arial" w:hAnsi="Arial" w:cs="Arial"/>
+          <w:sz w:val="20"/>
+          <w:szCs w:val="20"/>
+        </w:rPr>
+        <w:t>besoins</w:t>
+      </w:r>
+      <w:proofErr w:type="spellEnd"/>
+      <w:r>
+        <w:rPr>
+          <w:rFonts w:ascii="Arial" w:hAnsi="Arial" w:cs="Arial"/>
+          <w:sz w:val="20"/>
+          <w:szCs w:val="20"/>
+        </w:rPr>
+        <w:t>)</w:t>
       </w:r>
     </w:p>
     <w:p/>
@@ -4554,8 +6441,18 @@
           <w:sz w:val="18"/>
           <w:szCs w:val="18"/>
         </w:rPr>
-        <w:t>python scripts/competences/generate_section_text_cv.py --client-subdomain elitys</w:t>
-      </w:r>
+        <w:t xml:space="preserve">python scripts/competences/generate_section_text_cv.py --client-subdomain </w:t>
+      </w:r>
+      <w:proofErr w:type="spellStart"/>
+      <w:r>
+        <w:rPr>
+          <w:rFonts w:ascii="Menlo" w:hAnsi="Menlo" w:cs="Menlo"/>
+          <w:sz w:val="18"/>
+          <w:szCs w:val="18"/>
+        </w:rPr>
+        <w:t>elitys</w:t>
+      </w:r>
+      <w:proofErr w:type="spellEnd"/>
     </w:p>
     <w:p>
       <w:pPr>
@@ -4610,8 +6507,13 @@
     </w:p>
     <w:p>
       <w:r>
-        <w:t>python scripts/maintenance/geocode_cvs.py --client-subdomain elitys</w:t>
-      </w:r>
+        <w:t xml:space="preserve">python scripts/maintenance/geocode_cvs.py --client-subdomain </w:t>
+      </w:r>
+      <w:proofErr w:type="spellStart"/>
+      <w:r>
+        <w:t>elitys</w:t>
+      </w:r>
+      <w:proofErr w:type="spellEnd"/>
     </w:p>
     <w:p>
       <w:pPr>
@@ -4678,6 +6580,7 @@
           <w:rFonts w:asciiTheme="minorHAnsi" w:hAnsiTheme="minorHAnsi"/>
         </w:rPr>
       </w:pPr>
+      <w:proofErr w:type="spellStart"/>
       <w:r>
         <w:rPr>
           <w:rFonts w:asciiTheme="minorHAnsi" w:hAnsiTheme="minorHAnsi"/>
@@ -4694,7 +6597,14 @@
         <w:rPr>
           <w:rFonts w:asciiTheme="minorHAnsi" w:hAnsiTheme="minorHAnsi"/>
         </w:rPr>
-        <w:t xml:space="preserve">ation d’un client </w:t>
+        <w:t>ation</w:t>
+      </w:r>
+      <w:proofErr w:type="spellEnd"/>
+      <w:r>
+        <w:rPr>
+          <w:rFonts w:asciiTheme="minorHAnsi" w:hAnsiTheme="minorHAnsi"/>
+        </w:rPr>
+        <w:t xml:space="preserve"> d’un client </w:t>
       </w:r>
     </w:p>
     <w:p/>
@@ -4710,6 +6620,7 @@
           <w:rFonts w:asciiTheme="minorHAnsi" w:hAnsiTheme="minorHAnsi"/>
         </w:rPr>
       </w:pPr>
+      <w:proofErr w:type="spellStart"/>
       <w:r>
         <w:rPr>
           <w:rFonts w:asciiTheme="minorHAnsi" w:hAnsiTheme="minorHAnsi"/>
@@ -4726,7 +6637,14 @@
         <w:rPr>
           <w:rFonts w:asciiTheme="minorHAnsi" w:hAnsiTheme="minorHAnsi"/>
         </w:rPr>
-        <w:t xml:space="preserve">ation d’un user </w:t>
+        <w:t>ation</w:t>
+      </w:r>
+      <w:proofErr w:type="spellEnd"/>
+      <w:r>
+        <w:rPr>
+          <w:rFonts w:asciiTheme="minorHAnsi" w:hAnsiTheme="minorHAnsi"/>
+        </w:rPr>
+        <w:t xml:space="preserve"> d’un user </w:t>
       </w:r>
     </w:p>
     <w:p/>
@@ -4740,8 +6658,13 @@
           <w:numId w:val="1"/>
         </w:numPr>
       </w:pPr>
-      <w:r>
-        <w:t xml:space="preserve">Modeles LLM </w:t>
+      <w:proofErr w:type="spellStart"/>
+      <w:r>
+        <w:t>Modeles</w:t>
+      </w:r>
+      <w:proofErr w:type="spellEnd"/>
+      <w:r>
+        <w:t xml:space="preserve"> LLM </w:t>
       </w:r>
     </w:p>
     <w:p>
@@ -4752,8 +6675,21 @@
           <w:numId w:val="1"/>
         </w:numPr>
       </w:pPr>
-      <w:r>
-        <w:t xml:space="preserve">Voir les modeles </w:t>
+      <w:proofErr w:type="spellStart"/>
+      <w:r>
+        <w:t>Voir</w:t>
+      </w:r>
+      <w:proofErr w:type="spellEnd"/>
+      <w:r>
+        <w:t xml:space="preserve"> les </w:t>
+      </w:r>
+      <w:proofErr w:type="spellStart"/>
+      <w:r>
+        <w:t>modeles</w:t>
+      </w:r>
+      <w:proofErr w:type="spellEnd"/>
+      <w:r>
+        <w:t xml:space="preserve"> </w:t>
       </w:r>
     </w:p>
     <w:p>
@@ -4768,6 +6704,8 @@
           <w:lang w:val="fr-FR"/>
         </w:rPr>
       </w:pPr>
+      <w:proofErr w:type="spellStart"/>
+      <w:proofErr w:type="gramStart"/>
       <w:r>
         <w:rPr>
           <w:rFonts w:ascii="Menlo" w:hAnsi="Menlo" w:cs="Menlo"/>
@@ -4778,16 +6716,19 @@
         </w:rPr>
         <w:t>ollama</w:t>
       </w:r>
-      <w:r>
-        <w:rPr>
-          <w:rFonts w:ascii="Menlo" w:hAnsi="Menlo" w:cs="Menlo"/>
-          <w:color w:val="E4E4E4"/>
-          <w:sz w:val="18"/>
-          <w:szCs w:val="18"/>
-          <w:lang w:val="fr-FR"/>
-        </w:rPr>
-        <w:t xml:space="preserve"> </w:t>
-      </w:r>
+      <w:proofErr w:type="spellEnd"/>
+      <w:proofErr w:type="gramEnd"/>
+      <w:r>
+        <w:rPr>
+          <w:rFonts w:ascii="Menlo" w:hAnsi="Menlo" w:cs="Menlo"/>
+          <w:color w:val="E4E4E4"/>
+          <w:sz w:val="18"/>
+          <w:szCs w:val="18"/>
+          <w:lang w:val="fr-FR"/>
+        </w:rPr>
+        <w:t xml:space="preserve"> </w:t>
+      </w:r>
+      <w:proofErr w:type="spellStart"/>
       <w:r>
         <w:rPr>
           <w:rFonts w:ascii="Menlo" w:hAnsi="Menlo" w:cs="Menlo"/>
@@ -4798,6 +6739,7 @@
         </w:rPr>
         <w:t>list</w:t>
       </w:r>
+      <w:proofErr w:type="spellEnd"/>
     </w:p>
     <w:p>
       <w:pPr>
@@ -4811,6 +6753,7 @@
           <w:lang w:val="fr-FR"/>
         </w:rPr>
       </w:pPr>
+      <w:proofErr w:type="gramStart"/>
       <w:r>
         <w:rPr>
           <w:rFonts w:ascii="Menlo" w:hAnsi="Menlo" w:cs="Menlo"/>
@@ -4821,6 +6764,7 @@
         </w:rPr>
         <w:t>ls</w:t>
       </w:r>
+      <w:proofErr w:type="gramEnd"/>
       <w:r>
         <w:rPr>
           <w:rFonts w:ascii="Menlo" w:hAnsi="Menlo" w:cs="Menlo"/>
@@ -4859,7 +6803,51 @@
           <w:szCs w:val="18"/>
           <w:lang w:val="fr-FR"/>
         </w:rPr>
-        <w:t>~/.cache/whisper/</w:t>
+        <w:t>~</w:t>
+      </w:r>
+      <w:proofErr w:type="gramStart"/>
+      <w:r>
+        <w:rPr>
+          <w:rFonts w:ascii="Menlo" w:hAnsi="Menlo" w:cs="Menlo"/>
+          <w:color w:val="E394DC"/>
+          <w:sz w:val="18"/>
+          <w:szCs w:val="18"/>
+          <w:lang w:val="fr-FR"/>
+        </w:rPr>
+        <w:t>/.cache</w:t>
+      </w:r>
+      <w:proofErr w:type="gramEnd"/>
+      <w:r>
+        <w:rPr>
+          <w:rFonts w:ascii="Menlo" w:hAnsi="Menlo" w:cs="Menlo"/>
+          <w:color w:val="E394DC"/>
+          <w:sz w:val="18"/>
+          <w:szCs w:val="18"/>
+          <w:lang w:val="fr-FR"/>
+        </w:rPr>
+        <w:t>/</w:t>
+      </w:r>
+      <w:proofErr w:type="spellStart"/>
+      <w:r>
+        <w:rPr>
+          <w:rFonts w:ascii="Menlo" w:hAnsi="Menlo" w:cs="Menlo"/>
+          <w:color w:val="E394DC"/>
+          <w:sz w:val="18"/>
+          <w:szCs w:val="18"/>
+          <w:lang w:val="fr-FR"/>
+        </w:rPr>
+        <w:t>whisper</w:t>
+      </w:r>
+      <w:proofErr w:type="spellEnd"/>
+      <w:r>
+        <w:rPr>
+          <w:rFonts w:ascii="Menlo" w:hAnsi="Menlo" w:cs="Menlo"/>
+          <w:color w:val="E394DC"/>
+          <w:sz w:val="18"/>
+          <w:szCs w:val="18"/>
+          <w:lang w:val="fr-FR"/>
+        </w:rPr>
+        <w:t>/</w:t>
       </w:r>
     </w:p>
     <w:p>
@@ -4894,11 +6882,19 @@
           <w:lang w:val="fr-FR"/>
         </w:rPr>
       </w:pPr>
-      <w:r>
-        <w:rPr>
-          <w:lang w:val="fr-FR"/>
-        </w:rPr>
-        <w:t xml:space="preserve">Recuperer les logs </w:t>
+      <w:proofErr w:type="spellStart"/>
+      <w:r>
+        <w:rPr>
+          <w:lang w:val="fr-FR"/>
+        </w:rPr>
+        <w:t>Recuperer</w:t>
+      </w:r>
+      <w:proofErr w:type="spellEnd"/>
+      <w:r>
+        <w:rPr>
+          <w:lang w:val="fr-FR"/>
+        </w:rPr>
+        <w:t xml:space="preserve"> les logs </w:t>
       </w:r>
     </w:p>
     <w:p>
@@ -4911,15 +6907,27 @@
     <w:p/>
     <w:p>
       <w:r>
-        <w:t>Faire ca en local</w:t>
-      </w:r>
-    </w:p>
-    <w:p>
-      <w:r>
-        <w:t xml:space="preserve">scp ubuntu@79.137.26.126:/var/www/iami-private-platform/src/shared/utils/activity.log ./activity-production.log </w:t>
-      </w:r>
-    </w:p>
-    <w:p/>
+        <w:t xml:space="preserve">Faire ca </w:t>
+      </w:r>
+      <w:proofErr w:type="spellStart"/>
+      <w:r>
+        <w:t>en</w:t>
+      </w:r>
+      <w:proofErr w:type="spellEnd"/>
+      <w:r>
+        <w:t xml:space="preserve"> local</w:t>
+      </w:r>
+    </w:p>
+    <w:p>
+      <w:proofErr w:type="spellStart"/>
+      <w:r>
+        <w:t>scp</w:t>
+      </w:r>
+      <w:proofErr w:type="spellEnd"/>
+      <w:r>
+        <w:t xml:space="preserve"> ubuntu@79.137.26.126:/var/www/iami-private-platform/src/shared/utils/activity.log ./activity-production.log </w:t>
+      </w:r>
+    </w:p>
     <w:p/>
     <w:p/>
     <w:p>
@@ -4929,6 +6937,326 @@
           <w:ilvl w:val="0"/>
           <w:numId w:val="1"/>
         </w:numPr>
+      </w:pPr>
+      <w:r>
+        <w:t xml:space="preserve">Matching </w:t>
+      </w:r>
+      <w:proofErr w:type="spellStart"/>
+      <w:r>
+        <w:t>automatique</w:t>
+      </w:r>
+      <w:proofErr w:type="spellEnd"/>
+      <w:r>
+        <w:t xml:space="preserve"> </w:t>
+      </w:r>
+      <w:proofErr w:type="spellStart"/>
+      <w:r>
+        <w:t>en</w:t>
+      </w:r>
+      <w:proofErr w:type="spellEnd"/>
+      <w:r>
+        <w:t xml:space="preserve"> </w:t>
+      </w:r>
+      <w:proofErr w:type="spellStart"/>
+      <w:r>
+        <w:t>arriere</w:t>
+      </w:r>
+      <w:proofErr w:type="spellEnd"/>
+      <w:r>
+        <w:t xml:space="preserve"> plan </w:t>
+      </w:r>
+    </w:p>
+    <w:p>
+      <w:pPr>
+        <w:shd w:val="clear" w:color="auto" w:fill="181818"/>
+        <w:spacing w:line="270" w:lineRule="atLeast"/>
+        <w:rPr>
+          <w:rFonts w:ascii="Menlo" w:hAnsi="Menlo" w:cs="Menlo"/>
+          <w:color w:val="EFB080"/>
+          <w:sz w:val="18"/>
+          <w:szCs w:val="18"/>
+        </w:rPr>
+      </w:pPr>
+    </w:p>
+    <w:p>
+      <w:pPr>
+        <w:shd w:val="clear" w:color="auto" w:fill="181818"/>
+        <w:spacing w:line="270" w:lineRule="atLeast"/>
+        <w:rPr>
+          <w:rFonts w:ascii="Menlo" w:hAnsi="Menlo" w:cs="Menlo"/>
+          <w:color w:val="E394DC"/>
+          <w:sz w:val="18"/>
+          <w:szCs w:val="18"/>
+        </w:rPr>
+      </w:pPr>
+      <w:r>
+        <w:rPr>
+          <w:rFonts w:ascii="Menlo" w:hAnsi="Menlo" w:cs="Menlo"/>
+          <w:color w:val="EFB080"/>
+          <w:sz w:val="18"/>
+          <w:szCs w:val="18"/>
+        </w:rPr>
+        <w:t>brew</w:t>
+      </w:r>
+      <w:r>
+        <w:rPr>
+          <w:rFonts w:ascii="Menlo" w:hAnsi="Menlo" w:cs="Menlo"/>
+          <w:color w:val="E4E4E4"/>
+          <w:sz w:val="18"/>
+          <w:szCs w:val="18"/>
+        </w:rPr>
+        <w:t xml:space="preserve"> </w:t>
+      </w:r>
+      <w:r>
+        <w:rPr>
+          <w:rFonts w:ascii="Menlo" w:hAnsi="Menlo" w:cs="Menlo"/>
+          <w:color w:val="E394DC"/>
+          <w:sz w:val="18"/>
+          <w:szCs w:val="18"/>
+        </w:rPr>
+        <w:t>services</w:t>
+      </w:r>
+      <w:r>
+        <w:rPr>
+          <w:rFonts w:ascii="Menlo" w:hAnsi="Menlo" w:cs="Menlo"/>
+          <w:color w:val="E4E4E4"/>
+          <w:sz w:val="18"/>
+          <w:szCs w:val="18"/>
+        </w:rPr>
+        <w:t xml:space="preserve"> </w:t>
+      </w:r>
+      <w:r>
+        <w:rPr>
+          <w:rFonts w:ascii="Menlo" w:hAnsi="Menlo" w:cs="Menlo"/>
+          <w:color w:val="E394DC"/>
+          <w:sz w:val="18"/>
+          <w:szCs w:val="18"/>
+        </w:rPr>
+        <w:t>start</w:t>
+      </w:r>
+      <w:r>
+        <w:rPr>
+          <w:rFonts w:ascii="Menlo" w:hAnsi="Menlo" w:cs="Menlo"/>
+          <w:color w:val="E4E4E4"/>
+          <w:sz w:val="18"/>
+          <w:szCs w:val="18"/>
+        </w:rPr>
+        <w:t xml:space="preserve"> </w:t>
+      </w:r>
+      <w:proofErr w:type="spellStart"/>
+      <w:r>
+        <w:rPr>
+          <w:rFonts w:ascii="Menlo" w:hAnsi="Menlo" w:cs="Menlo"/>
+          <w:color w:val="E394DC"/>
+          <w:sz w:val="18"/>
+          <w:szCs w:val="18"/>
+        </w:rPr>
+        <w:t>redis</w:t>
+      </w:r>
+      <w:proofErr w:type="spellEnd"/>
+    </w:p>
+    <w:p>
+      <w:pPr>
+        <w:shd w:val="clear" w:color="auto" w:fill="181818"/>
+        <w:spacing w:line="270" w:lineRule="atLeast"/>
+        <w:rPr>
+          <w:rFonts w:ascii="Menlo" w:hAnsi="Menlo" w:cs="Menlo"/>
+          <w:color w:val="E4E4E4"/>
+          <w:sz w:val="18"/>
+          <w:szCs w:val="18"/>
+        </w:rPr>
+      </w:pPr>
+      <w:r>
+        <w:rPr>
+          <w:rFonts w:ascii="Menlo" w:hAnsi="Menlo" w:cs="Menlo"/>
+          <w:color w:val="EFB080"/>
+          <w:sz w:val="18"/>
+          <w:szCs w:val="18"/>
+        </w:rPr>
+        <w:t>celery</w:t>
+      </w:r>
+      <w:r>
+        <w:rPr>
+          <w:rFonts w:ascii="Menlo" w:hAnsi="Menlo" w:cs="Menlo"/>
+          <w:color w:val="E4E4E4"/>
+          <w:sz w:val="18"/>
+          <w:szCs w:val="18"/>
+        </w:rPr>
+        <w:t xml:space="preserve"> </w:t>
+      </w:r>
+      <w:r>
+        <w:rPr>
+          <w:rFonts w:ascii="Menlo" w:hAnsi="Menlo" w:cs="Menlo"/>
+          <w:color w:val="E394DC"/>
+          <w:sz w:val="18"/>
+          <w:szCs w:val="18"/>
+        </w:rPr>
+        <w:t>-A</w:t>
+      </w:r>
+      <w:r>
+        <w:rPr>
+          <w:rFonts w:ascii="Menlo" w:hAnsi="Menlo" w:cs="Menlo"/>
+          <w:color w:val="E4E4E4"/>
+          <w:sz w:val="18"/>
+          <w:szCs w:val="18"/>
+        </w:rPr>
+        <w:t xml:space="preserve"> </w:t>
+      </w:r>
+      <w:proofErr w:type="spellStart"/>
+      <w:proofErr w:type="gramStart"/>
+      <w:r>
+        <w:rPr>
+          <w:rFonts w:ascii="Menlo" w:hAnsi="Menlo" w:cs="Menlo"/>
+          <w:color w:val="E394DC"/>
+          <w:sz w:val="18"/>
+          <w:szCs w:val="18"/>
+        </w:rPr>
+        <w:t>src.backend</w:t>
+      </w:r>
+      <w:proofErr w:type="gramEnd"/>
+      <w:r>
+        <w:rPr>
+          <w:rFonts w:ascii="Menlo" w:hAnsi="Menlo" w:cs="Menlo"/>
+          <w:color w:val="E394DC"/>
+          <w:sz w:val="18"/>
+          <w:szCs w:val="18"/>
+        </w:rPr>
+        <w:t>.celery_app</w:t>
+      </w:r>
+      <w:proofErr w:type="spellEnd"/>
+      <w:r>
+        <w:rPr>
+          <w:rFonts w:ascii="Menlo" w:hAnsi="Menlo" w:cs="Menlo"/>
+          <w:color w:val="E4E4E4"/>
+          <w:sz w:val="18"/>
+          <w:szCs w:val="18"/>
+        </w:rPr>
+        <w:t xml:space="preserve"> </w:t>
+      </w:r>
+      <w:r>
+        <w:rPr>
+          <w:rFonts w:ascii="Menlo" w:hAnsi="Menlo" w:cs="Menlo"/>
+          <w:color w:val="E394DC"/>
+          <w:sz w:val="18"/>
+          <w:szCs w:val="18"/>
+        </w:rPr>
+        <w:t>worker</w:t>
+      </w:r>
+      <w:r>
+        <w:rPr>
+          <w:rFonts w:ascii="Menlo" w:hAnsi="Menlo" w:cs="Menlo"/>
+          <w:color w:val="E4E4E4"/>
+          <w:sz w:val="18"/>
+          <w:szCs w:val="18"/>
+        </w:rPr>
+        <w:t xml:space="preserve"> </w:t>
+      </w:r>
+      <w:r>
+        <w:rPr>
+          <w:rFonts w:ascii="Menlo" w:hAnsi="Menlo" w:cs="Menlo"/>
+          <w:color w:val="E394DC"/>
+          <w:sz w:val="18"/>
+          <w:szCs w:val="18"/>
+        </w:rPr>
+        <w:t>-Q</w:t>
+      </w:r>
+      <w:r>
+        <w:rPr>
+          <w:rFonts w:ascii="Menlo" w:hAnsi="Menlo" w:cs="Menlo"/>
+          <w:color w:val="E4E4E4"/>
+          <w:sz w:val="18"/>
+          <w:szCs w:val="18"/>
+        </w:rPr>
+        <w:t xml:space="preserve"> </w:t>
+      </w:r>
+      <w:proofErr w:type="spellStart"/>
+      <w:r>
+        <w:rPr>
+          <w:rFonts w:ascii="Menlo" w:hAnsi="Menlo" w:cs="Menlo"/>
+          <w:color w:val="E394DC"/>
+          <w:sz w:val="18"/>
+          <w:szCs w:val="18"/>
+        </w:rPr>
+        <w:t>proba_</w:t>
+      </w:r>
+      <w:proofErr w:type="gramStart"/>
+      <w:r>
+        <w:rPr>
+          <w:rFonts w:ascii="Menlo" w:hAnsi="Menlo" w:cs="Menlo"/>
+          <w:color w:val="E394DC"/>
+          <w:sz w:val="18"/>
+          <w:szCs w:val="18"/>
+        </w:rPr>
+        <w:t>high,proba</w:t>
+      </w:r>
+      <w:proofErr w:type="gramEnd"/>
+      <w:r>
+        <w:rPr>
+          <w:rFonts w:ascii="Menlo" w:hAnsi="Menlo" w:cs="Menlo"/>
+          <w:color w:val="E394DC"/>
+          <w:sz w:val="18"/>
+          <w:szCs w:val="18"/>
+        </w:rPr>
+        <w:t>_low</w:t>
+      </w:r>
+      <w:proofErr w:type="spellEnd"/>
+      <w:r>
+        <w:rPr>
+          <w:rFonts w:ascii="Menlo" w:hAnsi="Menlo" w:cs="Menlo"/>
+          <w:color w:val="E4E4E4"/>
+          <w:sz w:val="18"/>
+          <w:szCs w:val="18"/>
+        </w:rPr>
+        <w:t xml:space="preserve"> </w:t>
+      </w:r>
+      <w:r>
+        <w:rPr>
+          <w:rFonts w:ascii="Menlo" w:hAnsi="Menlo" w:cs="Menlo"/>
+          <w:color w:val="E394DC"/>
+          <w:sz w:val="18"/>
+          <w:szCs w:val="18"/>
+        </w:rPr>
+        <w:t>-l</w:t>
+      </w:r>
+      <w:r>
+        <w:rPr>
+          <w:rFonts w:ascii="Menlo" w:hAnsi="Menlo" w:cs="Menlo"/>
+          <w:color w:val="E4E4E4"/>
+          <w:sz w:val="18"/>
+          <w:szCs w:val="18"/>
+        </w:rPr>
+        <w:t xml:space="preserve"> </w:t>
+      </w:r>
+      <w:r>
+        <w:rPr>
+          <w:rFonts w:ascii="Menlo" w:hAnsi="Menlo" w:cs="Menlo"/>
+          <w:color w:val="E394DC"/>
+          <w:sz w:val="18"/>
+          <w:szCs w:val="18"/>
+        </w:rPr>
+        <w:t>info</w:t>
+      </w:r>
+    </w:p>
+    <w:p>
+      <w:pPr>
+        <w:shd w:val="clear" w:color="auto" w:fill="181818"/>
+        <w:spacing w:line="270" w:lineRule="atLeast"/>
+        <w:rPr>
+          <w:rFonts w:ascii="Menlo" w:hAnsi="Menlo" w:cs="Menlo"/>
+          <w:color w:val="E4E4E4"/>
+          <w:sz w:val="18"/>
+          <w:szCs w:val="18"/>
+        </w:rPr>
+      </w:pPr>
+    </w:p>
+    <w:p/>
+    <w:p>
+      <w:pPr>
+        <w:pStyle w:val="Heading1"/>
+        <w:numPr>
+          <w:ilvl w:val="0"/>
+          <w:numId w:val="1"/>
+        </w:numPr>
         <w:rPr>
           <w:lang w:val="fr-FR"/>
         </w:rPr>
@@ -4963,6 +7291,7 @@
           <w:lang w:val="fr-FR"/>
         </w:rPr>
       </w:pPr>
+      <w:proofErr w:type="gramStart"/>
       <w:r>
         <w:rPr>
           <w:rStyle w:val="markdown-inline-code"/>
@@ -4971,7 +7300,18 @@
           <w:szCs w:val="18"/>
           <w:lang w:val="fr-FR"/>
         </w:rPr>
-        <w:t>python migrations/add_financier_non_dela_tables.py</w:t>
+        <w:t>python</w:t>
+      </w:r>
+      <w:proofErr w:type="gramEnd"/>
+      <w:r>
+        <w:rPr>
+          <w:rStyle w:val="markdown-inline-code"/>
+          <w:rFonts w:ascii="Menlo" w:eastAsiaTheme="majorEastAsia" w:hAnsi="Menlo" w:cs="Menlo"/>
+          <w:sz w:val="18"/>
+          <w:szCs w:val="18"/>
+          <w:lang w:val="fr-FR"/>
+        </w:rPr>
+        <w:t xml:space="preserve"> migrations/add_financier_non_dela_tables.py</w:t>
       </w:r>
     </w:p>
     <w:p>
@@ -4987,16 +7327,85 @@
       </w:pPr>
     </w:p>
     <w:p>
-      <w:pPr>
-        <w:rPr>
-          <w:lang w:val="fr-FR"/>
-        </w:rPr>
-      </w:pPr>
-      <w:r>
-        <w:rPr>
-          <w:lang w:val="fr-FR"/>
-        </w:rPr>
+      <w:r>
         <w:t>python3 migrations/add_probabilite_commentaire_ia_to_matching_competences.py</w:t>
+      </w:r>
+    </w:p>
+    <w:p>
+      <w:pPr>
+        <w:shd w:val="clear" w:color="auto" w:fill="181818"/>
+        <w:spacing w:line="270" w:lineRule="atLeast"/>
+        <w:rPr>
+          <w:rFonts w:ascii="Menlo" w:hAnsi="Menlo" w:cs="Menlo"/>
+          <w:color w:val="E4E4E4"/>
+          <w:sz w:val="18"/>
+          <w:szCs w:val="18"/>
+        </w:rPr>
+      </w:pPr>
+      <w:r>
+        <w:rPr>
+          <w:rFonts w:ascii="Menlo" w:hAnsi="Menlo" w:cs="Menlo"/>
+          <w:color w:val="EFB080"/>
+          <w:sz w:val="18"/>
+          <w:szCs w:val="18"/>
+        </w:rPr>
+        <w:t>python</w:t>
+      </w:r>
+      <w:r>
+        <w:rPr>
+          <w:rFonts w:ascii="Menlo" w:hAnsi="Menlo" w:cs="Menlo"/>
+          <w:color w:val="E4E4E4"/>
+          <w:sz w:val="18"/>
+          <w:szCs w:val="18"/>
+        </w:rPr>
+        <w:t xml:space="preserve"> </w:t>
+      </w:r>
+      <w:r>
+        <w:rPr>
+          <w:rFonts w:ascii="Menlo" w:hAnsi="Menlo" w:cs="Menlo"/>
+          <w:color w:val="E394DC"/>
+          <w:sz w:val="18"/>
+          <w:szCs w:val="18"/>
+        </w:rPr>
+        <w:t>migrations/create_audit_logs_table.py</w:t>
+      </w:r>
+    </w:p>
+    <w:p>
+      <w:r>
+        <w:t xml:space="preserve">pip install </w:t>
+      </w:r>
+      <w:proofErr w:type="spellStart"/>
+      <w:r>
+        <w:t>en</w:t>
+      </w:r>
+      <w:proofErr w:type="spellEnd"/>
+      <w:r>
+        <w:t xml:space="preserve"> prod </w:t>
+      </w:r>
+    </w:p>
+    <w:p>
+      <w:r>
+        <w:t>python3 migrations/add_customer_id_to_cv_missions.py</w:t>
+      </w:r>
+    </w:p>
+    <w:p>
+      <w:r>
+        <w:t>python3 migrations/create_mission_activities_table.py</w:t>
+      </w:r>
+    </w:p>
+    <w:p>
+      <w:r>
+        <w:t>python3 migrations/add_activity_types_missions_to_clients.py</w:t>
+      </w:r>
+    </w:p>
+    <w:p>
+      <w:r>
+        <w:t>python3 migrations/add_distance_duree_to_cv_missions.py</w:t>
+      </w:r>
+    </w:p>
+    <w:p>
+      <w:r>
+        <w:t>python3 migrations/add_facture_missions_and_reception_fields.py</w:t>
       </w:r>
     </w:p>
     <w:sectPr>
@@ -5333,6 +7742,92 @@
     </w:lvl>
   </w:abstractNum>
   <w:abstractNum w:abstractNumId="3" w15:restartNumberingAfterBreak="0">
+    <w:nsid w:val="1F7B5F18"/>
+    <w:multiLevelType w:val="hybridMultilevel"/>
+    <w:tmpl w:val="AC58307A"/>
+    <w:lvl w:ilvl="0" w:tplc="0409000F">
+      <w:start w:val="1"/>
+      <w:numFmt w:val="decimal"/>
+      <w:lvlText w:val="%1."/>
+      <w:lvlJc w:val="left"/>
+      <w:pPr>
+        <w:ind w:left="720" w:hanging="360"/>
+      </w:pPr>
+    </w:lvl>
+    <w:lvl w:ilvl="1" w:tplc="04090019" w:tentative="1">
+      <w:start w:val="1"/>
+      <w:numFmt w:val="lowerLetter"/>
+      <w:lvlText w:val="%2."/>
+      <w:lvlJc w:val="left"/>
+      <w:pPr>
+        <w:ind w:left="1440" w:hanging="360"/>
+      </w:pPr>
+    </w:lvl>
+    <w:lvl w:ilvl="2" w:tplc="0409001B" w:tentative="1">
+      <w:start w:val="1"/>
+      <w:numFmt w:val="lowerRoman"/>
+      <w:lvlText w:val="%3."/>
+      <w:lvlJc w:val="right"/>
+      <w:pPr>
+        <w:ind w:left="2160" w:hanging="180"/>
+      </w:pPr>
+    </w:lvl>
+    <w:lvl w:ilvl="3" w:tplc="0409000F" w:tentative="1">
+      <w:start w:val="1"/>
+      <w:numFmt w:val="decimal"/>
+      <w:lvlText w:val="%4."/>
+      <w:lvlJc w:val="left"/>
+      <w:pPr>
+        <w:ind w:left="2880" w:hanging="360"/>
+      </w:pPr>
+    </w:lvl>
+    <w:lvl w:ilvl="4" w:tplc="04090019" w:tentative="1">
+      <w:start w:val="1"/>
+      <w:numFmt w:val="lowerLetter"/>
+      <w:lvlText w:val="%5."/>
+      <w:lvlJc w:val="left"/>
+      <w:pPr>
+        <w:ind w:left="3600" w:hanging="360"/>
+      </w:pPr>
+    </w:lvl>
+    <w:lvl w:ilvl="5" w:tplc="0409001B" w:tentative="1">
+      <w:start w:val="1"/>
+      <w:numFmt w:val="lowerRoman"/>
+      <w:lvlText w:val="%6."/>
+      <w:lvlJc w:val="right"/>
+      <w:pPr>
+        <w:ind w:left="4320" w:hanging="180"/>
+      </w:pPr>
+    </w:lvl>
+    <w:lvl w:ilvl="6" w:tplc="0409000F" w:tentative="1">
+      <w:start w:val="1"/>
+      <w:numFmt w:val="decimal"/>
+      <w:lvlText w:val="%7."/>
+      <w:lvlJc w:val="left"/>
+      <w:pPr>
+        <w:ind w:left="5040" w:hanging="360"/>
+      </w:pPr>
+    </w:lvl>
+    <w:lvl w:ilvl="7" w:tplc="04090019" w:tentative="1">
+      <w:start w:val="1"/>
+      <w:numFmt w:val="lowerLetter"/>
+      <w:lvlText w:val="%8."/>
+      <w:lvlJc w:val="left"/>
+      <w:pPr>
+        <w:ind w:left="5760" w:hanging="360"/>
+      </w:pPr>
+    </w:lvl>
+    <w:lvl w:ilvl="8" w:tplc="0409001B" w:tentative="1">
+      <w:start w:val="1"/>
+      <w:numFmt w:val="lowerRoman"/>
+      <w:lvlText w:val="%9."/>
+      <w:lvlJc w:val="right"/>
+      <w:pPr>
+        <w:ind w:left="6480" w:hanging="180"/>
+      </w:pPr>
+    </w:lvl>
+  </w:abstractNum>
+  <w:abstractNum w:abstractNumId="4" w15:restartNumberingAfterBreak="0">
     <w:nsid w:val="50AA5CB2"/>
     <w:multiLevelType w:val="multilevel"/>
     <w:tmpl w:val="E83E3DA0"/>
@@ -5481,7 +7976,7 @@
       </w:rPr>
     </w:lvl>
   </w:abstractNum>
-  <w:abstractNum w:abstractNumId="4" w15:restartNumberingAfterBreak="0">
+  <w:abstractNum w:abstractNumId="5" w15:restartNumberingAfterBreak="0">
     <w:nsid w:val="574E2156"/>
     <w:multiLevelType w:val="multilevel"/>
     <w:tmpl w:val="1A70C22E"/>
@@ -5630,7 +8125,7 @@
       </w:rPr>
     </w:lvl>
   </w:abstractNum>
-  <w:abstractNum w:abstractNumId="5" w15:restartNumberingAfterBreak="0">
+  <w:abstractNum w:abstractNumId="6" w15:restartNumberingAfterBreak="0">
     <w:nsid w:val="5AC21295"/>
     <w:multiLevelType w:val="multilevel"/>
     <w:tmpl w:val="0409001F"/>
@@ -5716,7 +8211,7 @@
       </w:pPr>
     </w:lvl>
   </w:abstractNum>
-  <w:abstractNum w:abstractNumId="6" w15:restartNumberingAfterBreak="0">
+  <w:abstractNum w:abstractNumId="7" w15:restartNumberingAfterBreak="0">
     <w:nsid w:val="6452760C"/>
     <w:multiLevelType w:val="multilevel"/>
     <w:tmpl w:val="0409001F"/>
@@ -5802,7 +8297,7 @@
       </w:pPr>
     </w:lvl>
   </w:abstractNum>
-  <w:abstractNum w:abstractNumId="7" w15:restartNumberingAfterBreak="0">
+  <w:abstractNum w:abstractNumId="8" w15:restartNumberingAfterBreak="0">
     <w:nsid w:val="6BE338DB"/>
     <w:multiLevelType w:val="multilevel"/>
     <w:tmpl w:val="B2FE37FA"/>
@@ -5951,7 +8446,7 @@
       </w:rPr>
     </w:lvl>
   </w:abstractNum>
-  <w:abstractNum w:abstractNumId="8" w15:restartNumberingAfterBreak="0">
+  <w:abstractNum w:abstractNumId="9" w15:restartNumberingAfterBreak="0">
     <w:nsid w:val="6CBE0CAA"/>
     <w:multiLevelType w:val="multilevel"/>
     <w:tmpl w:val="F64EACB2"/>
@@ -6100,7 +8595,7 @@
       </w:rPr>
     </w:lvl>
   </w:abstractNum>
-  <w:abstractNum w:abstractNumId="9" w15:restartNumberingAfterBreak="0">
+  <w:abstractNum w:abstractNumId="10" w15:restartNumberingAfterBreak="0">
     <w:nsid w:val="7D3A6798"/>
     <w:multiLevelType w:val="multilevel"/>
     <w:tmpl w:val="0409001F"/>
@@ -6190,31 +8685,34 @@
     <w:abstractNumId w:val="2"/>
   </w:num>
   <w:num w:numId="2" w16cid:durableId="1798059606">
-    <w:abstractNumId w:val="7"/>
+    <w:abstractNumId w:val="8"/>
   </w:num>
   <w:num w:numId="3" w16cid:durableId="1083180488">
-    <w:abstractNumId w:val="3"/>
+    <w:abstractNumId w:val="4"/>
   </w:num>
   <w:num w:numId="4" w16cid:durableId="1196307414">
-    <w:abstractNumId w:val="5"/>
+    <w:abstractNumId w:val="6"/>
   </w:num>
   <w:num w:numId="5" w16cid:durableId="1164974855">
     <w:abstractNumId w:val="1"/>
   </w:num>
   <w:num w:numId="6" w16cid:durableId="1914123023">
+    <w:abstractNumId w:val="10"/>
+  </w:num>
+  <w:num w:numId="7" w16cid:durableId="1491171668">
     <w:abstractNumId w:val="9"/>
   </w:num>
-  <w:num w:numId="7" w16cid:durableId="1491171668">
-    <w:abstractNumId w:val="8"/>
-  </w:num>
   <w:num w:numId="8" w16cid:durableId="1933274503">
-    <w:abstractNumId w:val="4"/>
+    <w:abstractNumId w:val="5"/>
   </w:num>
   <w:num w:numId="9" w16cid:durableId="2051152819">
-    <w:abstractNumId w:val="6"/>
+    <w:abstractNumId w:val="7"/>
   </w:num>
   <w:num w:numId="10" w16cid:durableId="1319188807">
     <w:abstractNumId w:val="0"/>
+  </w:num>
+  <w:num w:numId="11" w16cid:durableId="2090301508">
+    <w:abstractNumId w:val="3"/>
   </w:num>
 </w:numbering>
 </file>

--- a/Engineering/Doc/Commande Private Platform.docx
+++ b/Engineering/Doc/Commande Private Platform.docx
@@ -95,8 +95,579 @@
         <w:rPr>
           <w:lang w:val="fr-FR"/>
         </w:rPr>
+        <w:t>Commandes utiles</w:t>
+      </w:r>
+    </w:p>
+    <w:p>
+      <w:pPr>
+        <w:pStyle w:val="ListParagraph"/>
+        <w:numPr>
+          <w:ilvl w:val="0"/>
+          <w:numId w:val="18"/>
+        </w:numPr>
+        <w:rPr>
+          <w:lang w:val="fr-FR"/>
+        </w:rPr>
+      </w:pPr>
+      <w:r>
+        <w:rPr>
+          <w:lang w:val="fr-FR"/>
+        </w:rPr>
+        <w:t xml:space="preserve">Connaitre la mémoire utilisée : </w:t>
+      </w:r>
+      <w:r>
+        <w:rPr>
+          <w:bdr w:val="single" w:sz="4" w:space="0" w:color="auto"/>
+          <w:lang w:val="fr-FR"/>
+        </w:rPr>
+        <w:t>free -h</w:t>
+      </w:r>
+    </w:p>
+    <w:p>
+      <w:pPr>
+        <w:pStyle w:val="ListParagraph"/>
+        <w:numPr>
+          <w:ilvl w:val="0"/>
+          <w:numId w:val="18"/>
+        </w:numPr>
+        <w:rPr>
+          <w:lang w:val="fr-FR"/>
+        </w:rPr>
+      </w:pPr>
+      <w:r>
+        <w:rPr>
+          <w:lang w:val="fr-FR"/>
+        </w:rPr>
+        <w:t xml:space="preserve">Connaitre quels processus </w:t>
+      </w:r>
+      <w:proofErr w:type="gramStart"/>
+      <w:r>
+        <w:rPr>
+          <w:lang w:val="fr-FR"/>
+        </w:rPr>
+        <w:t>sont</w:t>
+      </w:r>
+      <w:proofErr w:type="gramEnd"/>
+      <w:r>
+        <w:rPr>
+          <w:lang w:val="fr-FR"/>
+        </w:rPr>
+        <w:t xml:space="preserve"> en train de tourner sur le CPU : </w:t>
+      </w:r>
+      <w:r>
+        <w:rPr>
+          <w:bdr w:val="single" w:sz="4" w:space="0" w:color="auto"/>
+          <w:lang w:val="fr-FR"/>
+        </w:rPr>
+        <w:t>top</w:t>
+      </w:r>
+      <w:r>
+        <w:rPr>
+          <w:lang w:val="fr-FR"/>
+        </w:rPr>
+        <w:t xml:space="preserve"> </w:t>
+      </w:r>
+    </w:p>
+    <w:p>
+      <w:pPr>
+        <w:pStyle w:val="ListParagraph"/>
+        <w:numPr>
+          <w:ilvl w:val="0"/>
+          <w:numId w:val="18"/>
+        </w:numPr>
+        <w:rPr>
+          <w:lang w:val="fr-FR"/>
+        </w:rPr>
+      </w:pPr>
+      <w:r>
+        <w:rPr>
+          <w:lang w:val="fr-FR"/>
+        </w:rPr>
+        <w:t xml:space="preserve">Kill des processus : </w:t>
+      </w:r>
+      <w:proofErr w:type="spellStart"/>
+      <w:r>
+        <w:rPr>
+          <w:bdr w:val="single" w:sz="4" w:space="0" w:color="auto"/>
+          <w:lang w:val="fr-FR"/>
+        </w:rPr>
+        <w:t>pkill</w:t>
+      </w:r>
+      <w:proofErr w:type="spellEnd"/>
+      <w:r>
+        <w:rPr>
+          <w:bdr w:val="single" w:sz="4" w:space="0" w:color="auto"/>
+          <w:lang w:val="fr-FR"/>
+        </w:rPr>
+        <w:t xml:space="preserve"> -f "run_sync_vsa_bulk_cron.py"</w:t>
+      </w:r>
+    </w:p>
+    <w:p>
+      <w:pPr>
+        <w:pStyle w:val="ListParagraph"/>
+        <w:numPr>
+          <w:ilvl w:val="0"/>
+          <w:numId w:val="18"/>
+        </w:numPr>
+        <w:rPr>
+          <w:lang w:val="fr-FR"/>
+        </w:rPr>
+      </w:pPr>
+      <w:r>
+        <w:rPr>
+          <w:lang w:val="fr-FR"/>
+        </w:rPr>
+        <w:t xml:space="preserve">Identifier quel python </w:t>
+      </w:r>
+      <w:r>
+        <w:rPr>
+          <w:lang w:val="fr-FR"/>
+        </w:rPr>
+        <w:t>consomme</w:t>
+      </w:r>
+      <w:r>
+        <w:rPr>
+          <w:lang w:val="fr-FR"/>
+        </w:rPr>
+        <w:t xml:space="preserve"> le plus : </w:t>
+      </w:r>
+      <w:proofErr w:type="spellStart"/>
+      <w:r>
+        <w:rPr>
+          <w:bdr w:val="single" w:sz="4" w:space="0" w:color="auto"/>
+          <w:lang w:val="fr-FR"/>
+        </w:rPr>
+        <w:t>ps</w:t>
+      </w:r>
+      <w:proofErr w:type="spellEnd"/>
+      <w:r>
+        <w:rPr>
+          <w:bdr w:val="single" w:sz="4" w:space="0" w:color="auto"/>
+          <w:lang w:val="fr-FR"/>
+        </w:rPr>
+        <w:t xml:space="preserve"> aux --sort=-%mem | </w:t>
+      </w:r>
+      <w:proofErr w:type="spellStart"/>
+      <w:r>
+        <w:rPr>
+          <w:bdr w:val="single" w:sz="4" w:space="0" w:color="auto"/>
+          <w:lang w:val="fr-FR"/>
+        </w:rPr>
+        <w:t>grep</w:t>
+      </w:r>
+      <w:proofErr w:type="spellEnd"/>
+      <w:r>
+        <w:rPr>
+          <w:bdr w:val="single" w:sz="4" w:space="0" w:color="auto"/>
+          <w:lang w:val="fr-FR"/>
+        </w:rPr>
+        <w:t xml:space="preserve"> python3</w:t>
+      </w:r>
+    </w:p>
+    <w:p>
+      <w:pPr>
+        <w:pStyle w:val="ListParagraph"/>
+        <w:numPr>
+          <w:ilvl w:val="0"/>
+          <w:numId w:val="18"/>
+        </w:numPr>
+        <w:rPr>
+          <w:lang w:val="fr-FR"/>
+        </w:rPr>
+      </w:pPr>
+      <w:r>
+        <w:rPr>
+          <w:lang w:val="fr-FR"/>
+        </w:rPr>
+        <w:t xml:space="preserve">Voir le CPU </w:t>
+      </w:r>
+      <w:r>
+        <w:rPr>
+          <w:bdr w:val="single" w:sz="4" w:space="0" w:color="auto"/>
+          <w:lang w:val="fr-FR"/>
+        </w:rPr>
+        <w:t xml:space="preserve">top -bn1 | </w:t>
+      </w:r>
+      <w:proofErr w:type="spellStart"/>
+      <w:r>
+        <w:rPr>
+          <w:bdr w:val="single" w:sz="4" w:space="0" w:color="auto"/>
+          <w:lang w:val="fr-FR"/>
+        </w:rPr>
+        <w:t>head</w:t>
+      </w:r>
+      <w:proofErr w:type="spellEnd"/>
+      <w:r>
+        <w:rPr>
+          <w:bdr w:val="single" w:sz="4" w:space="0" w:color="auto"/>
+          <w:lang w:val="fr-FR"/>
+        </w:rPr>
+        <w:t xml:space="preserve"> -20</w:t>
+      </w:r>
+    </w:p>
+    <w:p>
+      <w:pPr>
+        <w:pStyle w:val="Heading1"/>
+        <w:rPr>
+          <w:lang w:val="fr-FR"/>
+        </w:rPr>
+      </w:pPr>
+      <w:r>
+        <w:rPr>
+          <w:lang w:val="fr-FR"/>
+        </w:rPr>
+        <w:t xml:space="preserve">Gestion du swap </w:t>
+      </w:r>
+    </w:p>
+    <w:p>
+      <w:pPr>
+        <w:pStyle w:val="Heading2"/>
+        <w:rPr>
+          <w:lang w:val="fr-FR"/>
+        </w:rPr>
+      </w:pPr>
+      <w:r>
+        <w:rPr>
+          <w:lang w:val="fr-FR"/>
+        </w:rPr>
+        <w:t>Description</w:t>
+      </w:r>
+    </w:p>
+    <w:p>
+      <w:pPr>
+        <w:rPr>
+          <w:lang w:val="fr-FR"/>
+        </w:rPr>
+      </w:pPr>
+      <w:r>
+        <w:rPr>
+          <w:lang w:val="fr-FR"/>
+        </w:rPr>
+        <w:t>Swap = zone sur le disque utilisée comme RAM de secours.</w:t>
+      </w:r>
+    </w:p>
+    <w:p>
+      <w:pPr>
+        <w:rPr>
+          <w:lang w:val="fr-FR"/>
+        </w:rPr>
+      </w:pPr>
+      <w:r>
+        <w:rPr>
+          <w:lang w:val="fr-FR"/>
+        </w:rPr>
+        <w:t>Quand la RAM est pleine, le noyau met en swap les données peu utilisées pour libérer de la RAM. Ça évite que le système tue des processus (OOM killer) et ça limite les plantages, mais c’est beaucoup plus lent que la RAM (disque vs mémoire), donc le serveur peut fortement ralentir si le swap est beaucoup utilisé.</w:t>
+      </w:r>
+    </w:p>
+    <w:p>
+      <w:pPr>
+        <w:rPr>
+          <w:lang w:val="fr-FR"/>
+        </w:rPr>
+      </w:pPr>
+    </w:p>
+    <w:p>
+      <w:pPr>
+        <w:rPr>
+          <w:lang w:val="fr-FR"/>
+        </w:rPr>
+      </w:pPr>
+    </w:p>
+    <w:p>
+      <w:pPr>
+        <w:rPr>
+          <w:lang w:val="fr-FR"/>
+        </w:rPr>
+      </w:pPr>
+      <w:r>
+        <w:rPr>
+          <w:rStyle w:val="Heading2Char"/>
+        </w:rPr>
+        <w:t xml:space="preserve">Mise </w:t>
+      </w:r>
+      <w:proofErr w:type="spellStart"/>
+      <w:r>
+        <w:rPr>
+          <w:rStyle w:val="Heading2Char"/>
+        </w:rPr>
+        <w:t>en</w:t>
+      </w:r>
+      <w:proofErr w:type="spellEnd"/>
+      <w:r>
+        <w:rPr>
+          <w:rStyle w:val="Heading2Char"/>
+        </w:rPr>
+        <w:t xml:space="preserve"> place</w:t>
+      </w:r>
+      <w:r>
+        <w:rPr>
+          <w:lang w:val="fr-FR"/>
+        </w:rPr>
+        <w:t xml:space="preserve"> </w:t>
+      </w:r>
+      <w:r>
+        <w:rPr>
+          <w:lang w:val="fr-FR"/>
+        </w:rPr>
         <w:br/>
       </w:r>
+      <w:proofErr w:type="spellStart"/>
+      <w:r>
+        <w:rPr>
+          <w:lang w:val="fr-FR"/>
+        </w:rPr>
+        <w:t>sudo</w:t>
+      </w:r>
+      <w:proofErr w:type="spellEnd"/>
+      <w:r>
+        <w:rPr>
+          <w:lang w:val="fr-FR"/>
+        </w:rPr>
+        <w:t xml:space="preserve"> </w:t>
+      </w:r>
+      <w:proofErr w:type="spellStart"/>
+      <w:r>
+        <w:rPr>
+          <w:lang w:val="fr-FR"/>
+        </w:rPr>
+        <w:t>fallocate</w:t>
+      </w:r>
+      <w:proofErr w:type="spellEnd"/>
+      <w:r>
+        <w:rPr>
+          <w:lang w:val="fr-FR"/>
+        </w:rPr>
+        <w:t xml:space="preserve"> -l 8G /</w:t>
+      </w:r>
+      <w:proofErr w:type="spellStart"/>
+      <w:r>
+        <w:rPr>
+          <w:lang w:val="fr-FR"/>
+        </w:rPr>
+        <w:t>swapfile</w:t>
+      </w:r>
+      <w:proofErr w:type="spellEnd"/>
+    </w:p>
+    <w:p>
+      <w:pPr>
+        <w:rPr>
+          <w:lang w:val="fr-FR"/>
+        </w:rPr>
+      </w:pPr>
+      <w:proofErr w:type="spellStart"/>
+      <w:proofErr w:type="gramStart"/>
+      <w:r>
+        <w:rPr>
+          <w:lang w:val="fr-FR"/>
+        </w:rPr>
+        <w:t>sudo</w:t>
+      </w:r>
+      <w:proofErr w:type="spellEnd"/>
+      <w:proofErr w:type="gramEnd"/>
+      <w:r>
+        <w:rPr>
+          <w:lang w:val="fr-FR"/>
+        </w:rPr>
+        <w:t xml:space="preserve"> chmod 600 /</w:t>
+      </w:r>
+      <w:proofErr w:type="spellStart"/>
+      <w:r>
+        <w:rPr>
+          <w:lang w:val="fr-FR"/>
+        </w:rPr>
+        <w:t>swapfile</w:t>
+      </w:r>
+      <w:proofErr w:type="spellEnd"/>
+    </w:p>
+    <w:p>
+      <w:pPr>
+        <w:rPr>
+          <w:lang w:val="fr-FR"/>
+        </w:rPr>
+      </w:pPr>
+      <w:proofErr w:type="spellStart"/>
+      <w:proofErr w:type="gramStart"/>
+      <w:r>
+        <w:rPr>
+          <w:lang w:val="fr-FR"/>
+        </w:rPr>
+        <w:t>sudo</w:t>
+      </w:r>
+      <w:proofErr w:type="spellEnd"/>
+      <w:proofErr w:type="gramEnd"/>
+      <w:r>
+        <w:rPr>
+          <w:lang w:val="fr-FR"/>
+        </w:rPr>
+        <w:t xml:space="preserve"> </w:t>
+      </w:r>
+      <w:proofErr w:type="spellStart"/>
+      <w:r>
+        <w:rPr>
+          <w:lang w:val="fr-FR"/>
+        </w:rPr>
+        <w:t>mkswap</w:t>
+      </w:r>
+      <w:proofErr w:type="spellEnd"/>
+      <w:r>
+        <w:rPr>
+          <w:lang w:val="fr-FR"/>
+        </w:rPr>
+        <w:t xml:space="preserve"> /</w:t>
+      </w:r>
+      <w:proofErr w:type="spellStart"/>
+      <w:r>
+        <w:rPr>
+          <w:lang w:val="fr-FR"/>
+        </w:rPr>
+        <w:t>swapfile</w:t>
+      </w:r>
+      <w:proofErr w:type="spellEnd"/>
+    </w:p>
+    <w:p>
+      <w:pPr>
+        <w:rPr>
+          <w:lang w:val="fr-FR"/>
+        </w:rPr>
+      </w:pPr>
+      <w:proofErr w:type="spellStart"/>
+      <w:proofErr w:type="gramStart"/>
+      <w:r>
+        <w:rPr>
+          <w:lang w:val="fr-FR"/>
+        </w:rPr>
+        <w:t>sudo</w:t>
+      </w:r>
+      <w:proofErr w:type="spellEnd"/>
+      <w:proofErr w:type="gramEnd"/>
+      <w:r>
+        <w:rPr>
+          <w:lang w:val="fr-FR"/>
+        </w:rPr>
+        <w:t xml:space="preserve"> </w:t>
+      </w:r>
+      <w:proofErr w:type="spellStart"/>
+      <w:r>
+        <w:rPr>
+          <w:lang w:val="fr-FR"/>
+        </w:rPr>
+        <w:t>swapon</w:t>
+      </w:r>
+      <w:proofErr w:type="spellEnd"/>
+      <w:r>
+        <w:rPr>
+          <w:lang w:val="fr-FR"/>
+        </w:rPr>
+        <w:t xml:space="preserve"> /</w:t>
+      </w:r>
+      <w:proofErr w:type="spellStart"/>
+      <w:r>
+        <w:rPr>
+          <w:lang w:val="fr-FR"/>
+        </w:rPr>
+        <w:t>swapfile</w:t>
+      </w:r>
+      <w:proofErr w:type="spellEnd"/>
+    </w:p>
+    <w:p>
+      <w:pPr>
+        <w:rPr>
+          <w:lang w:val="fr-FR"/>
+        </w:rPr>
+      </w:pPr>
+      <w:r>
+        <w:rPr>
+          <w:lang w:val="fr-FR"/>
+        </w:rPr>
+        <w:t># Rendre permanent</w:t>
+      </w:r>
+    </w:p>
+    <w:p>
+      <w:pPr>
+        <w:rPr>
+          <w:lang w:val="fr-FR"/>
+        </w:rPr>
+      </w:pPr>
+      <w:proofErr w:type="spellStart"/>
+      <w:proofErr w:type="gramStart"/>
+      <w:r>
+        <w:rPr>
+          <w:lang w:val="fr-FR"/>
+        </w:rPr>
+        <w:t>echo</w:t>
+      </w:r>
+      <w:proofErr w:type="spellEnd"/>
+      <w:proofErr w:type="gramEnd"/>
+      <w:r>
+        <w:rPr>
+          <w:lang w:val="fr-FR"/>
+        </w:rPr>
+        <w:t xml:space="preserve"> '/</w:t>
+      </w:r>
+      <w:proofErr w:type="spellStart"/>
+      <w:r>
+        <w:rPr>
+          <w:lang w:val="fr-FR"/>
+        </w:rPr>
+        <w:t>swapfile</w:t>
+      </w:r>
+      <w:proofErr w:type="spellEnd"/>
+      <w:r>
+        <w:rPr>
+          <w:lang w:val="fr-FR"/>
+        </w:rPr>
+        <w:t xml:space="preserve"> none swap </w:t>
+      </w:r>
+      <w:proofErr w:type="spellStart"/>
+      <w:r>
+        <w:rPr>
+          <w:lang w:val="fr-FR"/>
+        </w:rPr>
+        <w:t>sw</w:t>
+      </w:r>
+      <w:proofErr w:type="spellEnd"/>
+      <w:r>
+        <w:rPr>
+          <w:lang w:val="fr-FR"/>
+        </w:rPr>
+        <w:t xml:space="preserve"> 0 0' | </w:t>
+      </w:r>
+      <w:proofErr w:type="spellStart"/>
+      <w:r>
+        <w:rPr>
+          <w:lang w:val="fr-FR"/>
+        </w:rPr>
+        <w:t>sudo</w:t>
+      </w:r>
+      <w:proofErr w:type="spellEnd"/>
+      <w:r>
+        <w:rPr>
+          <w:lang w:val="fr-FR"/>
+        </w:rPr>
+        <w:t xml:space="preserve"> tee -a /</w:t>
+      </w:r>
+      <w:proofErr w:type="spellStart"/>
+      <w:r>
+        <w:rPr>
+          <w:lang w:val="fr-FR"/>
+        </w:rPr>
+        <w:t>etc</w:t>
+      </w:r>
+      <w:proofErr w:type="spellEnd"/>
+      <w:r>
+        <w:rPr>
+          <w:lang w:val="fr-FR"/>
+        </w:rPr>
+        <w:t>/</w:t>
+      </w:r>
+      <w:proofErr w:type="spellStart"/>
+      <w:r>
+        <w:rPr>
+          <w:lang w:val="fr-FR"/>
+        </w:rPr>
+        <w:t>fstab</w:t>
+      </w:r>
+      <w:proofErr w:type="spellEnd"/>
       <w:r>
         <w:rPr>
           <w:lang w:val="fr-FR"/>
@@ -106,6 +677,12 @@
       <w:r>
         <w:rPr>
           <w:lang w:val="fr-FR"/>
+        </w:rPr>
+        <w:br/>
+      </w:r>
+      <w:r>
+        <w:rPr>
+          <w:rStyle w:val="Heading1Char"/>
         </w:rPr>
         <w:t>Save Git</w:t>
       </w:r>
@@ -389,6 +966,7 @@
     </w:p>
     <w:p>
       <w:r>
+        <w:lastRenderedPageBreak/>
         <w:t>git checkout main</w:t>
       </w:r>
     </w:p>
@@ -975,41 +1553,35 @@
           <w:color w:val="E4E4E4"/>
           <w:sz w:val="18"/>
           <w:szCs w:val="18"/>
-          <w:lang w:val="fr-FR"/>
-        </w:rPr>
-      </w:pPr>
-      <w:proofErr w:type="spellStart"/>
-      <w:proofErr w:type="gramStart"/>
+        </w:rPr>
+      </w:pPr>
+      <w:proofErr w:type="spellStart"/>
       <w:r>
         <w:rPr>
           <w:rFonts w:ascii="Menlo" w:hAnsi="Menlo" w:cs="Menlo"/>
           <w:color w:val="EFB080"/>
           <w:sz w:val="18"/>
           <w:szCs w:val="18"/>
-          <w:lang w:val="fr-FR"/>
         </w:rPr>
         <w:t>sudo</w:t>
       </w:r>
       <w:proofErr w:type="spellEnd"/>
-      <w:proofErr w:type="gramEnd"/>
-      <w:r>
-        <w:rPr>
-          <w:rFonts w:ascii="Menlo" w:hAnsi="Menlo" w:cs="Menlo"/>
-          <w:color w:val="E4E4E4"/>
-          <w:sz w:val="18"/>
-          <w:szCs w:val="18"/>
-          <w:lang w:val="fr-FR"/>
-        </w:rPr>
-        <w:t xml:space="preserve"> </w:t>
-      </w:r>
-      <w:proofErr w:type="spellStart"/>
-      <w:r>
-        <w:rPr>
-          <w:rFonts w:ascii="Menlo" w:hAnsi="Menlo" w:cs="Menlo"/>
-          <w:color w:val="E394DC"/>
-          <w:sz w:val="18"/>
-          <w:szCs w:val="18"/>
-          <w:lang w:val="fr-FR"/>
+      <w:r>
+        <w:rPr>
+          <w:rFonts w:ascii="Menlo" w:hAnsi="Menlo" w:cs="Menlo"/>
+          <w:color w:val="E4E4E4"/>
+          <w:sz w:val="18"/>
+          <w:szCs w:val="18"/>
+        </w:rPr>
+        <w:t xml:space="preserve"> </w:t>
+      </w:r>
+      <w:proofErr w:type="spellStart"/>
+      <w:r>
+        <w:rPr>
+          <w:rFonts w:ascii="Menlo" w:hAnsi="Menlo" w:cs="Menlo"/>
+          <w:color w:val="E394DC"/>
+          <w:sz w:val="18"/>
+          <w:szCs w:val="18"/>
         </w:rPr>
         <w:t>systemctl</w:t>
       </w:r>
@@ -1020,17 +1592,15 @@
           <w:color w:val="E4E4E4"/>
           <w:sz w:val="18"/>
           <w:szCs w:val="18"/>
-          <w:lang w:val="fr-FR"/>
-        </w:rPr>
-        <w:t xml:space="preserve"> </w:t>
-      </w:r>
-      <w:r>
-        <w:rPr>
-          <w:rFonts w:ascii="Menlo" w:hAnsi="Menlo" w:cs="Menlo"/>
-          <w:color w:val="E394DC"/>
-          <w:sz w:val="18"/>
-          <w:szCs w:val="18"/>
-          <w:lang w:val="fr-FR"/>
+        </w:rPr>
+        <w:t xml:space="preserve"> </w:t>
+      </w:r>
+      <w:r>
+        <w:rPr>
+          <w:rFonts w:ascii="Menlo" w:hAnsi="Menlo" w:cs="Menlo"/>
+          <w:color w:val="E394DC"/>
+          <w:sz w:val="18"/>
+          <w:szCs w:val="18"/>
         </w:rPr>
         <w:t>restart</w:t>
       </w:r>
@@ -1040,18 +1610,16 @@
           <w:color w:val="E4E4E4"/>
           <w:sz w:val="18"/>
           <w:szCs w:val="18"/>
-          <w:lang w:val="fr-FR"/>
-        </w:rPr>
-        <w:t xml:space="preserve"> </w:t>
-      </w:r>
-      <w:proofErr w:type="spellStart"/>
-      <w:r>
-        <w:rPr>
-          <w:rFonts w:ascii="Menlo" w:hAnsi="Menlo" w:cs="Menlo"/>
-          <w:color w:val="E394DC"/>
-          <w:sz w:val="18"/>
-          <w:szCs w:val="18"/>
-          <w:lang w:val="fr-FR"/>
+        </w:rPr>
+        <w:t xml:space="preserve"> </w:t>
+      </w:r>
+      <w:proofErr w:type="spellStart"/>
+      <w:r>
+        <w:rPr>
+          <w:rFonts w:ascii="Menlo" w:hAnsi="Menlo" w:cs="Menlo"/>
+          <w:color w:val="E394DC"/>
+          <w:sz w:val="18"/>
+          <w:szCs w:val="18"/>
         </w:rPr>
         <w:t>iami</w:t>
       </w:r>
@@ -1062,31 +1630,8 @@
           <w:color w:val="E394DC"/>
           <w:sz w:val="18"/>
           <w:szCs w:val="18"/>
-          <w:lang w:val="fr-FR"/>
-        </w:rPr>
-        <w:t>-</w:t>
-      </w:r>
-      <w:proofErr w:type="spellStart"/>
-      <w:r>
-        <w:rPr>
-          <w:rFonts w:ascii="Menlo" w:hAnsi="Menlo" w:cs="Menlo"/>
-          <w:color w:val="E394DC"/>
-          <w:sz w:val="18"/>
-          <w:szCs w:val="18"/>
-          <w:lang w:val="fr-FR"/>
-        </w:rPr>
-        <w:t>private</w:t>
-      </w:r>
-      <w:proofErr w:type="spellEnd"/>
-      <w:r>
-        <w:rPr>
-          <w:rFonts w:ascii="Menlo" w:hAnsi="Menlo" w:cs="Menlo"/>
-          <w:color w:val="E394DC"/>
-          <w:sz w:val="18"/>
-          <w:szCs w:val="18"/>
-          <w:lang w:val="fr-FR"/>
-        </w:rPr>
-        <w:t>-platform</w:t>
+        </w:rPr>
+        <w:t>-private-platform</w:t>
       </w:r>
     </w:p>
     <w:p>
@@ -1098,7 +1643,6 @@
           <w:color w:val="E4E4E4"/>
           <w:sz w:val="18"/>
           <w:szCs w:val="18"/>
-          <w:lang w:val="fr-FR"/>
         </w:rPr>
       </w:pPr>
     </w:p>
@@ -1262,38 +1806,32 @@
           <w:color w:val="E4E4E4"/>
           <w:sz w:val="18"/>
           <w:szCs w:val="18"/>
-          <w:lang w:val="fr-FR"/>
-        </w:rPr>
-      </w:pPr>
-      <w:proofErr w:type="gramStart"/>
+        </w:rPr>
+      </w:pPr>
       <w:r>
         <w:rPr>
           <w:rFonts w:ascii="Menlo" w:hAnsi="Menlo" w:cs="Menlo"/>
           <w:color w:val="EFB080"/>
           <w:sz w:val="18"/>
           <w:szCs w:val="18"/>
-          <w:lang w:val="fr-FR"/>
         </w:rPr>
         <w:t>python</w:t>
       </w:r>
-      <w:proofErr w:type="gramEnd"/>
-      <w:r>
-        <w:rPr>
-          <w:rFonts w:ascii="Menlo" w:hAnsi="Menlo" w:cs="Menlo"/>
-          <w:color w:val="E4E4E4"/>
-          <w:sz w:val="18"/>
-          <w:szCs w:val="18"/>
-          <w:lang w:val="fr-FR"/>
-        </w:rPr>
-        <w:t xml:space="preserve"> </w:t>
-      </w:r>
-      <w:r>
-        <w:rPr>
-          <w:rFonts w:ascii="Menlo" w:hAnsi="Menlo" w:cs="Menlo"/>
-          <w:color w:val="E394DC"/>
-          <w:sz w:val="18"/>
-          <w:szCs w:val="18"/>
-          <w:lang w:val="fr-FR"/>
+      <w:r>
+        <w:rPr>
+          <w:rFonts w:ascii="Menlo" w:hAnsi="Menlo" w:cs="Menlo"/>
+          <w:color w:val="E4E4E4"/>
+          <w:sz w:val="18"/>
+          <w:szCs w:val="18"/>
+        </w:rPr>
+        <w:t xml:space="preserve"> </w:t>
+      </w:r>
+      <w:r>
+        <w:rPr>
+          <w:rFonts w:ascii="Menlo" w:hAnsi="Menlo" w:cs="Menlo"/>
+          <w:color w:val="E394DC"/>
+          <w:sz w:val="18"/>
+          <w:szCs w:val="18"/>
         </w:rPr>
         <w:t>scripts/admin/create_client.py</w:t>
       </w:r>
@@ -1303,7 +1841,6 @@
           <w:color w:val="E4E4E4"/>
           <w:sz w:val="18"/>
           <w:szCs w:val="18"/>
-          <w:lang w:val="fr-FR"/>
         </w:rPr>
         <w:t xml:space="preserve"> </w:t>
       </w:r>
@@ -1313,7 +1850,6 @@
           <w:color w:val="D6D6DD"/>
           <w:sz w:val="18"/>
           <w:szCs w:val="18"/>
-          <w:lang w:val="fr-FR"/>
         </w:rPr>
         <w:t>\</w:t>
       </w:r>
@@ -1336,7 +1872,6 @@
           <w:color w:val="E4E4E4"/>
           <w:sz w:val="18"/>
           <w:szCs w:val="18"/>
-          <w:lang w:val="fr-FR"/>
         </w:rPr>
         <w:t xml:space="preserve">  </w:t>
       </w:r>
@@ -2143,6 +2678,7 @@
           <w:szCs w:val="18"/>
           <w:lang w:val="fr-FR"/>
         </w:rPr>
+        <w:lastRenderedPageBreak/>
         <w:t xml:space="preserve">  </w:t>
       </w:r>
       <w:r>
@@ -2854,6 +3390,187 @@
           <w:color w:val="E4E4E4"/>
           <w:sz w:val="18"/>
           <w:szCs w:val="18"/>
+        </w:rPr>
+      </w:pPr>
+      <w:proofErr w:type="spellStart"/>
+      <w:r>
+        <w:rPr>
+          <w:rFonts w:ascii="Menlo" w:hAnsi="Menlo" w:cs="Menlo"/>
+          <w:color w:val="EFB080"/>
+          <w:sz w:val="18"/>
+          <w:szCs w:val="18"/>
+        </w:rPr>
+        <w:t>rsync</w:t>
+      </w:r>
+      <w:proofErr w:type="spellEnd"/>
+      <w:r>
+        <w:rPr>
+          <w:rFonts w:ascii="Menlo" w:hAnsi="Menlo" w:cs="Menlo"/>
+          <w:color w:val="E4E4E4"/>
+          <w:sz w:val="18"/>
+          <w:szCs w:val="18"/>
+        </w:rPr>
+        <w:t xml:space="preserve"> </w:t>
+      </w:r>
+      <w:r>
+        <w:rPr>
+          <w:rFonts w:ascii="Menlo" w:hAnsi="Menlo" w:cs="Menlo"/>
+          <w:color w:val="E394DC"/>
+          <w:sz w:val="18"/>
+          <w:szCs w:val="18"/>
+        </w:rPr>
+        <w:t>-</w:t>
+      </w:r>
+      <w:proofErr w:type="spellStart"/>
+      <w:r>
+        <w:rPr>
+          <w:rFonts w:ascii="Menlo" w:hAnsi="Menlo" w:cs="Menlo"/>
+          <w:color w:val="E394DC"/>
+          <w:sz w:val="18"/>
+          <w:szCs w:val="18"/>
+        </w:rPr>
+        <w:t>avz</w:t>
+      </w:r>
+      <w:proofErr w:type="spellEnd"/>
+      <w:r>
+        <w:rPr>
+          <w:rFonts w:ascii="Menlo" w:hAnsi="Menlo" w:cs="Menlo"/>
+          <w:color w:val="E4E4E4"/>
+          <w:sz w:val="18"/>
+          <w:szCs w:val="18"/>
+        </w:rPr>
+        <w:t xml:space="preserve"> </w:t>
+      </w:r>
+      <w:r>
+        <w:rPr>
+          <w:rFonts w:ascii="Menlo" w:hAnsi="Menlo" w:cs="Menlo"/>
+          <w:color w:val="E394DC"/>
+          <w:sz w:val="18"/>
+          <w:szCs w:val="18"/>
+        </w:rPr>
+        <w:t>/Users/</w:t>
+      </w:r>
+      <w:proofErr w:type="spellStart"/>
+      <w:r>
+        <w:rPr>
+          <w:rFonts w:ascii="Menlo" w:hAnsi="Menlo" w:cs="Menlo"/>
+          <w:color w:val="E394DC"/>
+          <w:sz w:val="18"/>
+          <w:szCs w:val="18"/>
+        </w:rPr>
+        <w:t>theocadene</w:t>
+      </w:r>
+      <w:proofErr w:type="spellEnd"/>
+      <w:r>
+        <w:rPr>
+          <w:rFonts w:ascii="Menlo" w:hAnsi="Menlo" w:cs="Menlo"/>
+          <w:color w:val="E394DC"/>
+          <w:sz w:val="18"/>
+          <w:szCs w:val="18"/>
+        </w:rPr>
+        <w:t>/Documents/</w:t>
+      </w:r>
+      <w:proofErr w:type="spellStart"/>
+      <w:r>
+        <w:rPr>
+          <w:rFonts w:ascii="Menlo" w:hAnsi="Menlo" w:cs="Menlo"/>
+          <w:color w:val="E394DC"/>
+          <w:sz w:val="18"/>
+          <w:szCs w:val="18"/>
+        </w:rPr>
+        <w:t>IAmi</w:t>
+      </w:r>
+      <w:proofErr w:type="spellEnd"/>
+      <w:r>
+        <w:rPr>
+          <w:rFonts w:ascii="Menlo" w:hAnsi="Menlo" w:cs="Menlo"/>
+          <w:color w:val="E394DC"/>
+          <w:sz w:val="18"/>
+          <w:szCs w:val="18"/>
+        </w:rPr>
+        <w:t>/Engineering/API/publish/</w:t>
+      </w:r>
+      <w:r>
+        <w:rPr>
+          <w:rFonts w:ascii="Menlo" w:hAnsi="Menlo" w:cs="Menlo"/>
+          <w:color w:val="E4E4E4"/>
+          <w:sz w:val="18"/>
+          <w:szCs w:val="18"/>
+        </w:rPr>
+        <w:t xml:space="preserve"> </w:t>
+      </w:r>
+      <w:r>
+        <w:rPr>
+          <w:rFonts w:ascii="Menlo" w:hAnsi="Menlo" w:cs="Menlo"/>
+          <w:color w:val="E394DC"/>
+          <w:sz w:val="18"/>
+          <w:szCs w:val="18"/>
+        </w:rPr>
+        <w:t>ubuntu@</w:t>
+      </w:r>
+      <w:r>
+        <w:rPr>
+          <w:rFonts w:ascii="Menlo" w:hAnsi="Menlo" w:cs="Menlo"/>
+          <w:color w:val="E394DC"/>
+          <w:sz w:val="18"/>
+          <w:szCs w:val="18"/>
+        </w:rPr>
+        <w:t>79.137.26.126</w:t>
+      </w:r>
+      <w:r>
+        <w:rPr>
+          <w:rFonts w:ascii="Menlo" w:hAnsi="Menlo" w:cs="Menlo"/>
+          <w:color w:val="E394DC"/>
+          <w:sz w:val="18"/>
+          <w:szCs w:val="18"/>
+        </w:rPr>
+        <w:t>:/</w:t>
+      </w:r>
+      <w:proofErr w:type="spellStart"/>
+      <w:r>
+        <w:rPr>
+          <w:rFonts w:ascii="Menlo" w:hAnsi="Menlo" w:cs="Menlo"/>
+          <w:color w:val="E394DC"/>
+          <w:sz w:val="18"/>
+          <w:szCs w:val="18"/>
+        </w:rPr>
+        <w:t>tmp</w:t>
+      </w:r>
+      <w:proofErr w:type="spellEnd"/>
+      <w:r>
+        <w:rPr>
+          <w:rFonts w:ascii="Menlo" w:hAnsi="Menlo" w:cs="Menlo"/>
+          <w:color w:val="E394DC"/>
+          <w:sz w:val="18"/>
+          <w:szCs w:val="18"/>
+        </w:rPr>
+        <w:t>/</w:t>
+      </w:r>
+      <w:proofErr w:type="spellStart"/>
+      <w:r>
+        <w:rPr>
+          <w:rFonts w:ascii="Menlo" w:hAnsi="Menlo" w:cs="Menlo"/>
+          <w:color w:val="E394DC"/>
+          <w:sz w:val="18"/>
+          <w:szCs w:val="18"/>
+        </w:rPr>
+        <w:t>vsa_reader_new</w:t>
+      </w:r>
+      <w:proofErr w:type="spellEnd"/>
+      <w:r>
+        <w:rPr>
+          <w:rFonts w:ascii="Menlo" w:hAnsi="Menlo" w:cs="Menlo"/>
+          <w:color w:val="E394DC"/>
+          <w:sz w:val="18"/>
+          <w:szCs w:val="18"/>
+        </w:rPr>
+        <w:t>/</w:t>
+      </w:r>
+    </w:p>
+    <w:p/>
+    <w:p>
+      <w:pPr>
+        <w:rPr>
           <w:lang w:val="fr-FR"/>
         </w:rPr>
       </w:pPr>
@@ -2867,7 +3584,6 @@
           <w:szCs w:val="18"/>
           <w:lang w:val="fr-FR"/>
         </w:rPr>
-        <w:lastRenderedPageBreak/>
         <w:t>rsync</w:t>
       </w:r>
       <w:proofErr w:type="spellEnd"/>
@@ -2916,261 +3632,27 @@
       </w:r>
       <w:r>
         <w:rPr>
-          <w:rFonts w:ascii="Menlo" w:hAnsi="Menlo" w:cs="Menlo"/>
-          <w:color w:val="E394DC"/>
-          <w:sz w:val="18"/>
-          <w:szCs w:val="18"/>
-          <w:lang w:val="fr-FR"/>
-        </w:rPr>
-        <w:t>/</w:t>
-      </w:r>
-      <w:proofErr w:type="spellStart"/>
-      <w:r>
-        <w:rPr>
-          <w:rFonts w:ascii="Menlo" w:hAnsi="Menlo" w:cs="Menlo"/>
-          <w:color w:val="E394DC"/>
-          <w:sz w:val="18"/>
-          <w:szCs w:val="18"/>
-          <w:lang w:val="fr-FR"/>
-        </w:rPr>
-        <w:t>Users</w:t>
-      </w:r>
-      <w:proofErr w:type="spellEnd"/>
-      <w:r>
-        <w:rPr>
-          <w:rFonts w:ascii="Menlo" w:hAnsi="Menlo" w:cs="Menlo"/>
-          <w:color w:val="E394DC"/>
-          <w:sz w:val="18"/>
-          <w:szCs w:val="18"/>
-          <w:lang w:val="fr-FR"/>
-        </w:rPr>
-        <w:t>/</w:t>
-      </w:r>
-      <w:proofErr w:type="spellStart"/>
-      <w:r>
-        <w:rPr>
-          <w:rFonts w:ascii="Menlo" w:hAnsi="Menlo" w:cs="Menlo"/>
-          <w:color w:val="E394DC"/>
-          <w:sz w:val="18"/>
-          <w:szCs w:val="18"/>
-          <w:lang w:val="fr-FR"/>
-        </w:rPr>
-        <w:t>theocadene</w:t>
-      </w:r>
-      <w:proofErr w:type="spellEnd"/>
-      <w:r>
-        <w:rPr>
-          <w:rFonts w:ascii="Menlo" w:hAnsi="Menlo" w:cs="Menlo"/>
-          <w:color w:val="E394DC"/>
-          <w:sz w:val="18"/>
-          <w:szCs w:val="18"/>
-          <w:lang w:val="fr-FR"/>
-        </w:rPr>
-        <w:t>/Documents/</w:t>
-      </w:r>
-      <w:proofErr w:type="spellStart"/>
-      <w:r>
-        <w:rPr>
-          <w:rFonts w:ascii="Menlo" w:hAnsi="Menlo" w:cs="Menlo"/>
-          <w:color w:val="E394DC"/>
-          <w:sz w:val="18"/>
-          <w:szCs w:val="18"/>
-          <w:lang w:val="fr-FR"/>
-        </w:rPr>
-        <w:t>IAmi</w:t>
-      </w:r>
-      <w:proofErr w:type="spellEnd"/>
-      <w:r>
-        <w:rPr>
-          <w:rFonts w:ascii="Menlo" w:hAnsi="Menlo" w:cs="Menlo"/>
-          <w:color w:val="E394DC"/>
-          <w:sz w:val="18"/>
-          <w:szCs w:val="18"/>
-          <w:lang w:val="fr-FR"/>
-        </w:rPr>
-        <w:t>/Engineering/API/</w:t>
-      </w:r>
-      <w:proofErr w:type="spellStart"/>
-      <w:r>
-        <w:rPr>
-          <w:rFonts w:ascii="Menlo" w:hAnsi="Menlo" w:cs="Menlo"/>
-          <w:color w:val="E394DC"/>
-          <w:sz w:val="18"/>
-          <w:szCs w:val="18"/>
-          <w:lang w:val="fr-FR"/>
-        </w:rPr>
-        <w:t>publish</w:t>
-      </w:r>
-      <w:proofErr w:type="spellEnd"/>
-      <w:r>
-        <w:rPr>
-          <w:rFonts w:ascii="Menlo" w:hAnsi="Menlo" w:cs="Menlo"/>
-          <w:color w:val="E394DC"/>
-          <w:sz w:val="18"/>
-          <w:szCs w:val="18"/>
-          <w:lang w:val="fr-FR"/>
-        </w:rPr>
-        <w:t>/</w:t>
-      </w:r>
-      <w:r>
-        <w:rPr>
-          <w:rFonts w:ascii="Menlo" w:hAnsi="Menlo" w:cs="Menlo"/>
-          <w:color w:val="E4E4E4"/>
-          <w:sz w:val="18"/>
-          <w:szCs w:val="18"/>
-          <w:lang w:val="fr-FR"/>
-        </w:rPr>
-        <w:t xml:space="preserve"> </w:t>
-      </w:r>
-      <w:r>
-        <w:rPr>
-          <w:rFonts w:ascii="Menlo" w:hAnsi="Menlo" w:cs="Menlo"/>
-          <w:color w:val="E394DC"/>
-          <w:sz w:val="18"/>
-          <w:szCs w:val="18"/>
-          <w:lang w:val="fr-FR"/>
-        </w:rPr>
-        <w:t>ubuntu@</w:t>
-      </w:r>
-      <w:r>
-        <w:rPr>
-          <w:rFonts w:ascii="Menlo" w:hAnsi="Menlo" w:cs="Menlo"/>
-          <w:color w:val="E394DC"/>
-          <w:sz w:val="18"/>
-          <w:szCs w:val="18"/>
-          <w:lang w:val="fr-FR"/>
-        </w:rPr>
-        <w:t>79.137.26.126</w:t>
-      </w:r>
-      <w:r>
-        <w:rPr>
-          <w:rFonts w:ascii="Menlo" w:hAnsi="Menlo" w:cs="Menlo"/>
-          <w:color w:val="E394DC"/>
-          <w:sz w:val="18"/>
-          <w:szCs w:val="18"/>
-          <w:lang w:val="fr-FR"/>
-        </w:rPr>
-        <w:t>:/</w:t>
-      </w:r>
-      <w:proofErr w:type="spellStart"/>
-      <w:r>
-        <w:rPr>
-          <w:rFonts w:ascii="Menlo" w:hAnsi="Menlo" w:cs="Menlo"/>
-          <w:color w:val="E394DC"/>
-          <w:sz w:val="18"/>
-          <w:szCs w:val="18"/>
-          <w:lang w:val="fr-FR"/>
-        </w:rPr>
-        <w:t>tmp</w:t>
-      </w:r>
-      <w:proofErr w:type="spellEnd"/>
-      <w:r>
-        <w:rPr>
-          <w:rFonts w:ascii="Menlo" w:hAnsi="Menlo" w:cs="Menlo"/>
-          <w:color w:val="E394DC"/>
-          <w:sz w:val="18"/>
-          <w:szCs w:val="18"/>
-          <w:lang w:val="fr-FR"/>
-        </w:rPr>
-        <w:t>/</w:t>
-      </w:r>
-      <w:proofErr w:type="spellStart"/>
-      <w:r>
-        <w:rPr>
-          <w:rFonts w:ascii="Menlo" w:hAnsi="Menlo" w:cs="Menlo"/>
-          <w:color w:val="E394DC"/>
-          <w:sz w:val="18"/>
-          <w:szCs w:val="18"/>
-          <w:lang w:val="fr-FR"/>
-        </w:rPr>
-        <w:t>vsa_reader_new</w:t>
-      </w:r>
-      <w:proofErr w:type="spellEnd"/>
-      <w:r>
-        <w:rPr>
-          <w:rFonts w:ascii="Menlo" w:hAnsi="Menlo" w:cs="Menlo"/>
-          <w:color w:val="E394DC"/>
-          <w:sz w:val="18"/>
-          <w:szCs w:val="18"/>
-          <w:lang w:val="fr-FR"/>
-        </w:rPr>
-        <w:t>/</w:t>
-      </w:r>
-    </w:p>
-    <w:p>
-      <w:pPr>
-        <w:rPr>
-          <w:lang w:val="fr-FR"/>
-        </w:rPr>
-      </w:pPr>
-    </w:p>
-    <w:p>
-      <w:pPr>
-        <w:rPr>
-          <w:lang w:val="fr-FR"/>
-        </w:rPr>
-      </w:pPr>
-      <w:proofErr w:type="spellStart"/>
-      <w:proofErr w:type="gramStart"/>
-      <w:r>
-        <w:rPr>
-          <w:rFonts w:ascii="Menlo" w:hAnsi="Menlo" w:cs="Menlo"/>
-          <w:color w:val="EFB080"/>
-          <w:sz w:val="18"/>
-          <w:szCs w:val="18"/>
-          <w:lang w:val="fr-FR"/>
-        </w:rPr>
-        <w:t>rsync</w:t>
-      </w:r>
-      <w:proofErr w:type="spellEnd"/>
-      <w:proofErr w:type="gramEnd"/>
-      <w:r>
-        <w:rPr>
-          <w:rFonts w:ascii="Menlo" w:hAnsi="Menlo" w:cs="Menlo"/>
-          <w:color w:val="E4E4E4"/>
-          <w:sz w:val="18"/>
-          <w:szCs w:val="18"/>
-          <w:lang w:val="fr-FR"/>
-        </w:rPr>
-        <w:t xml:space="preserve"> </w:t>
-      </w:r>
-      <w:r>
-        <w:rPr>
-          <w:rFonts w:ascii="Menlo" w:hAnsi="Menlo" w:cs="Menlo"/>
-          <w:color w:val="E394DC"/>
-          <w:sz w:val="18"/>
-          <w:szCs w:val="18"/>
-          <w:lang w:val="fr-FR"/>
-        </w:rPr>
-        <w:t>-</w:t>
-      </w:r>
-      <w:proofErr w:type="spellStart"/>
-      <w:r>
-        <w:rPr>
-          <w:rFonts w:ascii="Menlo" w:hAnsi="Menlo" w:cs="Menlo"/>
-          <w:color w:val="E394DC"/>
-          <w:sz w:val="18"/>
-          <w:szCs w:val="18"/>
-          <w:lang w:val="fr-FR"/>
-        </w:rPr>
-        <w:t>avz</w:t>
-      </w:r>
-      <w:proofErr w:type="spellEnd"/>
-      <w:r>
-        <w:rPr>
-          <w:rFonts w:ascii="Menlo" w:hAnsi="Menlo" w:cs="Menlo"/>
-          <w:color w:val="E4E4E4"/>
-          <w:sz w:val="18"/>
-          <w:szCs w:val="18"/>
-          <w:lang w:val="fr-FR"/>
-        </w:rPr>
-        <w:t xml:space="preserve"> </w:t>
-      </w:r>
-      <w:r>
-        <w:rPr>
-          <w:lang w:val="fr-FR"/>
-        </w:rPr>
-        <w:t>/Users/theocadene/Documents/algorithme_matching/private_platform/scripts/api/vsa_reader</w:t>
+          <w:lang w:val="fr-FR"/>
+        </w:rPr>
+        <w:t>/Users/theocadene/Documents/algorithme_matching/private_platform/scripts/api/</w:t>
+      </w:r>
+      <w:r>
+        <w:rPr>
+          <w:lang w:val="fr-FR"/>
+        </w:rPr>
+        <w:t>publish-</w:t>
+      </w:r>
+      <w:r>
+        <w:rPr>
+          <w:lang w:val="fr-FR"/>
+        </w:rPr>
+        <w:t>v</w:t>
+      </w:r>
+      <w:r>
+        <w:rPr>
+          <w:lang w:val="fr-FR"/>
+        </w:rPr>
+        <w:t>4</w:t>
       </w:r>
     </w:p>
     <w:p>
@@ -3245,6 +3727,150 @@
         <w:t>/Users/theocadene/Documents/algorithme_matching/private_platform/scripts/api/vsa_reader</w:t>
       </w:r>
     </w:p>
+    <w:p/>
+    <w:p>
+      <w:pPr>
+        <w:rPr>
+          <w:rFonts w:ascii="Menlo" w:hAnsi="Menlo" w:cs="Menlo"/>
+          <w:color w:val="E4E4E4"/>
+          <w:sz w:val="18"/>
+          <w:szCs w:val="18"/>
+          <w:lang w:val="fr-FR"/>
+        </w:rPr>
+      </w:pPr>
+      <w:proofErr w:type="spellStart"/>
+      <w:r>
+        <w:rPr>
+          <w:rFonts w:ascii="Menlo" w:hAnsi="Menlo" w:cs="Menlo"/>
+          <w:color w:val="EFB080"/>
+          <w:sz w:val="18"/>
+          <w:szCs w:val="18"/>
+        </w:rPr>
+        <w:t>rsync</w:t>
+      </w:r>
+      <w:proofErr w:type="spellEnd"/>
+      <w:r>
+        <w:rPr>
+          <w:rFonts w:ascii="Menlo" w:hAnsi="Menlo" w:cs="Menlo"/>
+          <w:color w:val="E4E4E4"/>
+          <w:sz w:val="18"/>
+          <w:szCs w:val="18"/>
+        </w:rPr>
+        <w:t xml:space="preserve"> </w:t>
+      </w:r>
+      <w:r>
+        <w:rPr>
+          <w:rFonts w:ascii="Menlo" w:hAnsi="Menlo" w:cs="Menlo"/>
+          <w:color w:val="E394DC"/>
+          <w:sz w:val="18"/>
+          <w:szCs w:val="18"/>
+        </w:rPr>
+        <w:t>-</w:t>
+      </w:r>
+      <w:proofErr w:type="spellStart"/>
+      <w:r>
+        <w:rPr>
+          <w:rFonts w:ascii="Menlo" w:hAnsi="Menlo" w:cs="Menlo"/>
+          <w:color w:val="E394DC"/>
+          <w:sz w:val="18"/>
+          <w:szCs w:val="18"/>
+        </w:rPr>
+        <w:t>avz</w:t>
+      </w:r>
+      <w:proofErr w:type="spellEnd"/>
+      <w:r>
+        <w:rPr>
+          <w:rFonts w:ascii="Menlo" w:hAnsi="Menlo" w:cs="Menlo"/>
+          <w:color w:val="E4E4E4"/>
+          <w:sz w:val="18"/>
+          <w:szCs w:val="18"/>
+        </w:rPr>
+        <w:t xml:space="preserve"> </w:t>
+      </w:r>
+      <w:r>
+        <w:t>/Users/</w:t>
+      </w:r>
+      <w:proofErr w:type="spellStart"/>
+      <w:r>
+        <w:t>theocadene</w:t>
+      </w:r>
+      <w:proofErr w:type="spellEnd"/>
+      <w:r>
+        <w:t>/Documents/</w:t>
+      </w:r>
+      <w:proofErr w:type="spellStart"/>
+      <w:r>
+        <w:t>algorithme_matching</w:t>
+      </w:r>
+      <w:proofErr w:type="spellEnd"/>
+      <w:r>
+        <w:t>/publish-5</w:t>
+      </w:r>
+      <w:r>
+        <w:t xml:space="preserve"> </w:t>
+      </w:r>
+      <w:r>
+        <w:rPr>
+          <w:rFonts w:ascii="Menlo" w:hAnsi="Menlo" w:cs="Menlo"/>
+          <w:color w:val="E394DC"/>
+          <w:sz w:val="18"/>
+          <w:szCs w:val="18"/>
+          <w:lang w:val="fr-FR"/>
+        </w:rPr>
+        <w:t>ubuntu@79.137.26.126:/</w:t>
+      </w:r>
+      <w:proofErr w:type="spellStart"/>
+      <w:r>
+        <w:rPr>
+          <w:rFonts w:ascii="Menlo" w:hAnsi="Menlo" w:cs="Menlo"/>
+          <w:color w:val="E394DC"/>
+          <w:sz w:val="18"/>
+          <w:szCs w:val="18"/>
+          <w:lang w:val="fr-FR"/>
+        </w:rPr>
+        <w:t>tmp</w:t>
+      </w:r>
+      <w:proofErr w:type="spellEnd"/>
+      <w:r>
+        <w:rPr>
+          <w:rFonts w:ascii="Menlo" w:hAnsi="Menlo" w:cs="Menlo"/>
+          <w:color w:val="E394DC"/>
+          <w:sz w:val="18"/>
+          <w:szCs w:val="18"/>
+          <w:lang w:val="fr-FR"/>
+        </w:rPr>
+        <w:t>/</w:t>
+      </w:r>
+      <w:proofErr w:type="spellStart"/>
+      <w:r>
+        <w:rPr>
+          <w:rFonts w:ascii="Menlo" w:hAnsi="Menlo" w:cs="Menlo"/>
+          <w:color w:val="E394DC"/>
+          <w:sz w:val="18"/>
+          <w:szCs w:val="18"/>
+          <w:lang w:val="fr-FR"/>
+        </w:rPr>
+        <w:t>vsa_reader_new</w:t>
+      </w:r>
+      <w:proofErr w:type="spellEnd"/>
+      <w:r>
+        <w:rPr>
+          <w:rFonts w:ascii="Menlo" w:hAnsi="Menlo" w:cs="Menlo"/>
+          <w:color w:val="E394DC"/>
+          <w:sz w:val="18"/>
+          <w:szCs w:val="18"/>
+          <w:lang w:val="fr-FR"/>
+        </w:rPr>
+        <w:t>/</w:t>
+      </w:r>
+    </w:p>
+    <w:p>
+      <w:pPr>
+        <w:rPr>
+          <w:lang w:val="fr-FR"/>
+        </w:rPr>
+      </w:pPr>
+    </w:p>
     <w:p>
       <w:pPr>
         <w:pStyle w:val="Heading2"/>
@@ -3731,62 +4357,53 @@
           <w:color w:val="E4E4E4"/>
           <w:sz w:val="18"/>
           <w:szCs w:val="18"/>
-          <w:lang w:val="fr-FR"/>
-        </w:rPr>
-      </w:pPr>
-      <w:proofErr w:type="spellStart"/>
-      <w:proofErr w:type="gramStart"/>
+        </w:rPr>
+      </w:pPr>
+      <w:proofErr w:type="spellStart"/>
       <w:r>
         <w:rPr>
           <w:rFonts w:ascii="Menlo" w:hAnsi="Menlo" w:cs="Menlo"/>
           <w:color w:val="EFB080"/>
           <w:sz w:val="18"/>
           <w:szCs w:val="18"/>
-          <w:lang w:val="fr-FR"/>
-        </w:rPr>
+        </w:rPr>
+        <w:lastRenderedPageBreak/>
         <w:t>sudo</w:t>
       </w:r>
       <w:proofErr w:type="spellEnd"/>
-      <w:proofErr w:type="gramEnd"/>
-      <w:r>
-        <w:rPr>
-          <w:rFonts w:ascii="Menlo" w:hAnsi="Menlo" w:cs="Menlo"/>
-          <w:color w:val="E4E4E4"/>
-          <w:sz w:val="18"/>
-          <w:szCs w:val="18"/>
-          <w:lang w:val="fr-FR"/>
-        </w:rPr>
-        <w:t xml:space="preserve"> </w:t>
-      </w:r>
-      <w:proofErr w:type="spellStart"/>
-      <w:r>
-        <w:rPr>
-          <w:rFonts w:ascii="Menlo" w:hAnsi="Menlo" w:cs="Menlo"/>
-          <w:color w:val="E394DC"/>
-          <w:sz w:val="18"/>
-          <w:szCs w:val="18"/>
-          <w:lang w:val="fr-FR"/>
+      <w:r>
+        <w:rPr>
+          <w:rFonts w:ascii="Menlo" w:hAnsi="Menlo" w:cs="Menlo"/>
+          <w:color w:val="E4E4E4"/>
+          <w:sz w:val="18"/>
+          <w:szCs w:val="18"/>
+        </w:rPr>
+        <w:t xml:space="preserve"> </w:t>
+      </w:r>
+      <w:r>
+        <w:rPr>
+          <w:rFonts w:ascii="Menlo" w:hAnsi="Menlo" w:cs="Menlo"/>
+          <w:color w:val="E394DC"/>
+          <w:sz w:val="18"/>
+          <w:szCs w:val="18"/>
         </w:rPr>
         <w:t>cp</w:t>
       </w:r>
-      <w:proofErr w:type="spellEnd"/>
-      <w:r>
-        <w:rPr>
-          <w:rFonts w:ascii="Menlo" w:hAnsi="Menlo" w:cs="Menlo"/>
-          <w:color w:val="E4E4E4"/>
-          <w:sz w:val="18"/>
-          <w:szCs w:val="18"/>
-          <w:lang w:val="fr-FR"/>
-        </w:rPr>
-        <w:t xml:space="preserve"> </w:t>
-      </w:r>
-      <w:r>
-        <w:rPr>
-          <w:rFonts w:ascii="Menlo" w:hAnsi="Menlo" w:cs="Menlo"/>
-          <w:color w:val="E394DC"/>
-          <w:sz w:val="18"/>
-          <w:szCs w:val="18"/>
-          <w:lang w:val="fr-FR"/>
+      <w:r>
+        <w:rPr>
+          <w:rFonts w:ascii="Menlo" w:hAnsi="Menlo" w:cs="Menlo"/>
+          <w:color w:val="E4E4E4"/>
+          <w:sz w:val="18"/>
+          <w:szCs w:val="18"/>
+        </w:rPr>
+        <w:t xml:space="preserve"> </w:t>
+      </w:r>
+      <w:r>
+        <w:rPr>
+          <w:rFonts w:ascii="Menlo" w:hAnsi="Menlo" w:cs="Menlo"/>
+          <w:color w:val="E394DC"/>
+          <w:sz w:val="18"/>
+          <w:szCs w:val="18"/>
         </w:rPr>
         <w:t>-r</w:t>
       </w:r>
@@ -3796,17 +4413,15 @@
           <w:color w:val="E4E4E4"/>
           <w:sz w:val="18"/>
           <w:szCs w:val="18"/>
-          <w:lang w:val="fr-FR"/>
-        </w:rPr>
-        <w:t xml:space="preserve"> </w:t>
-      </w:r>
-      <w:r>
-        <w:rPr>
-          <w:rFonts w:ascii="Menlo" w:hAnsi="Menlo" w:cs="Menlo"/>
-          <w:color w:val="E394DC"/>
-          <w:sz w:val="18"/>
-          <w:szCs w:val="18"/>
-          <w:lang w:val="fr-FR"/>
+        </w:rPr>
+        <w:t xml:space="preserve"> </w:t>
+      </w:r>
+      <w:r>
+        <w:rPr>
+          <w:rFonts w:ascii="Menlo" w:hAnsi="Menlo" w:cs="Menlo"/>
+          <w:color w:val="E394DC"/>
+          <w:sz w:val="18"/>
+          <w:szCs w:val="18"/>
         </w:rPr>
         <w:t>/</w:t>
       </w:r>
@@ -3817,7 +4432,6 @@
           <w:color w:val="E394DC"/>
           <w:sz w:val="18"/>
           <w:szCs w:val="18"/>
-          <w:lang w:val="fr-FR"/>
         </w:rPr>
         <w:t>tmp</w:t>
       </w:r>
@@ -3828,7 +4442,6 @@
           <w:color w:val="E394DC"/>
           <w:sz w:val="18"/>
           <w:szCs w:val="18"/>
-          <w:lang w:val="fr-FR"/>
         </w:rPr>
         <w:t>/</w:t>
       </w:r>
@@ -3839,7 +4452,6 @@
           <w:color w:val="E394DC"/>
           <w:sz w:val="18"/>
           <w:szCs w:val="18"/>
-          <w:lang w:val="fr-FR"/>
         </w:rPr>
         <w:t>vsa_reader_new</w:t>
       </w:r>
@@ -3850,18 +4462,83 @@
           <w:color w:val="E394DC"/>
           <w:sz w:val="18"/>
           <w:szCs w:val="18"/>
-          <w:lang w:val="fr-FR"/>
         </w:rPr>
         <w:t>/</w:t>
       </w:r>
-      <w:proofErr w:type="spellStart"/>
-      <w:r>
-        <w:rPr>
-          <w:rFonts w:ascii="Menlo" w:hAnsi="Menlo" w:cs="Menlo"/>
-          <w:color w:val="E394DC"/>
-          <w:sz w:val="18"/>
-          <w:szCs w:val="18"/>
-          <w:lang w:val="fr-FR"/>
+      <w:r>
+        <w:rPr>
+          <w:rFonts w:ascii="Menlo" w:hAnsi="Menlo" w:cs="Menlo"/>
+          <w:color w:val="CC7C8A"/>
+          <w:sz w:val="18"/>
+          <w:szCs w:val="18"/>
+        </w:rPr>
+        <w:t>*</w:t>
+      </w:r>
+      <w:r>
+        <w:rPr>
+          <w:rFonts w:ascii="Menlo" w:hAnsi="Menlo" w:cs="Menlo"/>
+          <w:color w:val="E4E4E4"/>
+          <w:sz w:val="18"/>
+          <w:szCs w:val="18"/>
+        </w:rPr>
+        <w:t xml:space="preserve"> </w:t>
+      </w:r>
+      <w:r>
+        <w:rPr>
+          <w:rFonts w:ascii="Menlo" w:hAnsi="Menlo" w:cs="Menlo"/>
+          <w:color w:val="E394DC"/>
+          <w:sz w:val="18"/>
+          <w:szCs w:val="18"/>
+        </w:rPr>
+        <w:t>/var/www/</w:t>
+      </w:r>
+      <w:proofErr w:type="spellStart"/>
+      <w:r>
+        <w:rPr>
+          <w:rFonts w:ascii="Menlo" w:hAnsi="Menlo" w:cs="Menlo"/>
+          <w:color w:val="E394DC"/>
+          <w:sz w:val="18"/>
+          <w:szCs w:val="18"/>
+        </w:rPr>
+        <w:t>iami</w:t>
+      </w:r>
+      <w:proofErr w:type="spellEnd"/>
+      <w:r>
+        <w:rPr>
+          <w:rFonts w:ascii="Menlo" w:hAnsi="Menlo" w:cs="Menlo"/>
+          <w:color w:val="E394DC"/>
+          <w:sz w:val="18"/>
+          <w:szCs w:val="18"/>
+        </w:rPr>
+        <w:t>-private-platform/scripts/</w:t>
+      </w:r>
+      <w:proofErr w:type="spellStart"/>
+      <w:r>
+        <w:rPr>
+          <w:rFonts w:ascii="Menlo" w:hAnsi="Menlo" w:cs="Menlo"/>
+          <w:color w:val="E394DC"/>
+          <w:sz w:val="18"/>
+          <w:szCs w:val="18"/>
+        </w:rPr>
+        <w:t>api</w:t>
+      </w:r>
+      <w:proofErr w:type="spellEnd"/>
+      <w:r>
+        <w:rPr>
+          <w:rFonts w:ascii="Menlo" w:hAnsi="Menlo" w:cs="Menlo"/>
+          <w:color w:val="E394DC"/>
+          <w:sz w:val="18"/>
+          <w:szCs w:val="18"/>
+        </w:rPr>
+        <w:t>/</w:t>
+      </w:r>
+      <w:proofErr w:type="spellStart"/>
+      <w:r>
+        <w:rPr>
+          <w:rFonts w:ascii="Menlo" w:hAnsi="Menlo" w:cs="Menlo"/>
+          <w:color w:val="E394DC"/>
+          <w:sz w:val="18"/>
+          <w:szCs w:val="18"/>
         </w:rPr>
         <w:t>vsa_reader</w:t>
       </w:r>
@@ -3869,96 +4546,9 @@
       <w:r>
         <w:rPr>
           <w:rFonts w:ascii="Menlo" w:hAnsi="Menlo" w:cs="Menlo"/>
-          <w:color w:val="CC7C8A"/>
-          <w:sz w:val="18"/>
-          <w:szCs w:val="18"/>
-          <w:lang w:val="fr-FR"/>
-        </w:rPr>
-        <w:t>*</w:t>
-      </w:r>
-      <w:r>
-        <w:rPr>
-          <w:rFonts w:ascii="Menlo" w:hAnsi="Menlo" w:cs="Menlo"/>
-          <w:color w:val="E4E4E4"/>
-          <w:sz w:val="18"/>
-          <w:szCs w:val="18"/>
-          <w:lang w:val="fr-FR"/>
-        </w:rPr>
-        <w:t xml:space="preserve"> </w:t>
-      </w:r>
-      <w:r>
-        <w:rPr>
-          <w:rFonts w:ascii="Menlo" w:hAnsi="Menlo" w:cs="Menlo"/>
-          <w:color w:val="E394DC"/>
-          <w:sz w:val="18"/>
-          <w:szCs w:val="18"/>
-          <w:lang w:val="fr-FR"/>
-        </w:rPr>
-        <w:t>/var/www/</w:t>
-      </w:r>
-      <w:proofErr w:type="spellStart"/>
-      <w:r>
-        <w:rPr>
-          <w:rFonts w:ascii="Menlo" w:hAnsi="Menlo" w:cs="Menlo"/>
-          <w:color w:val="E394DC"/>
-          <w:sz w:val="18"/>
-          <w:szCs w:val="18"/>
-          <w:lang w:val="fr-FR"/>
-        </w:rPr>
-        <w:t>iami</w:t>
-      </w:r>
-      <w:proofErr w:type="spellEnd"/>
-      <w:r>
-        <w:rPr>
-          <w:rFonts w:ascii="Menlo" w:hAnsi="Menlo" w:cs="Menlo"/>
-          <w:color w:val="E394DC"/>
-          <w:sz w:val="18"/>
-          <w:szCs w:val="18"/>
-          <w:lang w:val="fr-FR"/>
-        </w:rPr>
-        <w:t>-</w:t>
-      </w:r>
-      <w:proofErr w:type="spellStart"/>
-      <w:r>
-        <w:rPr>
-          <w:rFonts w:ascii="Menlo" w:hAnsi="Menlo" w:cs="Menlo"/>
-          <w:color w:val="E394DC"/>
-          <w:sz w:val="18"/>
-          <w:szCs w:val="18"/>
-          <w:lang w:val="fr-FR"/>
-        </w:rPr>
-        <w:t>private</w:t>
-      </w:r>
-      <w:proofErr w:type="spellEnd"/>
-      <w:r>
-        <w:rPr>
-          <w:rFonts w:ascii="Menlo" w:hAnsi="Menlo" w:cs="Menlo"/>
-          <w:color w:val="E394DC"/>
-          <w:sz w:val="18"/>
-          <w:szCs w:val="18"/>
-          <w:lang w:val="fr-FR"/>
-        </w:rPr>
-        <w:t>-platform/scripts/api/</w:t>
-      </w:r>
-      <w:proofErr w:type="spellStart"/>
-      <w:r>
-        <w:rPr>
-          <w:rFonts w:ascii="Menlo" w:hAnsi="Menlo" w:cs="Menlo"/>
-          <w:color w:val="E394DC"/>
-          <w:sz w:val="18"/>
-          <w:szCs w:val="18"/>
-          <w:lang w:val="fr-FR"/>
-        </w:rPr>
-        <w:t>vsa_reader</w:t>
-      </w:r>
-      <w:proofErr w:type="spellEnd"/>
-      <w:r>
-        <w:rPr>
-          <w:rFonts w:ascii="Menlo" w:hAnsi="Menlo" w:cs="Menlo"/>
-          <w:color w:val="E394DC"/>
-          <w:sz w:val="18"/>
-          <w:szCs w:val="18"/>
-          <w:lang w:val="fr-FR"/>
+          <w:color w:val="E394DC"/>
+          <w:sz w:val="18"/>
+          <w:szCs w:val="18"/>
         </w:rPr>
         <w:t>/</w:t>
       </w:r>
@@ -3972,7 +4562,6 @@
           <w:color w:val="E4E4E4"/>
           <w:sz w:val="18"/>
           <w:szCs w:val="18"/>
-          <w:lang w:val="fr-FR"/>
         </w:rPr>
       </w:pPr>
     </w:p>
@@ -4010,105 +4599,93 @@
           <w:color w:val="E4E4E4"/>
           <w:sz w:val="18"/>
           <w:szCs w:val="18"/>
-          <w:lang w:val="fr-FR"/>
-        </w:rPr>
-      </w:pPr>
-      <w:proofErr w:type="spellStart"/>
+        </w:rPr>
+      </w:pPr>
+      <w:proofErr w:type="spellStart"/>
+      <w:r>
+        <w:rPr>
+          <w:rFonts w:ascii="Menlo" w:hAnsi="Menlo" w:cs="Menlo"/>
+          <w:color w:val="EFB080"/>
+          <w:sz w:val="18"/>
+          <w:szCs w:val="18"/>
+        </w:rPr>
+        <w:t>sudo</w:t>
+      </w:r>
+      <w:proofErr w:type="spellEnd"/>
+      <w:r>
+        <w:rPr>
+          <w:rFonts w:ascii="Menlo" w:hAnsi="Menlo" w:cs="Menlo"/>
+          <w:color w:val="E4E4E4"/>
+          <w:sz w:val="18"/>
+          <w:szCs w:val="18"/>
+        </w:rPr>
+        <w:t xml:space="preserve"> </w:t>
+      </w:r>
+      <w:proofErr w:type="spellStart"/>
+      <w:r>
+        <w:rPr>
+          <w:rFonts w:ascii="Menlo" w:hAnsi="Menlo" w:cs="Menlo"/>
+          <w:color w:val="E394DC"/>
+          <w:sz w:val="18"/>
+          <w:szCs w:val="18"/>
+        </w:rPr>
+        <w:t>chown</w:t>
+      </w:r>
+      <w:proofErr w:type="spellEnd"/>
+      <w:r>
+        <w:rPr>
+          <w:rFonts w:ascii="Menlo" w:hAnsi="Menlo" w:cs="Menlo"/>
+          <w:color w:val="E4E4E4"/>
+          <w:sz w:val="18"/>
+          <w:szCs w:val="18"/>
+        </w:rPr>
+        <w:t xml:space="preserve"> </w:t>
+      </w:r>
+      <w:r>
+        <w:rPr>
+          <w:rFonts w:ascii="Menlo" w:hAnsi="Menlo" w:cs="Menlo"/>
+          <w:color w:val="E394DC"/>
+          <w:sz w:val="18"/>
+          <w:szCs w:val="18"/>
+        </w:rPr>
+        <w:t>-R</w:t>
+      </w:r>
+      <w:r>
+        <w:rPr>
+          <w:rFonts w:ascii="Menlo" w:hAnsi="Menlo" w:cs="Menlo"/>
+          <w:color w:val="E4E4E4"/>
+          <w:sz w:val="18"/>
+          <w:szCs w:val="18"/>
+        </w:rPr>
+        <w:t xml:space="preserve"> </w:t>
+      </w:r>
+      <w:proofErr w:type="spellStart"/>
+      <w:r>
+        <w:rPr>
+          <w:rFonts w:ascii="Menlo" w:hAnsi="Menlo" w:cs="Menlo"/>
+          <w:color w:val="E394DC"/>
+          <w:sz w:val="18"/>
+          <w:szCs w:val="18"/>
+        </w:rPr>
+        <w:t>www-</w:t>
+      </w:r>
       <w:proofErr w:type="gramStart"/>
       <w:r>
         <w:rPr>
           <w:rFonts w:ascii="Menlo" w:hAnsi="Menlo" w:cs="Menlo"/>
-          <w:color w:val="EFB080"/>
-          <w:sz w:val="18"/>
-          <w:szCs w:val="18"/>
-          <w:lang w:val="fr-FR"/>
-        </w:rPr>
-        <w:t>sudo</w:t>
-      </w:r>
-      <w:proofErr w:type="spellEnd"/>
+          <w:color w:val="E394DC"/>
+          <w:sz w:val="18"/>
+          <w:szCs w:val="18"/>
+        </w:rPr>
+        <w:t>data:www</w:t>
+      </w:r>
       <w:proofErr w:type="gramEnd"/>
       <w:r>
         <w:rPr>
           <w:rFonts w:ascii="Menlo" w:hAnsi="Menlo" w:cs="Menlo"/>
-          <w:color w:val="E4E4E4"/>
-          <w:sz w:val="18"/>
-          <w:szCs w:val="18"/>
-          <w:lang w:val="fr-FR"/>
-        </w:rPr>
-        <w:t xml:space="preserve"> </w:t>
-      </w:r>
-      <w:proofErr w:type="spellStart"/>
-      <w:r>
-        <w:rPr>
-          <w:rFonts w:ascii="Menlo" w:hAnsi="Menlo" w:cs="Menlo"/>
-          <w:color w:val="E394DC"/>
-          <w:sz w:val="18"/>
-          <w:szCs w:val="18"/>
-          <w:lang w:val="fr-FR"/>
-        </w:rPr>
-        <w:t>chown</w:t>
-      </w:r>
-      <w:proofErr w:type="spellEnd"/>
-      <w:r>
-        <w:rPr>
-          <w:rFonts w:ascii="Menlo" w:hAnsi="Menlo" w:cs="Menlo"/>
-          <w:color w:val="E4E4E4"/>
-          <w:sz w:val="18"/>
-          <w:szCs w:val="18"/>
-          <w:lang w:val="fr-FR"/>
-        </w:rPr>
-        <w:t xml:space="preserve"> </w:t>
-      </w:r>
-      <w:r>
-        <w:rPr>
-          <w:rFonts w:ascii="Menlo" w:hAnsi="Menlo" w:cs="Menlo"/>
-          <w:color w:val="E394DC"/>
-          <w:sz w:val="18"/>
-          <w:szCs w:val="18"/>
-          <w:lang w:val="fr-FR"/>
-        </w:rPr>
-        <w:t>-R</w:t>
-      </w:r>
-      <w:r>
-        <w:rPr>
-          <w:rFonts w:ascii="Menlo" w:hAnsi="Menlo" w:cs="Menlo"/>
-          <w:color w:val="E4E4E4"/>
-          <w:sz w:val="18"/>
-          <w:szCs w:val="18"/>
-          <w:lang w:val="fr-FR"/>
-        </w:rPr>
-        <w:t xml:space="preserve"> </w:t>
-      </w:r>
-      <w:proofErr w:type="spellStart"/>
-      <w:r>
-        <w:rPr>
-          <w:rFonts w:ascii="Menlo" w:hAnsi="Menlo" w:cs="Menlo"/>
-          <w:color w:val="E394DC"/>
-          <w:sz w:val="18"/>
-          <w:szCs w:val="18"/>
-          <w:lang w:val="fr-FR"/>
-        </w:rPr>
-        <w:t>www-</w:t>
-      </w:r>
-      <w:proofErr w:type="gramStart"/>
-      <w:r>
-        <w:rPr>
-          <w:rFonts w:ascii="Menlo" w:hAnsi="Menlo" w:cs="Menlo"/>
-          <w:color w:val="E394DC"/>
-          <w:sz w:val="18"/>
-          <w:szCs w:val="18"/>
-          <w:lang w:val="fr-FR"/>
-        </w:rPr>
-        <w:t>data:www</w:t>
-      </w:r>
-      <w:proofErr w:type="gramEnd"/>
-      <w:r>
-        <w:rPr>
-          <w:rFonts w:ascii="Menlo" w:hAnsi="Menlo" w:cs="Menlo"/>
-          <w:color w:val="E394DC"/>
-          <w:sz w:val="18"/>
-          <w:szCs w:val="18"/>
-          <w:lang w:val="fr-FR"/>
+          <w:color w:val="E394DC"/>
+          <w:sz w:val="18"/>
+          <w:szCs w:val="18"/>
         </w:rPr>
         <w:t>-data</w:t>
       </w:r>
@@ -4119,17 +4696,15 @@
           <w:color w:val="E4E4E4"/>
           <w:sz w:val="18"/>
           <w:szCs w:val="18"/>
-          <w:lang w:val="fr-FR"/>
-        </w:rPr>
-        <w:t xml:space="preserve"> </w:t>
-      </w:r>
-      <w:r>
-        <w:rPr>
-          <w:rFonts w:ascii="Menlo" w:hAnsi="Menlo" w:cs="Menlo"/>
-          <w:color w:val="E394DC"/>
-          <w:sz w:val="18"/>
-          <w:szCs w:val="18"/>
-          <w:lang w:val="fr-FR"/>
+        </w:rPr>
+        <w:t xml:space="preserve"> </w:t>
+      </w:r>
+      <w:r>
+        <w:rPr>
+          <w:rFonts w:ascii="Menlo" w:hAnsi="Menlo" w:cs="Menlo"/>
+          <w:color w:val="E394DC"/>
+          <w:sz w:val="18"/>
+          <w:szCs w:val="18"/>
         </w:rPr>
         <w:t>/var/www/</w:t>
       </w:r>
@@ -4140,7 +4715,6 @@
           <w:color w:val="E394DC"/>
           <w:sz w:val="18"/>
           <w:szCs w:val="18"/>
-          <w:lang w:val="fr-FR"/>
         </w:rPr>
         <w:t>iami</w:t>
       </w:r>
@@ -4151,40 +4725,36 @@
           <w:color w:val="E394DC"/>
           <w:sz w:val="18"/>
           <w:szCs w:val="18"/>
-          <w:lang w:val="fr-FR"/>
-        </w:rPr>
-        <w:t>-</w:t>
-      </w:r>
-      <w:proofErr w:type="spellStart"/>
-      <w:r>
-        <w:rPr>
-          <w:rFonts w:ascii="Menlo" w:hAnsi="Menlo" w:cs="Menlo"/>
-          <w:color w:val="E394DC"/>
-          <w:sz w:val="18"/>
-          <w:szCs w:val="18"/>
-          <w:lang w:val="fr-FR"/>
-        </w:rPr>
-        <w:t>private</w:t>
-      </w:r>
-      <w:proofErr w:type="spellEnd"/>
-      <w:r>
-        <w:rPr>
-          <w:rFonts w:ascii="Menlo" w:hAnsi="Menlo" w:cs="Menlo"/>
-          <w:color w:val="E394DC"/>
-          <w:sz w:val="18"/>
-          <w:szCs w:val="18"/>
-          <w:lang w:val="fr-FR"/>
-        </w:rPr>
-        <w:t>-platform/scripts/api/</w:t>
-      </w:r>
-      <w:proofErr w:type="spellStart"/>
-      <w:r>
-        <w:rPr>
-          <w:rFonts w:ascii="Menlo" w:hAnsi="Menlo" w:cs="Menlo"/>
-          <w:color w:val="E394DC"/>
-          <w:sz w:val="18"/>
-          <w:szCs w:val="18"/>
-          <w:lang w:val="fr-FR"/>
+        </w:rPr>
+        <w:t>-private-platform/scripts/</w:t>
+      </w:r>
+      <w:proofErr w:type="spellStart"/>
+      <w:r>
+        <w:rPr>
+          <w:rFonts w:ascii="Menlo" w:hAnsi="Menlo" w:cs="Menlo"/>
+          <w:color w:val="E394DC"/>
+          <w:sz w:val="18"/>
+          <w:szCs w:val="18"/>
+        </w:rPr>
+        <w:t>api</w:t>
+      </w:r>
+      <w:proofErr w:type="spellEnd"/>
+      <w:r>
+        <w:rPr>
+          <w:rFonts w:ascii="Menlo" w:hAnsi="Menlo" w:cs="Menlo"/>
+          <w:color w:val="E394DC"/>
+          <w:sz w:val="18"/>
+          <w:szCs w:val="18"/>
+        </w:rPr>
+        <w:t>/</w:t>
+      </w:r>
+      <w:proofErr w:type="spellStart"/>
+      <w:r>
+        <w:rPr>
+          <w:rFonts w:ascii="Menlo" w:hAnsi="Menlo" w:cs="Menlo"/>
+          <w:color w:val="E394DC"/>
+          <w:sz w:val="18"/>
+          <w:szCs w:val="18"/>
         </w:rPr>
         <w:t>vsa_reader</w:t>
       </w:r>
@@ -4199,60 +4769,54 @@
           <w:color w:val="E394DC"/>
           <w:sz w:val="18"/>
           <w:szCs w:val="18"/>
-          <w:lang w:val="fr-FR"/>
-        </w:rPr>
-      </w:pPr>
-      <w:proofErr w:type="spellStart"/>
-      <w:proofErr w:type="gramStart"/>
+        </w:rPr>
+      </w:pPr>
+      <w:proofErr w:type="spellStart"/>
       <w:r>
         <w:rPr>
           <w:rFonts w:ascii="Menlo" w:hAnsi="Menlo" w:cs="Menlo"/>
           <w:color w:val="EFB080"/>
           <w:sz w:val="18"/>
           <w:szCs w:val="18"/>
-          <w:lang w:val="fr-FR"/>
         </w:rPr>
         <w:t>sudo</w:t>
       </w:r>
       <w:proofErr w:type="spellEnd"/>
-      <w:proofErr w:type="gramEnd"/>
-      <w:r>
-        <w:rPr>
-          <w:rFonts w:ascii="Menlo" w:hAnsi="Menlo" w:cs="Menlo"/>
-          <w:color w:val="E4E4E4"/>
-          <w:sz w:val="18"/>
-          <w:szCs w:val="18"/>
-          <w:lang w:val="fr-FR"/>
-        </w:rPr>
-        <w:t xml:space="preserve"> </w:t>
-      </w:r>
-      <w:r>
-        <w:rPr>
-          <w:rFonts w:ascii="Menlo" w:hAnsi="Menlo" w:cs="Menlo"/>
-          <w:color w:val="E394DC"/>
-          <w:sz w:val="18"/>
-          <w:szCs w:val="18"/>
-          <w:lang w:val="fr-FR"/>
+      <w:r>
+        <w:rPr>
+          <w:rFonts w:ascii="Menlo" w:hAnsi="Menlo" w:cs="Menlo"/>
+          <w:color w:val="E4E4E4"/>
+          <w:sz w:val="18"/>
+          <w:szCs w:val="18"/>
+        </w:rPr>
+        <w:t xml:space="preserve"> </w:t>
+      </w:r>
+      <w:proofErr w:type="spellStart"/>
+      <w:r>
+        <w:rPr>
+          <w:rFonts w:ascii="Menlo" w:hAnsi="Menlo" w:cs="Menlo"/>
+          <w:color w:val="E394DC"/>
+          <w:sz w:val="18"/>
+          <w:szCs w:val="18"/>
         </w:rPr>
         <w:t>chmod</w:t>
       </w:r>
-      <w:r>
-        <w:rPr>
-          <w:rFonts w:ascii="Menlo" w:hAnsi="Menlo" w:cs="Menlo"/>
-          <w:color w:val="E4E4E4"/>
-          <w:sz w:val="18"/>
-          <w:szCs w:val="18"/>
-          <w:lang w:val="fr-FR"/>
-        </w:rPr>
-        <w:t xml:space="preserve"> </w:t>
-      </w:r>
-      <w:r>
-        <w:rPr>
-          <w:rFonts w:ascii="Menlo" w:hAnsi="Menlo" w:cs="Menlo"/>
-          <w:color w:val="E394DC"/>
-          <w:sz w:val="18"/>
-          <w:szCs w:val="18"/>
-          <w:lang w:val="fr-FR"/>
+      <w:proofErr w:type="spellEnd"/>
+      <w:r>
+        <w:rPr>
+          <w:rFonts w:ascii="Menlo" w:hAnsi="Menlo" w:cs="Menlo"/>
+          <w:color w:val="E4E4E4"/>
+          <w:sz w:val="18"/>
+          <w:szCs w:val="18"/>
+        </w:rPr>
+        <w:t xml:space="preserve"> </w:t>
+      </w:r>
+      <w:r>
+        <w:rPr>
+          <w:rFonts w:ascii="Menlo" w:hAnsi="Menlo" w:cs="Menlo"/>
+          <w:color w:val="E394DC"/>
+          <w:sz w:val="18"/>
+          <w:szCs w:val="18"/>
         </w:rPr>
         <w:t>+x</w:t>
       </w:r>
@@ -4262,17 +4826,15 @@
           <w:color w:val="E4E4E4"/>
           <w:sz w:val="18"/>
           <w:szCs w:val="18"/>
-          <w:lang w:val="fr-FR"/>
-        </w:rPr>
-        <w:t xml:space="preserve"> </w:t>
-      </w:r>
-      <w:r>
-        <w:rPr>
-          <w:rFonts w:ascii="Menlo" w:hAnsi="Menlo" w:cs="Menlo"/>
-          <w:color w:val="E394DC"/>
-          <w:sz w:val="18"/>
-          <w:szCs w:val="18"/>
-          <w:lang w:val="fr-FR"/>
+        </w:rPr>
+        <w:t xml:space="preserve"> </w:t>
+      </w:r>
+      <w:r>
+        <w:rPr>
+          <w:rFonts w:ascii="Menlo" w:hAnsi="Menlo" w:cs="Menlo"/>
+          <w:color w:val="E394DC"/>
+          <w:sz w:val="18"/>
+          <w:szCs w:val="18"/>
         </w:rPr>
         <w:t>/var/www/iami-private-platform/scripts/api/vsa_reader/start_app.sh</w:t>
       </w:r>
@@ -4651,7 +5213,6 @@
     <w:p/>
     <w:p/>
     <w:p/>
-    <w:p/>
     <w:p>
       <w:pPr>
         <w:pStyle w:val="Heading1"/>
@@ -4663,22 +5224,39 @@
         <w:rPr>
           <w:lang w:val="fr-FR"/>
         </w:rPr>
-        <w:lastRenderedPageBreak/>
-        <w:t xml:space="preserve">Faire tourner en </w:t>
-      </w:r>
-      <w:proofErr w:type="spellStart"/>
-      <w:r>
-        <w:rPr>
-          <w:lang w:val="fr-FR"/>
-        </w:rPr>
-        <w:t>arriere</w:t>
-      </w:r>
-      <w:proofErr w:type="spellEnd"/>
-      <w:r>
-        <w:rPr>
-          <w:lang w:val="fr-FR"/>
-        </w:rPr>
-        <w:t xml:space="preserve"> plan </w:t>
+        <w:t>Mo</w:t>
+      </w:r>
+      <w:r>
+        <w:rPr>
+          <w:lang w:val="fr-FR"/>
+        </w:rPr>
+        <w:t>n</w:t>
+      </w:r>
+      <w:r>
+        <w:rPr>
+          <w:lang w:val="fr-FR"/>
+        </w:rPr>
+        <w:t xml:space="preserve">trer </w:t>
+      </w:r>
+      <w:r>
+        <w:rPr>
+          <w:lang w:val="fr-FR"/>
+        </w:rPr>
+        <w:t xml:space="preserve">le </w:t>
+      </w:r>
+      <w:proofErr w:type="spellStart"/>
+      <w:r>
+        <w:rPr>
+          <w:lang w:val="fr-FR"/>
+        </w:rPr>
+        <w:t>gpu</w:t>
+      </w:r>
+      <w:proofErr w:type="spellEnd"/>
+      <w:r>
+        <w:rPr>
+          <w:lang w:val="fr-FR"/>
+        </w:rPr>
+        <w:t xml:space="preserve"> </w:t>
       </w:r>
       <w:r>
         <w:rPr>
@@ -4696,6 +5274,84 @@
           <w:color w:val="E4E4E4"/>
           <w:sz w:val="18"/>
           <w:szCs w:val="18"/>
+          <w:lang w:val="fr-FR"/>
+        </w:rPr>
+      </w:pPr>
+      <w:proofErr w:type="spellStart"/>
+      <w:proofErr w:type="gramStart"/>
+      <w:r>
+        <w:rPr>
+          <w:rFonts w:ascii="Menlo" w:hAnsi="Menlo" w:cs="Menlo"/>
+          <w:color w:val="EFB080"/>
+          <w:sz w:val="18"/>
+          <w:szCs w:val="18"/>
+          <w:lang w:val="fr-FR"/>
+        </w:rPr>
+        <w:t>nvidia</w:t>
+      </w:r>
+      <w:proofErr w:type="gramEnd"/>
+      <w:r>
+        <w:rPr>
+          <w:rFonts w:ascii="Menlo" w:hAnsi="Menlo" w:cs="Menlo"/>
+          <w:color w:val="EFB080"/>
+          <w:sz w:val="18"/>
+          <w:szCs w:val="18"/>
+          <w:lang w:val="fr-FR"/>
+        </w:rPr>
+        <w:t>-smi</w:t>
+      </w:r>
+      <w:proofErr w:type="spellEnd"/>
+    </w:p>
+    <w:p>
+      <w:pPr>
+        <w:rPr>
+          <w:lang w:val="fr-FR"/>
+        </w:rPr>
+      </w:pPr>
+    </w:p>
+    <w:p>
+      <w:pPr>
+        <w:pStyle w:val="Heading1"/>
+        <w:rPr>
+          <w:lang w:val="fr-FR"/>
+        </w:rPr>
+      </w:pPr>
+      <w:r>
+        <w:rPr>
+          <w:lang w:val="fr-FR"/>
+        </w:rPr>
+        <w:t xml:space="preserve">Faire tourner en </w:t>
+      </w:r>
+      <w:proofErr w:type="spellStart"/>
+      <w:r>
+        <w:rPr>
+          <w:lang w:val="fr-FR"/>
+        </w:rPr>
+        <w:t>arriere</w:t>
+      </w:r>
+      <w:proofErr w:type="spellEnd"/>
+      <w:r>
+        <w:rPr>
+          <w:lang w:val="fr-FR"/>
+        </w:rPr>
+        <w:t xml:space="preserve"> plan </w:t>
+      </w:r>
+      <w:r>
+        <w:rPr>
+          <w:lang w:val="fr-FR"/>
+        </w:rPr>
+        <w:br/>
+      </w:r>
+    </w:p>
+    <w:p>
+      <w:pPr>
+        <w:shd w:val="clear" w:color="auto" w:fill="181818"/>
+        <w:spacing w:line="270" w:lineRule="atLeast"/>
+        <w:rPr>
+          <w:rFonts w:ascii="Menlo" w:hAnsi="Menlo" w:cs="Menlo"/>
+          <w:color w:val="E4E4E4"/>
+          <w:sz w:val="18"/>
+          <w:szCs w:val="18"/>
         </w:rPr>
       </w:pPr>
       <w:r>
@@ -5471,6 +6127,7 @@
           <w:szCs w:val="18"/>
           <w:lang w:val="fr-FR"/>
         </w:rPr>
+        <w:lastRenderedPageBreak/>
         <w:t># Pour lister les sessions : screen -ls</w:t>
       </w:r>
     </w:p>
@@ -6205,7 +6862,6 @@
         </w:numPr>
       </w:pPr>
       <w:r>
-        <w:lastRenderedPageBreak/>
         <w:t>Scripts</w:t>
       </w:r>
     </w:p>
@@ -6404,6 +7060,169 @@
     <w:p/>
     <w:p>
       <w:pPr>
+        <w:shd w:val="clear" w:color="auto" w:fill="181818"/>
+        <w:spacing w:before="30" w:after="30"/>
+        <w:rPr>
+          <w:rFonts w:ascii="Arial" w:hAnsi="Arial" w:cs="Arial"/>
+          <w:sz w:val="20"/>
+          <w:szCs w:val="20"/>
+          <w:lang w:val="fr-FR"/>
+        </w:rPr>
+      </w:pPr>
+      <w:proofErr w:type="gramStart"/>
+      <w:r>
+        <w:rPr>
+          <w:rStyle w:val="markdown-inline-code"/>
+          <w:rFonts w:ascii="Menlo" w:eastAsiaTheme="majorEastAsia" w:hAnsi="Menlo" w:cs="Menlo"/>
+          <w:sz w:val="18"/>
+          <w:szCs w:val="18"/>
+          <w:lang w:val="fr-FR"/>
+        </w:rPr>
+        <w:t>python</w:t>
+      </w:r>
+      <w:proofErr w:type="gramEnd"/>
+      <w:r>
+        <w:rPr>
+          <w:rStyle w:val="markdown-inline-code"/>
+          <w:rFonts w:ascii="Menlo" w:eastAsiaTheme="majorEastAsia" w:hAnsi="Menlo" w:cs="Menlo"/>
+          <w:sz w:val="18"/>
+          <w:szCs w:val="18"/>
+          <w:lang w:val="fr-FR"/>
+        </w:rPr>
+        <w:t xml:space="preserve"> scripts/competences/generate_preprocessed_files.py --client-</w:t>
+      </w:r>
+      <w:proofErr w:type="spellStart"/>
+      <w:r>
+        <w:rPr>
+          <w:rStyle w:val="markdown-inline-code"/>
+          <w:rFonts w:ascii="Menlo" w:eastAsiaTheme="majorEastAsia" w:hAnsi="Menlo" w:cs="Menlo"/>
+          <w:sz w:val="18"/>
+          <w:szCs w:val="18"/>
+          <w:lang w:val="fr-FR"/>
+        </w:rPr>
+        <w:t>subdomain</w:t>
+      </w:r>
+      <w:proofErr w:type="spellEnd"/>
+      <w:r>
+        <w:rPr>
+          <w:rStyle w:val="markdown-inline-code"/>
+          <w:rFonts w:ascii="Menlo" w:eastAsiaTheme="majorEastAsia" w:hAnsi="Menlo" w:cs="Menlo"/>
+          <w:sz w:val="18"/>
+          <w:szCs w:val="18"/>
+          <w:lang w:val="fr-FR"/>
+        </w:rPr>
+        <w:t xml:space="preserve"> </w:t>
+      </w:r>
+      <w:proofErr w:type="spellStart"/>
+      <w:r>
+        <w:rPr>
+          <w:rStyle w:val="markdown-inline-code"/>
+          <w:rFonts w:ascii="Menlo" w:eastAsiaTheme="majorEastAsia" w:hAnsi="Menlo" w:cs="Menlo"/>
+          <w:sz w:val="18"/>
+          <w:szCs w:val="18"/>
+          <w:lang w:val="fr-FR"/>
+        </w:rPr>
+        <w:t>elitys</w:t>
+      </w:r>
+      <w:proofErr w:type="spellEnd"/>
+      <w:r>
+        <w:rPr>
+          <w:rFonts w:ascii="Arial" w:hAnsi="Arial" w:cs="Arial"/>
+          <w:sz w:val="20"/>
+          <w:szCs w:val="20"/>
+          <w:lang w:val="fr-FR"/>
+        </w:rPr>
+        <w:t> → uniquement les nouveaux (texte + compétences).</w:t>
+      </w:r>
+    </w:p>
+    <w:p>
+      <w:pPr>
+        <w:shd w:val="clear" w:color="auto" w:fill="181818"/>
+        <w:spacing w:before="30" w:after="30"/>
+        <w:rPr>
+          <w:rFonts w:ascii="Arial" w:hAnsi="Arial" w:cs="Arial"/>
+          <w:sz w:val="20"/>
+          <w:szCs w:val="20"/>
+        </w:rPr>
+      </w:pPr>
+      <w:r>
+        <w:rPr>
+          <w:rStyle w:val="markdown-inline-code"/>
+          <w:rFonts w:ascii="Menlo" w:eastAsiaTheme="majorEastAsia" w:hAnsi="Menlo" w:cs="Menlo"/>
+          <w:sz w:val="18"/>
+          <w:szCs w:val="18"/>
+        </w:rPr>
+        <w:t xml:space="preserve">python scripts/competences/generate_preprocessed_files.py --client-subdomain </w:t>
+      </w:r>
+      <w:proofErr w:type="spellStart"/>
+      <w:r>
+        <w:rPr>
+          <w:rStyle w:val="markdown-inline-code"/>
+          <w:rFonts w:ascii="Menlo" w:eastAsiaTheme="majorEastAsia" w:hAnsi="Menlo" w:cs="Menlo"/>
+          <w:sz w:val="18"/>
+          <w:szCs w:val="18"/>
+        </w:rPr>
+        <w:t>elitys</w:t>
+      </w:r>
+      <w:proofErr w:type="spellEnd"/>
+      <w:r>
+        <w:rPr>
+          <w:rStyle w:val="markdown-inline-code"/>
+          <w:rFonts w:ascii="Menlo" w:eastAsiaTheme="majorEastAsia" w:hAnsi="Menlo" w:cs="Menlo"/>
+          <w:sz w:val="18"/>
+          <w:szCs w:val="18"/>
+        </w:rPr>
+        <w:t xml:space="preserve"> --replace</w:t>
+      </w:r>
+      <w:r>
+        <w:rPr>
+          <w:rFonts w:ascii="Arial" w:hAnsi="Arial" w:cs="Arial"/>
+          <w:sz w:val="20"/>
+          <w:szCs w:val="20"/>
+        </w:rPr>
+        <w:t xml:space="preserve"> → tout </w:t>
+      </w:r>
+      <w:proofErr w:type="spellStart"/>
+      <w:r>
+        <w:rPr>
+          <w:rFonts w:ascii="Arial" w:hAnsi="Arial" w:cs="Arial"/>
+          <w:sz w:val="20"/>
+          <w:szCs w:val="20"/>
+        </w:rPr>
+        <w:t>régénérer</w:t>
+      </w:r>
+      <w:proofErr w:type="spellEnd"/>
+      <w:r>
+        <w:rPr>
+          <w:rFonts w:ascii="Arial" w:hAnsi="Arial" w:cs="Arial"/>
+          <w:sz w:val="20"/>
+          <w:szCs w:val="20"/>
+        </w:rPr>
+        <w:t xml:space="preserve"> (suppression / </w:t>
+      </w:r>
+      <w:proofErr w:type="spellStart"/>
+      <w:r>
+        <w:rPr>
+          <w:rFonts w:ascii="Arial" w:hAnsi="Arial" w:cs="Arial"/>
+          <w:sz w:val="20"/>
+          <w:szCs w:val="20"/>
+        </w:rPr>
+        <w:t>refaire</w:t>
+      </w:r>
+      <w:proofErr w:type="spellEnd"/>
+      <w:r>
+        <w:rPr>
+          <w:rFonts w:ascii="Arial" w:hAnsi="Arial" w:cs="Arial"/>
+          <w:sz w:val="20"/>
+          <w:szCs w:val="20"/>
+        </w:rPr>
+        <w:t>)</w:t>
+      </w:r>
+    </w:p>
+    <w:p/>
+    <w:p/>
+    <w:p>
+      <w:pPr>
         <w:pStyle w:val="Heading2"/>
         <w:numPr>
           <w:ilvl w:val="1"/>
@@ -6476,6 +7295,7 @@
         <w:rPr>
           <w:lang w:val="fr-FR"/>
         </w:rPr>
+        <w:lastRenderedPageBreak/>
         <w:t>Calcul de distance et g</w:t>
       </w:r>
       <w:r>
@@ -6939,6 +7759,7 @@
         </w:numPr>
       </w:pPr>
       <w:r>
+        <w:lastRenderedPageBreak/>
         <w:t xml:space="preserve">Matching </w:t>
       </w:r>
       <w:proofErr w:type="spellStart"/>
@@ -7271,33 +8092,19 @@
     <w:p>
       <w:pPr>
         <w:rPr>
-          <w:rFonts w:ascii="Menlo" w:hAnsi="Menlo" w:cs="Menlo"/>
-          <w:color w:val="EFB080"/>
-          <w:sz w:val="18"/>
-          <w:szCs w:val="18"/>
-        </w:rPr>
-      </w:pPr>
-    </w:p>
-    <w:p>
-      <w:pPr>
-        <w:pStyle w:val="nested"/>
-        <w:shd w:val="clear" w:color="auto" w:fill="141414"/>
-        <w:spacing w:before="30" w:beforeAutospacing="0" w:after="30" w:afterAutospacing="0"/>
-        <w:rPr>
-          <w:rStyle w:val="markdown-inline-code"/>
-          <w:rFonts w:ascii="Menlo" w:eastAsiaTheme="majorEastAsia" w:hAnsi="Menlo" w:cs="Menlo"/>
-          <w:sz w:val="18"/>
-          <w:szCs w:val="18"/>
+          <w:lang w:val="fr-FR"/>
+        </w:rPr>
+      </w:pPr>
+    </w:p>
+    <w:p>
+      <w:pPr>
+        <w:rPr>
           <w:lang w:val="fr-FR"/>
         </w:rPr>
       </w:pPr>
       <w:proofErr w:type="gramStart"/>
       <w:r>
         <w:rPr>
-          <w:rStyle w:val="markdown-inline-code"/>
-          <w:rFonts w:ascii="Menlo" w:eastAsiaTheme="majorEastAsia" w:hAnsi="Menlo" w:cs="Menlo"/>
-          <w:sz w:val="18"/>
-          <w:szCs w:val="18"/>
           <w:lang w:val="fr-FR"/>
         </w:rPr>
         <w:t>python</w:t>
@@ -7305,108 +8112,101 @@
       <w:proofErr w:type="gramEnd"/>
       <w:r>
         <w:rPr>
-          <w:rStyle w:val="markdown-inline-code"/>
-          <w:rFonts w:ascii="Menlo" w:eastAsiaTheme="majorEastAsia" w:hAnsi="Menlo" w:cs="Menlo"/>
-          <w:sz w:val="18"/>
-          <w:szCs w:val="18"/>
-          <w:lang w:val="fr-FR"/>
-        </w:rPr>
-        <w:t xml:space="preserve"> migrations/add_financier_non_dela_tables.py</w:t>
-      </w:r>
-    </w:p>
-    <w:p>
-      <w:pPr>
-        <w:shd w:val="clear" w:color="auto" w:fill="141414"/>
-        <w:ind w:left="960"/>
-        <w:rPr>
-          <w:rFonts w:ascii="Arial" w:hAnsi="Arial" w:cs="Arial"/>
-          <w:sz w:val="20"/>
-          <w:szCs w:val="20"/>
-          <w:lang w:val="fr-FR"/>
-        </w:rPr>
-      </w:pPr>
-    </w:p>
-    <w:p>
-      <w:r>
-        <w:t>python3 migrations/add_probabilite_commentaire_ia_to_matching_competences.py</w:t>
-      </w:r>
-    </w:p>
+          <w:lang w:val="fr-FR"/>
+        </w:rPr>
+        <w:t>3 migrations/create_candidat_invite_tokens.py</w:t>
+      </w:r>
+    </w:p>
+    <w:p>
+      <w:r>
+        <w:t>python3 migrations/create_candidat_accounts.py</w:t>
+      </w:r>
+    </w:p>
+    <w:p>
+      <w:r>
+        <w:t>python3 migrations/add_offboarding_completed_at_to_cvs.py</w:t>
+      </w:r>
+    </w:p>
+    <w:p/>
+    <w:p>
+      <w:r>
+        <w:t>p</w:t>
+      </w:r>
+      <w:r>
+        <w:t>ython3 migrations/add_granular_recrutement_actions.py</w:t>
+      </w:r>
+    </w:p>
+    <w:p>
+      <w:r>
+        <w:t>python migrations/add_prime_components_tables.py</w:t>
+      </w:r>
+    </w:p>
+    <w:p>
+      <w:r>
+        <w:t>python migrations/add_perimeter_scope_to_objectif_primes_incrementales.py</w:t>
+      </w:r>
+    </w:p>
+    <w:p/>
+    <w:p>
+      <w:r>
+        <w:t>python3 migrations/add_customer_activity_fields.py</w:t>
+      </w:r>
+    </w:p>
+    <w:p/>
     <w:p>
       <w:pPr>
         <w:shd w:val="clear" w:color="auto" w:fill="181818"/>
         <w:spacing w:line="270" w:lineRule="atLeast"/>
         <w:rPr>
           <w:rFonts w:ascii="Menlo" w:hAnsi="Menlo" w:cs="Menlo"/>
-          <w:color w:val="E4E4E4"/>
-          <w:sz w:val="18"/>
-          <w:szCs w:val="18"/>
-        </w:rPr>
-      </w:pPr>
-      <w:r>
-        <w:rPr>
-          <w:rFonts w:ascii="Menlo" w:hAnsi="Menlo" w:cs="Menlo"/>
+          <w:sz w:val="18"/>
+          <w:szCs w:val="18"/>
+          <w:lang w:val="fr-FR"/>
+        </w:rPr>
+      </w:pPr>
+      <w:proofErr w:type="spellStart"/>
+      <w:proofErr w:type="gramStart"/>
+      <w:r>
+        <w:rPr>
+          <w:rStyle w:val="mtk9"/>
+          <w:rFonts w:ascii="Menlo" w:eastAsiaTheme="majorEastAsia" w:hAnsi="Menlo" w:cs="Menlo"/>
           <w:color w:val="EFB080"/>
           <w:sz w:val="18"/>
           <w:szCs w:val="18"/>
-        </w:rPr>
-        <w:t>python</w:t>
-      </w:r>
-      <w:r>
-        <w:rPr>
-          <w:rFonts w:ascii="Menlo" w:hAnsi="Menlo" w:cs="Menlo"/>
-          <w:color w:val="E4E4E4"/>
-          <w:sz w:val="18"/>
-          <w:szCs w:val="18"/>
-        </w:rPr>
-        <w:t xml:space="preserve"> </w:t>
-      </w:r>
-      <w:r>
-        <w:rPr>
-          <w:rFonts w:ascii="Menlo" w:hAnsi="Menlo" w:cs="Menlo"/>
-          <w:color w:val="E394DC"/>
-          <w:sz w:val="18"/>
-          <w:szCs w:val="18"/>
-        </w:rPr>
-        <w:t>migrations/create_audit_logs_table.py</w:t>
-      </w:r>
-    </w:p>
-    <w:p>
-      <w:r>
-        <w:t xml:space="preserve">pip install </w:t>
-      </w:r>
-      <w:proofErr w:type="spellStart"/>
-      <w:r>
-        <w:t>en</w:t>
-      </w:r>
-      <w:proofErr w:type="spellEnd"/>
-      <w:r>
-        <w:t xml:space="preserve"> prod </w:t>
-      </w:r>
-    </w:p>
-    <w:p>
-      <w:r>
-        <w:t>python3 migrations/add_customer_id_to_cv_missions.py</w:t>
-      </w:r>
-    </w:p>
-    <w:p>
-      <w:r>
-        <w:t>python3 migrations/create_mission_activities_table.py</w:t>
-      </w:r>
-    </w:p>
-    <w:p>
-      <w:r>
-        <w:t>python3 migrations/add_activity_types_missions_to_clients.py</w:t>
-      </w:r>
-    </w:p>
-    <w:p>
-      <w:r>
-        <w:t>python3 migrations/add_distance_duree_to_cv_missions.py</w:t>
-      </w:r>
-    </w:p>
-    <w:p>
-      <w:r>
-        <w:t>python3 migrations/add_facture_missions_and_reception_fields.py</w:t>
-      </w:r>
+          <w:lang w:val="fr-FR"/>
+        </w:rPr>
+        <w:t>crontab</w:t>
+      </w:r>
+      <w:proofErr w:type="spellEnd"/>
+      <w:proofErr w:type="gramEnd"/>
+      <w:r>
+        <w:rPr>
+          <w:rStyle w:val="mtk1"/>
+          <w:rFonts w:ascii="Menlo" w:eastAsiaTheme="majorEastAsia" w:hAnsi="Menlo" w:cs="Menlo"/>
+          <w:sz w:val="18"/>
+          <w:szCs w:val="18"/>
+          <w:lang w:val="fr-FR"/>
+        </w:rPr>
+        <w:t> </w:t>
+      </w:r>
+      <w:r>
+        <w:rPr>
+          <w:rStyle w:val="mtk11"/>
+          <w:rFonts w:ascii="Menlo" w:eastAsiaTheme="majorEastAsia" w:hAnsi="Menlo" w:cs="Menlo"/>
+          <w:color w:val="E394DC"/>
+          <w:sz w:val="18"/>
+          <w:szCs w:val="18"/>
+          <w:lang w:val="fr-FR"/>
+        </w:rPr>
+        <w:t>-e</w:t>
+      </w:r>
+    </w:p>
+    <w:p>
+      <w:pPr>
+        <w:rPr>
+          <w:lang w:val="fr-FR"/>
+        </w:rPr>
+      </w:pPr>
     </w:p>
     <w:sectPr>
       <w:pgSz w:w="12240" w:h="15840"/>
@@ -7570,6 +8370,268 @@
     </w:lvl>
   </w:abstractNum>
   <w:abstractNum w:abstractNumId="1" w15:restartNumberingAfterBreak="0">
+    <w:nsid w:val="01D0450E"/>
+    <w:multiLevelType w:val="multilevel"/>
+    <w:tmpl w:val="B8BA6642"/>
+    <w:lvl w:ilvl="0">
+      <w:start w:val="1"/>
+      <w:numFmt w:val="bullet"/>
+      <w:lvlText w:val=""/>
+      <w:lvlJc w:val="left"/>
+      <w:pPr>
+        <w:tabs>
+          <w:tab w:val="num" w:pos="720"/>
+        </w:tabs>
+        <w:ind w:left="720" w:hanging="360"/>
+      </w:pPr>
+      <w:rPr>
+        <w:rFonts w:ascii="Symbol" w:hAnsi="Symbol" w:hint="default"/>
+        <w:sz w:val="20"/>
+      </w:rPr>
+    </w:lvl>
+    <w:lvl w:ilvl="1" w:tentative="1">
+      <w:start w:val="1"/>
+      <w:numFmt w:val="bullet"/>
+      <w:lvlText w:val="o"/>
+      <w:lvlJc w:val="left"/>
+      <w:pPr>
+        <w:tabs>
+          <w:tab w:val="num" w:pos="1440"/>
+        </w:tabs>
+        <w:ind w:left="1440" w:hanging="360"/>
+      </w:pPr>
+      <w:rPr>
+        <w:rFonts w:ascii="Courier New" w:hAnsi="Courier New" w:hint="default"/>
+        <w:sz w:val="20"/>
+      </w:rPr>
+    </w:lvl>
+    <w:lvl w:ilvl="2" w:tentative="1">
+      <w:start w:val="1"/>
+      <w:numFmt w:val="bullet"/>
+      <w:lvlText w:val=""/>
+      <w:lvlJc w:val="left"/>
+      <w:pPr>
+        <w:tabs>
+          <w:tab w:val="num" w:pos="2160"/>
+        </w:tabs>
+        <w:ind w:left="2160" w:hanging="360"/>
+      </w:pPr>
+      <w:rPr>
+        <w:rFonts w:ascii="Wingdings" w:hAnsi="Wingdings" w:hint="default"/>
+        <w:sz w:val="20"/>
+      </w:rPr>
+    </w:lvl>
+    <w:lvl w:ilvl="3" w:tentative="1">
+      <w:start w:val="1"/>
+      <w:numFmt w:val="bullet"/>
+      <w:lvlText w:val=""/>
+      <w:lvlJc w:val="left"/>
+      <w:pPr>
+        <w:tabs>
+          <w:tab w:val="num" w:pos="2880"/>
+        </w:tabs>
+        <w:ind w:left="2880" w:hanging="360"/>
+      </w:pPr>
+      <w:rPr>
+        <w:rFonts w:ascii="Wingdings" w:hAnsi="Wingdings" w:hint="default"/>
+        <w:sz w:val="20"/>
+      </w:rPr>
+    </w:lvl>
+    <w:lvl w:ilvl="4" w:tentative="1">
+      <w:start w:val="1"/>
+      <w:numFmt w:val="bullet"/>
+      <w:lvlText w:val=""/>
+      <w:lvlJc w:val="left"/>
+      <w:pPr>
+        <w:tabs>
+          <w:tab w:val="num" w:pos="3600"/>
+        </w:tabs>
+        <w:ind w:left="3600" w:hanging="360"/>
+      </w:pPr>
+      <w:rPr>
+        <w:rFonts w:ascii="Wingdings" w:hAnsi="Wingdings" w:hint="default"/>
+        <w:sz w:val="20"/>
+      </w:rPr>
+    </w:lvl>
+    <w:lvl w:ilvl="5" w:tentative="1">
+      <w:start w:val="1"/>
+      <w:numFmt w:val="bullet"/>
+      <w:lvlText w:val=""/>
+      <w:lvlJc w:val="left"/>
+      <w:pPr>
+        <w:tabs>
+          <w:tab w:val="num" w:pos="4320"/>
+        </w:tabs>
+        <w:ind w:left="4320" w:hanging="360"/>
+      </w:pPr>
+      <w:rPr>
+        <w:rFonts w:ascii="Wingdings" w:hAnsi="Wingdings" w:hint="default"/>
+        <w:sz w:val="20"/>
+      </w:rPr>
+    </w:lvl>
+    <w:lvl w:ilvl="6" w:tentative="1">
+      <w:start w:val="1"/>
+      <w:numFmt w:val="bullet"/>
+      <w:lvlText w:val=""/>
+      <w:lvlJc w:val="left"/>
+      <w:pPr>
+        <w:tabs>
+          <w:tab w:val="num" w:pos="5040"/>
+        </w:tabs>
+        <w:ind w:left="5040" w:hanging="360"/>
+      </w:pPr>
+      <w:rPr>
+        <w:rFonts w:ascii="Wingdings" w:hAnsi="Wingdings" w:hint="default"/>
+        <w:sz w:val="20"/>
+      </w:rPr>
+    </w:lvl>
+    <w:lvl w:ilvl="7" w:tentative="1">
+      <w:start w:val="1"/>
+      <w:numFmt w:val="bullet"/>
+      <w:lvlText w:val=""/>
+      <w:lvlJc w:val="left"/>
+      <w:pPr>
+        <w:tabs>
+          <w:tab w:val="num" w:pos="5760"/>
+        </w:tabs>
+        <w:ind w:left="5760" w:hanging="360"/>
+      </w:pPr>
+      <w:rPr>
+        <w:rFonts w:ascii="Wingdings" w:hAnsi="Wingdings" w:hint="default"/>
+        <w:sz w:val="20"/>
+      </w:rPr>
+    </w:lvl>
+    <w:lvl w:ilvl="8" w:tentative="1">
+      <w:start w:val="1"/>
+      <w:numFmt w:val="bullet"/>
+      <w:lvlText w:val=""/>
+      <w:lvlJc w:val="left"/>
+      <w:pPr>
+        <w:tabs>
+          <w:tab w:val="num" w:pos="6480"/>
+        </w:tabs>
+        <w:ind w:left="6480" w:hanging="360"/>
+      </w:pPr>
+      <w:rPr>
+        <w:rFonts w:ascii="Wingdings" w:hAnsi="Wingdings" w:hint="default"/>
+        <w:sz w:val="20"/>
+      </w:rPr>
+    </w:lvl>
+  </w:abstractNum>
+  <w:abstractNum w:abstractNumId="2" w15:restartNumberingAfterBreak="0">
+    <w:nsid w:val="09B93716"/>
+    <w:multiLevelType w:val="multilevel"/>
+    <w:tmpl w:val="312A7B26"/>
+    <w:lvl w:ilvl="0">
+      <w:start w:val="1"/>
+      <w:numFmt w:val="decimal"/>
+      <w:lvlText w:val="%1."/>
+      <w:lvlJc w:val="left"/>
+      <w:pPr>
+        <w:tabs>
+          <w:tab w:val="num" w:pos="720"/>
+        </w:tabs>
+        <w:ind w:left="720" w:hanging="360"/>
+      </w:pPr>
+    </w:lvl>
+    <w:lvl w:ilvl="1" w:tentative="1">
+      <w:start w:val="1"/>
+      <w:numFmt w:val="decimal"/>
+      <w:lvlText w:val="%2."/>
+      <w:lvlJc w:val="left"/>
+      <w:pPr>
+        <w:tabs>
+          <w:tab w:val="num" w:pos="1440"/>
+        </w:tabs>
+        <w:ind w:left="1440" w:hanging="360"/>
+      </w:pPr>
+    </w:lvl>
+    <w:lvl w:ilvl="2" w:tentative="1">
+      <w:start w:val="1"/>
+      <w:numFmt w:val="decimal"/>
+      <w:lvlText w:val="%3."/>
+      <w:lvlJc w:val="left"/>
+      <w:pPr>
+        <w:tabs>
+          <w:tab w:val="num" w:pos="2160"/>
+        </w:tabs>
+        <w:ind w:left="2160" w:hanging="360"/>
+      </w:pPr>
+    </w:lvl>
+    <w:lvl w:ilvl="3" w:tentative="1">
+      <w:start w:val="1"/>
+      <w:numFmt w:val="decimal"/>
+      <w:lvlText w:val="%4."/>
+      <w:lvlJc w:val="left"/>
+      <w:pPr>
+        <w:tabs>
+          <w:tab w:val="num" w:pos="2880"/>
+        </w:tabs>
+        <w:ind w:left="2880" w:hanging="360"/>
+      </w:pPr>
+    </w:lvl>
+    <w:lvl w:ilvl="4" w:tentative="1">
+      <w:start w:val="1"/>
+      <w:numFmt w:val="decimal"/>
+      <w:lvlText w:val="%5."/>
+      <w:lvlJc w:val="left"/>
+      <w:pPr>
+        <w:tabs>
+          <w:tab w:val="num" w:pos="3600"/>
+        </w:tabs>
+        <w:ind w:left="3600" w:hanging="360"/>
+      </w:pPr>
+    </w:lvl>
+    <w:lvl w:ilvl="5" w:tentative="1">
+      <w:start w:val="1"/>
+      <w:numFmt w:val="decimal"/>
+      <w:lvlText w:val="%6."/>
+      <w:lvlJc w:val="left"/>
+      <w:pPr>
+        <w:tabs>
+          <w:tab w:val="num" w:pos="4320"/>
+        </w:tabs>
+        <w:ind w:left="4320" w:hanging="360"/>
+      </w:pPr>
+    </w:lvl>
+    <w:lvl w:ilvl="6" w:tentative="1">
+      <w:start w:val="1"/>
+      <w:numFmt w:val="decimal"/>
+      <w:lvlText w:val="%7."/>
+      <w:lvlJc w:val="left"/>
+      <w:pPr>
+        <w:tabs>
+          <w:tab w:val="num" w:pos="5040"/>
+        </w:tabs>
+        <w:ind w:left="5040" w:hanging="360"/>
+      </w:pPr>
+    </w:lvl>
+    <w:lvl w:ilvl="7" w:tentative="1">
+      <w:start w:val="1"/>
+      <w:numFmt w:val="decimal"/>
+      <w:lvlText w:val="%8."/>
+      <w:lvlJc w:val="left"/>
+      <w:pPr>
+        <w:tabs>
+          <w:tab w:val="num" w:pos="5760"/>
+        </w:tabs>
+        <w:ind w:left="5760" w:hanging="360"/>
+      </w:pPr>
+    </w:lvl>
+    <w:lvl w:ilvl="8" w:tentative="1">
+      <w:start w:val="1"/>
+      <w:numFmt w:val="decimal"/>
+      <w:lvlText w:val="%9."/>
+      <w:lvlJc w:val="left"/>
+      <w:pPr>
+        <w:tabs>
+          <w:tab w:val="num" w:pos="6480"/>
+        </w:tabs>
+        <w:ind w:left="6480" w:hanging="360"/>
+      </w:pPr>
+    </w:lvl>
+  </w:abstractNum>
+  <w:abstractNum w:abstractNumId="3" w15:restartNumberingAfterBreak="0">
     <w:nsid w:val="0A8C3D0D"/>
     <w:multiLevelType w:val="multilevel"/>
     <w:tmpl w:val="0409001F"/>
@@ -7655,7 +8717,120 @@
       </w:pPr>
     </w:lvl>
   </w:abstractNum>
-  <w:abstractNum w:abstractNumId="2" w15:restartNumberingAfterBreak="0">
+  <w:abstractNum w:abstractNumId="4" w15:restartNumberingAfterBreak="0">
+    <w:nsid w:val="159414A8"/>
+    <w:multiLevelType w:val="multilevel"/>
+    <w:tmpl w:val="491C0BAA"/>
+    <w:lvl w:ilvl="0">
+      <w:start w:val="1"/>
+      <w:numFmt w:val="decimal"/>
+      <w:lvlText w:val="%1."/>
+      <w:lvlJc w:val="left"/>
+      <w:pPr>
+        <w:tabs>
+          <w:tab w:val="num" w:pos="720"/>
+        </w:tabs>
+        <w:ind w:left="720" w:hanging="360"/>
+      </w:pPr>
+    </w:lvl>
+    <w:lvl w:ilvl="1" w:tentative="1">
+      <w:start w:val="1"/>
+      <w:numFmt w:val="decimal"/>
+      <w:lvlText w:val="%2."/>
+      <w:lvlJc w:val="left"/>
+      <w:pPr>
+        <w:tabs>
+          <w:tab w:val="num" w:pos="1440"/>
+        </w:tabs>
+        <w:ind w:left="1440" w:hanging="360"/>
+      </w:pPr>
+    </w:lvl>
+    <w:lvl w:ilvl="2" w:tentative="1">
+      <w:start w:val="1"/>
+      <w:numFmt w:val="decimal"/>
+      <w:lvlText w:val="%3."/>
+      <w:lvlJc w:val="left"/>
+      <w:pPr>
+        <w:tabs>
+          <w:tab w:val="num" w:pos="2160"/>
+        </w:tabs>
+        <w:ind w:left="2160" w:hanging="360"/>
+      </w:pPr>
+    </w:lvl>
+    <w:lvl w:ilvl="3" w:tentative="1">
+      <w:start w:val="1"/>
+      <w:numFmt w:val="decimal"/>
+      <w:lvlText w:val="%4."/>
+      <w:lvlJc w:val="left"/>
+      <w:pPr>
+        <w:tabs>
+          <w:tab w:val="num" w:pos="2880"/>
+        </w:tabs>
+        <w:ind w:left="2880" w:hanging="360"/>
+      </w:pPr>
+    </w:lvl>
+    <w:lvl w:ilvl="4" w:tentative="1">
+      <w:start w:val="1"/>
+      <w:numFmt w:val="decimal"/>
+      <w:lvlText w:val="%5."/>
+      <w:lvlJc w:val="left"/>
+      <w:pPr>
+        <w:tabs>
+          <w:tab w:val="num" w:pos="3600"/>
+        </w:tabs>
+        <w:ind w:left="3600" w:hanging="360"/>
+      </w:pPr>
+    </w:lvl>
+    <w:lvl w:ilvl="5" w:tentative="1">
+      <w:start w:val="1"/>
+      <w:numFmt w:val="decimal"/>
+      <w:lvlText w:val="%6."/>
+      <w:lvlJc w:val="left"/>
+      <w:pPr>
+        <w:tabs>
+          <w:tab w:val="num" w:pos="4320"/>
+        </w:tabs>
+        <w:ind w:left="4320" w:hanging="360"/>
+      </w:pPr>
+    </w:lvl>
+    <w:lvl w:ilvl="6" w:tentative="1">
+      <w:start w:val="1"/>
+      <w:numFmt w:val="decimal"/>
+      <w:lvlText w:val="%7."/>
+      <w:lvlJc w:val="left"/>
+      <w:pPr>
+        <w:tabs>
+          <w:tab w:val="num" w:pos="5040"/>
+        </w:tabs>
+        <w:ind w:left="5040" w:hanging="360"/>
+      </w:pPr>
+    </w:lvl>
+    <w:lvl w:ilvl="7" w:tentative="1">
+      <w:start w:val="1"/>
+      <w:numFmt w:val="decimal"/>
+      <w:lvlText w:val="%8."/>
+      <w:lvlJc w:val="left"/>
+      <w:pPr>
+        <w:tabs>
+          <w:tab w:val="num" w:pos="5760"/>
+        </w:tabs>
+        <w:ind w:left="5760" w:hanging="360"/>
+      </w:pPr>
+    </w:lvl>
+    <w:lvl w:ilvl="8" w:tentative="1">
+      <w:start w:val="1"/>
+      <w:numFmt w:val="decimal"/>
+      <w:lvlText w:val="%9."/>
+      <w:lvlJc w:val="left"/>
+      <w:pPr>
+        <w:tabs>
+          <w:tab w:val="num" w:pos="6480"/>
+        </w:tabs>
+        <w:ind w:left="6480" w:hanging="360"/>
+      </w:pPr>
+    </w:lvl>
+  </w:abstractNum>
+  <w:abstractNum w:abstractNumId="5" w15:restartNumberingAfterBreak="0">
     <w:nsid w:val="1A9D2044"/>
     <w:multiLevelType w:val="multilevel"/>
     <w:tmpl w:val="0409001F"/>
@@ -7741,7 +8916,7 @@
       </w:pPr>
     </w:lvl>
   </w:abstractNum>
-  <w:abstractNum w:abstractNumId="3" w15:restartNumberingAfterBreak="0">
+  <w:abstractNum w:abstractNumId="6" w15:restartNumberingAfterBreak="0">
     <w:nsid w:val="1F7B5F18"/>
     <w:multiLevelType w:val="hybridMultilevel"/>
     <w:tmpl w:val="AC58307A"/>
@@ -7827,7 +9002,120 @@
       </w:pPr>
     </w:lvl>
   </w:abstractNum>
-  <w:abstractNum w:abstractNumId="4" w15:restartNumberingAfterBreak="0">
+  <w:abstractNum w:abstractNumId="7" w15:restartNumberingAfterBreak="0">
+    <w:nsid w:val="1FF414E3"/>
+    <w:multiLevelType w:val="multilevel"/>
+    <w:tmpl w:val="1B862796"/>
+    <w:lvl w:ilvl="0">
+      <w:start w:val="1"/>
+      <w:numFmt w:val="decimal"/>
+      <w:lvlText w:val="%1."/>
+      <w:lvlJc w:val="left"/>
+      <w:pPr>
+        <w:tabs>
+          <w:tab w:val="num" w:pos="720"/>
+        </w:tabs>
+        <w:ind w:left="720" w:hanging="360"/>
+      </w:pPr>
+    </w:lvl>
+    <w:lvl w:ilvl="1" w:tentative="1">
+      <w:start w:val="1"/>
+      <w:numFmt w:val="decimal"/>
+      <w:lvlText w:val="%2."/>
+      <w:lvlJc w:val="left"/>
+      <w:pPr>
+        <w:tabs>
+          <w:tab w:val="num" w:pos="1440"/>
+        </w:tabs>
+        <w:ind w:left="1440" w:hanging="360"/>
+      </w:pPr>
+    </w:lvl>
+    <w:lvl w:ilvl="2" w:tentative="1">
+      <w:start w:val="1"/>
+      <w:numFmt w:val="decimal"/>
+      <w:lvlText w:val="%3."/>
+      <w:lvlJc w:val="left"/>
+      <w:pPr>
+        <w:tabs>
+          <w:tab w:val="num" w:pos="2160"/>
+        </w:tabs>
+        <w:ind w:left="2160" w:hanging="360"/>
+      </w:pPr>
+    </w:lvl>
+    <w:lvl w:ilvl="3" w:tentative="1">
+      <w:start w:val="1"/>
+      <w:numFmt w:val="decimal"/>
+      <w:lvlText w:val="%4."/>
+      <w:lvlJc w:val="left"/>
+      <w:pPr>
+        <w:tabs>
+          <w:tab w:val="num" w:pos="2880"/>
+        </w:tabs>
+        <w:ind w:left="2880" w:hanging="360"/>
+      </w:pPr>
+    </w:lvl>
+    <w:lvl w:ilvl="4" w:tentative="1">
+      <w:start w:val="1"/>
+      <w:numFmt w:val="decimal"/>
+      <w:lvlText w:val="%5."/>
+      <w:lvlJc w:val="left"/>
+      <w:pPr>
+        <w:tabs>
+          <w:tab w:val="num" w:pos="3600"/>
+        </w:tabs>
+        <w:ind w:left="3600" w:hanging="360"/>
+      </w:pPr>
+    </w:lvl>
+    <w:lvl w:ilvl="5" w:tentative="1">
+      <w:start w:val="1"/>
+      <w:numFmt w:val="decimal"/>
+      <w:lvlText w:val="%6."/>
+      <w:lvlJc w:val="left"/>
+      <w:pPr>
+        <w:tabs>
+          <w:tab w:val="num" w:pos="4320"/>
+        </w:tabs>
+        <w:ind w:left="4320" w:hanging="360"/>
+      </w:pPr>
+    </w:lvl>
+    <w:lvl w:ilvl="6" w:tentative="1">
+      <w:start w:val="1"/>
+      <w:numFmt w:val="decimal"/>
+      <w:lvlText w:val="%7."/>
+      <w:lvlJc w:val="left"/>
+      <w:pPr>
+        <w:tabs>
+          <w:tab w:val="num" w:pos="5040"/>
+        </w:tabs>
+        <w:ind w:left="5040" w:hanging="360"/>
+      </w:pPr>
+    </w:lvl>
+    <w:lvl w:ilvl="7" w:tentative="1">
+      <w:start w:val="1"/>
+      <w:numFmt w:val="decimal"/>
+      <w:lvlText w:val="%8."/>
+      <w:lvlJc w:val="left"/>
+      <w:pPr>
+        <w:tabs>
+          <w:tab w:val="num" w:pos="5760"/>
+        </w:tabs>
+        <w:ind w:left="5760" w:hanging="360"/>
+      </w:pPr>
+    </w:lvl>
+    <w:lvl w:ilvl="8" w:tentative="1">
+      <w:start w:val="1"/>
+      <w:numFmt w:val="decimal"/>
+      <w:lvlText w:val="%9."/>
+      <w:lvlJc w:val="left"/>
+      <w:pPr>
+        <w:tabs>
+          <w:tab w:val="num" w:pos="6480"/>
+        </w:tabs>
+        <w:ind w:left="6480" w:hanging="360"/>
+      </w:pPr>
+    </w:lvl>
+  </w:abstractNum>
+  <w:abstractNum w:abstractNumId="8" w15:restartNumberingAfterBreak="0">
     <w:nsid w:val="50AA5CB2"/>
     <w:multiLevelType w:val="multilevel"/>
     <w:tmpl w:val="E83E3DA0"/>
@@ -7976,7 +9264,7 @@
       </w:rPr>
     </w:lvl>
   </w:abstractNum>
-  <w:abstractNum w:abstractNumId="5" w15:restartNumberingAfterBreak="0">
+  <w:abstractNum w:abstractNumId="9" w15:restartNumberingAfterBreak="0">
     <w:nsid w:val="574E2156"/>
     <w:multiLevelType w:val="multilevel"/>
     <w:tmpl w:val="1A70C22E"/>
@@ -8125,7 +9413,7 @@
       </w:rPr>
     </w:lvl>
   </w:abstractNum>
-  <w:abstractNum w:abstractNumId="6" w15:restartNumberingAfterBreak="0">
+  <w:abstractNum w:abstractNumId="10" w15:restartNumberingAfterBreak="0">
     <w:nsid w:val="5AC21295"/>
     <w:multiLevelType w:val="multilevel"/>
     <w:tmpl w:val="0409001F"/>
@@ -8211,7 +9499,7 @@
       </w:pPr>
     </w:lvl>
   </w:abstractNum>
-  <w:abstractNum w:abstractNumId="7" w15:restartNumberingAfterBreak="0">
+  <w:abstractNum w:abstractNumId="11" w15:restartNumberingAfterBreak="0">
     <w:nsid w:val="6452760C"/>
     <w:multiLevelType w:val="multilevel"/>
     <w:tmpl w:val="0409001F"/>
@@ -8297,7 +9585,7 @@
       </w:pPr>
     </w:lvl>
   </w:abstractNum>
-  <w:abstractNum w:abstractNumId="8" w15:restartNumberingAfterBreak="0">
+  <w:abstractNum w:abstractNumId="12" w15:restartNumberingAfterBreak="0">
     <w:nsid w:val="6BE338DB"/>
     <w:multiLevelType w:val="multilevel"/>
     <w:tmpl w:val="B2FE37FA"/>
@@ -8446,7 +9734,7 @@
       </w:rPr>
     </w:lvl>
   </w:abstractNum>
-  <w:abstractNum w:abstractNumId="9" w15:restartNumberingAfterBreak="0">
+  <w:abstractNum w:abstractNumId="13" w15:restartNumberingAfterBreak="0">
     <w:nsid w:val="6CBE0CAA"/>
     <w:multiLevelType w:val="multilevel"/>
     <w:tmpl w:val="F64EACB2"/>
@@ -8595,7 +9883,381 @@
       </w:rPr>
     </w:lvl>
   </w:abstractNum>
-  <w:abstractNum w:abstractNumId="10" w15:restartNumberingAfterBreak="0">
+  <w:abstractNum w:abstractNumId="14" w15:restartNumberingAfterBreak="0">
+    <w:nsid w:val="6EC54FC9"/>
+    <w:multiLevelType w:val="hybridMultilevel"/>
+    <w:tmpl w:val="6958B4E8"/>
+    <w:lvl w:ilvl="0" w:tplc="7F3C8CC8">
+      <w:numFmt w:val="bullet"/>
+      <w:lvlText w:val="-"/>
+      <w:lvlJc w:val="left"/>
+      <w:pPr>
+        <w:ind w:left="720" w:hanging="360"/>
+      </w:pPr>
+      <w:rPr>
+        <w:rFonts w:ascii="Times New Roman" w:eastAsia="Times New Roman" w:hAnsi="Times New Roman" w:cs="Times New Roman" w:hint="default"/>
+      </w:rPr>
+    </w:lvl>
+    <w:lvl w:ilvl="1" w:tplc="04090003" w:tentative="1">
+      <w:start w:val="1"/>
+      <w:numFmt w:val="bullet"/>
+      <w:lvlText w:val="o"/>
+      <w:lvlJc w:val="left"/>
+      <w:pPr>
+        <w:ind w:left="1440" w:hanging="360"/>
+      </w:pPr>
+      <w:rPr>
+        <w:rFonts w:ascii="Courier New" w:hAnsi="Courier New" w:cs="Courier New" w:hint="default"/>
+      </w:rPr>
+    </w:lvl>
+    <w:lvl w:ilvl="2" w:tplc="04090005" w:tentative="1">
+      <w:start w:val="1"/>
+      <w:numFmt w:val="bullet"/>
+      <w:lvlText w:val=""/>
+      <w:lvlJc w:val="left"/>
+      <w:pPr>
+        <w:ind w:left="2160" w:hanging="360"/>
+      </w:pPr>
+      <w:rPr>
+        <w:rFonts w:ascii="Wingdings" w:hAnsi="Wingdings" w:hint="default"/>
+      </w:rPr>
+    </w:lvl>
+    <w:lvl w:ilvl="3" w:tplc="04090001" w:tentative="1">
+      <w:start w:val="1"/>
+      <w:numFmt w:val="bullet"/>
+      <w:lvlText w:val=""/>
+      <w:lvlJc w:val="left"/>
+      <w:pPr>
+        <w:ind w:left="2880" w:hanging="360"/>
+      </w:pPr>
+      <w:rPr>
+        <w:rFonts w:ascii="Symbol" w:hAnsi="Symbol" w:hint="default"/>
+      </w:rPr>
+    </w:lvl>
+    <w:lvl w:ilvl="4" w:tplc="04090003" w:tentative="1">
+      <w:start w:val="1"/>
+      <w:numFmt w:val="bullet"/>
+      <w:lvlText w:val="o"/>
+      <w:lvlJc w:val="left"/>
+      <w:pPr>
+        <w:ind w:left="3600" w:hanging="360"/>
+      </w:pPr>
+      <w:rPr>
+        <w:rFonts w:ascii="Courier New" w:hAnsi="Courier New" w:cs="Courier New" w:hint="default"/>
+      </w:rPr>
+    </w:lvl>
+    <w:lvl w:ilvl="5" w:tplc="04090005" w:tentative="1">
+      <w:start w:val="1"/>
+      <w:numFmt w:val="bullet"/>
+      <w:lvlText w:val=""/>
+      <w:lvlJc w:val="left"/>
+      <w:pPr>
+        <w:ind w:left="4320" w:hanging="360"/>
+      </w:pPr>
+      <w:rPr>
+        <w:rFonts w:ascii="Wingdings" w:hAnsi="Wingdings" w:hint="default"/>
+      </w:rPr>
+    </w:lvl>
+    <w:lvl w:ilvl="6" w:tplc="04090001" w:tentative="1">
+      <w:start w:val="1"/>
+      <w:numFmt w:val="bullet"/>
+      <w:lvlText w:val=""/>
+      <w:lvlJc w:val="left"/>
+      <w:pPr>
+        <w:ind w:left="5040" w:hanging="360"/>
+      </w:pPr>
+      <w:rPr>
+        <w:rFonts w:ascii="Symbol" w:hAnsi="Symbol" w:hint="default"/>
+      </w:rPr>
+    </w:lvl>
+    <w:lvl w:ilvl="7" w:tplc="04090003" w:tentative="1">
+      <w:start w:val="1"/>
+      <w:numFmt w:val="bullet"/>
+      <w:lvlText w:val="o"/>
+      <w:lvlJc w:val="left"/>
+      <w:pPr>
+        <w:ind w:left="5760" w:hanging="360"/>
+      </w:pPr>
+      <w:rPr>
+        <w:rFonts w:ascii="Courier New" w:hAnsi="Courier New" w:cs="Courier New" w:hint="default"/>
+      </w:rPr>
+    </w:lvl>
+    <w:lvl w:ilvl="8" w:tplc="04090005" w:tentative="1">
+      <w:start w:val="1"/>
+      <w:numFmt w:val="bullet"/>
+      <w:lvlText w:val=""/>
+      <w:lvlJc w:val="left"/>
+      <w:pPr>
+        <w:ind w:left="6480" w:hanging="360"/>
+      </w:pPr>
+      <w:rPr>
+        <w:rFonts w:ascii="Wingdings" w:hAnsi="Wingdings" w:hint="default"/>
+      </w:rPr>
+    </w:lvl>
+  </w:abstractNum>
+  <w:abstractNum w:abstractNumId="15" w15:restartNumberingAfterBreak="0">
+    <w:nsid w:val="71D26051"/>
+    <w:multiLevelType w:val="multilevel"/>
+    <w:tmpl w:val="A7D89482"/>
+    <w:lvl w:ilvl="0">
+      <w:start w:val="1"/>
+      <w:numFmt w:val="decimal"/>
+      <w:lvlText w:val="%1."/>
+      <w:lvlJc w:val="left"/>
+      <w:pPr>
+        <w:tabs>
+          <w:tab w:val="num" w:pos="720"/>
+        </w:tabs>
+        <w:ind w:left="720" w:hanging="360"/>
+      </w:pPr>
+    </w:lvl>
+    <w:lvl w:ilvl="1" w:tentative="1">
+      <w:start w:val="1"/>
+      <w:numFmt w:val="decimal"/>
+      <w:lvlText w:val="%2."/>
+      <w:lvlJc w:val="left"/>
+      <w:pPr>
+        <w:tabs>
+          <w:tab w:val="num" w:pos="1440"/>
+        </w:tabs>
+        <w:ind w:left="1440" w:hanging="360"/>
+      </w:pPr>
+    </w:lvl>
+    <w:lvl w:ilvl="2" w:tentative="1">
+      <w:start w:val="1"/>
+      <w:numFmt w:val="decimal"/>
+      <w:lvlText w:val="%3."/>
+      <w:lvlJc w:val="left"/>
+      <w:pPr>
+        <w:tabs>
+          <w:tab w:val="num" w:pos="2160"/>
+        </w:tabs>
+        <w:ind w:left="2160" w:hanging="360"/>
+      </w:pPr>
+    </w:lvl>
+    <w:lvl w:ilvl="3" w:tentative="1">
+      <w:start w:val="1"/>
+      <w:numFmt w:val="decimal"/>
+      <w:lvlText w:val="%4."/>
+      <w:lvlJc w:val="left"/>
+      <w:pPr>
+        <w:tabs>
+          <w:tab w:val="num" w:pos="2880"/>
+        </w:tabs>
+        <w:ind w:left="2880" w:hanging="360"/>
+      </w:pPr>
+    </w:lvl>
+    <w:lvl w:ilvl="4" w:tentative="1">
+      <w:start w:val="1"/>
+      <w:numFmt w:val="decimal"/>
+      <w:lvlText w:val="%5."/>
+      <w:lvlJc w:val="left"/>
+      <w:pPr>
+        <w:tabs>
+          <w:tab w:val="num" w:pos="3600"/>
+        </w:tabs>
+        <w:ind w:left="3600" w:hanging="360"/>
+      </w:pPr>
+    </w:lvl>
+    <w:lvl w:ilvl="5" w:tentative="1">
+      <w:start w:val="1"/>
+      <w:numFmt w:val="decimal"/>
+      <w:lvlText w:val="%6."/>
+      <w:lvlJc w:val="left"/>
+      <w:pPr>
+        <w:tabs>
+          <w:tab w:val="num" w:pos="4320"/>
+        </w:tabs>
+        <w:ind w:left="4320" w:hanging="360"/>
+      </w:pPr>
+    </w:lvl>
+    <w:lvl w:ilvl="6" w:tentative="1">
+      <w:start w:val="1"/>
+      <w:numFmt w:val="decimal"/>
+      <w:lvlText w:val="%7."/>
+      <w:lvlJc w:val="left"/>
+      <w:pPr>
+        <w:tabs>
+          <w:tab w:val="num" w:pos="5040"/>
+        </w:tabs>
+        <w:ind w:left="5040" w:hanging="360"/>
+      </w:pPr>
+    </w:lvl>
+    <w:lvl w:ilvl="7" w:tentative="1">
+      <w:start w:val="1"/>
+      <w:numFmt w:val="decimal"/>
+      <w:lvlText w:val="%8."/>
+      <w:lvlJc w:val="left"/>
+      <w:pPr>
+        <w:tabs>
+          <w:tab w:val="num" w:pos="5760"/>
+        </w:tabs>
+        <w:ind w:left="5760" w:hanging="360"/>
+      </w:pPr>
+    </w:lvl>
+    <w:lvl w:ilvl="8" w:tentative="1">
+      <w:start w:val="1"/>
+      <w:numFmt w:val="decimal"/>
+      <w:lvlText w:val="%9."/>
+      <w:lvlJc w:val="left"/>
+      <w:pPr>
+        <w:tabs>
+          <w:tab w:val="num" w:pos="6480"/>
+        </w:tabs>
+        <w:ind w:left="6480" w:hanging="360"/>
+      </w:pPr>
+    </w:lvl>
+  </w:abstractNum>
+  <w:abstractNum w:abstractNumId="16" w15:restartNumberingAfterBreak="0">
+    <w:nsid w:val="78367636"/>
+    <w:multiLevelType w:val="multilevel"/>
+    <w:tmpl w:val="9BB02D3A"/>
+    <w:lvl w:ilvl="0">
+      <w:start w:val="1"/>
+      <w:numFmt w:val="bullet"/>
+      <w:lvlText w:val=""/>
+      <w:lvlJc w:val="left"/>
+      <w:pPr>
+        <w:tabs>
+          <w:tab w:val="num" w:pos="720"/>
+        </w:tabs>
+        <w:ind w:left="720" w:hanging="360"/>
+      </w:pPr>
+      <w:rPr>
+        <w:rFonts w:ascii="Symbol" w:hAnsi="Symbol" w:hint="default"/>
+        <w:sz w:val="20"/>
+      </w:rPr>
+    </w:lvl>
+    <w:lvl w:ilvl="1" w:tentative="1">
+      <w:start w:val="1"/>
+      <w:numFmt w:val="bullet"/>
+      <w:lvlText w:val="o"/>
+      <w:lvlJc w:val="left"/>
+      <w:pPr>
+        <w:tabs>
+          <w:tab w:val="num" w:pos="1440"/>
+        </w:tabs>
+        <w:ind w:left="1440" w:hanging="360"/>
+      </w:pPr>
+      <w:rPr>
+        <w:rFonts w:ascii="Courier New" w:hAnsi="Courier New" w:hint="default"/>
+        <w:sz w:val="20"/>
+      </w:rPr>
+    </w:lvl>
+    <w:lvl w:ilvl="2" w:tentative="1">
+      <w:start w:val="1"/>
+      <w:numFmt w:val="bullet"/>
+      <w:lvlText w:val=""/>
+      <w:lvlJc w:val="left"/>
+      <w:pPr>
+        <w:tabs>
+          <w:tab w:val="num" w:pos="2160"/>
+        </w:tabs>
+        <w:ind w:left="2160" w:hanging="360"/>
+      </w:pPr>
+      <w:rPr>
+        <w:rFonts w:ascii="Wingdings" w:hAnsi="Wingdings" w:hint="default"/>
+        <w:sz w:val="20"/>
+      </w:rPr>
+    </w:lvl>
+    <w:lvl w:ilvl="3" w:tentative="1">
+      <w:start w:val="1"/>
+      <w:numFmt w:val="bullet"/>
+      <w:lvlText w:val=""/>
+      <w:lvlJc w:val="left"/>
+      <w:pPr>
+        <w:tabs>
+          <w:tab w:val="num" w:pos="2880"/>
+        </w:tabs>
+        <w:ind w:left="2880" w:hanging="360"/>
+      </w:pPr>
+      <w:rPr>
+        <w:rFonts w:ascii="Wingdings" w:hAnsi="Wingdings" w:hint="default"/>
+        <w:sz w:val="20"/>
+      </w:rPr>
+    </w:lvl>
+    <w:lvl w:ilvl="4" w:tentative="1">
+      <w:start w:val="1"/>
+      <w:numFmt w:val="bullet"/>
+      <w:lvlText w:val=""/>
+      <w:lvlJc w:val="left"/>
+      <w:pPr>
+        <w:tabs>
+          <w:tab w:val="num" w:pos="3600"/>
+        </w:tabs>
+        <w:ind w:left="3600" w:hanging="360"/>
+      </w:pPr>
+      <w:rPr>
+        <w:rFonts w:ascii="Wingdings" w:hAnsi="Wingdings" w:hint="default"/>
+        <w:sz w:val="20"/>
+      </w:rPr>
+    </w:lvl>
+    <w:lvl w:ilvl="5" w:tentative="1">
+      <w:start w:val="1"/>
+      <w:numFmt w:val="bullet"/>
+      <w:lvlText w:val=""/>
+      <w:lvlJc w:val="left"/>
+      <w:pPr>
+        <w:tabs>
+          <w:tab w:val="num" w:pos="4320"/>
+        </w:tabs>
+        <w:ind w:left="4320" w:hanging="360"/>
+      </w:pPr>
+      <w:rPr>
+        <w:rFonts w:ascii="Wingdings" w:hAnsi="Wingdings" w:hint="default"/>
+        <w:sz w:val="20"/>
+      </w:rPr>
+    </w:lvl>
+    <w:lvl w:ilvl="6" w:tentative="1">
+      <w:start w:val="1"/>
+      <w:numFmt w:val="bullet"/>
+      <w:lvlText w:val=""/>
+      <w:lvlJc w:val="left"/>
+      <w:pPr>
+        <w:tabs>
+          <w:tab w:val="num" w:pos="5040"/>
+        </w:tabs>
+        <w:ind w:left="5040" w:hanging="360"/>
+      </w:pPr>
+      <w:rPr>
+        <w:rFonts w:ascii="Wingdings" w:hAnsi="Wingdings" w:hint="default"/>
+        <w:sz w:val="20"/>
+      </w:rPr>
+    </w:lvl>
+    <w:lvl w:ilvl="7" w:tentative="1">
+      <w:start w:val="1"/>
+      <w:numFmt w:val="bullet"/>
+      <w:lvlText w:val=""/>
+      <w:lvlJc w:val="left"/>
+      <w:pPr>
+        <w:tabs>
+          <w:tab w:val="num" w:pos="5760"/>
+        </w:tabs>
+        <w:ind w:left="5760" w:hanging="360"/>
+      </w:pPr>
+      <w:rPr>
+        <w:rFonts w:ascii="Wingdings" w:hAnsi="Wingdings" w:hint="default"/>
+        <w:sz w:val="20"/>
+      </w:rPr>
+    </w:lvl>
+    <w:lvl w:ilvl="8" w:tentative="1">
+      <w:start w:val="1"/>
+      <w:numFmt w:val="bullet"/>
+      <w:lvlText w:val=""/>
+      <w:lvlJc w:val="left"/>
+      <w:pPr>
+        <w:tabs>
+          <w:tab w:val="num" w:pos="6480"/>
+        </w:tabs>
+        <w:ind w:left="6480" w:hanging="360"/>
+      </w:pPr>
+      <w:rPr>
+        <w:rFonts w:ascii="Wingdings" w:hAnsi="Wingdings" w:hint="default"/>
+        <w:sz w:val="20"/>
+      </w:rPr>
+    </w:lvl>
+  </w:abstractNum>
+  <w:abstractNum w:abstractNumId="17" w15:restartNumberingAfterBreak="0">
     <w:nsid w:val="7D3A6798"/>
     <w:multiLevelType w:val="multilevel"/>
     <w:tmpl w:val="0409001F"/>
@@ -8682,37 +10344,70 @@
     </w:lvl>
   </w:abstractNum>
   <w:num w:numId="1" w16cid:durableId="630794990">
-    <w:abstractNumId w:val="2"/>
+    <w:abstractNumId w:val="5"/>
   </w:num>
   <w:num w:numId="2" w16cid:durableId="1798059606">
+    <w:abstractNumId w:val="12"/>
+  </w:num>
+  <w:num w:numId="3" w16cid:durableId="1083180488">
     <w:abstractNumId w:val="8"/>
   </w:num>
-  <w:num w:numId="3" w16cid:durableId="1083180488">
-    <w:abstractNumId w:val="4"/>
-  </w:num>
   <w:num w:numId="4" w16cid:durableId="1196307414">
-    <w:abstractNumId w:val="6"/>
+    <w:abstractNumId w:val="10"/>
   </w:num>
   <w:num w:numId="5" w16cid:durableId="1164974855">
-    <w:abstractNumId w:val="1"/>
+    <w:abstractNumId w:val="3"/>
   </w:num>
   <w:num w:numId="6" w16cid:durableId="1914123023">
-    <w:abstractNumId w:val="10"/>
+    <w:abstractNumId w:val="17"/>
   </w:num>
   <w:num w:numId="7" w16cid:durableId="1491171668">
+    <w:abstractNumId w:val="13"/>
+  </w:num>
+  <w:num w:numId="8" w16cid:durableId="1933274503">
     <w:abstractNumId w:val="9"/>
   </w:num>
-  <w:num w:numId="8" w16cid:durableId="1933274503">
-    <w:abstractNumId w:val="5"/>
-  </w:num>
   <w:num w:numId="9" w16cid:durableId="2051152819">
-    <w:abstractNumId w:val="7"/>
+    <w:abstractNumId w:val="11"/>
   </w:num>
   <w:num w:numId="10" w16cid:durableId="1319188807">
     <w:abstractNumId w:val="0"/>
   </w:num>
   <w:num w:numId="11" w16cid:durableId="2090301508">
-    <w:abstractNumId w:val="3"/>
+    <w:abstractNumId w:val="6"/>
+  </w:num>
+  <w:num w:numId="12" w16cid:durableId="812865361">
+    <w:abstractNumId w:val="16"/>
+  </w:num>
+  <w:num w:numId="13" w16cid:durableId="1042092256">
+    <w:abstractNumId w:val="1"/>
+  </w:num>
+  <w:num w:numId="14" w16cid:durableId="1944915541">
+    <w:abstractNumId w:val="7"/>
+    <w:lvlOverride w:ilvl="0">
+      <w:startOverride w:val="1"/>
+    </w:lvlOverride>
+  </w:num>
+  <w:num w:numId="15" w16cid:durableId="78453222">
+    <w:abstractNumId w:val="4"/>
+    <w:lvlOverride w:ilvl="0">
+      <w:startOverride w:val="2"/>
+    </w:lvlOverride>
+  </w:num>
+  <w:num w:numId="16" w16cid:durableId="1877499451">
+    <w:abstractNumId w:val="15"/>
+    <w:lvlOverride w:ilvl="0">
+      <w:startOverride w:val="3"/>
+    </w:lvlOverride>
+  </w:num>
+  <w:num w:numId="17" w16cid:durableId="322121842">
+    <w:abstractNumId w:val="2"/>
+    <w:lvlOverride w:ilvl="0">
+      <w:startOverride w:val="4"/>
+    </w:lvlOverride>
+  </w:num>
+  <w:num w:numId="18" w16cid:durableId="706099628">
+    <w:abstractNumId w:val="14"/>
   </w:num>
 </w:numbering>
 </file>
@@ -9117,7 +10812,7 @@
   <w:style w:type="paragraph" w:default="1" w:styleId="Normal">
     <w:name w:val="Normal"/>
     <w:qFormat/>
-    <w:rsid w:val="002D6A7F"/>
+    <w:rsid w:val="004757A7"/>
     <w:pPr>
       <w:spacing w:after="0" w:line="240" w:lineRule="auto"/>
     </w:pPr>
@@ -9703,6 +11398,16 @@
       <w:spacing w:before="100" w:beforeAutospacing="1" w:after="100" w:afterAutospacing="1"/>
     </w:pPr>
   </w:style>
+  <w:style w:type="character" w:customStyle="1" w:styleId="markdown-bold-text">
+    <w:name w:val="markdown-bold-text"/>
+    <w:basedOn w:val="DefaultParagraphFont"/>
+    <w:rsid w:val="00A9526B"/>
+  </w:style>
+  <w:style w:type="character" w:customStyle="1" w:styleId="mtk14">
+    <w:name w:val="mtk14"/>
+    <w:basedOn w:val="DefaultParagraphFont"/>
+    <w:rsid w:val="00A9526B"/>
+  </w:style>
 </w:styles>
 </file>
 

--- a/Engineering/Doc/Commande Private Platform.docx
+++ b/Engineering/Doc/Commande Private Platform.docx
@@ -59,29 +59,15 @@
           <w:lang w:val="fr-FR"/>
         </w:rPr>
       </w:pPr>
-      <w:proofErr w:type="spellStart"/>
-      <w:proofErr w:type="gramStart"/>
-      <w:r>
-        <w:rPr>
-          <w:rFonts w:ascii="Menlo" w:hAnsi="Menlo" w:cs="Menlo"/>
-          <w:color w:val="E394DC"/>
-          <w:sz w:val="18"/>
-          <w:szCs w:val="18"/>
-          <w:lang w:val="fr-FR"/>
-        </w:rPr>
-        <w:t>ssh</w:t>
-      </w:r>
-      <w:proofErr w:type="spellEnd"/>
-      <w:proofErr w:type="gramEnd"/>
-      <w:r>
-        <w:rPr>
-          <w:rFonts w:ascii="Menlo" w:hAnsi="Menlo" w:cs="Menlo"/>
-          <w:color w:val="E394DC"/>
-          <w:sz w:val="18"/>
-          <w:szCs w:val="18"/>
-          <w:lang w:val="fr-FR"/>
-        </w:rPr>
-        <w:t xml:space="preserve"> ubuntu@79.137.26.126</w:t>
+      <w:r>
+        <w:rPr>
+          <w:rFonts w:ascii="Menlo" w:hAnsi="Menlo" w:cs="Menlo"/>
+          <w:color w:val="E394DC"/>
+          <w:sz w:val="18"/>
+          <w:szCs w:val="18"/>
+          <w:lang w:val="fr-FR"/>
+        </w:rPr>
+        <w:t>ssh ubuntu@79.137.26.126</w:t>
       </w:r>
     </w:p>
     <w:p>
@@ -138,21 +124,7 @@
         <w:rPr>
           <w:lang w:val="fr-FR"/>
         </w:rPr>
-        <w:t xml:space="preserve">Connaitre quels processus </w:t>
-      </w:r>
-      <w:proofErr w:type="gramStart"/>
-      <w:r>
-        <w:rPr>
-          <w:lang w:val="fr-FR"/>
-        </w:rPr>
-        <w:t>sont</w:t>
-      </w:r>
-      <w:proofErr w:type="gramEnd"/>
-      <w:r>
-        <w:rPr>
-          <w:lang w:val="fr-FR"/>
-        </w:rPr>
-        <w:t xml:space="preserve"> en train de tourner sur le CPU : </w:t>
+        <w:t xml:space="preserve">Connaitre quels processus sont en train de tourner sur le CPU : </w:t>
       </w:r>
       <w:r>
         <w:rPr>
@@ -185,21 +157,12 @@
         </w:rPr>
         <w:t xml:space="preserve">Kill des processus : </w:t>
       </w:r>
-      <w:proofErr w:type="spellStart"/>
       <w:r>
         <w:rPr>
           <w:bdr w:val="single" w:sz="4" w:space="0" w:color="auto"/>
           <w:lang w:val="fr-FR"/>
         </w:rPr>
-        <w:t>pkill</w:t>
-      </w:r>
-      <w:proofErr w:type="spellEnd"/>
-      <w:r>
-        <w:rPr>
-          <w:bdr w:val="single" w:sz="4" w:space="0" w:color="auto"/>
-          <w:lang w:val="fr-FR"/>
-        </w:rPr>
-        <w:t xml:space="preserve"> -f "run_sync_vsa_bulk_cron.py"</w:t>
+        <w:t>pkill -f "run_sync_vsa_bulk_cron.py"</w:t>
       </w:r>
     </w:p>
     <w:p>
@@ -231,37 +194,12 @@
         </w:rPr>
         <w:t xml:space="preserve"> le plus : </w:t>
       </w:r>
-      <w:proofErr w:type="spellStart"/>
       <w:r>
         <w:rPr>
           <w:bdr w:val="single" w:sz="4" w:space="0" w:color="auto"/>
           <w:lang w:val="fr-FR"/>
         </w:rPr>
-        <w:t>ps</w:t>
-      </w:r>
-      <w:proofErr w:type="spellEnd"/>
-      <w:r>
-        <w:rPr>
-          <w:bdr w:val="single" w:sz="4" w:space="0" w:color="auto"/>
-          <w:lang w:val="fr-FR"/>
-        </w:rPr>
-        <w:t xml:space="preserve"> aux --sort=-%mem | </w:t>
-      </w:r>
-      <w:proofErr w:type="spellStart"/>
-      <w:r>
-        <w:rPr>
-          <w:bdr w:val="single" w:sz="4" w:space="0" w:color="auto"/>
-          <w:lang w:val="fr-FR"/>
-        </w:rPr>
-        <w:t>grep</w:t>
-      </w:r>
-      <w:proofErr w:type="spellEnd"/>
-      <w:r>
-        <w:rPr>
-          <w:bdr w:val="single" w:sz="4" w:space="0" w:color="auto"/>
-          <w:lang w:val="fr-FR"/>
-        </w:rPr>
-        <w:t xml:space="preserve"> python3</w:t>
+        <w:t>ps aux --sort=-%mem | grep python3</w:t>
       </w:r>
     </w:p>
     <w:p>
@@ -286,23 +224,7 @@
           <w:bdr w:val="single" w:sz="4" w:space="0" w:color="auto"/>
           <w:lang w:val="fr-FR"/>
         </w:rPr>
-        <w:t xml:space="preserve">top -bn1 | </w:t>
-      </w:r>
-      <w:proofErr w:type="spellStart"/>
-      <w:r>
-        <w:rPr>
-          <w:bdr w:val="single" w:sz="4" w:space="0" w:color="auto"/>
-          <w:lang w:val="fr-FR"/>
-        </w:rPr>
-        <w:t>head</w:t>
-      </w:r>
-      <w:proofErr w:type="spellEnd"/>
-      <w:r>
-        <w:rPr>
-          <w:bdr w:val="single" w:sz="4" w:space="0" w:color="auto"/>
-          <w:lang w:val="fr-FR"/>
-        </w:rPr>
-        <w:t xml:space="preserve"> -20</w:t>
+        <w:t>top -bn1 | head -20</w:t>
       </w:r>
     </w:p>
     <w:p>
@@ -383,21 +305,7 @@
         <w:rPr>
           <w:rStyle w:val="Heading2Char"/>
         </w:rPr>
-        <w:t xml:space="preserve">Mise </w:t>
-      </w:r>
-      <w:proofErr w:type="spellStart"/>
-      <w:r>
-        <w:rPr>
-          <w:rStyle w:val="Heading2Char"/>
-        </w:rPr>
-        <w:t>en</w:t>
-      </w:r>
-      <w:proofErr w:type="spellEnd"/>
-      <w:r>
-        <w:rPr>
-          <w:rStyle w:val="Heading2Char"/>
-        </w:rPr>
-        <w:t xml:space="preserve"> place</w:t>
+        <w:t>Mise en place</w:t>
       </w:r>
       <w:r>
         <w:rPr>
@@ -411,163 +319,51 @@
         </w:rPr>
         <w:br/>
       </w:r>
-      <w:proofErr w:type="spellStart"/>
-      <w:r>
-        <w:rPr>
-          <w:lang w:val="fr-FR"/>
-        </w:rPr>
-        <w:t>sudo</w:t>
-      </w:r>
-      <w:proofErr w:type="spellEnd"/>
-      <w:r>
-        <w:rPr>
-          <w:lang w:val="fr-FR"/>
-        </w:rPr>
-        <w:t xml:space="preserve"> </w:t>
-      </w:r>
-      <w:proofErr w:type="spellStart"/>
-      <w:r>
-        <w:rPr>
-          <w:lang w:val="fr-FR"/>
-        </w:rPr>
-        <w:t>fallocate</w:t>
-      </w:r>
-      <w:proofErr w:type="spellEnd"/>
-      <w:r>
-        <w:rPr>
-          <w:lang w:val="fr-FR"/>
-        </w:rPr>
-        <w:t xml:space="preserve"> -l 8G /</w:t>
-      </w:r>
-      <w:proofErr w:type="spellStart"/>
-      <w:r>
-        <w:rPr>
-          <w:lang w:val="fr-FR"/>
-        </w:rPr>
-        <w:t>swapfile</w:t>
-      </w:r>
-      <w:proofErr w:type="spellEnd"/>
-    </w:p>
-    <w:p>
-      <w:pPr>
-        <w:rPr>
-          <w:lang w:val="fr-FR"/>
-        </w:rPr>
-      </w:pPr>
-      <w:proofErr w:type="spellStart"/>
-      <w:proofErr w:type="gramStart"/>
-      <w:r>
-        <w:rPr>
-          <w:lang w:val="fr-FR"/>
-        </w:rPr>
-        <w:t>sudo</w:t>
-      </w:r>
-      <w:proofErr w:type="spellEnd"/>
-      <w:proofErr w:type="gramEnd"/>
-      <w:r>
-        <w:rPr>
-          <w:lang w:val="fr-FR"/>
-        </w:rPr>
-        <w:t xml:space="preserve"> chmod 600 /</w:t>
-      </w:r>
-      <w:proofErr w:type="spellStart"/>
-      <w:r>
-        <w:rPr>
-          <w:lang w:val="fr-FR"/>
-        </w:rPr>
-        <w:t>swapfile</w:t>
-      </w:r>
-      <w:proofErr w:type="spellEnd"/>
-    </w:p>
-    <w:p>
-      <w:pPr>
-        <w:rPr>
-          <w:lang w:val="fr-FR"/>
-        </w:rPr>
-      </w:pPr>
-      <w:proofErr w:type="spellStart"/>
-      <w:proofErr w:type="gramStart"/>
-      <w:r>
-        <w:rPr>
-          <w:lang w:val="fr-FR"/>
-        </w:rPr>
-        <w:t>sudo</w:t>
-      </w:r>
-      <w:proofErr w:type="spellEnd"/>
-      <w:proofErr w:type="gramEnd"/>
-      <w:r>
-        <w:rPr>
-          <w:lang w:val="fr-FR"/>
-        </w:rPr>
-        <w:t xml:space="preserve"> </w:t>
-      </w:r>
-      <w:proofErr w:type="spellStart"/>
-      <w:r>
-        <w:rPr>
-          <w:lang w:val="fr-FR"/>
-        </w:rPr>
-        <w:t>mkswap</w:t>
-      </w:r>
-      <w:proofErr w:type="spellEnd"/>
-      <w:r>
-        <w:rPr>
-          <w:lang w:val="fr-FR"/>
-        </w:rPr>
-        <w:t xml:space="preserve"> /</w:t>
-      </w:r>
-      <w:proofErr w:type="spellStart"/>
-      <w:r>
-        <w:rPr>
-          <w:lang w:val="fr-FR"/>
-        </w:rPr>
-        <w:t>swapfile</w:t>
-      </w:r>
-      <w:proofErr w:type="spellEnd"/>
-    </w:p>
-    <w:p>
-      <w:pPr>
-        <w:rPr>
-          <w:lang w:val="fr-FR"/>
-        </w:rPr>
-      </w:pPr>
-      <w:proofErr w:type="spellStart"/>
-      <w:proofErr w:type="gramStart"/>
-      <w:r>
-        <w:rPr>
-          <w:lang w:val="fr-FR"/>
-        </w:rPr>
-        <w:t>sudo</w:t>
-      </w:r>
-      <w:proofErr w:type="spellEnd"/>
-      <w:proofErr w:type="gramEnd"/>
-      <w:r>
-        <w:rPr>
-          <w:lang w:val="fr-FR"/>
-        </w:rPr>
-        <w:t xml:space="preserve"> </w:t>
-      </w:r>
-      <w:proofErr w:type="spellStart"/>
-      <w:r>
-        <w:rPr>
-          <w:lang w:val="fr-FR"/>
-        </w:rPr>
-        <w:t>swapon</w:t>
-      </w:r>
-      <w:proofErr w:type="spellEnd"/>
-      <w:r>
-        <w:rPr>
-          <w:lang w:val="fr-FR"/>
-        </w:rPr>
-        <w:t xml:space="preserve"> /</w:t>
-      </w:r>
-      <w:proofErr w:type="spellStart"/>
-      <w:r>
-        <w:rPr>
-          <w:lang w:val="fr-FR"/>
-        </w:rPr>
-        <w:t>swapfile</w:t>
-      </w:r>
-      <w:proofErr w:type="spellEnd"/>
+      <w:r>
+        <w:rPr>
+          <w:lang w:val="fr-FR"/>
+        </w:rPr>
+        <w:t>sudo fallocate -l 8G /swapfile</w:t>
+      </w:r>
+    </w:p>
+    <w:p>
+      <w:pPr>
+        <w:rPr>
+          <w:lang w:val="fr-FR"/>
+        </w:rPr>
+      </w:pPr>
+      <w:r>
+        <w:rPr>
+          <w:lang w:val="fr-FR"/>
+        </w:rPr>
+        <w:t>sudo chmod 600 /swapfile</w:t>
+      </w:r>
+    </w:p>
+    <w:p>
+      <w:pPr>
+        <w:rPr>
+          <w:lang w:val="fr-FR"/>
+        </w:rPr>
+      </w:pPr>
+      <w:r>
+        <w:rPr>
+          <w:lang w:val="fr-FR"/>
+        </w:rPr>
+        <w:t>sudo mkswap /swapfile</w:t>
+      </w:r>
+    </w:p>
+    <w:p>
+      <w:pPr>
+        <w:rPr>
+          <w:lang w:val="fr-FR"/>
+        </w:rPr>
+      </w:pPr>
+      <w:r>
+        <w:rPr>
+          <w:lang w:val="fr-FR"/>
+        </w:rPr>
+        <w:t>sudo swapon /swapfile</w:t>
+      </w:r>
     </w:p>
     <w:p>
       <w:pPr>
@@ -588,86 +384,12 @@
           <w:lang w:val="fr-FR"/>
         </w:rPr>
       </w:pPr>
-      <w:proofErr w:type="spellStart"/>
-      <w:proofErr w:type="gramStart"/>
-      <w:r>
-        <w:rPr>
-          <w:lang w:val="fr-FR"/>
-        </w:rPr>
-        <w:t>echo</w:t>
-      </w:r>
-      <w:proofErr w:type="spellEnd"/>
-      <w:proofErr w:type="gramEnd"/>
-      <w:r>
-        <w:rPr>
-          <w:lang w:val="fr-FR"/>
-        </w:rPr>
-        <w:t xml:space="preserve"> '/</w:t>
-      </w:r>
-      <w:proofErr w:type="spellStart"/>
-      <w:r>
-        <w:rPr>
-          <w:lang w:val="fr-FR"/>
-        </w:rPr>
-        <w:t>swapfile</w:t>
-      </w:r>
-      <w:proofErr w:type="spellEnd"/>
-      <w:r>
-        <w:rPr>
-          <w:lang w:val="fr-FR"/>
-        </w:rPr>
-        <w:t xml:space="preserve"> none swap </w:t>
-      </w:r>
-      <w:proofErr w:type="spellStart"/>
-      <w:r>
-        <w:rPr>
-          <w:lang w:val="fr-FR"/>
-        </w:rPr>
-        <w:t>sw</w:t>
-      </w:r>
-      <w:proofErr w:type="spellEnd"/>
-      <w:r>
-        <w:rPr>
-          <w:lang w:val="fr-FR"/>
-        </w:rPr>
-        <w:t xml:space="preserve"> 0 0' | </w:t>
-      </w:r>
-      <w:proofErr w:type="spellStart"/>
-      <w:r>
-        <w:rPr>
-          <w:lang w:val="fr-FR"/>
-        </w:rPr>
-        <w:t>sudo</w:t>
-      </w:r>
-      <w:proofErr w:type="spellEnd"/>
-      <w:r>
-        <w:rPr>
-          <w:lang w:val="fr-FR"/>
-        </w:rPr>
-        <w:t xml:space="preserve"> tee -a /</w:t>
-      </w:r>
-      <w:proofErr w:type="spellStart"/>
-      <w:r>
-        <w:rPr>
-          <w:lang w:val="fr-FR"/>
-        </w:rPr>
-        <w:t>etc</w:t>
-      </w:r>
-      <w:proofErr w:type="spellEnd"/>
-      <w:r>
-        <w:rPr>
-          <w:lang w:val="fr-FR"/>
-        </w:rPr>
-        <w:t>/</w:t>
-      </w:r>
-      <w:proofErr w:type="spellStart"/>
-      <w:r>
-        <w:rPr>
-          <w:lang w:val="fr-FR"/>
-        </w:rPr>
-        <w:t>fstab</w:t>
-      </w:r>
-      <w:proofErr w:type="spellEnd"/>
+      <w:r>
+        <w:rPr>
+          <w:lang w:val="fr-FR"/>
+        </w:rPr>
+        <w:t>echo '/swapfile none swap sw 0 0' | sudo tee -a /etc/fstab</w:t>
+      </w:r>
       <w:r>
         <w:rPr>
           <w:lang w:val="fr-FR"/>
@@ -710,253 +432,85 @@
           <w:lang w:val="fr-FR"/>
         </w:rPr>
         <w:br/>
-        <w:t xml:space="preserve">git </w:t>
-      </w:r>
-      <w:proofErr w:type="spellStart"/>
-      <w:proofErr w:type="gramStart"/>
-      <w:r>
-        <w:rPr>
-          <w:lang w:val="fr-FR"/>
-        </w:rPr>
-        <w:t>add</w:t>
-      </w:r>
-      <w:proofErr w:type="spellEnd"/>
-      <w:r>
-        <w:rPr>
-          <w:lang w:val="fr-FR"/>
-        </w:rPr>
-        <w:t xml:space="preserve"> .</w:t>
-      </w:r>
-      <w:proofErr w:type="gramEnd"/>
-    </w:p>
-    <w:p>
-      <w:pPr>
-        <w:rPr>
-          <w:lang w:val="fr-FR"/>
-        </w:rPr>
-      </w:pPr>
-      <w:proofErr w:type="gramStart"/>
-      <w:r>
-        <w:rPr>
-          <w:lang w:val="fr-FR"/>
-        </w:rPr>
-        <w:t>git</w:t>
-      </w:r>
-      <w:proofErr w:type="gramEnd"/>
-      <w:r>
-        <w:rPr>
-          <w:lang w:val="fr-FR"/>
-        </w:rPr>
-        <w:t xml:space="preserve"> commit -m "</w:t>
-      </w:r>
-      <w:proofErr w:type="gramStart"/>
-      <w:r>
-        <w:rPr>
-          <w:lang w:val="fr-FR"/>
-        </w:rPr>
-        <w:t>feat:</w:t>
-      </w:r>
-      <w:proofErr w:type="gramEnd"/>
-      <w:r>
-        <w:rPr>
-          <w:lang w:val="fr-FR"/>
-        </w:rPr>
-        <w:t xml:space="preserve"> nouvelle fonctionnalité et correction de bug"</w:t>
-      </w:r>
-    </w:p>
-    <w:p>
-      <w:pPr>
-        <w:rPr>
-          <w:lang w:val="fr-FR"/>
-        </w:rPr>
-      </w:pPr>
-      <w:proofErr w:type="gramStart"/>
-      <w:r>
-        <w:rPr>
-          <w:lang w:val="fr-FR"/>
-        </w:rPr>
-        <w:t>git</w:t>
-      </w:r>
-      <w:proofErr w:type="gramEnd"/>
-      <w:r>
-        <w:rPr>
-          <w:lang w:val="fr-FR"/>
-        </w:rPr>
-        <w:t xml:space="preserve"> push </w:t>
-      </w:r>
-      <w:proofErr w:type="spellStart"/>
-      <w:r>
-        <w:rPr>
-          <w:lang w:val="fr-FR"/>
-        </w:rPr>
-        <w:t>origin</w:t>
-      </w:r>
-      <w:proofErr w:type="spellEnd"/>
-      <w:r>
-        <w:rPr>
-          <w:lang w:val="fr-FR"/>
-        </w:rPr>
-        <w:t xml:space="preserve"> </w:t>
-      </w:r>
-      <w:proofErr w:type="spellStart"/>
-      <w:r>
-        <w:rPr>
-          <w:lang w:val="fr-FR"/>
-        </w:rPr>
-        <w:t>develop</w:t>
-      </w:r>
-      <w:proofErr w:type="spellEnd"/>
-    </w:p>
-    <w:p>
-      <w:pPr>
-        <w:rPr>
-          <w:lang w:val="fr-FR"/>
-        </w:rPr>
-      </w:pPr>
-      <w:proofErr w:type="gramStart"/>
-      <w:r>
-        <w:rPr>
-          <w:lang w:val="fr-FR"/>
-        </w:rPr>
-        <w:t>git</w:t>
-      </w:r>
-      <w:proofErr w:type="gramEnd"/>
-      <w:r>
-        <w:rPr>
-          <w:lang w:val="fr-FR"/>
-        </w:rPr>
-        <w:t xml:space="preserve"> </w:t>
-      </w:r>
-      <w:proofErr w:type="spellStart"/>
-      <w:r>
-        <w:rPr>
-          <w:lang w:val="fr-FR"/>
-        </w:rPr>
-        <w:t>add</w:t>
-      </w:r>
-      <w:proofErr w:type="spellEnd"/>
-      <w:r>
-        <w:rPr>
-          <w:lang w:val="fr-FR"/>
-        </w:rPr>
-        <w:t xml:space="preserve"> </w:t>
-      </w:r>
-      <w:proofErr w:type="spellStart"/>
-      <w:proofErr w:type="gramStart"/>
-      <w:r>
-        <w:rPr>
-          <w:lang w:val="fr-FR"/>
-        </w:rPr>
-        <w:t>version.json</w:t>
-      </w:r>
-      <w:proofErr w:type="spellEnd"/>
-      <w:proofErr w:type="gramEnd"/>
-    </w:p>
-    <w:p>
-      <w:pPr>
-        <w:rPr>
-          <w:lang w:val="fr-FR"/>
-        </w:rPr>
-      </w:pPr>
-      <w:proofErr w:type="gramStart"/>
-      <w:r>
-        <w:rPr>
-          <w:lang w:val="fr-FR"/>
-        </w:rPr>
-        <w:t>git</w:t>
-      </w:r>
-      <w:proofErr w:type="gramEnd"/>
-      <w:r>
-        <w:rPr>
-          <w:lang w:val="fr-FR"/>
-        </w:rPr>
-        <w:t xml:space="preserve"> commit -m "</w:t>
-      </w:r>
-      <w:proofErr w:type="spellStart"/>
-      <w:proofErr w:type="gramStart"/>
-      <w:r>
-        <w:rPr>
-          <w:lang w:val="fr-FR"/>
-        </w:rPr>
-        <w:t>chore</w:t>
-      </w:r>
-      <w:proofErr w:type="spellEnd"/>
-      <w:r>
-        <w:rPr>
-          <w:lang w:val="fr-FR"/>
-        </w:rPr>
-        <w:t>:</w:t>
-      </w:r>
-      <w:proofErr w:type="gramEnd"/>
-      <w:r>
-        <w:rPr>
-          <w:lang w:val="fr-FR"/>
-        </w:rPr>
-        <w:t xml:space="preserve"> préparation release v0.0.1"</w:t>
-      </w:r>
-    </w:p>
-    <w:p>
-      <w:pPr>
-        <w:rPr>
-          <w:lang w:val="fr-FR"/>
-        </w:rPr>
-      </w:pPr>
-      <w:proofErr w:type="gramStart"/>
-      <w:r>
-        <w:rPr>
-          <w:lang w:val="fr-FR"/>
-        </w:rPr>
-        <w:t>git</w:t>
-      </w:r>
-      <w:proofErr w:type="gramEnd"/>
-      <w:r>
-        <w:rPr>
-          <w:lang w:val="fr-FR"/>
-        </w:rPr>
-        <w:t xml:space="preserve"> push </w:t>
-      </w:r>
-      <w:proofErr w:type="spellStart"/>
-      <w:r>
-        <w:rPr>
-          <w:lang w:val="fr-FR"/>
-        </w:rPr>
-        <w:t>origin</w:t>
-      </w:r>
-      <w:proofErr w:type="spellEnd"/>
-      <w:r>
-        <w:rPr>
-          <w:lang w:val="fr-FR"/>
-        </w:rPr>
-        <w:t xml:space="preserve"> </w:t>
-      </w:r>
-      <w:proofErr w:type="spellStart"/>
-      <w:r>
-        <w:rPr>
-          <w:lang w:val="fr-FR"/>
-        </w:rPr>
-        <w:t>develop</w:t>
-      </w:r>
-      <w:proofErr w:type="spellEnd"/>
-    </w:p>
-    <w:p>
-      <w:pPr>
-        <w:rPr>
-          <w:lang w:val="fr-FR"/>
-        </w:rPr>
-      </w:pPr>
-      <w:proofErr w:type="gramStart"/>
-      <w:r>
-        <w:rPr>
-          <w:lang w:val="fr-FR"/>
-        </w:rPr>
-        <w:t>git</w:t>
-      </w:r>
-      <w:proofErr w:type="gramEnd"/>
-      <w:r>
-        <w:rPr>
-          <w:lang w:val="fr-FR"/>
-        </w:rPr>
-        <w:t xml:space="preserve"> tag -a v0.0.1 -m "Version 0.0.1 - Correction de bug"</w:t>
+        <w:t>git add .</w:t>
+      </w:r>
+    </w:p>
+    <w:p>
+      <w:pPr>
+        <w:rPr>
+          <w:lang w:val="fr-FR"/>
+        </w:rPr>
+      </w:pPr>
+      <w:r>
+        <w:rPr>
+          <w:lang w:val="fr-FR"/>
+        </w:rPr>
+        <w:t>git commit -m "feat: nouvelle fonctionnalité et correction de bug"</w:t>
+      </w:r>
+    </w:p>
+    <w:p>
+      <w:pPr>
+        <w:rPr>
+          <w:lang w:val="fr-FR"/>
+        </w:rPr>
+      </w:pPr>
+      <w:r>
+        <w:rPr>
+          <w:lang w:val="fr-FR"/>
+        </w:rPr>
+        <w:t>git push origin develop</w:t>
+      </w:r>
+    </w:p>
+    <w:p>
+      <w:pPr>
+        <w:rPr>
+          <w:lang w:val="fr-FR"/>
+        </w:rPr>
+      </w:pPr>
+      <w:r>
+        <w:rPr>
+          <w:lang w:val="fr-FR"/>
+        </w:rPr>
+        <w:t>git add version.json</w:t>
+      </w:r>
+    </w:p>
+    <w:p>
+      <w:pPr>
+        <w:rPr>
+          <w:lang w:val="fr-FR"/>
+        </w:rPr>
+      </w:pPr>
+      <w:r>
+        <w:rPr>
+          <w:lang w:val="fr-FR"/>
+        </w:rPr>
+        <w:t>git commit -m "chore: préparation release v0.0.1"</w:t>
+      </w:r>
+    </w:p>
+    <w:p>
+      <w:pPr>
+        <w:rPr>
+          <w:lang w:val="fr-FR"/>
+        </w:rPr>
+      </w:pPr>
+      <w:r>
+        <w:rPr>
+          <w:lang w:val="fr-FR"/>
+        </w:rPr>
+        <w:t>git push origin develop</w:t>
+      </w:r>
+    </w:p>
+    <w:p>
+      <w:pPr>
+        <w:rPr>
+          <w:lang w:val="fr-FR"/>
+        </w:rPr>
+      </w:pPr>
+      <w:r>
+        <w:rPr>
+          <w:lang w:val="fr-FR"/>
+        </w:rPr>
+        <w:t>git tag -a v0.0.1 -m "Version 0.0.1 - Correction de bug"</w:t>
       </w:r>
     </w:p>
     <w:p>
@@ -977,258 +531,106 @@
     </w:p>
     <w:p>
       <w:r>
-        <w:t xml:space="preserve">git </w:t>
-      </w:r>
-      <w:proofErr w:type="gramStart"/>
-      <w:r>
-        <w:t>merge</w:t>
-      </w:r>
-      <w:proofErr w:type="gramEnd"/>
-      <w:r>
-        <w:t xml:space="preserve"> develop --no-ff -m "chore: release v0.0.1"</w:t>
-      </w:r>
-    </w:p>
-    <w:p>
-      <w:pPr>
-        <w:rPr>
-          <w:lang w:val="fr-FR"/>
-        </w:rPr>
-      </w:pPr>
-      <w:proofErr w:type="gramStart"/>
-      <w:r>
-        <w:rPr>
-          <w:lang w:val="fr-FR"/>
-        </w:rPr>
-        <w:t>git</w:t>
-      </w:r>
-      <w:proofErr w:type="gramEnd"/>
-      <w:r>
-        <w:rPr>
-          <w:lang w:val="fr-FR"/>
-        </w:rPr>
-        <w:t xml:space="preserve"> push </w:t>
-      </w:r>
-      <w:proofErr w:type="spellStart"/>
-      <w:r>
-        <w:rPr>
-          <w:lang w:val="fr-FR"/>
-        </w:rPr>
-        <w:t>origin</w:t>
-      </w:r>
-      <w:proofErr w:type="spellEnd"/>
-      <w:r>
-        <w:rPr>
-          <w:lang w:val="fr-FR"/>
-        </w:rPr>
-        <w:t xml:space="preserve"> main</w:t>
-      </w:r>
-    </w:p>
-    <w:p>
-      <w:pPr>
-        <w:rPr>
-          <w:lang w:val="fr-FR"/>
-        </w:rPr>
-      </w:pPr>
-      <w:proofErr w:type="gramStart"/>
-      <w:r>
-        <w:rPr>
-          <w:lang w:val="fr-FR"/>
-        </w:rPr>
-        <w:t>python</w:t>
-      </w:r>
-      <w:proofErr w:type="gramEnd"/>
-      <w:r>
-        <w:rPr>
-          <w:lang w:val="fr-FR"/>
-        </w:rPr>
-        <w:t>3 scripts/maintenance/update_version.py v0.0.1</w:t>
-      </w:r>
-    </w:p>
-    <w:p>
-      <w:pPr>
-        <w:rPr>
-          <w:lang w:val="fr-FR"/>
-        </w:rPr>
-      </w:pPr>
-      <w:proofErr w:type="gramStart"/>
-      <w:r>
-        <w:rPr>
-          <w:lang w:val="fr-FR"/>
-        </w:rPr>
-        <w:t>git</w:t>
-      </w:r>
-      <w:proofErr w:type="gramEnd"/>
-      <w:r>
-        <w:rPr>
-          <w:lang w:val="fr-FR"/>
-        </w:rPr>
-        <w:t xml:space="preserve"> </w:t>
-      </w:r>
-      <w:proofErr w:type="spellStart"/>
-      <w:r>
-        <w:rPr>
-          <w:lang w:val="fr-FR"/>
-        </w:rPr>
-        <w:t>add</w:t>
-      </w:r>
-      <w:proofErr w:type="spellEnd"/>
-      <w:r>
-        <w:rPr>
-          <w:lang w:val="fr-FR"/>
-        </w:rPr>
-        <w:t xml:space="preserve"> </w:t>
-      </w:r>
-      <w:proofErr w:type="spellStart"/>
-      <w:proofErr w:type="gramStart"/>
-      <w:r>
-        <w:rPr>
-          <w:lang w:val="fr-FR"/>
-        </w:rPr>
-        <w:t>version.json</w:t>
-      </w:r>
-      <w:proofErr w:type="spellEnd"/>
-      <w:proofErr w:type="gramEnd"/>
-    </w:p>
-    <w:p>
-      <w:pPr>
-        <w:rPr>
-          <w:lang w:val="fr-FR"/>
-        </w:rPr>
-      </w:pPr>
-      <w:proofErr w:type="gramStart"/>
-      <w:r>
-        <w:rPr>
-          <w:lang w:val="fr-FR"/>
-        </w:rPr>
-        <w:t>commit</w:t>
-      </w:r>
-      <w:proofErr w:type="gramEnd"/>
-      <w:r>
-        <w:rPr>
-          <w:lang w:val="fr-FR"/>
-        </w:rPr>
-        <w:t xml:space="preserve"> -m "</w:t>
-      </w:r>
-      <w:proofErr w:type="spellStart"/>
-      <w:proofErr w:type="gramStart"/>
-      <w:r>
-        <w:rPr>
-          <w:lang w:val="fr-FR"/>
-        </w:rPr>
-        <w:t>chore</w:t>
-      </w:r>
-      <w:proofErr w:type="spellEnd"/>
-      <w:r>
-        <w:rPr>
-          <w:lang w:val="fr-FR"/>
-        </w:rPr>
-        <w:t>:</w:t>
-      </w:r>
-      <w:proofErr w:type="gramEnd"/>
-      <w:r>
-        <w:rPr>
-          <w:lang w:val="fr-FR"/>
-        </w:rPr>
-        <w:t xml:space="preserve"> mise à jour </w:t>
-      </w:r>
-      <w:proofErr w:type="spellStart"/>
-      <w:proofErr w:type="gramStart"/>
-      <w:r>
-        <w:rPr>
-          <w:lang w:val="fr-FR"/>
-        </w:rPr>
-        <w:t>version.json</w:t>
-      </w:r>
-      <w:proofErr w:type="spellEnd"/>
-      <w:proofErr w:type="gramEnd"/>
-      <w:r>
-        <w:rPr>
-          <w:lang w:val="fr-FR"/>
-        </w:rPr>
-        <w:t xml:space="preserve"> pour v0.0.1"</w:t>
-      </w:r>
-    </w:p>
-    <w:p>
-      <w:pPr>
-        <w:rPr>
-          <w:lang w:val="fr-FR"/>
-        </w:rPr>
-      </w:pPr>
-      <w:proofErr w:type="gramStart"/>
-      <w:r>
-        <w:rPr>
-          <w:lang w:val="fr-FR"/>
-        </w:rPr>
-        <w:t>git</w:t>
-      </w:r>
-      <w:proofErr w:type="gramEnd"/>
-      <w:r>
-        <w:rPr>
-          <w:lang w:val="fr-FR"/>
-        </w:rPr>
-        <w:t xml:space="preserve"> push </w:t>
-      </w:r>
-      <w:proofErr w:type="spellStart"/>
-      <w:r>
-        <w:rPr>
-          <w:lang w:val="fr-FR"/>
-        </w:rPr>
-        <w:t>origin</w:t>
-      </w:r>
-      <w:proofErr w:type="spellEnd"/>
-      <w:r>
-        <w:rPr>
-          <w:lang w:val="fr-FR"/>
-        </w:rPr>
-        <w:t xml:space="preserve"> main</w:t>
-      </w:r>
-    </w:p>
-    <w:p>
-      <w:pPr>
-        <w:rPr>
-          <w:lang w:val="fr-FR"/>
-        </w:rPr>
-      </w:pPr>
-    </w:p>
-    <w:p>
-      <w:pPr>
-        <w:rPr>
-          <w:lang w:val="fr-FR"/>
-        </w:rPr>
-      </w:pPr>
-    </w:p>
-    <w:p>
-      <w:pPr>
-        <w:rPr>
-          <w:lang w:val="fr-FR"/>
-        </w:rPr>
-      </w:pPr>
-    </w:p>
-    <w:p>
-      <w:pPr>
-        <w:rPr>
-          <w:lang w:val="fr-FR"/>
-        </w:rPr>
-      </w:pPr>
-      <w:r>
-        <w:rPr>
-          <w:lang w:val="fr-FR"/>
-        </w:rPr>
-        <w:t xml:space="preserve">#deploiment </w:t>
-      </w:r>
-      <w:proofErr w:type="spellStart"/>
-      <w:r>
-        <w:rPr>
-          <w:lang w:val="fr-FR"/>
-        </w:rPr>
-        <w:t>apres</w:t>
-      </w:r>
-      <w:proofErr w:type="spellEnd"/>
-      <w:r>
-        <w:rPr>
-          <w:lang w:val="fr-FR"/>
-        </w:rPr>
-        <w:t xml:space="preserve"> git push</w:t>
+        <w:t>git merge develop --no-ff -m "chore: release v0.0.1"</w:t>
+      </w:r>
+    </w:p>
+    <w:p>
+      <w:pPr>
+        <w:rPr>
+          <w:lang w:val="fr-FR"/>
+        </w:rPr>
+      </w:pPr>
+      <w:r>
+        <w:rPr>
+          <w:lang w:val="fr-FR"/>
+        </w:rPr>
+        <w:t>git push origin main</w:t>
+      </w:r>
+    </w:p>
+    <w:p>
+      <w:pPr>
+        <w:rPr>
+          <w:lang w:val="fr-FR"/>
+        </w:rPr>
+      </w:pPr>
+      <w:r>
+        <w:rPr>
+          <w:lang w:val="fr-FR"/>
+        </w:rPr>
+        <w:t>python3 scripts/maintenance/update_version.py v0.0.1</w:t>
+      </w:r>
+    </w:p>
+    <w:p>
+      <w:pPr>
+        <w:rPr>
+          <w:lang w:val="fr-FR"/>
+        </w:rPr>
+      </w:pPr>
+      <w:r>
+        <w:rPr>
+          <w:lang w:val="fr-FR"/>
+        </w:rPr>
+        <w:t>git add version.json</w:t>
+      </w:r>
+    </w:p>
+    <w:p>
+      <w:pPr>
+        <w:rPr>
+          <w:lang w:val="fr-FR"/>
+        </w:rPr>
+      </w:pPr>
+      <w:r>
+        <w:rPr>
+          <w:lang w:val="fr-FR"/>
+        </w:rPr>
+        <w:t>commit -m "chore: mise à jour version.json pour v0.0.1"</w:t>
+      </w:r>
+    </w:p>
+    <w:p>
+      <w:pPr>
+        <w:rPr>
+          <w:lang w:val="fr-FR"/>
+        </w:rPr>
+      </w:pPr>
+      <w:r>
+        <w:rPr>
+          <w:lang w:val="fr-FR"/>
+        </w:rPr>
+        <w:t>git push origin main</w:t>
+      </w:r>
+    </w:p>
+    <w:p>
+      <w:pPr>
+        <w:rPr>
+          <w:lang w:val="fr-FR"/>
+        </w:rPr>
+      </w:pPr>
+    </w:p>
+    <w:p>
+      <w:pPr>
+        <w:rPr>
+          <w:lang w:val="fr-FR"/>
+        </w:rPr>
+      </w:pPr>
+    </w:p>
+    <w:p>
+      <w:pPr>
+        <w:rPr>
+          <w:lang w:val="fr-FR"/>
+        </w:rPr>
+      </w:pPr>
+    </w:p>
+    <w:p>
+      <w:pPr>
+        <w:rPr>
+          <w:lang w:val="fr-FR"/>
+        </w:rPr>
+      </w:pPr>
+      <w:r>
+        <w:rPr>
+          <w:lang w:val="fr-FR"/>
+        </w:rPr>
+        <w:t>#deploiment apres git push</w:t>
       </w:r>
     </w:p>
     <w:p>
@@ -1268,7 +670,6 @@
           <w:lang w:val="fr-FR"/>
         </w:rPr>
       </w:pPr>
-      <w:proofErr w:type="gramStart"/>
       <w:r>
         <w:rPr>
           <w:rFonts w:ascii="Menlo" w:hAnsi="Menlo" w:cs="Menlo"/>
@@ -1279,70 +680,25 @@
         </w:rPr>
         <w:t>cd</w:t>
       </w:r>
-      <w:proofErr w:type="gramEnd"/>
-      <w:r>
-        <w:rPr>
-          <w:rFonts w:ascii="Menlo" w:hAnsi="Menlo" w:cs="Menlo"/>
-          <w:color w:val="E4E4E4"/>
-          <w:sz w:val="18"/>
-          <w:szCs w:val="18"/>
-          <w:lang w:val="fr-FR"/>
-        </w:rPr>
-        <w:t xml:space="preserve"> </w:t>
-      </w:r>
-      <w:r>
-        <w:rPr>
-          <w:rFonts w:ascii="Menlo" w:hAnsi="Menlo" w:cs="Menlo"/>
-          <w:color w:val="E394DC"/>
-          <w:sz w:val="18"/>
-          <w:szCs w:val="18"/>
-          <w:lang w:val="fr-FR"/>
-        </w:rPr>
-        <w:t>/var/www/</w:t>
-      </w:r>
-      <w:proofErr w:type="spellStart"/>
-      <w:r>
-        <w:rPr>
-          <w:rFonts w:ascii="Menlo" w:hAnsi="Menlo" w:cs="Menlo"/>
-          <w:color w:val="E394DC"/>
-          <w:sz w:val="18"/>
-          <w:szCs w:val="18"/>
-          <w:lang w:val="fr-FR"/>
-        </w:rPr>
-        <w:t>iami</w:t>
-      </w:r>
-      <w:proofErr w:type="spellEnd"/>
-      <w:r>
-        <w:rPr>
-          <w:rFonts w:ascii="Menlo" w:hAnsi="Menlo" w:cs="Menlo"/>
-          <w:color w:val="E394DC"/>
-          <w:sz w:val="18"/>
-          <w:szCs w:val="18"/>
-          <w:lang w:val="fr-FR"/>
-        </w:rPr>
-        <w:t>-</w:t>
-      </w:r>
-      <w:proofErr w:type="spellStart"/>
-      <w:r>
-        <w:rPr>
-          <w:rFonts w:ascii="Menlo" w:hAnsi="Menlo" w:cs="Menlo"/>
-          <w:color w:val="E394DC"/>
-          <w:sz w:val="18"/>
-          <w:szCs w:val="18"/>
-          <w:lang w:val="fr-FR"/>
-        </w:rPr>
-        <w:t>private</w:t>
-      </w:r>
-      <w:proofErr w:type="spellEnd"/>
-      <w:r>
-        <w:rPr>
-          <w:rFonts w:ascii="Menlo" w:hAnsi="Menlo" w:cs="Menlo"/>
-          <w:color w:val="E394DC"/>
-          <w:sz w:val="18"/>
-          <w:szCs w:val="18"/>
-          <w:lang w:val="fr-FR"/>
-        </w:rPr>
-        <w:t>-platform</w:t>
+      <w:r>
+        <w:rPr>
+          <w:rFonts w:ascii="Menlo" w:hAnsi="Menlo" w:cs="Menlo"/>
+          <w:color w:val="E4E4E4"/>
+          <w:sz w:val="18"/>
+          <w:szCs w:val="18"/>
+          <w:lang w:val="fr-FR"/>
+        </w:rPr>
+        <w:t xml:space="preserve"> </w:t>
+      </w:r>
+      <w:r>
+        <w:rPr>
+          <w:rFonts w:ascii="Menlo" w:hAnsi="Menlo" w:cs="Menlo"/>
+          <w:color w:val="E394DC"/>
+          <w:sz w:val="18"/>
+          <w:szCs w:val="18"/>
+          <w:lang w:val="fr-FR"/>
+        </w:rPr>
+        <w:t>/var/www/iami-private-platform</w:t>
       </w:r>
     </w:p>
     <w:p>
@@ -1395,7 +751,6 @@
           <w:lang w:val="fr-FR"/>
         </w:rPr>
       </w:pPr>
-      <w:proofErr w:type="gramStart"/>
       <w:r>
         <w:rPr>
           <w:rFonts w:ascii="Menlo" w:hAnsi="Menlo" w:cs="Menlo"/>
@@ -1406,7 +761,6 @@
         </w:rPr>
         <w:t>git</w:t>
       </w:r>
-      <w:proofErr w:type="gramEnd"/>
       <w:r>
         <w:rPr>
           <w:rFonts w:ascii="Menlo" w:hAnsi="Menlo" w:cs="Menlo"/>
@@ -1437,7 +791,6 @@
         </w:rPr>
         <w:t xml:space="preserve"> </w:t>
       </w:r>
-      <w:proofErr w:type="spellStart"/>
       <w:r>
         <w:rPr>
           <w:rFonts w:ascii="Menlo" w:hAnsi="Menlo" w:cs="Menlo"/>
@@ -1448,18 +801,16 @@
         </w:rPr>
         <w:t>origin</w:t>
       </w:r>
-      <w:proofErr w:type="spellEnd"/>
-      <w:r>
-        <w:rPr>
-          <w:rFonts w:ascii="Menlo" w:hAnsi="Menlo" w:cs="Menlo"/>
-          <w:color w:val="E4E4E4"/>
-          <w:sz w:val="18"/>
-          <w:szCs w:val="18"/>
-          <w:lang w:val="fr-FR"/>
-        </w:rPr>
-        <w:t xml:space="preserve"> </w:t>
-      </w:r>
-      <w:proofErr w:type="gramStart"/>
+      <w:r>
+        <w:rPr>
+          <w:rFonts w:ascii="Menlo" w:hAnsi="Menlo" w:cs="Menlo"/>
+          <w:color w:val="E4E4E4"/>
+          <w:sz w:val="18"/>
+          <w:szCs w:val="18"/>
+          <w:lang w:val="fr-FR"/>
+        </w:rPr>
+        <w:t xml:space="preserve"> </w:t>
+      </w:r>
       <w:r>
         <w:rPr>
           <w:rFonts w:ascii="Menlo" w:hAnsi="Menlo" w:cs="Menlo"/>
@@ -1490,9 +841,34 @@
           <w:szCs w:val="18"/>
           <w:lang w:val="fr-FR"/>
         </w:rPr>
-        <w:t>#</w:t>
-      </w:r>
-      <w:proofErr w:type="gramEnd"/>
+        <w:t># ou votre branche</w:t>
+      </w:r>
+    </w:p>
+    <w:p>
+      <w:pPr>
+        <w:shd w:val="clear" w:color="auto" w:fill="181818"/>
+        <w:spacing w:line="270" w:lineRule="atLeast"/>
+        <w:rPr>
+          <w:rFonts w:ascii="Menlo" w:hAnsi="Menlo" w:cs="Menlo"/>
+          <w:color w:val="E4E4E4"/>
+          <w:sz w:val="18"/>
+          <w:szCs w:val="18"/>
+          <w:lang w:val="fr-FR"/>
+        </w:rPr>
+      </w:pPr>
+    </w:p>
+    <w:p>
+      <w:pPr>
+        <w:shd w:val="clear" w:color="auto" w:fill="181818"/>
+        <w:spacing w:line="270" w:lineRule="atLeast"/>
+        <w:rPr>
+          <w:rFonts w:ascii="Menlo" w:hAnsi="Menlo" w:cs="Menlo"/>
+          <w:color w:val="E4E4E4"/>
+          <w:sz w:val="18"/>
+          <w:szCs w:val="18"/>
+          <w:lang w:val="fr-FR"/>
+        </w:rPr>
+      </w:pPr>
       <w:r>
         <w:rPr>
           <w:rFonts w:ascii="Menlo" w:hAnsi="Menlo" w:cs="Menlo"/>
@@ -1503,7 +879,7 @@
           <w:szCs w:val="18"/>
           <w:lang w:val="fr-FR"/>
         </w:rPr>
-        <w:t xml:space="preserve"> ou votre branche</w:t>
+        <w:t># Redémarrer le service</w:t>
       </w:r>
     </w:p>
     <w:p>
@@ -1515,9 +891,71 @@
           <w:color w:val="E4E4E4"/>
           <w:sz w:val="18"/>
           <w:szCs w:val="18"/>
-          <w:lang w:val="fr-FR"/>
-        </w:rPr>
-      </w:pPr>
+        </w:rPr>
+      </w:pPr>
+      <w:r>
+        <w:rPr>
+          <w:rFonts w:ascii="Menlo" w:hAnsi="Menlo" w:cs="Menlo"/>
+          <w:color w:val="EFB080"/>
+          <w:sz w:val="18"/>
+          <w:szCs w:val="18"/>
+        </w:rPr>
+        <w:t>sudo</w:t>
+      </w:r>
+      <w:r>
+        <w:rPr>
+          <w:rFonts w:ascii="Menlo" w:hAnsi="Menlo" w:cs="Menlo"/>
+          <w:color w:val="E4E4E4"/>
+          <w:sz w:val="18"/>
+          <w:szCs w:val="18"/>
+        </w:rPr>
+        <w:t xml:space="preserve"> </w:t>
+      </w:r>
+      <w:r>
+        <w:rPr>
+          <w:rFonts w:ascii="Menlo" w:hAnsi="Menlo" w:cs="Menlo"/>
+          <w:color w:val="E394DC"/>
+          <w:sz w:val="18"/>
+          <w:szCs w:val="18"/>
+        </w:rPr>
+        <w:t>systemctl</w:t>
+      </w:r>
+      <w:r>
+        <w:rPr>
+          <w:rFonts w:ascii="Menlo" w:hAnsi="Menlo" w:cs="Menlo"/>
+          <w:color w:val="E4E4E4"/>
+          <w:sz w:val="18"/>
+          <w:szCs w:val="18"/>
+        </w:rPr>
+        <w:t xml:space="preserve"> </w:t>
+      </w:r>
+      <w:r>
+        <w:rPr>
+          <w:rFonts w:ascii="Menlo" w:hAnsi="Menlo" w:cs="Menlo"/>
+          <w:color w:val="E394DC"/>
+          <w:sz w:val="18"/>
+          <w:szCs w:val="18"/>
+        </w:rPr>
+        <w:t>restart</w:t>
+      </w:r>
+      <w:r>
+        <w:rPr>
+          <w:rFonts w:ascii="Menlo" w:hAnsi="Menlo" w:cs="Menlo"/>
+          <w:color w:val="E4E4E4"/>
+          <w:sz w:val="18"/>
+          <w:szCs w:val="18"/>
+        </w:rPr>
+        <w:t xml:space="preserve"> </w:t>
+      </w:r>
+      <w:r>
+        <w:rPr>
+          <w:rFonts w:ascii="Menlo" w:hAnsi="Menlo" w:cs="Menlo"/>
+          <w:color w:val="E394DC"/>
+          <w:sz w:val="18"/>
+          <w:szCs w:val="18"/>
+        </w:rPr>
+        <w:t>iami-private-platform</w:t>
+      </w:r>
     </w:p>
     <w:p>
       <w:pPr>
@@ -1528,6 +966,18 @@
           <w:color w:val="E4E4E4"/>
           <w:sz w:val="18"/>
           <w:szCs w:val="18"/>
+        </w:rPr>
+      </w:pPr>
+    </w:p>
+    <w:p>
+      <w:pPr>
+        <w:shd w:val="clear" w:color="auto" w:fill="181818"/>
+        <w:spacing w:line="270" w:lineRule="atLeast"/>
+        <w:rPr>
+          <w:rFonts w:ascii="Menlo" w:hAnsi="Menlo" w:cs="Menlo"/>
+          <w:color w:val="E4E4E4"/>
+          <w:sz w:val="18"/>
+          <w:szCs w:val="18"/>
           <w:lang w:val="fr-FR"/>
         </w:rPr>
       </w:pPr>
@@ -1541,7 +991,7 @@
           <w:szCs w:val="18"/>
           <w:lang w:val="fr-FR"/>
         </w:rPr>
-        <w:t># Redémarrer le service</w:t>
+        <w:t># Vérifier que ça fonctionne</w:t>
       </w:r>
     </w:p>
     <w:p>
@@ -1555,7 +1005,6 @@
           <w:szCs w:val="18"/>
         </w:rPr>
       </w:pPr>
-      <w:proofErr w:type="spellStart"/>
       <w:r>
         <w:rPr>
           <w:rFonts w:ascii="Menlo" w:hAnsi="Menlo" w:cs="Menlo"/>
@@ -1565,17 +1014,15 @@
         </w:rPr>
         <w:t>sudo</w:t>
       </w:r>
-      <w:proofErr w:type="spellEnd"/>
-      <w:r>
-        <w:rPr>
-          <w:rFonts w:ascii="Menlo" w:hAnsi="Menlo" w:cs="Menlo"/>
-          <w:color w:val="E4E4E4"/>
-          <w:sz w:val="18"/>
-          <w:szCs w:val="18"/>
-        </w:rPr>
-        <w:t xml:space="preserve"> </w:t>
-      </w:r>
-      <w:proofErr w:type="spellStart"/>
+      <w:r>
+        <w:rPr>
+          <w:rFonts w:ascii="Menlo" w:hAnsi="Menlo" w:cs="Menlo"/>
+          <w:color w:val="E4E4E4"/>
+          <w:sz w:val="18"/>
+          <w:szCs w:val="18"/>
+        </w:rPr>
+        <w:t xml:space="preserve"> </w:t>
+      </w:r>
       <w:r>
         <w:rPr>
           <w:rFonts w:ascii="Menlo" w:hAnsi="Menlo" w:cs="Menlo"/>
@@ -1585,134 +1032,6 @@
         </w:rPr>
         <w:t>systemctl</w:t>
       </w:r>
-      <w:proofErr w:type="spellEnd"/>
-      <w:r>
-        <w:rPr>
-          <w:rFonts w:ascii="Menlo" w:hAnsi="Menlo" w:cs="Menlo"/>
-          <w:color w:val="E4E4E4"/>
-          <w:sz w:val="18"/>
-          <w:szCs w:val="18"/>
-        </w:rPr>
-        <w:t xml:space="preserve"> </w:t>
-      </w:r>
-      <w:r>
-        <w:rPr>
-          <w:rFonts w:ascii="Menlo" w:hAnsi="Menlo" w:cs="Menlo"/>
-          <w:color w:val="E394DC"/>
-          <w:sz w:val="18"/>
-          <w:szCs w:val="18"/>
-        </w:rPr>
-        <w:t>restart</w:t>
-      </w:r>
-      <w:r>
-        <w:rPr>
-          <w:rFonts w:ascii="Menlo" w:hAnsi="Menlo" w:cs="Menlo"/>
-          <w:color w:val="E4E4E4"/>
-          <w:sz w:val="18"/>
-          <w:szCs w:val="18"/>
-        </w:rPr>
-        <w:t xml:space="preserve"> </w:t>
-      </w:r>
-      <w:proofErr w:type="spellStart"/>
-      <w:r>
-        <w:rPr>
-          <w:rFonts w:ascii="Menlo" w:hAnsi="Menlo" w:cs="Menlo"/>
-          <w:color w:val="E394DC"/>
-          <w:sz w:val="18"/>
-          <w:szCs w:val="18"/>
-        </w:rPr>
-        <w:t>iami</w:t>
-      </w:r>
-      <w:proofErr w:type="spellEnd"/>
-      <w:r>
-        <w:rPr>
-          <w:rFonts w:ascii="Menlo" w:hAnsi="Menlo" w:cs="Menlo"/>
-          <w:color w:val="E394DC"/>
-          <w:sz w:val="18"/>
-          <w:szCs w:val="18"/>
-        </w:rPr>
-        <w:t>-private-platform</w:t>
-      </w:r>
-    </w:p>
-    <w:p>
-      <w:pPr>
-        <w:shd w:val="clear" w:color="auto" w:fill="181818"/>
-        <w:spacing w:line="270" w:lineRule="atLeast"/>
-        <w:rPr>
-          <w:rFonts w:ascii="Menlo" w:hAnsi="Menlo" w:cs="Menlo"/>
-          <w:color w:val="E4E4E4"/>
-          <w:sz w:val="18"/>
-          <w:szCs w:val="18"/>
-        </w:rPr>
-      </w:pPr>
-    </w:p>
-    <w:p>
-      <w:pPr>
-        <w:shd w:val="clear" w:color="auto" w:fill="181818"/>
-        <w:spacing w:line="270" w:lineRule="atLeast"/>
-        <w:rPr>
-          <w:rFonts w:ascii="Menlo" w:hAnsi="Menlo" w:cs="Menlo"/>
-          <w:color w:val="E4E4E4"/>
-          <w:sz w:val="18"/>
-          <w:szCs w:val="18"/>
-          <w:lang w:val="fr-FR"/>
-        </w:rPr>
-      </w:pPr>
-      <w:r>
-        <w:rPr>
-          <w:rFonts w:ascii="Menlo" w:hAnsi="Menlo" w:cs="Menlo"/>
-          <w:i/>
-          <w:iCs/>
-          <w:color w:val="E4E4E4"/>
-          <w:sz w:val="18"/>
-          <w:szCs w:val="18"/>
-          <w:lang w:val="fr-FR"/>
-        </w:rPr>
-        <w:t># Vérifier que ça fonctionne</w:t>
-      </w:r>
-    </w:p>
-    <w:p>
-      <w:pPr>
-        <w:shd w:val="clear" w:color="auto" w:fill="181818"/>
-        <w:spacing w:line="270" w:lineRule="atLeast"/>
-        <w:rPr>
-          <w:rFonts w:ascii="Menlo" w:hAnsi="Menlo" w:cs="Menlo"/>
-          <w:color w:val="E4E4E4"/>
-          <w:sz w:val="18"/>
-          <w:szCs w:val="18"/>
-        </w:rPr>
-      </w:pPr>
-      <w:proofErr w:type="spellStart"/>
-      <w:r>
-        <w:rPr>
-          <w:rFonts w:ascii="Menlo" w:hAnsi="Menlo" w:cs="Menlo"/>
-          <w:color w:val="EFB080"/>
-          <w:sz w:val="18"/>
-          <w:szCs w:val="18"/>
-        </w:rPr>
-        <w:t>sudo</w:t>
-      </w:r>
-      <w:proofErr w:type="spellEnd"/>
-      <w:r>
-        <w:rPr>
-          <w:rFonts w:ascii="Menlo" w:hAnsi="Menlo" w:cs="Menlo"/>
-          <w:color w:val="E4E4E4"/>
-          <w:sz w:val="18"/>
-          <w:szCs w:val="18"/>
-        </w:rPr>
-        <w:t xml:space="preserve"> </w:t>
-      </w:r>
-      <w:proofErr w:type="spellStart"/>
-      <w:r>
-        <w:rPr>
-          <w:rFonts w:ascii="Menlo" w:hAnsi="Menlo" w:cs="Menlo"/>
-          <w:color w:val="E394DC"/>
-          <w:sz w:val="18"/>
-          <w:szCs w:val="18"/>
-        </w:rPr>
-        <w:t>systemctl</w:t>
-      </w:r>
-      <w:proofErr w:type="spellEnd"/>
       <w:r>
         <w:rPr>
           <w:rFonts w:ascii="Menlo" w:hAnsi="Menlo" w:cs="Menlo"/>
@@ -1740,25 +1059,14 @@
         </w:rPr>
         <w:t xml:space="preserve"> </w:t>
       </w:r>
-      <w:proofErr w:type="spellStart"/>
-      <w:r>
-        <w:rPr>
-          <w:rFonts w:ascii="Menlo" w:hAnsi="Menlo" w:cs="Menlo"/>
-          <w:color w:val="E394DC"/>
-          <w:sz w:val="18"/>
-          <w:szCs w:val="18"/>
-        </w:rPr>
-        <w:t>iami</w:t>
-      </w:r>
-      <w:proofErr w:type="spellEnd"/>
-      <w:r>
-        <w:rPr>
-          <w:rFonts w:ascii="Menlo" w:hAnsi="Menlo" w:cs="Menlo"/>
-          <w:color w:val="E394DC"/>
-          <w:sz w:val="18"/>
-          <w:szCs w:val="18"/>
-        </w:rPr>
-        <w:t>-private-platform</w:t>
+      <w:r>
+        <w:rPr>
+          <w:rFonts w:ascii="Menlo" w:hAnsi="Menlo" w:cs="Menlo"/>
+          <w:color w:val="E394DC"/>
+          <w:sz w:val="18"/>
+          <w:szCs w:val="18"/>
+        </w:rPr>
+        <w:t>iami-private-platform</w:t>
       </w:r>
     </w:p>
     <w:p/>
@@ -1883,29 +1191,7 @@
           <w:szCs w:val="18"/>
           <w:lang w:val="fr-FR"/>
         </w:rPr>
-        <w:t>--</w:t>
-      </w:r>
-      <w:proofErr w:type="spellStart"/>
-      <w:r>
-        <w:rPr>
-          <w:rFonts w:ascii="Menlo" w:hAnsi="Menlo" w:cs="Menlo"/>
-          <w:color w:val="E4E4E4"/>
-          <w:sz w:val="18"/>
-          <w:szCs w:val="18"/>
-          <w:lang w:val="fr-FR"/>
-        </w:rPr>
-        <w:t>name</w:t>
-      </w:r>
-      <w:proofErr w:type="spellEnd"/>
-      <w:r>
-        <w:rPr>
-          <w:rFonts w:ascii="Menlo" w:hAnsi="Menlo" w:cs="Menlo"/>
-          <w:color w:val="E4E4E4"/>
-          <w:sz w:val="18"/>
-          <w:szCs w:val="18"/>
-          <w:lang w:val="fr-FR"/>
-        </w:rPr>
-        <w:t xml:space="preserve"> "Nouveau Client" \</w:t>
+        <w:t>--name "Nouveau Client" \</w:t>
       </w:r>
     </w:p>
     <w:p>
@@ -1938,61 +1224,27 @@
           <w:szCs w:val="18"/>
           <w:lang w:val="fr-FR"/>
         </w:rPr>
-        <w:t>--</w:t>
-      </w:r>
-      <w:proofErr w:type="spellStart"/>
-      <w:r>
-        <w:rPr>
-          <w:rFonts w:ascii="Menlo" w:hAnsi="Menlo" w:cs="Menlo"/>
-          <w:color w:val="E394DC"/>
-          <w:sz w:val="18"/>
-          <w:szCs w:val="18"/>
-          <w:lang w:val="fr-FR"/>
-        </w:rPr>
-        <w:t>subdomain</w:t>
-      </w:r>
-      <w:proofErr w:type="spellEnd"/>
-      <w:r>
-        <w:rPr>
-          <w:rFonts w:ascii="Menlo" w:hAnsi="Menlo" w:cs="Menlo"/>
-          <w:color w:val="E4E4E4"/>
-          <w:sz w:val="18"/>
-          <w:szCs w:val="18"/>
-          <w:lang w:val="fr-FR"/>
-        </w:rPr>
-        <w:t xml:space="preserve"> </w:t>
-      </w:r>
-      <w:r>
-        <w:rPr>
-          <w:rFonts w:ascii="Menlo" w:hAnsi="Menlo" w:cs="Menlo"/>
-          <w:color w:val="E394DC"/>
-          <w:sz w:val="18"/>
-          <w:szCs w:val="18"/>
-          <w:lang w:val="fr-FR"/>
-        </w:rPr>
-        <w:t>"</w:t>
-      </w:r>
-      <w:proofErr w:type="spellStart"/>
-      <w:r>
-        <w:rPr>
-          <w:rFonts w:ascii="Menlo" w:hAnsi="Menlo" w:cs="Menlo"/>
-          <w:color w:val="E394DC"/>
-          <w:sz w:val="18"/>
-          <w:szCs w:val="18"/>
-          <w:lang w:val="fr-FR"/>
-        </w:rPr>
-        <w:t>nouveauclient</w:t>
-      </w:r>
-      <w:proofErr w:type="spellEnd"/>
-      <w:r>
-        <w:rPr>
-          <w:rFonts w:ascii="Menlo" w:hAnsi="Menlo" w:cs="Menlo"/>
-          <w:color w:val="E394DC"/>
-          <w:sz w:val="18"/>
-          <w:szCs w:val="18"/>
-          <w:lang w:val="fr-FR"/>
-        </w:rPr>
-        <w:t>"</w:t>
+        <w:t>--subdomain</w:t>
+      </w:r>
+      <w:r>
+        <w:rPr>
+          <w:rFonts w:ascii="Menlo" w:hAnsi="Menlo" w:cs="Menlo"/>
+          <w:color w:val="E4E4E4"/>
+          <w:sz w:val="18"/>
+          <w:szCs w:val="18"/>
+          <w:lang w:val="fr-FR"/>
+        </w:rPr>
+        <w:t xml:space="preserve"> </w:t>
+      </w:r>
+      <w:r>
+        <w:rPr>
+          <w:rFonts w:ascii="Menlo" w:hAnsi="Menlo" w:cs="Menlo"/>
+          <w:color w:val="E394DC"/>
+          <w:sz w:val="18"/>
+          <w:szCs w:val="18"/>
+          <w:lang w:val="fr-FR"/>
+        </w:rPr>
+        <w:t>"nouveauclient"</w:t>
       </w:r>
       <w:r>
         <w:rPr>
@@ -2035,29 +1287,7 @@
           <w:szCs w:val="18"/>
           <w:lang w:val="fr-FR"/>
         </w:rPr>
-        <w:t xml:space="preserve">  --admin-</w:t>
-      </w:r>
-      <w:proofErr w:type="gramStart"/>
-      <w:r>
-        <w:rPr>
-          <w:rFonts w:ascii="Menlo" w:hAnsi="Menlo" w:cs="Menlo"/>
-          <w:color w:val="E4E4E4"/>
-          <w:sz w:val="18"/>
-          <w:szCs w:val="18"/>
-          <w:lang w:val="fr-FR"/>
-        </w:rPr>
-        <w:t>email "</w:t>
-      </w:r>
-      <w:proofErr w:type="gramEnd"/>
-      <w:r>
-        <w:rPr>
-          <w:rFonts w:ascii="Menlo" w:hAnsi="Menlo" w:cs="Menlo"/>
-          <w:color w:val="E4E4E4"/>
-          <w:sz w:val="18"/>
-          <w:szCs w:val="18"/>
-          <w:lang w:val="fr-FR"/>
-        </w:rPr>
-        <w:t>admin@client.com" \</w:t>
+        <w:t xml:space="preserve">  --admin-email "admin@client.com" \</w:t>
       </w:r>
     </w:p>
     <w:p>
@@ -2090,20 +1320,8 @@
           <w:szCs w:val="18"/>
           <w:lang w:val="fr-FR"/>
         </w:rPr>
-        <w:t>--admin-</w:t>
-      </w:r>
-      <w:proofErr w:type="spellStart"/>
-      <w:r>
-        <w:rPr>
-          <w:rFonts w:ascii="Menlo" w:hAnsi="Menlo" w:cs="Menlo"/>
-          <w:color w:val="E394DC"/>
-          <w:sz w:val="18"/>
-          <w:szCs w:val="18"/>
-          <w:lang w:val="fr-FR"/>
-        </w:rPr>
-        <w:t>prenom</w:t>
-      </w:r>
-      <w:proofErr w:type="spellEnd"/>
+        <w:t>--admin-prenom</w:t>
+      </w:r>
       <w:r>
         <w:rPr>
           <w:rFonts w:ascii="Menlo" w:hAnsi="Menlo" w:cs="Menlo"/>
@@ -2198,29 +1416,7 @@
           <w:szCs w:val="18"/>
           <w:lang w:val="fr-FR"/>
         </w:rPr>
-        <w:t>--</w:t>
-      </w:r>
-      <w:proofErr w:type="gramStart"/>
-      <w:r>
-        <w:rPr>
-          <w:rFonts w:ascii="Menlo" w:hAnsi="Menlo" w:cs="Menlo"/>
-          <w:color w:val="E394DC"/>
-          <w:sz w:val="18"/>
-          <w:szCs w:val="18"/>
-          <w:lang w:val="fr-FR"/>
-        </w:rPr>
-        <w:t>email</w:t>
-      </w:r>
-      <w:proofErr w:type="gramEnd"/>
-      <w:r>
-        <w:rPr>
-          <w:rFonts w:ascii="Menlo" w:hAnsi="Menlo" w:cs="Menlo"/>
-          <w:color w:val="E394DC"/>
-          <w:sz w:val="18"/>
-          <w:szCs w:val="18"/>
-          <w:lang w:val="fr-FR"/>
-        </w:rPr>
-        <w:t>-contact</w:t>
+        <w:t>--email-contact</w:t>
       </w:r>
       <w:r>
         <w:rPr>
@@ -2381,27 +1577,7 @@
           <w:sz w:val="18"/>
           <w:szCs w:val="18"/>
         </w:rPr>
-        <w:t>--name "</w:t>
-      </w:r>
-      <w:proofErr w:type="spellStart"/>
-      <w:r>
-        <w:rPr>
-          <w:rFonts w:ascii="Menlo" w:hAnsi="Menlo" w:cs="Menlo"/>
-          <w:color w:val="E4E4E4"/>
-          <w:sz w:val="18"/>
-          <w:szCs w:val="18"/>
-        </w:rPr>
-        <w:t>Elitys</w:t>
-      </w:r>
-      <w:proofErr w:type="spellEnd"/>
-      <w:r>
-        <w:rPr>
-          <w:rFonts w:ascii="Menlo" w:hAnsi="Menlo" w:cs="Menlo"/>
-          <w:color w:val="E4E4E4"/>
-          <w:sz w:val="18"/>
-          <w:szCs w:val="18"/>
-        </w:rPr>
-        <w:t>" \</w:t>
+        <w:t>--name "Elitys" \</w:t>
       </w:r>
     </w:p>
     <w:p>
@@ -2449,27 +1625,7 @@
           <w:sz w:val="18"/>
           <w:szCs w:val="18"/>
         </w:rPr>
-        <w:t>"</w:t>
-      </w:r>
-      <w:proofErr w:type="spellStart"/>
-      <w:r>
-        <w:rPr>
-          <w:rFonts w:ascii="Menlo" w:hAnsi="Menlo" w:cs="Menlo"/>
-          <w:color w:val="E394DC"/>
-          <w:sz w:val="18"/>
-          <w:szCs w:val="18"/>
-        </w:rPr>
-        <w:t>elitys</w:t>
-      </w:r>
-      <w:proofErr w:type="spellEnd"/>
-      <w:r>
-        <w:rPr>
-          <w:rFonts w:ascii="Menlo" w:hAnsi="Menlo" w:cs="Menlo"/>
-          <w:color w:val="E394DC"/>
-          <w:sz w:val="18"/>
-          <w:szCs w:val="18"/>
-        </w:rPr>
-        <w:t>"</w:t>
+        <w:t>"elitys"</w:t>
       </w:r>
       <w:r>
         <w:rPr>
@@ -2540,20 +1696,8 @@
           <w:szCs w:val="18"/>
           <w:lang w:val="fr-FR"/>
         </w:rPr>
-        <w:t>--admin-</w:t>
-      </w:r>
-      <w:proofErr w:type="spellStart"/>
-      <w:r>
-        <w:rPr>
-          <w:rFonts w:ascii="Menlo" w:hAnsi="Menlo" w:cs="Menlo"/>
-          <w:color w:val="E394DC"/>
-          <w:sz w:val="18"/>
-          <w:szCs w:val="18"/>
-          <w:lang w:val="fr-FR"/>
-        </w:rPr>
-        <w:t>prenom</w:t>
-      </w:r>
-      <w:proofErr w:type="spellEnd"/>
+        <w:t>--admin-prenom</w:t>
+      </w:r>
       <w:r>
         <w:rPr>
           <w:rFonts w:ascii="Menlo" w:hAnsi="Menlo" w:cs="Menlo"/>
@@ -2689,29 +1833,7 @@
           <w:szCs w:val="18"/>
           <w:lang w:val="fr-FR"/>
         </w:rPr>
-        <w:t>--</w:t>
-      </w:r>
-      <w:proofErr w:type="gramStart"/>
-      <w:r>
-        <w:rPr>
-          <w:rFonts w:ascii="Menlo" w:hAnsi="Menlo" w:cs="Menlo"/>
-          <w:color w:val="E394DC"/>
-          <w:sz w:val="18"/>
-          <w:szCs w:val="18"/>
-          <w:lang w:val="fr-FR"/>
-        </w:rPr>
-        <w:t>email</w:t>
-      </w:r>
-      <w:proofErr w:type="gramEnd"/>
-      <w:r>
-        <w:rPr>
-          <w:rFonts w:ascii="Menlo" w:hAnsi="Menlo" w:cs="Menlo"/>
-          <w:color w:val="E394DC"/>
-          <w:sz w:val="18"/>
-          <w:szCs w:val="18"/>
-          <w:lang w:val="fr-FR"/>
-        </w:rPr>
-        <w:t>-contact</w:t>
+        <w:t>--email-contact</w:t>
       </w:r>
       <w:r>
         <w:rPr>
@@ -2834,29 +1956,7 @@
           <w:szCs w:val="18"/>
           <w:lang w:val="fr-FR"/>
         </w:rPr>
-        <w:t>--</w:t>
-      </w:r>
-      <w:proofErr w:type="spellStart"/>
-      <w:r>
-        <w:rPr>
-          <w:rFonts w:ascii="Menlo" w:hAnsi="Menlo" w:cs="Menlo"/>
-          <w:color w:val="E4E4E4"/>
-          <w:sz w:val="18"/>
-          <w:szCs w:val="18"/>
-          <w:lang w:val="fr-FR"/>
-        </w:rPr>
-        <w:t>telephone</w:t>
-      </w:r>
-      <w:proofErr w:type="spellEnd"/>
-      <w:r>
-        <w:rPr>
-          <w:rFonts w:ascii="Menlo" w:hAnsi="Menlo" w:cs="Menlo"/>
-          <w:color w:val="E4E4E4"/>
-          <w:sz w:val="18"/>
-          <w:szCs w:val="18"/>
-          <w:lang w:val="fr-FR"/>
-        </w:rPr>
-        <w:t xml:space="preserve"> "+33</w:t>
+        <w:t>--telephone "+33</w:t>
       </w:r>
       <w:r>
         <w:rPr>
@@ -2917,21 +2017,7 @@
         <w:rPr>
           <w:lang w:val="fr-FR"/>
         </w:rPr>
-        <w:t xml:space="preserve"> une base de </w:t>
-      </w:r>
-      <w:proofErr w:type="spellStart"/>
-      <w:r>
-        <w:rPr>
-          <w:lang w:val="fr-FR"/>
-        </w:rPr>
-        <w:t>donnee</w:t>
-      </w:r>
-      <w:proofErr w:type="spellEnd"/>
-      <w:r>
-        <w:rPr>
-          <w:lang w:val="fr-FR"/>
-        </w:rPr>
-        <w:t xml:space="preserve"> </w:t>
+        <w:t xml:space="preserve"> une base de donnee </w:t>
       </w:r>
     </w:p>
     <w:p>
@@ -2960,8 +2046,6 @@
           <w:lang w:val="fr-FR"/>
         </w:rPr>
       </w:pPr>
-      <w:proofErr w:type="spellStart"/>
-      <w:proofErr w:type="gramStart"/>
       <w:r>
         <w:rPr>
           <w:rFonts w:ascii="Menlo" w:hAnsi="Menlo" w:cs="Menlo"/>
@@ -2972,8 +2056,6 @@
         </w:rPr>
         <w:t>mysql</w:t>
       </w:r>
-      <w:proofErr w:type="spellEnd"/>
-      <w:proofErr w:type="gramEnd"/>
       <w:r>
         <w:rPr>
           <w:rFonts w:ascii="Menlo" w:hAnsi="Menlo" w:cs="Menlo"/>
@@ -3070,18 +2152,66 @@
         </w:rPr>
         <w:t xml:space="preserve"> </w:t>
       </w:r>
-      <w:proofErr w:type="spellStart"/>
-      <w:r>
-        <w:rPr>
-          <w:rFonts w:ascii="Menlo" w:hAnsi="Menlo" w:cs="Menlo"/>
-          <w:color w:val="E394DC"/>
-          <w:sz w:val="18"/>
-          <w:szCs w:val="18"/>
-          <w:lang w:val="fr-FR"/>
-        </w:rPr>
-        <w:t>avnadmin</w:t>
-      </w:r>
-      <w:proofErr w:type="spellEnd"/>
+      <w:r>
+        <w:rPr>
+          <w:rFonts w:ascii="Menlo" w:hAnsi="Menlo" w:cs="Menlo"/>
+          <w:color w:val="E394DC"/>
+          <w:sz w:val="18"/>
+          <w:szCs w:val="18"/>
+          <w:lang w:val="fr-FR"/>
+        </w:rPr>
+        <w:t>avnadmin"</w:t>
+      </w:r>
+      <w:r>
+        <w:rPr>
+          <w:rFonts w:ascii="Menlo" w:hAnsi="Menlo" w:cs="Menlo"/>
+          <w:color w:val="E4E4E4"/>
+          <w:sz w:val="18"/>
+          <w:szCs w:val="18"/>
+          <w:lang w:val="fr-FR"/>
+        </w:rPr>
+        <w:t xml:space="preserve"> </w:t>
+      </w:r>
+      <w:r>
+        <w:rPr>
+          <w:rFonts w:ascii="Menlo" w:hAnsi="Menlo" w:cs="Menlo"/>
+          <w:color w:val="E394DC"/>
+          <w:sz w:val="18"/>
+          <w:szCs w:val="18"/>
+          <w:lang w:val="fr-FR"/>
+        </w:rPr>
+        <w:t>-p</w:t>
+      </w:r>
+      <w:r>
+        <w:rPr>
+          <w:rFonts w:ascii="Menlo" w:hAnsi="Menlo" w:cs="Menlo"/>
+          <w:color w:val="E394DC"/>
+          <w:sz w:val="18"/>
+          <w:szCs w:val="18"/>
+          <w:lang w:val="fr-FR"/>
+        </w:rPr>
+        <w:t xml:space="preserve"> </w:t>
+      </w:r>
+      <w:r>
+        <w:rPr>
+          <w:rFonts w:ascii="Menlo" w:hAnsi="Menlo" w:cs="Menlo"/>
+          <w:color w:val="E394DC"/>
+          <w:sz w:val="18"/>
+          <w:szCs w:val="18"/>
+          <w:lang w:val="fr-FR"/>
+        </w:rPr>
+        <w:t>"u6n8d1aANmzxXgY0Bs7U"</w:t>
+      </w:r>
+      <w:r>
+        <w:rPr>
+          <w:rFonts w:ascii="Menlo" w:hAnsi="Menlo" w:cs="Menlo"/>
+          <w:color w:val="E4E4E4"/>
+          <w:sz w:val="18"/>
+          <w:szCs w:val="18"/>
+          <w:lang w:val="fr-FR"/>
+        </w:rPr>
+        <w:t xml:space="preserve"> </w:t>
+      </w:r>
       <w:r>
         <w:rPr>
           <w:rFonts w:ascii="Menlo" w:hAnsi="Menlo" w:cs="Menlo"/>
@@ -3095,52 +2225,12 @@
       <w:r>
         <w:rPr>
           <w:rFonts w:ascii="Menlo" w:hAnsi="Menlo" w:cs="Menlo"/>
-          <w:color w:val="E4E4E4"/>
-          <w:sz w:val="18"/>
-          <w:szCs w:val="18"/>
-          <w:lang w:val="fr-FR"/>
-        </w:rPr>
-        <w:t xml:space="preserve"> </w:t>
-      </w:r>
-      <w:r>
-        <w:rPr>
-          <w:rFonts w:ascii="Menlo" w:hAnsi="Menlo" w:cs="Menlo"/>
-          <w:color w:val="E394DC"/>
-          <w:sz w:val="18"/>
-          <w:szCs w:val="18"/>
-          <w:lang w:val="fr-FR"/>
-        </w:rPr>
-        <w:t>-p</w:t>
-      </w:r>
-      <w:r>
-        <w:rPr>
-          <w:rFonts w:ascii="Menlo" w:hAnsi="Menlo" w:cs="Menlo"/>
-          <w:color w:val="E394DC"/>
-          <w:sz w:val="18"/>
-          <w:szCs w:val="18"/>
-          <w:lang w:val="fr-FR"/>
-        </w:rPr>
-        <w:t xml:space="preserve"> </w:t>
-      </w:r>
-      <w:r>
-        <w:rPr>
-          <w:rFonts w:ascii="Menlo" w:hAnsi="Menlo" w:cs="Menlo"/>
-          <w:color w:val="E394DC"/>
-          <w:sz w:val="18"/>
-          <w:szCs w:val="18"/>
-          <w:lang w:val="fr-FR"/>
-        </w:rPr>
-        <w:t>"u6n8d1aANmzxXgY0Bs7U"</w:t>
-      </w:r>
-      <w:r>
-        <w:rPr>
-          <w:rFonts w:ascii="Menlo" w:hAnsi="Menlo" w:cs="Menlo"/>
-          <w:color w:val="E4E4E4"/>
-          <w:sz w:val="18"/>
-          <w:szCs w:val="18"/>
-          <w:lang w:val="fr-FR"/>
-        </w:rPr>
-        <w:t xml:space="preserve"> </w:t>
+          <w:color w:val="D6D6DD"/>
+          <w:sz w:val="18"/>
+          <w:szCs w:val="18"/>
+          <w:lang w:val="fr-FR"/>
+        </w:rPr>
+        <w:t>IAMI</w:t>
       </w:r>
       <w:r>
         <w:rPr>
@@ -3155,125 +2245,61 @@
       <w:r>
         <w:rPr>
           <w:rFonts w:ascii="Menlo" w:hAnsi="Menlo" w:cs="Menlo"/>
+          <w:color w:val="E4E4E4"/>
+          <w:sz w:val="18"/>
+          <w:szCs w:val="18"/>
+          <w:lang w:val="fr-FR"/>
+        </w:rPr>
+        <w:t xml:space="preserve"> </w:t>
+      </w:r>
+      <w:r>
+        <w:rPr>
+          <w:rFonts w:ascii="Menlo" w:hAnsi="Menlo" w:cs="Menlo"/>
+          <w:color w:val="E394DC"/>
+          <w:sz w:val="18"/>
+          <w:szCs w:val="18"/>
+          <w:lang w:val="fr-FR"/>
+        </w:rPr>
+        <w:t>-e</w:t>
+      </w:r>
+      <w:r>
+        <w:rPr>
+          <w:rFonts w:ascii="Menlo" w:hAnsi="Menlo" w:cs="Menlo"/>
+          <w:color w:val="E4E4E4"/>
+          <w:sz w:val="18"/>
+          <w:szCs w:val="18"/>
+          <w:lang w:val="fr-FR"/>
+        </w:rPr>
+        <w:t xml:space="preserve"> </w:t>
+      </w:r>
+      <w:r>
+        <w:rPr>
+          <w:rFonts w:ascii="Menlo" w:hAnsi="Menlo" w:cs="Menlo"/>
+          <w:color w:val="E394DC"/>
+          <w:sz w:val="18"/>
+          <w:szCs w:val="18"/>
+          <w:lang w:val="fr-FR"/>
+        </w:rPr>
+        <w:t>"DESCRIBE client_microsoft_credentials;"</w:t>
+      </w:r>
+      <w:r>
+        <w:rPr>
+          <w:rFonts w:ascii="Menlo" w:hAnsi="Menlo" w:cs="Menlo"/>
+          <w:color w:val="E4E4E4"/>
+          <w:sz w:val="18"/>
+          <w:szCs w:val="18"/>
+          <w:lang w:val="fr-FR"/>
+        </w:rPr>
+        <w:t xml:space="preserve"> </w:t>
+      </w:r>
+      <w:r>
+        <w:rPr>
+          <w:rFonts w:ascii="Menlo" w:hAnsi="Menlo" w:cs="Menlo"/>
           <w:color w:val="D6D6DD"/>
           <w:sz w:val="18"/>
           <w:szCs w:val="18"/>
           <w:lang w:val="fr-FR"/>
         </w:rPr>
-        <w:t>IAMI</w:t>
-      </w:r>
-      <w:r>
-        <w:rPr>
-          <w:rFonts w:ascii="Menlo" w:hAnsi="Menlo" w:cs="Menlo"/>
-          <w:color w:val="E394DC"/>
-          <w:sz w:val="18"/>
-          <w:szCs w:val="18"/>
-          <w:lang w:val="fr-FR"/>
-        </w:rPr>
-        <w:t>"</w:t>
-      </w:r>
-      <w:r>
-        <w:rPr>
-          <w:rFonts w:ascii="Menlo" w:hAnsi="Menlo" w:cs="Menlo"/>
-          <w:color w:val="E4E4E4"/>
-          <w:sz w:val="18"/>
-          <w:szCs w:val="18"/>
-          <w:lang w:val="fr-FR"/>
-        </w:rPr>
-        <w:t xml:space="preserve"> </w:t>
-      </w:r>
-      <w:r>
-        <w:rPr>
-          <w:rFonts w:ascii="Menlo" w:hAnsi="Menlo" w:cs="Menlo"/>
-          <w:color w:val="E394DC"/>
-          <w:sz w:val="18"/>
-          <w:szCs w:val="18"/>
-          <w:lang w:val="fr-FR"/>
-        </w:rPr>
-        <w:t>-e</w:t>
-      </w:r>
-      <w:r>
-        <w:rPr>
-          <w:rFonts w:ascii="Menlo" w:hAnsi="Menlo" w:cs="Menlo"/>
-          <w:color w:val="E4E4E4"/>
-          <w:sz w:val="18"/>
-          <w:szCs w:val="18"/>
-          <w:lang w:val="fr-FR"/>
-        </w:rPr>
-        <w:t xml:space="preserve"> </w:t>
-      </w:r>
-      <w:r>
-        <w:rPr>
-          <w:rFonts w:ascii="Menlo" w:hAnsi="Menlo" w:cs="Menlo"/>
-          <w:color w:val="E394DC"/>
-          <w:sz w:val="18"/>
-          <w:szCs w:val="18"/>
-          <w:lang w:val="fr-FR"/>
-        </w:rPr>
-        <w:t xml:space="preserve">"DESCRIBE </w:t>
-      </w:r>
-      <w:proofErr w:type="spellStart"/>
-      <w:r>
-        <w:rPr>
-          <w:rFonts w:ascii="Menlo" w:hAnsi="Menlo" w:cs="Menlo"/>
-          <w:color w:val="E394DC"/>
-          <w:sz w:val="18"/>
-          <w:szCs w:val="18"/>
-          <w:lang w:val="fr-FR"/>
-        </w:rPr>
-        <w:t>client_microsoft_</w:t>
-      </w:r>
-      <w:proofErr w:type="gramStart"/>
-      <w:r>
-        <w:rPr>
-          <w:rFonts w:ascii="Menlo" w:hAnsi="Menlo" w:cs="Menlo"/>
-          <w:color w:val="E394DC"/>
-          <w:sz w:val="18"/>
-          <w:szCs w:val="18"/>
-          <w:lang w:val="fr-FR"/>
-        </w:rPr>
-        <w:t>credentials</w:t>
-      </w:r>
-      <w:proofErr w:type="spellEnd"/>
-      <w:r>
-        <w:rPr>
-          <w:rFonts w:ascii="Menlo" w:hAnsi="Menlo" w:cs="Menlo"/>
-          <w:color w:val="E394DC"/>
-          <w:sz w:val="18"/>
-          <w:szCs w:val="18"/>
-          <w:lang w:val="fr-FR"/>
-        </w:rPr>
-        <w:t>;</w:t>
-      </w:r>
-      <w:proofErr w:type="gramEnd"/>
-      <w:r>
-        <w:rPr>
-          <w:rFonts w:ascii="Menlo" w:hAnsi="Menlo" w:cs="Menlo"/>
-          <w:color w:val="E394DC"/>
-          <w:sz w:val="18"/>
-          <w:szCs w:val="18"/>
-          <w:lang w:val="fr-FR"/>
-        </w:rPr>
-        <w:t>"</w:t>
-      </w:r>
-      <w:r>
-        <w:rPr>
-          <w:rFonts w:ascii="Menlo" w:hAnsi="Menlo" w:cs="Menlo"/>
-          <w:color w:val="E4E4E4"/>
-          <w:sz w:val="18"/>
-          <w:szCs w:val="18"/>
-          <w:lang w:val="fr-FR"/>
-        </w:rPr>
-        <w:t xml:space="preserve"> </w:t>
-      </w:r>
-      <w:r>
-        <w:rPr>
-          <w:rFonts w:ascii="Menlo" w:hAnsi="Menlo" w:cs="Menlo"/>
-          <w:color w:val="D6D6DD"/>
-          <w:sz w:val="18"/>
-          <w:szCs w:val="18"/>
-          <w:lang w:val="fr-FR"/>
-        </w:rPr>
         <w:t>|</w:t>
       </w:r>
       <w:r>
@@ -3286,7 +2312,6 @@
         </w:rPr>
         <w:t xml:space="preserve"> </w:t>
       </w:r>
-      <w:proofErr w:type="spellStart"/>
       <w:r>
         <w:rPr>
           <w:rFonts w:ascii="Menlo" w:hAnsi="Menlo" w:cs="Menlo"/>
@@ -3297,18 +2322,16 @@
         </w:rPr>
         <w:t>grep</w:t>
       </w:r>
-      <w:proofErr w:type="spellEnd"/>
-      <w:r>
-        <w:rPr>
-          <w:rFonts w:ascii="Menlo" w:hAnsi="Menlo" w:cs="Menlo"/>
-          <w:color w:val="E4E4E4"/>
-          <w:sz w:val="18"/>
-          <w:szCs w:val="18"/>
-          <w:lang w:val="fr-FR"/>
-        </w:rPr>
-        <w:t xml:space="preserve"> </w:t>
-      </w:r>
-      <w:proofErr w:type="spellStart"/>
+      <w:r>
+        <w:rPr>
+          <w:rFonts w:ascii="Menlo" w:hAnsi="Menlo" w:cs="Menlo"/>
+          <w:color w:val="E4E4E4"/>
+          <w:sz w:val="18"/>
+          <w:szCs w:val="18"/>
+          <w:lang w:val="fr-FR"/>
+        </w:rPr>
+        <w:t xml:space="preserve"> </w:t>
+      </w:r>
       <w:r>
         <w:rPr>
           <w:rFonts w:ascii="Menlo" w:hAnsi="Menlo" w:cs="Menlo"/>
@@ -3319,7 +2342,6 @@
         </w:rPr>
         <w:t>ms_user_id</w:t>
       </w:r>
-      <w:proofErr w:type="spellEnd"/>
     </w:p>
     <w:p>
       <w:pPr>
@@ -3392,7 +2414,6 @@
           <w:szCs w:val="18"/>
         </w:rPr>
       </w:pPr>
-      <w:proofErr w:type="spellStart"/>
       <w:r>
         <w:rPr>
           <w:rFonts w:ascii="Menlo" w:hAnsi="Menlo" w:cs="Menlo"/>
@@ -3402,93 +2423,41 @@
         </w:rPr>
         <w:t>rsync</w:t>
       </w:r>
-      <w:proofErr w:type="spellEnd"/>
-      <w:r>
-        <w:rPr>
-          <w:rFonts w:ascii="Menlo" w:hAnsi="Menlo" w:cs="Menlo"/>
-          <w:color w:val="E4E4E4"/>
-          <w:sz w:val="18"/>
-          <w:szCs w:val="18"/>
-        </w:rPr>
-        <w:t xml:space="preserve"> </w:t>
-      </w:r>
-      <w:r>
-        <w:rPr>
-          <w:rFonts w:ascii="Menlo" w:hAnsi="Menlo" w:cs="Menlo"/>
-          <w:color w:val="E394DC"/>
-          <w:sz w:val="18"/>
-          <w:szCs w:val="18"/>
-        </w:rPr>
-        <w:t>-</w:t>
-      </w:r>
-      <w:proofErr w:type="spellStart"/>
-      <w:r>
-        <w:rPr>
-          <w:rFonts w:ascii="Menlo" w:hAnsi="Menlo" w:cs="Menlo"/>
-          <w:color w:val="E394DC"/>
-          <w:sz w:val="18"/>
-          <w:szCs w:val="18"/>
-        </w:rPr>
-        <w:t>avz</w:t>
-      </w:r>
-      <w:proofErr w:type="spellEnd"/>
-      <w:r>
-        <w:rPr>
-          <w:rFonts w:ascii="Menlo" w:hAnsi="Menlo" w:cs="Menlo"/>
-          <w:color w:val="E4E4E4"/>
-          <w:sz w:val="18"/>
-          <w:szCs w:val="18"/>
-        </w:rPr>
-        <w:t xml:space="preserve"> </w:t>
-      </w:r>
-      <w:r>
-        <w:rPr>
-          <w:rFonts w:ascii="Menlo" w:hAnsi="Menlo" w:cs="Menlo"/>
-          <w:color w:val="E394DC"/>
-          <w:sz w:val="18"/>
-          <w:szCs w:val="18"/>
-        </w:rPr>
-        <w:t>/Users/</w:t>
-      </w:r>
-      <w:proofErr w:type="spellStart"/>
-      <w:r>
-        <w:rPr>
-          <w:rFonts w:ascii="Menlo" w:hAnsi="Menlo" w:cs="Menlo"/>
-          <w:color w:val="E394DC"/>
-          <w:sz w:val="18"/>
-          <w:szCs w:val="18"/>
-        </w:rPr>
-        <w:t>theocadene</w:t>
-      </w:r>
-      <w:proofErr w:type="spellEnd"/>
-      <w:r>
-        <w:rPr>
-          <w:rFonts w:ascii="Menlo" w:hAnsi="Menlo" w:cs="Menlo"/>
-          <w:color w:val="E394DC"/>
-          <w:sz w:val="18"/>
-          <w:szCs w:val="18"/>
-        </w:rPr>
-        <w:t>/Documents/</w:t>
-      </w:r>
-      <w:proofErr w:type="spellStart"/>
-      <w:r>
-        <w:rPr>
-          <w:rFonts w:ascii="Menlo" w:hAnsi="Menlo" w:cs="Menlo"/>
-          <w:color w:val="E394DC"/>
-          <w:sz w:val="18"/>
-          <w:szCs w:val="18"/>
-        </w:rPr>
-        <w:t>IAmi</w:t>
-      </w:r>
-      <w:proofErr w:type="spellEnd"/>
-      <w:r>
-        <w:rPr>
-          <w:rFonts w:ascii="Menlo" w:hAnsi="Menlo" w:cs="Menlo"/>
-          <w:color w:val="E394DC"/>
-          <w:sz w:val="18"/>
-          <w:szCs w:val="18"/>
-        </w:rPr>
-        <w:t>/Engineering/API/publish/</w:t>
+      <w:r>
+        <w:rPr>
+          <w:rFonts w:ascii="Menlo" w:hAnsi="Menlo" w:cs="Menlo"/>
+          <w:color w:val="E4E4E4"/>
+          <w:sz w:val="18"/>
+          <w:szCs w:val="18"/>
+        </w:rPr>
+        <w:t xml:space="preserve"> </w:t>
+      </w:r>
+      <w:r>
+        <w:rPr>
+          <w:rFonts w:ascii="Menlo" w:hAnsi="Menlo" w:cs="Menlo"/>
+          <w:color w:val="E394DC"/>
+          <w:sz w:val="18"/>
+          <w:szCs w:val="18"/>
+        </w:rPr>
+        <w:t>-avz</w:t>
+      </w:r>
+      <w:r>
+        <w:rPr>
+          <w:rFonts w:ascii="Menlo" w:hAnsi="Menlo" w:cs="Menlo"/>
+          <w:color w:val="E4E4E4"/>
+          <w:sz w:val="18"/>
+          <w:szCs w:val="18"/>
+        </w:rPr>
+        <w:t xml:space="preserve"> </w:t>
+      </w:r>
+      <w:r>
+        <w:rPr>
+          <w:rFonts w:ascii="Menlo" w:hAnsi="Menlo" w:cs="Menlo"/>
+          <w:color w:val="E394DC"/>
+          <w:sz w:val="18"/>
+          <w:szCs w:val="18"/>
+        </w:rPr>
+        <w:t>/Users/theocadene/Documents/IAmi/Engineering/API/publish/</w:t>
       </w:r>
       <w:r>
         <w:rPr>
@@ -3524,47 +2493,7 @@
           <w:sz w:val="18"/>
           <w:szCs w:val="18"/>
         </w:rPr>
-        <w:t>:/</w:t>
-      </w:r>
-      <w:proofErr w:type="spellStart"/>
-      <w:r>
-        <w:rPr>
-          <w:rFonts w:ascii="Menlo" w:hAnsi="Menlo" w:cs="Menlo"/>
-          <w:color w:val="E394DC"/>
-          <w:sz w:val="18"/>
-          <w:szCs w:val="18"/>
-        </w:rPr>
-        <w:t>tmp</w:t>
-      </w:r>
-      <w:proofErr w:type="spellEnd"/>
-      <w:r>
-        <w:rPr>
-          <w:rFonts w:ascii="Menlo" w:hAnsi="Menlo" w:cs="Menlo"/>
-          <w:color w:val="E394DC"/>
-          <w:sz w:val="18"/>
-          <w:szCs w:val="18"/>
-        </w:rPr>
-        <w:t>/</w:t>
-      </w:r>
-      <w:proofErr w:type="spellStart"/>
-      <w:r>
-        <w:rPr>
-          <w:rFonts w:ascii="Menlo" w:hAnsi="Menlo" w:cs="Menlo"/>
-          <w:color w:val="E394DC"/>
-          <w:sz w:val="18"/>
-          <w:szCs w:val="18"/>
-        </w:rPr>
-        <w:t>vsa_reader_new</w:t>
-      </w:r>
-      <w:proofErr w:type="spellEnd"/>
-      <w:r>
-        <w:rPr>
-          <w:rFonts w:ascii="Menlo" w:hAnsi="Menlo" w:cs="Menlo"/>
-          <w:color w:val="E394DC"/>
-          <w:sz w:val="18"/>
-          <w:szCs w:val="18"/>
-        </w:rPr>
-        <w:t>/</w:t>
+        <w:t>:/tmp/vsa_reader_new/</w:t>
       </w:r>
     </w:p>
     <w:p/>
@@ -3574,8 +2503,6 @@
           <w:lang w:val="fr-FR"/>
         </w:rPr>
       </w:pPr>
-      <w:proofErr w:type="spellStart"/>
-      <w:proofErr w:type="gramStart"/>
       <w:r>
         <w:rPr>
           <w:rFonts w:ascii="Menlo" w:hAnsi="Menlo" w:cs="Menlo"/>
@@ -3586,40 +2513,26 @@
         </w:rPr>
         <w:t>rsync</w:t>
       </w:r>
-      <w:proofErr w:type="spellEnd"/>
-      <w:proofErr w:type="gramEnd"/>
-      <w:r>
-        <w:rPr>
-          <w:rFonts w:ascii="Menlo" w:hAnsi="Menlo" w:cs="Menlo"/>
-          <w:color w:val="E4E4E4"/>
-          <w:sz w:val="18"/>
-          <w:szCs w:val="18"/>
-          <w:lang w:val="fr-FR"/>
-        </w:rPr>
-        <w:t xml:space="preserve"> </w:t>
-      </w:r>
-      <w:r>
-        <w:rPr>
-          <w:rFonts w:ascii="Menlo" w:hAnsi="Menlo" w:cs="Menlo"/>
-          <w:color w:val="E394DC"/>
-          <w:sz w:val="18"/>
-          <w:szCs w:val="18"/>
-          <w:lang w:val="fr-FR"/>
-        </w:rPr>
-        <w:t>-</w:t>
-      </w:r>
-      <w:proofErr w:type="spellStart"/>
-      <w:r>
-        <w:rPr>
-          <w:rFonts w:ascii="Menlo" w:hAnsi="Menlo" w:cs="Menlo"/>
-          <w:color w:val="E394DC"/>
-          <w:sz w:val="18"/>
-          <w:szCs w:val="18"/>
-          <w:lang w:val="fr-FR"/>
-        </w:rPr>
-        <w:t>avz</w:t>
-      </w:r>
-      <w:proofErr w:type="spellEnd"/>
+      <w:r>
+        <w:rPr>
+          <w:rFonts w:ascii="Menlo" w:hAnsi="Menlo" w:cs="Menlo"/>
+          <w:color w:val="E4E4E4"/>
+          <w:sz w:val="18"/>
+          <w:szCs w:val="18"/>
+          <w:lang w:val="fr-FR"/>
+        </w:rPr>
+        <w:t xml:space="preserve"> </w:t>
+      </w:r>
+      <w:r>
+        <w:rPr>
+          <w:rFonts w:ascii="Menlo" w:hAnsi="Menlo" w:cs="Menlo"/>
+          <w:color w:val="E394DC"/>
+          <w:sz w:val="18"/>
+          <w:szCs w:val="18"/>
+          <w:lang w:val="fr-FR"/>
+        </w:rPr>
+        <w:t>-avz</w:t>
+      </w:r>
       <w:r>
         <w:rPr>
           <w:rFonts w:ascii="Menlo" w:hAnsi="Menlo" w:cs="Menlo"/>
@@ -3675,51 +2588,7 @@
           <w:szCs w:val="18"/>
           <w:lang w:val="fr-FR"/>
         </w:rPr>
-        <w:t>ubuntu@79.137.26.126:/</w:t>
-      </w:r>
-      <w:proofErr w:type="spellStart"/>
-      <w:r>
-        <w:rPr>
-          <w:rFonts w:ascii="Menlo" w:hAnsi="Menlo" w:cs="Menlo"/>
-          <w:color w:val="E394DC"/>
-          <w:sz w:val="18"/>
-          <w:szCs w:val="18"/>
-          <w:lang w:val="fr-FR"/>
-        </w:rPr>
-        <w:t>tmp</w:t>
-      </w:r>
-      <w:proofErr w:type="spellEnd"/>
-      <w:r>
-        <w:rPr>
-          <w:rFonts w:ascii="Menlo" w:hAnsi="Menlo" w:cs="Menlo"/>
-          <w:color w:val="E394DC"/>
-          <w:sz w:val="18"/>
-          <w:szCs w:val="18"/>
-          <w:lang w:val="fr-FR"/>
-        </w:rPr>
-        <w:t>/</w:t>
-      </w:r>
-      <w:proofErr w:type="spellStart"/>
-      <w:r>
-        <w:rPr>
-          <w:rFonts w:ascii="Menlo" w:hAnsi="Menlo" w:cs="Menlo"/>
-          <w:color w:val="E394DC"/>
-          <w:sz w:val="18"/>
-          <w:szCs w:val="18"/>
-          <w:lang w:val="fr-FR"/>
-        </w:rPr>
-        <w:t>vsa_reader_new</w:t>
-      </w:r>
-      <w:proofErr w:type="spellEnd"/>
-      <w:r>
-        <w:rPr>
-          <w:rFonts w:ascii="Menlo" w:hAnsi="Menlo" w:cs="Menlo"/>
-          <w:color w:val="E394DC"/>
-          <w:sz w:val="18"/>
-          <w:szCs w:val="18"/>
-          <w:lang w:val="fr-FR"/>
-        </w:rPr>
-        <w:t>/</w:t>
+        <w:t>ubuntu@79.137.26.126:/tmp/vsa_reader_new/</w:t>
       </w:r>
     </w:p>
     <w:p>
@@ -3738,7 +2607,6 @@
           <w:lang w:val="fr-FR"/>
         </w:rPr>
       </w:pPr>
-      <w:proofErr w:type="spellStart"/>
       <w:r>
         <w:rPr>
           <w:rFonts w:ascii="Menlo" w:hAnsi="Menlo" w:cs="Menlo"/>
@@ -3748,120 +2616,48 @@
         </w:rPr>
         <w:t>rsync</w:t>
       </w:r>
-      <w:proofErr w:type="spellEnd"/>
-      <w:r>
-        <w:rPr>
-          <w:rFonts w:ascii="Menlo" w:hAnsi="Menlo" w:cs="Menlo"/>
-          <w:color w:val="E4E4E4"/>
-          <w:sz w:val="18"/>
-          <w:szCs w:val="18"/>
-        </w:rPr>
-        <w:t xml:space="preserve"> </w:t>
-      </w:r>
-      <w:r>
-        <w:rPr>
-          <w:rFonts w:ascii="Menlo" w:hAnsi="Menlo" w:cs="Menlo"/>
-          <w:color w:val="E394DC"/>
-          <w:sz w:val="18"/>
-          <w:szCs w:val="18"/>
-        </w:rPr>
-        <w:t>-</w:t>
-      </w:r>
-      <w:proofErr w:type="spellStart"/>
-      <w:r>
-        <w:rPr>
-          <w:rFonts w:ascii="Menlo" w:hAnsi="Menlo" w:cs="Menlo"/>
-          <w:color w:val="E394DC"/>
-          <w:sz w:val="18"/>
-          <w:szCs w:val="18"/>
-        </w:rPr>
-        <w:t>avz</w:t>
-      </w:r>
-      <w:proofErr w:type="spellEnd"/>
-      <w:r>
-        <w:rPr>
-          <w:rFonts w:ascii="Menlo" w:hAnsi="Menlo" w:cs="Menlo"/>
-          <w:color w:val="E4E4E4"/>
-          <w:sz w:val="18"/>
-          <w:szCs w:val="18"/>
-        </w:rPr>
-        <w:t xml:space="preserve"> </w:t>
-      </w:r>
-      <w:r>
-        <w:t>/Users/</w:t>
-      </w:r>
-      <w:proofErr w:type="spellStart"/>
-      <w:r>
-        <w:t>theocadene</w:t>
-      </w:r>
-      <w:proofErr w:type="spellEnd"/>
-      <w:r>
-        <w:t>/Documents/</w:t>
-      </w:r>
-      <w:proofErr w:type="spellStart"/>
-      <w:r>
-        <w:t>algorithme_matching</w:t>
-      </w:r>
-      <w:proofErr w:type="spellEnd"/>
-      <w:r>
-        <w:t>/publish-5</w:t>
-      </w:r>
-      <w:r>
-        <w:t xml:space="preserve"> </w:t>
-      </w:r>
-      <w:r>
-        <w:rPr>
-          <w:rFonts w:ascii="Menlo" w:hAnsi="Menlo" w:cs="Menlo"/>
-          <w:color w:val="E394DC"/>
-          <w:sz w:val="18"/>
-          <w:szCs w:val="18"/>
-          <w:lang w:val="fr-FR"/>
-        </w:rPr>
-        <w:t>ubuntu@79.137.26.126:/</w:t>
-      </w:r>
-      <w:proofErr w:type="spellStart"/>
-      <w:r>
-        <w:rPr>
-          <w:rFonts w:ascii="Menlo" w:hAnsi="Menlo" w:cs="Menlo"/>
-          <w:color w:val="E394DC"/>
-          <w:sz w:val="18"/>
-          <w:szCs w:val="18"/>
-          <w:lang w:val="fr-FR"/>
-        </w:rPr>
-        <w:t>tmp</w:t>
-      </w:r>
-      <w:proofErr w:type="spellEnd"/>
-      <w:r>
-        <w:rPr>
-          <w:rFonts w:ascii="Menlo" w:hAnsi="Menlo" w:cs="Menlo"/>
-          <w:color w:val="E394DC"/>
-          <w:sz w:val="18"/>
-          <w:szCs w:val="18"/>
-          <w:lang w:val="fr-FR"/>
-        </w:rPr>
-        <w:t>/</w:t>
-      </w:r>
-      <w:proofErr w:type="spellStart"/>
-      <w:r>
-        <w:rPr>
-          <w:rFonts w:ascii="Menlo" w:hAnsi="Menlo" w:cs="Menlo"/>
-          <w:color w:val="E394DC"/>
-          <w:sz w:val="18"/>
-          <w:szCs w:val="18"/>
-          <w:lang w:val="fr-FR"/>
-        </w:rPr>
-        <w:t>vsa_reader_new</w:t>
-      </w:r>
-      <w:proofErr w:type="spellEnd"/>
-      <w:r>
-        <w:rPr>
-          <w:rFonts w:ascii="Menlo" w:hAnsi="Menlo" w:cs="Menlo"/>
-          <w:color w:val="E394DC"/>
-          <w:sz w:val="18"/>
-          <w:szCs w:val="18"/>
-          <w:lang w:val="fr-FR"/>
-        </w:rPr>
-        <w:t>/</w:t>
+      <w:r>
+        <w:rPr>
+          <w:rFonts w:ascii="Menlo" w:hAnsi="Menlo" w:cs="Menlo"/>
+          <w:color w:val="E4E4E4"/>
+          <w:sz w:val="18"/>
+          <w:szCs w:val="18"/>
+        </w:rPr>
+        <w:t xml:space="preserve"> </w:t>
+      </w:r>
+      <w:r>
+        <w:rPr>
+          <w:rFonts w:ascii="Menlo" w:hAnsi="Menlo" w:cs="Menlo"/>
+          <w:color w:val="E394DC"/>
+          <w:sz w:val="18"/>
+          <w:szCs w:val="18"/>
+        </w:rPr>
+        <w:t>-avz</w:t>
+      </w:r>
+      <w:r>
+        <w:rPr>
+          <w:rFonts w:ascii="Menlo" w:hAnsi="Menlo" w:cs="Menlo"/>
+          <w:color w:val="E4E4E4"/>
+          <w:sz w:val="18"/>
+          <w:szCs w:val="18"/>
+        </w:rPr>
+        <w:t xml:space="preserve"> </w:t>
+      </w:r>
+      <w:r>
+        <w:t>/Users/theocadene/Documents/algorithme_matching/publish-5</w:t>
+      </w:r>
+      <w:r>
+        <w:t xml:space="preserve"> </w:t>
+      </w:r>
+      <w:r>
+        <w:rPr>
+          <w:rFonts w:ascii="Menlo" w:hAnsi="Menlo" w:cs="Menlo"/>
+          <w:color w:val="E394DC"/>
+          <w:sz w:val="18"/>
+          <w:szCs w:val="18"/>
+          <w:lang w:val="fr-FR"/>
+        </w:rPr>
+        <w:t>ubuntu@79.137.26.126:/tmp/vsa_reader_new/</w:t>
       </w:r>
     </w:p>
     <w:p>
@@ -3935,8 +2731,6 @@
           <w:lang w:val="fr-FR"/>
         </w:rPr>
       </w:pPr>
-      <w:proofErr w:type="spellStart"/>
-      <w:proofErr w:type="gramStart"/>
       <w:r>
         <w:rPr>
           <w:rFonts w:ascii="Menlo" w:hAnsi="Menlo" w:cs="Menlo"/>
@@ -3947,19 +2741,16 @@
         </w:rPr>
         <w:t>sudo</w:t>
       </w:r>
-      <w:proofErr w:type="spellEnd"/>
-      <w:proofErr w:type="gramEnd"/>
-      <w:r>
-        <w:rPr>
-          <w:rFonts w:ascii="Menlo" w:hAnsi="Menlo" w:cs="Menlo"/>
-          <w:color w:val="E4E4E4"/>
-          <w:sz w:val="18"/>
-          <w:szCs w:val="18"/>
-          <w:lang w:val="fr-FR"/>
-        </w:rPr>
-        <w:t xml:space="preserve"> </w:t>
-      </w:r>
-      <w:proofErr w:type="spellStart"/>
+      <w:r>
+        <w:rPr>
+          <w:rFonts w:ascii="Menlo" w:hAnsi="Menlo" w:cs="Menlo"/>
+          <w:color w:val="E4E4E4"/>
+          <w:sz w:val="18"/>
+          <w:szCs w:val="18"/>
+          <w:lang w:val="fr-FR"/>
+        </w:rPr>
+        <w:t xml:space="preserve"> </w:t>
+      </w:r>
       <w:r>
         <w:rPr>
           <w:rFonts w:ascii="Menlo" w:hAnsi="Menlo" w:cs="Menlo"/>
@@ -3970,7 +2761,6 @@
         </w:rPr>
         <w:t>systemctl</w:t>
       </w:r>
-      <w:proofErr w:type="spellEnd"/>
       <w:r>
         <w:rPr>
           <w:rFonts w:ascii="Menlo" w:hAnsi="Menlo" w:cs="Menlo"/>
@@ -4001,7 +2791,6 @@
         </w:rPr>
         <w:t xml:space="preserve"> </w:t>
       </w:r>
-      <w:proofErr w:type="spellStart"/>
       <w:r>
         <w:rPr>
           <w:rFonts w:ascii="Menlo" w:hAnsi="Menlo" w:cs="Menlo"/>
@@ -4012,7 +2801,6 @@
         </w:rPr>
         <w:t>vsa_reader</w:t>
       </w:r>
-      <w:proofErr w:type="spellEnd"/>
     </w:p>
     <w:p>
       <w:pPr>
@@ -4063,7 +2851,6 @@
           <w:szCs w:val="18"/>
         </w:rPr>
       </w:pPr>
-      <w:proofErr w:type="spellStart"/>
       <w:r>
         <w:rPr>
           <w:rFonts w:ascii="Menlo" w:hAnsi="Menlo" w:cs="Menlo"/>
@@ -4073,7 +2860,6 @@
         </w:rPr>
         <w:t>sudo</w:t>
       </w:r>
-      <w:proofErr w:type="spellEnd"/>
       <w:r>
         <w:rPr>
           <w:rFonts w:ascii="Menlo" w:hAnsi="Menlo" w:cs="Menlo"/>
@@ -4108,59 +2894,8 @@
           <w:sz w:val="18"/>
           <w:szCs w:val="18"/>
         </w:rPr>
-        <w:t>/var/www/</w:t>
-      </w:r>
-      <w:proofErr w:type="spellStart"/>
-      <w:r>
-        <w:rPr>
-          <w:rFonts w:ascii="Menlo" w:hAnsi="Menlo" w:cs="Menlo"/>
-          <w:color w:val="E394DC"/>
-          <w:sz w:val="18"/>
-          <w:szCs w:val="18"/>
-        </w:rPr>
-        <w:t>iami</w:t>
-      </w:r>
-      <w:proofErr w:type="spellEnd"/>
-      <w:r>
-        <w:rPr>
-          <w:rFonts w:ascii="Menlo" w:hAnsi="Menlo" w:cs="Menlo"/>
-          <w:color w:val="E394DC"/>
-          <w:sz w:val="18"/>
-          <w:szCs w:val="18"/>
-        </w:rPr>
-        <w:t>-private-platform/scripts/</w:t>
-      </w:r>
-      <w:proofErr w:type="spellStart"/>
-      <w:r>
-        <w:rPr>
-          <w:rFonts w:ascii="Menlo" w:hAnsi="Menlo" w:cs="Menlo"/>
-          <w:color w:val="E394DC"/>
-          <w:sz w:val="18"/>
-          <w:szCs w:val="18"/>
-        </w:rPr>
-        <w:t>api</w:t>
-      </w:r>
-      <w:proofErr w:type="spellEnd"/>
-      <w:r>
-        <w:rPr>
-          <w:rFonts w:ascii="Menlo" w:hAnsi="Menlo" w:cs="Menlo"/>
-          <w:color w:val="E394DC"/>
-          <w:sz w:val="18"/>
-          <w:szCs w:val="18"/>
-        </w:rPr>
-        <w:t>/</w:t>
-      </w:r>
-      <w:proofErr w:type="spellStart"/>
-      <w:r>
-        <w:rPr>
-          <w:rFonts w:ascii="Menlo" w:hAnsi="Menlo" w:cs="Menlo"/>
-          <w:color w:val="E394DC"/>
-          <w:sz w:val="18"/>
-          <w:szCs w:val="18"/>
-        </w:rPr>
-        <w:t>vsa_reader</w:t>
-      </w:r>
-      <w:proofErr w:type="spellEnd"/>
+        <w:t>/var/www/iami-private-platform/scripts/api/vsa_reader</w:t>
+      </w:r>
       <w:r>
         <w:rPr>
           <w:rFonts w:ascii="Menlo" w:hAnsi="Menlo" w:cs="Menlo"/>
@@ -4213,27 +2948,7 @@
           <w:sz w:val="18"/>
           <w:szCs w:val="18"/>
         </w:rPr>
-        <w:t>+%</w:t>
-      </w:r>
-      <w:proofErr w:type="spellStart"/>
-      <w:r>
-        <w:rPr>
-          <w:rFonts w:ascii="Menlo" w:hAnsi="Menlo" w:cs="Menlo"/>
-          <w:color w:val="E394DC"/>
-          <w:sz w:val="18"/>
-          <w:szCs w:val="18"/>
-        </w:rPr>
-        <w:t>Y%m%d</w:t>
-      </w:r>
-      <w:proofErr w:type="spellEnd"/>
-      <w:r>
-        <w:rPr>
-          <w:rFonts w:ascii="Menlo" w:hAnsi="Menlo" w:cs="Menlo"/>
-          <w:color w:val="E394DC"/>
-          <w:sz w:val="18"/>
-          <w:szCs w:val="18"/>
-        </w:rPr>
-        <w:t>_%H%M%S</w:t>
+        <w:t>+%Y%m%d_%H%M%S</w:t>
       </w:r>
       <w:r>
         <w:rPr>
@@ -4359,7 +3074,6 @@
           <w:szCs w:val="18"/>
         </w:rPr>
       </w:pPr>
-      <w:proofErr w:type="spellStart"/>
       <w:r>
         <w:rPr>
           <w:rFonts w:ascii="Menlo" w:hAnsi="Menlo" w:cs="Menlo"/>
@@ -4370,7 +3084,6 @@
         <w:lastRenderedPageBreak/>
         <w:t>sudo</w:t>
       </w:r>
-      <w:proofErr w:type="spellEnd"/>
       <w:r>
         <w:rPr>
           <w:rFonts w:ascii="Menlo" w:hAnsi="Menlo" w:cs="Menlo"/>
@@ -4423,48 +3136,17 @@
           <w:sz w:val="18"/>
           <w:szCs w:val="18"/>
         </w:rPr>
+        <w:t>/tmp/vsa_reader_new</w:t>
+      </w:r>
+      <w:r>
+        <w:rPr>
+          <w:rFonts w:ascii="Menlo" w:hAnsi="Menlo" w:cs="Menlo"/>
+          <w:color w:val="E394DC"/>
+          <w:sz w:val="18"/>
+          <w:szCs w:val="18"/>
+        </w:rPr>
         <w:t>/</w:t>
       </w:r>
-      <w:proofErr w:type="spellStart"/>
-      <w:r>
-        <w:rPr>
-          <w:rFonts w:ascii="Menlo" w:hAnsi="Menlo" w:cs="Menlo"/>
-          <w:color w:val="E394DC"/>
-          <w:sz w:val="18"/>
-          <w:szCs w:val="18"/>
-        </w:rPr>
-        <w:t>tmp</w:t>
-      </w:r>
-      <w:proofErr w:type="spellEnd"/>
-      <w:r>
-        <w:rPr>
-          <w:rFonts w:ascii="Menlo" w:hAnsi="Menlo" w:cs="Menlo"/>
-          <w:color w:val="E394DC"/>
-          <w:sz w:val="18"/>
-          <w:szCs w:val="18"/>
-        </w:rPr>
-        <w:t>/</w:t>
-      </w:r>
-      <w:proofErr w:type="spellStart"/>
-      <w:r>
-        <w:rPr>
-          <w:rFonts w:ascii="Menlo" w:hAnsi="Menlo" w:cs="Menlo"/>
-          <w:color w:val="E394DC"/>
-          <w:sz w:val="18"/>
-          <w:szCs w:val="18"/>
-        </w:rPr>
-        <w:t>vsa_reader_new</w:t>
-      </w:r>
-      <w:proofErr w:type="spellEnd"/>
-      <w:r>
-        <w:rPr>
-          <w:rFonts w:ascii="Menlo" w:hAnsi="Menlo" w:cs="Menlo"/>
-          <w:color w:val="E394DC"/>
-          <w:sz w:val="18"/>
-          <w:szCs w:val="18"/>
-        </w:rPr>
-        <w:t>/</w:t>
-      </w:r>
       <w:r>
         <w:rPr>
           <w:rFonts w:ascii="Menlo" w:hAnsi="Menlo" w:cs="Menlo"/>
@@ -4490,67 +3172,7 @@
           <w:sz w:val="18"/>
           <w:szCs w:val="18"/>
         </w:rPr>
-        <w:t>/var/www/</w:t>
-      </w:r>
-      <w:proofErr w:type="spellStart"/>
-      <w:r>
-        <w:rPr>
-          <w:rFonts w:ascii="Menlo" w:hAnsi="Menlo" w:cs="Menlo"/>
-          <w:color w:val="E394DC"/>
-          <w:sz w:val="18"/>
-          <w:szCs w:val="18"/>
-        </w:rPr>
-        <w:t>iami</w:t>
-      </w:r>
-      <w:proofErr w:type="spellEnd"/>
-      <w:r>
-        <w:rPr>
-          <w:rFonts w:ascii="Menlo" w:hAnsi="Menlo" w:cs="Menlo"/>
-          <w:color w:val="E394DC"/>
-          <w:sz w:val="18"/>
-          <w:szCs w:val="18"/>
-        </w:rPr>
-        <w:t>-private-platform/scripts/</w:t>
-      </w:r>
-      <w:proofErr w:type="spellStart"/>
-      <w:r>
-        <w:rPr>
-          <w:rFonts w:ascii="Menlo" w:hAnsi="Menlo" w:cs="Menlo"/>
-          <w:color w:val="E394DC"/>
-          <w:sz w:val="18"/>
-          <w:szCs w:val="18"/>
-        </w:rPr>
-        <w:t>api</w:t>
-      </w:r>
-      <w:proofErr w:type="spellEnd"/>
-      <w:r>
-        <w:rPr>
-          <w:rFonts w:ascii="Menlo" w:hAnsi="Menlo" w:cs="Menlo"/>
-          <w:color w:val="E394DC"/>
-          <w:sz w:val="18"/>
-          <w:szCs w:val="18"/>
-        </w:rPr>
-        <w:t>/</w:t>
-      </w:r>
-      <w:proofErr w:type="spellStart"/>
-      <w:r>
-        <w:rPr>
-          <w:rFonts w:ascii="Menlo" w:hAnsi="Menlo" w:cs="Menlo"/>
-          <w:color w:val="E394DC"/>
-          <w:sz w:val="18"/>
-          <w:szCs w:val="18"/>
-        </w:rPr>
-        <w:t>vsa_reader</w:t>
-      </w:r>
-      <w:proofErr w:type="spellEnd"/>
-      <w:r>
-        <w:rPr>
-          <w:rFonts w:ascii="Menlo" w:hAnsi="Menlo" w:cs="Menlo"/>
-          <w:color w:val="E394DC"/>
-          <w:sz w:val="18"/>
-          <w:szCs w:val="18"/>
-        </w:rPr>
-        <w:t>/</w:t>
+        <w:t>/var/www/iami-private-platform/scripts/api/vsa_reader/</w:t>
       </w:r>
     </w:p>
     <w:p>
@@ -4601,7 +3223,6 @@
           <w:szCs w:val="18"/>
         </w:rPr>
       </w:pPr>
-      <w:proofErr w:type="spellStart"/>
       <w:r>
         <w:rPr>
           <w:rFonts w:ascii="Menlo" w:hAnsi="Menlo" w:cs="Menlo"/>
@@ -4611,17 +3232,15 @@
         </w:rPr>
         <w:t>sudo</w:t>
       </w:r>
-      <w:proofErr w:type="spellEnd"/>
-      <w:r>
-        <w:rPr>
-          <w:rFonts w:ascii="Menlo" w:hAnsi="Menlo" w:cs="Menlo"/>
-          <w:color w:val="E4E4E4"/>
-          <w:sz w:val="18"/>
-          <w:szCs w:val="18"/>
-        </w:rPr>
-        <w:t xml:space="preserve"> </w:t>
-      </w:r>
-      <w:proofErr w:type="spellStart"/>
+      <w:r>
+        <w:rPr>
+          <w:rFonts w:ascii="Menlo" w:hAnsi="Menlo" w:cs="Menlo"/>
+          <w:color w:val="E4E4E4"/>
+          <w:sz w:val="18"/>
+          <w:szCs w:val="18"/>
+        </w:rPr>
+        <w:t xml:space="preserve"> </w:t>
+      </w:r>
       <w:r>
         <w:rPr>
           <w:rFonts w:ascii="Menlo" w:hAnsi="Menlo" w:cs="Menlo"/>
@@ -4631,7 +3250,6 @@
         </w:rPr>
         <w:t>chown</w:t>
       </w:r>
-      <w:proofErr w:type="spellEnd"/>
       <w:r>
         <w:rPr>
           <w:rFonts w:ascii="Menlo" w:hAnsi="Menlo" w:cs="Menlo"/>
@@ -4659,106 +3277,33 @@
         </w:rPr>
         <w:t xml:space="preserve"> </w:t>
       </w:r>
-      <w:proofErr w:type="spellStart"/>
-      <w:r>
-        <w:rPr>
-          <w:rFonts w:ascii="Menlo" w:hAnsi="Menlo" w:cs="Menlo"/>
-          <w:color w:val="E394DC"/>
-          <w:sz w:val="18"/>
-          <w:szCs w:val="18"/>
-        </w:rPr>
-        <w:t>www-</w:t>
-      </w:r>
-      <w:proofErr w:type="gramStart"/>
-      <w:r>
-        <w:rPr>
-          <w:rFonts w:ascii="Menlo" w:hAnsi="Menlo" w:cs="Menlo"/>
-          <w:color w:val="E394DC"/>
-          <w:sz w:val="18"/>
-          <w:szCs w:val="18"/>
-        </w:rPr>
-        <w:t>data:www</w:t>
-      </w:r>
-      <w:proofErr w:type="gramEnd"/>
-      <w:r>
-        <w:rPr>
-          <w:rFonts w:ascii="Menlo" w:hAnsi="Menlo" w:cs="Menlo"/>
-          <w:color w:val="E394DC"/>
-          <w:sz w:val="18"/>
-          <w:szCs w:val="18"/>
-        </w:rPr>
-        <w:t>-data</w:t>
-      </w:r>
-      <w:proofErr w:type="spellEnd"/>
-      <w:r>
-        <w:rPr>
-          <w:rFonts w:ascii="Menlo" w:hAnsi="Menlo" w:cs="Menlo"/>
-          <w:color w:val="E4E4E4"/>
-          <w:sz w:val="18"/>
-          <w:szCs w:val="18"/>
-        </w:rPr>
-        <w:t xml:space="preserve"> </w:t>
-      </w:r>
-      <w:r>
-        <w:rPr>
-          <w:rFonts w:ascii="Menlo" w:hAnsi="Menlo" w:cs="Menlo"/>
-          <w:color w:val="E394DC"/>
-          <w:sz w:val="18"/>
-          <w:szCs w:val="18"/>
-        </w:rPr>
-        <w:t>/var/www/</w:t>
-      </w:r>
-      <w:proofErr w:type="spellStart"/>
-      <w:r>
-        <w:rPr>
-          <w:rFonts w:ascii="Menlo" w:hAnsi="Menlo" w:cs="Menlo"/>
-          <w:color w:val="E394DC"/>
-          <w:sz w:val="18"/>
-          <w:szCs w:val="18"/>
-        </w:rPr>
-        <w:t>iami</w:t>
-      </w:r>
-      <w:proofErr w:type="spellEnd"/>
-      <w:r>
-        <w:rPr>
-          <w:rFonts w:ascii="Menlo" w:hAnsi="Menlo" w:cs="Menlo"/>
-          <w:color w:val="E394DC"/>
-          <w:sz w:val="18"/>
-          <w:szCs w:val="18"/>
-        </w:rPr>
-        <w:t>-private-platform/scripts/</w:t>
-      </w:r>
-      <w:proofErr w:type="spellStart"/>
-      <w:r>
-        <w:rPr>
-          <w:rFonts w:ascii="Menlo" w:hAnsi="Menlo" w:cs="Menlo"/>
-          <w:color w:val="E394DC"/>
-          <w:sz w:val="18"/>
-          <w:szCs w:val="18"/>
-        </w:rPr>
-        <w:t>api</w:t>
-      </w:r>
-      <w:proofErr w:type="spellEnd"/>
-      <w:r>
-        <w:rPr>
-          <w:rFonts w:ascii="Menlo" w:hAnsi="Menlo" w:cs="Menlo"/>
-          <w:color w:val="E394DC"/>
-          <w:sz w:val="18"/>
-          <w:szCs w:val="18"/>
-        </w:rPr>
-        <w:t>/</w:t>
-      </w:r>
-      <w:proofErr w:type="spellStart"/>
-      <w:r>
-        <w:rPr>
-          <w:rFonts w:ascii="Menlo" w:hAnsi="Menlo" w:cs="Menlo"/>
-          <w:color w:val="E394DC"/>
-          <w:sz w:val="18"/>
-          <w:szCs w:val="18"/>
-        </w:rPr>
-        <w:t>vsa_reader</w:t>
-      </w:r>
-      <w:proofErr w:type="spellEnd"/>
+      <w:r>
+        <w:rPr>
+          <w:rFonts w:ascii="Menlo" w:hAnsi="Menlo" w:cs="Menlo"/>
+          <w:color w:val="E394DC"/>
+          <w:sz w:val="18"/>
+          <w:szCs w:val="18"/>
+        </w:rPr>
+        <w:t>www-data:www-data</w:t>
+      </w:r>
+      <w:r>
+        <w:rPr>
+          <w:rFonts w:ascii="Menlo" w:hAnsi="Menlo" w:cs="Menlo"/>
+          <w:color w:val="E4E4E4"/>
+          <w:sz w:val="18"/>
+          <w:szCs w:val="18"/>
+        </w:rPr>
+        <w:t xml:space="preserve"> </w:t>
+      </w:r>
+      <w:r>
+        <w:rPr>
+          <w:rFonts w:ascii="Menlo" w:hAnsi="Menlo" w:cs="Menlo"/>
+          <w:color w:val="E394DC"/>
+          <w:sz w:val="18"/>
+          <w:szCs w:val="18"/>
+        </w:rPr>
+        <w:t>/var/www/iami-private-platform/scripts/api/vsa_reader</w:t>
+      </w:r>
     </w:p>
     <w:p>
       <w:pPr>
@@ -4771,7 +3316,6 @@
           <w:szCs w:val="18"/>
         </w:rPr>
       </w:pPr>
-      <w:proofErr w:type="spellStart"/>
       <w:r>
         <w:rPr>
           <w:rFonts w:ascii="Menlo" w:hAnsi="Menlo" w:cs="Menlo"/>
@@ -4781,17 +3325,15 @@
         </w:rPr>
         <w:t>sudo</w:t>
       </w:r>
-      <w:proofErr w:type="spellEnd"/>
-      <w:r>
-        <w:rPr>
-          <w:rFonts w:ascii="Menlo" w:hAnsi="Menlo" w:cs="Menlo"/>
-          <w:color w:val="E4E4E4"/>
-          <w:sz w:val="18"/>
-          <w:szCs w:val="18"/>
-        </w:rPr>
-        <w:t xml:space="preserve"> </w:t>
-      </w:r>
-      <w:proofErr w:type="spellStart"/>
+      <w:r>
+        <w:rPr>
+          <w:rFonts w:ascii="Menlo" w:hAnsi="Menlo" w:cs="Menlo"/>
+          <w:color w:val="E4E4E4"/>
+          <w:sz w:val="18"/>
+          <w:szCs w:val="18"/>
+        </w:rPr>
+        <w:t xml:space="preserve"> </w:t>
+      </w:r>
       <w:r>
         <w:rPr>
           <w:rFonts w:ascii="Menlo" w:hAnsi="Menlo" w:cs="Menlo"/>
@@ -4801,7 +3343,6 @@
         </w:rPr>
         <w:t>chmod</w:t>
       </w:r>
-      <w:proofErr w:type="spellEnd"/>
       <w:r>
         <w:rPr>
           <w:rFonts w:ascii="Menlo" w:hAnsi="Menlo" w:cs="Menlo"/>
@@ -4851,27 +3392,15 @@
           <w:lang w:val="fr-FR"/>
         </w:rPr>
       </w:pPr>
-      <w:proofErr w:type="gramStart"/>
-      <w:r>
-        <w:rPr>
-          <w:rFonts w:ascii="Menlo" w:hAnsi="Menlo" w:cs="Menlo"/>
-          <w:color w:val="E394DC"/>
-          <w:sz w:val="18"/>
-          <w:szCs w:val="18"/>
-          <w:lang w:val="fr-FR"/>
-        </w:rPr>
-        <w:t>ou</w:t>
-      </w:r>
-      <w:proofErr w:type="gramEnd"/>
-      <w:r>
-        <w:rPr>
-          <w:rFonts w:ascii="Menlo" w:hAnsi="Menlo" w:cs="Menlo"/>
-          <w:color w:val="E394DC"/>
-          <w:sz w:val="18"/>
-          <w:szCs w:val="18"/>
-          <w:lang w:val="fr-FR"/>
-        </w:rPr>
-        <w:t xml:space="preserve"> </w:t>
+      <w:r>
+        <w:rPr>
+          <w:rFonts w:ascii="Menlo" w:hAnsi="Menlo" w:cs="Menlo"/>
+          <w:color w:val="E394DC"/>
+          <w:sz w:val="18"/>
+          <w:szCs w:val="18"/>
+          <w:lang w:val="fr-FR"/>
+        </w:rPr>
+        <w:t xml:space="preserve">ou </w:t>
       </w:r>
     </w:p>
     <w:p>
@@ -4886,8 +3415,6 @@
           <w:lang w:val="fr-FR"/>
         </w:rPr>
       </w:pPr>
-      <w:proofErr w:type="spellStart"/>
-      <w:proofErr w:type="gramStart"/>
       <w:r>
         <w:rPr>
           <w:rFonts w:ascii="Menlo" w:hAnsi="Menlo" w:cs="Menlo"/>
@@ -4898,8 +3425,6 @@
         </w:rPr>
         <w:t>sudo</w:t>
       </w:r>
-      <w:proofErr w:type="spellEnd"/>
-      <w:proofErr w:type="gramEnd"/>
       <w:r>
         <w:rPr>
           <w:rFonts w:ascii="Menlo" w:hAnsi="Menlo" w:cs="Menlo"/>
@@ -4958,98 +3483,8 @@
           <w:szCs w:val="18"/>
           <w:lang w:val="fr-FR"/>
         </w:rPr>
-        <w:t>/var/www/</w:t>
-      </w:r>
-      <w:proofErr w:type="spellStart"/>
-      <w:r>
-        <w:rPr>
-          <w:rFonts w:ascii="Menlo" w:hAnsi="Menlo" w:cs="Menlo"/>
-          <w:color w:val="E394DC"/>
-          <w:sz w:val="18"/>
-          <w:szCs w:val="18"/>
-          <w:lang w:val="fr-FR"/>
-        </w:rPr>
-        <w:t>iami</w:t>
-      </w:r>
-      <w:proofErr w:type="spellEnd"/>
-      <w:r>
-        <w:rPr>
-          <w:rFonts w:ascii="Menlo" w:hAnsi="Menlo" w:cs="Menlo"/>
-          <w:color w:val="E394DC"/>
-          <w:sz w:val="18"/>
-          <w:szCs w:val="18"/>
-          <w:lang w:val="fr-FR"/>
-        </w:rPr>
-        <w:t>-</w:t>
-      </w:r>
-      <w:proofErr w:type="spellStart"/>
-      <w:r>
-        <w:rPr>
-          <w:rFonts w:ascii="Menlo" w:hAnsi="Menlo" w:cs="Menlo"/>
-          <w:color w:val="E394DC"/>
-          <w:sz w:val="18"/>
-          <w:szCs w:val="18"/>
-          <w:lang w:val="fr-FR"/>
-        </w:rPr>
-        <w:t>private</w:t>
-      </w:r>
-      <w:proofErr w:type="spellEnd"/>
-      <w:r>
-        <w:rPr>
-          <w:rFonts w:ascii="Menlo" w:hAnsi="Menlo" w:cs="Menlo"/>
-          <w:color w:val="E394DC"/>
-          <w:sz w:val="18"/>
-          <w:szCs w:val="18"/>
-          <w:lang w:val="fr-FR"/>
-        </w:rPr>
-        <w:t>-platform/scripts/api/</w:t>
-      </w:r>
-      <w:proofErr w:type="spellStart"/>
-      <w:r>
-        <w:rPr>
-          <w:rFonts w:ascii="Menlo" w:hAnsi="Menlo" w:cs="Menlo"/>
-          <w:color w:val="E394DC"/>
-          <w:sz w:val="18"/>
-          <w:szCs w:val="18"/>
-          <w:lang w:val="fr-FR"/>
-        </w:rPr>
-        <w:t>vsa_reader</w:t>
-      </w:r>
-      <w:proofErr w:type="spellEnd"/>
-      <w:proofErr w:type="gramStart"/>
-      <w:r>
-        <w:rPr>
-          <w:rFonts w:ascii="Menlo" w:hAnsi="Menlo" w:cs="Menlo"/>
-          <w:color w:val="E394DC"/>
-          <w:sz w:val="18"/>
-          <w:szCs w:val="18"/>
-          <w:lang w:val="fr-FR"/>
-        </w:rPr>
-        <w:t>/.</w:t>
-      </w:r>
-      <w:proofErr w:type="spellStart"/>
-      <w:r>
-        <w:rPr>
-          <w:rFonts w:ascii="Menlo" w:hAnsi="Menlo" w:cs="Menlo"/>
-          <w:color w:val="E394DC"/>
-          <w:sz w:val="18"/>
-          <w:szCs w:val="18"/>
-          <w:lang w:val="fr-FR"/>
-        </w:rPr>
-        <w:t>start</w:t>
-      </w:r>
-      <w:proofErr w:type="gramEnd"/>
-      <w:r>
-        <w:rPr>
-          <w:rFonts w:ascii="Menlo" w:hAnsi="Menlo" w:cs="Menlo"/>
-          <w:color w:val="E394DC"/>
-          <w:sz w:val="18"/>
-          <w:szCs w:val="18"/>
-          <w:lang w:val="fr-FR"/>
-        </w:rPr>
-        <w:t>_app</w:t>
-      </w:r>
-      <w:proofErr w:type="spellEnd"/>
+        <w:t>/var/www/iami-private-platform/scripts/api/vsa_reader/.start_app</w:t>
+      </w:r>
     </w:p>
     <w:p>
       <w:pPr>
@@ -5097,21 +3532,8 @@
           <w:sz w:val="18"/>
           <w:szCs w:val="18"/>
         </w:rPr>
-        <w:t xml:space="preserve"># </w:t>
-      </w:r>
-      <w:proofErr w:type="spellStart"/>
-      <w:r>
-        <w:rPr>
-          <w:rFonts w:ascii="Menlo" w:hAnsi="Menlo" w:cs="Menlo"/>
-          <w:i/>
-          <w:iCs/>
-          <w:color w:val="E4E4E4"/>
-          <w:sz w:val="18"/>
-          <w:szCs w:val="18"/>
-        </w:rPr>
-        <w:t>Redémarrer</w:t>
-      </w:r>
-      <w:proofErr w:type="spellEnd"/>
+        <w:t># Redémarrer</w:t>
+      </w:r>
     </w:p>
     <w:p>
       <w:pPr>
@@ -5124,7 +3546,6 @@
           <w:szCs w:val="18"/>
         </w:rPr>
       </w:pPr>
-      <w:proofErr w:type="spellStart"/>
       <w:r>
         <w:rPr>
           <w:rFonts w:ascii="Menlo" w:hAnsi="Menlo" w:cs="Menlo"/>
@@ -5134,17 +3555,15 @@
         </w:rPr>
         <w:t>sudo</w:t>
       </w:r>
-      <w:proofErr w:type="spellEnd"/>
-      <w:r>
-        <w:rPr>
-          <w:rFonts w:ascii="Menlo" w:hAnsi="Menlo" w:cs="Menlo"/>
-          <w:color w:val="E4E4E4"/>
-          <w:sz w:val="18"/>
-          <w:szCs w:val="18"/>
-        </w:rPr>
-        <w:t xml:space="preserve"> </w:t>
-      </w:r>
-      <w:proofErr w:type="spellStart"/>
+      <w:r>
+        <w:rPr>
+          <w:rFonts w:ascii="Menlo" w:hAnsi="Menlo" w:cs="Menlo"/>
+          <w:color w:val="E4E4E4"/>
+          <w:sz w:val="18"/>
+          <w:szCs w:val="18"/>
+        </w:rPr>
+        <w:t xml:space="preserve"> </w:t>
+      </w:r>
       <w:r>
         <w:rPr>
           <w:rFonts w:ascii="Menlo" w:hAnsi="Menlo" w:cs="Menlo"/>
@@ -5154,7 +3573,6 @@
         </w:rPr>
         <w:t>systemctl</w:t>
       </w:r>
-      <w:proofErr w:type="spellEnd"/>
       <w:r>
         <w:rPr>
           <w:rFonts w:ascii="Menlo" w:hAnsi="Menlo" w:cs="Menlo"/>
@@ -5182,7 +3600,6 @@
         </w:rPr>
         <w:t xml:space="preserve"> </w:t>
       </w:r>
-      <w:proofErr w:type="spellStart"/>
       <w:r>
         <w:rPr>
           <w:rFonts w:ascii="Menlo" w:hAnsi="Menlo" w:cs="Menlo"/>
@@ -5192,7 +3609,6 @@
         </w:rPr>
         <w:t>vsa_reader</w:t>
       </w:r>
-      <w:proofErr w:type="spellEnd"/>
     </w:p>
     <w:p/>
     <w:p/>
@@ -5242,21 +3658,7 @@
         <w:rPr>
           <w:lang w:val="fr-FR"/>
         </w:rPr>
-        <w:t xml:space="preserve">le </w:t>
-      </w:r>
-      <w:proofErr w:type="spellStart"/>
-      <w:r>
-        <w:rPr>
-          <w:lang w:val="fr-FR"/>
-        </w:rPr>
-        <w:t>gpu</w:t>
-      </w:r>
-      <w:proofErr w:type="spellEnd"/>
-      <w:r>
-        <w:rPr>
-          <w:lang w:val="fr-FR"/>
-        </w:rPr>
-        <w:t xml:space="preserve"> </w:t>
+        <w:t xml:space="preserve">le gpu </w:t>
       </w:r>
       <w:r>
         <w:rPr>
@@ -5277,8 +3679,6 @@
           <w:lang w:val="fr-FR"/>
         </w:rPr>
       </w:pPr>
-      <w:proofErr w:type="spellStart"/>
-      <w:proofErr w:type="gramStart"/>
       <w:r>
         <w:rPr>
           <w:rFonts w:ascii="Menlo" w:hAnsi="Menlo" w:cs="Menlo"/>
@@ -5287,20 +3687,8 @@
           <w:szCs w:val="18"/>
           <w:lang w:val="fr-FR"/>
         </w:rPr>
-        <w:t>nvidia</w:t>
-      </w:r>
-      <w:proofErr w:type="gramEnd"/>
-      <w:r>
-        <w:rPr>
-          <w:rFonts w:ascii="Menlo" w:hAnsi="Menlo" w:cs="Menlo"/>
-          <w:color w:val="EFB080"/>
-          <w:sz w:val="18"/>
-          <w:szCs w:val="18"/>
-          <w:lang w:val="fr-FR"/>
-        </w:rPr>
-        <w:t>-smi</w:t>
-      </w:r>
-      <w:proofErr w:type="spellEnd"/>
+        <w:t>nvidia-smi</w:t>
+      </w:r>
     </w:p>
     <w:p>
       <w:pPr>
@@ -5320,21 +3708,7 @@
         <w:rPr>
           <w:lang w:val="fr-FR"/>
         </w:rPr>
-        <w:t xml:space="preserve">Faire tourner en </w:t>
-      </w:r>
-      <w:proofErr w:type="spellStart"/>
-      <w:r>
-        <w:rPr>
-          <w:lang w:val="fr-FR"/>
-        </w:rPr>
-        <w:t>arriere</w:t>
-      </w:r>
-      <w:proofErr w:type="spellEnd"/>
-      <w:r>
-        <w:rPr>
-          <w:lang w:val="fr-FR"/>
-        </w:rPr>
-        <w:t xml:space="preserve"> plan </w:t>
+        <w:t xml:space="preserve">Faire tourner en arriere plan </w:t>
       </w:r>
       <w:r>
         <w:rPr>
@@ -5363,9 +3737,92 @@
           <w:sz w:val="18"/>
           <w:szCs w:val="18"/>
         </w:rPr>
-        <w:t xml:space="preserve"># Installer screen </w:t>
-      </w:r>
-      <w:proofErr w:type="spellStart"/>
+        <w:t># Installer screen si nécessaire</w:t>
+      </w:r>
+    </w:p>
+    <w:p>
+      <w:pPr>
+        <w:shd w:val="clear" w:color="auto" w:fill="181818"/>
+        <w:spacing w:line="270" w:lineRule="atLeast"/>
+        <w:rPr>
+          <w:rFonts w:ascii="Menlo" w:hAnsi="Menlo" w:cs="Menlo"/>
+          <w:color w:val="E4E4E4"/>
+          <w:sz w:val="18"/>
+          <w:szCs w:val="18"/>
+        </w:rPr>
+      </w:pPr>
+      <w:r>
+        <w:rPr>
+          <w:rFonts w:ascii="Menlo" w:hAnsi="Menlo" w:cs="Menlo"/>
+          <w:color w:val="EFB080"/>
+          <w:sz w:val="18"/>
+          <w:szCs w:val="18"/>
+        </w:rPr>
+        <w:t>sudo</w:t>
+      </w:r>
+      <w:r>
+        <w:rPr>
+          <w:rFonts w:ascii="Menlo" w:hAnsi="Menlo" w:cs="Menlo"/>
+          <w:color w:val="E4E4E4"/>
+          <w:sz w:val="18"/>
+          <w:szCs w:val="18"/>
+        </w:rPr>
+        <w:t xml:space="preserve"> </w:t>
+      </w:r>
+      <w:r>
+        <w:rPr>
+          <w:rFonts w:ascii="Menlo" w:hAnsi="Menlo" w:cs="Menlo"/>
+          <w:color w:val="E394DC"/>
+          <w:sz w:val="18"/>
+          <w:szCs w:val="18"/>
+        </w:rPr>
+        <w:t>apt-get</w:t>
+      </w:r>
+      <w:r>
+        <w:rPr>
+          <w:rFonts w:ascii="Menlo" w:hAnsi="Menlo" w:cs="Menlo"/>
+          <w:color w:val="E4E4E4"/>
+          <w:sz w:val="18"/>
+          <w:szCs w:val="18"/>
+        </w:rPr>
+        <w:t xml:space="preserve"> </w:t>
+      </w:r>
+      <w:r>
+        <w:rPr>
+          <w:rFonts w:ascii="Menlo" w:hAnsi="Menlo" w:cs="Menlo"/>
+          <w:color w:val="E394DC"/>
+          <w:sz w:val="18"/>
+          <w:szCs w:val="18"/>
+        </w:rPr>
+        <w:t>install</w:t>
+      </w:r>
+      <w:r>
+        <w:rPr>
+          <w:rFonts w:ascii="Menlo" w:hAnsi="Menlo" w:cs="Menlo"/>
+          <w:color w:val="E4E4E4"/>
+          <w:sz w:val="18"/>
+          <w:szCs w:val="18"/>
+        </w:rPr>
+        <w:t xml:space="preserve"> </w:t>
+      </w:r>
+      <w:r>
+        <w:rPr>
+          <w:rFonts w:ascii="Menlo" w:hAnsi="Menlo" w:cs="Menlo"/>
+          <w:color w:val="E394DC"/>
+          <w:sz w:val="18"/>
+          <w:szCs w:val="18"/>
+        </w:rPr>
+        <w:t>screen</w:t>
+      </w:r>
+      <w:r>
+        <w:rPr>
+          <w:rFonts w:ascii="Menlo" w:hAnsi="Menlo" w:cs="Menlo"/>
+          <w:color w:val="E4E4E4"/>
+          <w:sz w:val="18"/>
+          <w:szCs w:val="18"/>
+        </w:rPr>
+        <w:t xml:space="preserve">  </w:t>
+      </w:r>
       <w:r>
         <w:rPr>
           <w:rFonts w:ascii="Menlo" w:hAnsi="Menlo" w:cs="Menlo"/>
@@ -5375,9 +3832,33 @@
           <w:sz w:val="18"/>
           <w:szCs w:val="18"/>
         </w:rPr>
-        <w:t>si</w:t>
-      </w:r>
-      <w:proofErr w:type="spellEnd"/>
+        <w:t># ou sudo yum install screen</w:t>
+      </w:r>
+    </w:p>
+    <w:p>
+      <w:pPr>
+        <w:shd w:val="clear" w:color="auto" w:fill="181818"/>
+        <w:spacing w:line="270" w:lineRule="atLeast"/>
+        <w:rPr>
+          <w:rFonts w:ascii="Menlo" w:hAnsi="Menlo" w:cs="Menlo"/>
+          <w:color w:val="E4E4E4"/>
+          <w:sz w:val="18"/>
+          <w:szCs w:val="18"/>
+        </w:rPr>
+      </w:pPr>
+    </w:p>
+    <w:p>
+      <w:pPr>
+        <w:shd w:val="clear" w:color="auto" w:fill="181818"/>
+        <w:spacing w:line="270" w:lineRule="atLeast"/>
+        <w:rPr>
+          <w:rFonts w:ascii="Menlo" w:hAnsi="Menlo" w:cs="Menlo"/>
+          <w:color w:val="E4E4E4"/>
+          <w:sz w:val="18"/>
+          <w:szCs w:val="18"/>
+          <w:lang w:val="fr-FR"/>
+        </w:rPr>
+      </w:pPr>
       <w:r>
         <w:rPr>
           <w:rFonts w:ascii="Menlo" w:hAnsi="Menlo" w:cs="Menlo"/>
@@ -5386,10 +3867,99 @@
           <w:color w:val="E4E4E4"/>
           <w:sz w:val="18"/>
           <w:szCs w:val="18"/>
-        </w:rPr>
-        <w:t xml:space="preserve"> </w:t>
-      </w:r>
-      <w:proofErr w:type="spellStart"/>
+          <w:lang w:val="fr-FR"/>
+        </w:rPr>
+        <w:t># Créer une session screen</w:t>
+      </w:r>
+    </w:p>
+    <w:p>
+      <w:pPr>
+        <w:shd w:val="clear" w:color="auto" w:fill="181818"/>
+        <w:spacing w:line="270" w:lineRule="atLeast"/>
+        <w:rPr>
+          <w:rFonts w:ascii="Menlo" w:hAnsi="Menlo" w:cs="Menlo"/>
+          <w:color w:val="E4E4E4"/>
+          <w:sz w:val="18"/>
+          <w:szCs w:val="18"/>
+          <w:lang w:val="fr-FR"/>
+        </w:rPr>
+      </w:pPr>
+      <w:r>
+        <w:rPr>
+          <w:rFonts w:ascii="Menlo" w:hAnsi="Menlo" w:cs="Menlo"/>
+          <w:color w:val="EFB080"/>
+          <w:sz w:val="18"/>
+          <w:szCs w:val="18"/>
+          <w:lang w:val="fr-FR"/>
+        </w:rPr>
+        <w:t>screen</w:t>
+      </w:r>
+      <w:r>
+        <w:rPr>
+          <w:rFonts w:ascii="Menlo" w:hAnsi="Menlo" w:cs="Menlo"/>
+          <w:color w:val="E4E4E4"/>
+          <w:sz w:val="18"/>
+          <w:szCs w:val="18"/>
+          <w:lang w:val="fr-FR"/>
+        </w:rPr>
+        <w:t xml:space="preserve"> </w:t>
+      </w:r>
+      <w:r>
+        <w:rPr>
+          <w:rFonts w:ascii="Menlo" w:hAnsi="Menlo" w:cs="Menlo"/>
+          <w:color w:val="E394DC"/>
+          <w:sz w:val="18"/>
+          <w:szCs w:val="18"/>
+          <w:lang w:val="fr-FR"/>
+        </w:rPr>
+        <w:t>-S</w:t>
+      </w:r>
+      <w:r>
+        <w:rPr>
+          <w:rFonts w:ascii="Menlo" w:hAnsi="Menlo" w:cs="Menlo"/>
+          <w:color w:val="E4E4E4"/>
+          <w:sz w:val="18"/>
+          <w:szCs w:val="18"/>
+          <w:lang w:val="fr-FR"/>
+        </w:rPr>
+        <w:t xml:space="preserve"> </w:t>
+      </w:r>
+      <w:r>
+        <w:rPr>
+          <w:rFonts w:ascii="Menlo" w:hAnsi="Menlo" w:cs="Menlo"/>
+          <w:color w:val="E394DC"/>
+          <w:sz w:val="18"/>
+          <w:szCs w:val="18"/>
+          <w:lang w:val="fr-FR"/>
+        </w:rPr>
+        <w:t>sync_cvs</w:t>
+      </w:r>
+    </w:p>
+    <w:p>
+      <w:pPr>
+        <w:shd w:val="clear" w:color="auto" w:fill="181818"/>
+        <w:spacing w:line="270" w:lineRule="atLeast"/>
+        <w:rPr>
+          <w:rFonts w:ascii="Menlo" w:hAnsi="Menlo" w:cs="Menlo"/>
+          <w:color w:val="E4E4E4"/>
+          <w:sz w:val="18"/>
+          <w:szCs w:val="18"/>
+          <w:lang w:val="fr-FR"/>
+        </w:rPr>
+      </w:pPr>
+    </w:p>
+    <w:p>
+      <w:pPr>
+        <w:shd w:val="clear" w:color="auto" w:fill="181818"/>
+        <w:spacing w:line="270" w:lineRule="atLeast"/>
+        <w:rPr>
+          <w:rFonts w:ascii="Menlo" w:hAnsi="Menlo" w:cs="Menlo"/>
+          <w:color w:val="E4E4E4"/>
+          <w:sz w:val="18"/>
+          <w:szCs w:val="18"/>
+          <w:lang w:val="fr-FR"/>
+        </w:rPr>
+      </w:pPr>
       <w:r>
         <w:rPr>
           <w:rFonts w:ascii="Menlo" w:hAnsi="Menlo" w:cs="Menlo"/>
@@ -5398,10 +3968,10 @@
           <w:color w:val="E4E4E4"/>
           <w:sz w:val="18"/>
           <w:szCs w:val="18"/>
-        </w:rPr>
-        <w:t>nécessaire</w:t>
-      </w:r>
-      <w:proofErr w:type="spellEnd"/>
+          <w:lang w:val="fr-FR"/>
+        </w:rPr>
+        <w:t># Dans la session screen, lancer le script</w:t>
+      </w:r>
     </w:p>
     <w:p>
       <w:pPr>
@@ -5412,83 +3982,211 @@
           <w:color w:val="E4E4E4"/>
           <w:sz w:val="18"/>
           <w:szCs w:val="18"/>
-        </w:rPr>
-      </w:pPr>
-      <w:proofErr w:type="spellStart"/>
+          <w:lang w:val="fr-FR"/>
+        </w:rPr>
+      </w:pPr>
       <w:r>
         <w:rPr>
           <w:rFonts w:ascii="Menlo" w:hAnsi="Menlo" w:cs="Menlo"/>
           <w:color w:val="EFB080"/>
           <w:sz w:val="18"/>
           <w:szCs w:val="18"/>
-        </w:rPr>
-        <w:t>sudo</w:t>
-      </w:r>
-      <w:proofErr w:type="spellEnd"/>
-      <w:r>
-        <w:rPr>
-          <w:rFonts w:ascii="Menlo" w:hAnsi="Menlo" w:cs="Menlo"/>
-          <w:color w:val="E4E4E4"/>
-          <w:sz w:val="18"/>
-          <w:szCs w:val="18"/>
-        </w:rPr>
-        <w:t xml:space="preserve"> </w:t>
-      </w:r>
-      <w:r>
-        <w:rPr>
-          <w:rFonts w:ascii="Menlo" w:hAnsi="Menlo" w:cs="Menlo"/>
-          <w:color w:val="E394DC"/>
-          <w:sz w:val="18"/>
-          <w:szCs w:val="18"/>
-        </w:rPr>
-        <w:t>apt-get</w:t>
-      </w:r>
-      <w:r>
-        <w:rPr>
-          <w:rFonts w:ascii="Menlo" w:hAnsi="Menlo" w:cs="Menlo"/>
-          <w:color w:val="E4E4E4"/>
-          <w:sz w:val="18"/>
-          <w:szCs w:val="18"/>
-        </w:rPr>
-        <w:t xml:space="preserve"> </w:t>
-      </w:r>
-      <w:r>
-        <w:rPr>
-          <w:rFonts w:ascii="Menlo" w:hAnsi="Menlo" w:cs="Menlo"/>
-          <w:color w:val="E394DC"/>
-          <w:sz w:val="18"/>
-          <w:szCs w:val="18"/>
-        </w:rPr>
-        <w:t>install</w:t>
-      </w:r>
-      <w:r>
-        <w:rPr>
-          <w:rFonts w:ascii="Menlo" w:hAnsi="Menlo" w:cs="Menlo"/>
-          <w:color w:val="E4E4E4"/>
-          <w:sz w:val="18"/>
-          <w:szCs w:val="18"/>
-        </w:rPr>
-        <w:t xml:space="preserve"> </w:t>
-      </w:r>
-      <w:proofErr w:type="gramStart"/>
-      <w:r>
-        <w:rPr>
-          <w:rFonts w:ascii="Menlo" w:hAnsi="Menlo" w:cs="Menlo"/>
-          <w:color w:val="E394DC"/>
-          <w:sz w:val="18"/>
-          <w:szCs w:val="18"/>
-        </w:rPr>
-        <w:t>screen</w:t>
-      </w:r>
-      <w:r>
-        <w:rPr>
-          <w:rFonts w:ascii="Menlo" w:hAnsi="Menlo" w:cs="Menlo"/>
-          <w:color w:val="E4E4E4"/>
-          <w:sz w:val="18"/>
-          <w:szCs w:val="18"/>
-        </w:rPr>
-        <w:t xml:space="preserve">  </w:t>
-      </w:r>
+          <w:lang w:val="fr-FR"/>
+        </w:rPr>
+        <w:t>cd</w:t>
+      </w:r>
+      <w:r>
+        <w:rPr>
+          <w:rFonts w:ascii="Menlo" w:hAnsi="Menlo" w:cs="Menlo"/>
+          <w:color w:val="E4E4E4"/>
+          <w:sz w:val="18"/>
+          <w:szCs w:val="18"/>
+          <w:lang w:val="fr-FR"/>
+        </w:rPr>
+        <w:t xml:space="preserve"> </w:t>
+      </w:r>
+      <w:r>
+        <w:rPr>
+          <w:rFonts w:ascii="Menlo" w:hAnsi="Menlo" w:cs="Menlo"/>
+          <w:color w:val="E394DC"/>
+          <w:sz w:val="18"/>
+          <w:szCs w:val="18"/>
+          <w:lang w:val="fr-FR"/>
+        </w:rPr>
+        <w:t>/var/www/iami-private-platform</w:t>
+      </w:r>
+    </w:p>
+    <w:p>
+      <w:pPr>
+        <w:shd w:val="clear" w:color="auto" w:fill="181818"/>
+        <w:spacing w:line="270" w:lineRule="atLeast"/>
+        <w:rPr>
+          <w:rFonts w:ascii="Menlo" w:hAnsi="Menlo" w:cs="Menlo"/>
+          <w:color w:val="E4E4E4"/>
+          <w:sz w:val="18"/>
+          <w:szCs w:val="18"/>
+          <w:lang w:val="fr-FR"/>
+        </w:rPr>
+      </w:pPr>
+      <w:r>
+        <w:rPr>
+          <w:rFonts w:ascii="Menlo" w:hAnsi="Menlo" w:cs="Menlo"/>
+          <w:color w:val="EFB080"/>
+          <w:sz w:val="18"/>
+          <w:szCs w:val="18"/>
+          <w:lang w:val="fr-FR"/>
+        </w:rPr>
+        <w:t>source</w:t>
+      </w:r>
+      <w:r>
+        <w:rPr>
+          <w:rFonts w:ascii="Menlo" w:hAnsi="Menlo" w:cs="Menlo"/>
+          <w:color w:val="E4E4E4"/>
+          <w:sz w:val="18"/>
+          <w:szCs w:val="18"/>
+          <w:lang w:val="fr-FR"/>
+        </w:rPr>
+        <w:t xml:space="preserve"> </w:t>
+      </w:r>
+      <w:r>
+        <w:rPr>
+          <w:rFonts w:ascii="Menlo" w:hAnsi="Menlo" w:cs="Menlo"/>
+          <w:color w:val="E394DC"/>
+          <w:sz w:val="18"/>
+          <w:szCs w:val="18"/>
+          <w:lang w:val="fr-FR"/>
+        </w:rPr>
+        <w:t>venv/bin/activate</w:t>
+      </w:r>
+    </w:p>
+    <w:p>
+      <w:pPr>
+        <w:shd w:val="clear" w:color="auto" w:fill="181818"/>
+        <w:spacing w:line="270" w:lineRule="atLeast"/>
+        <w:rPr>
+          <w:rFonts w:ascii="Menlo" w:hAnsi="Menlo" w:cs="Menlo"/>
+          <w:color w:val="E4E4E4"/>
+          <w:sz w:val="18"/>
+          <w:szCs w:val="18"/>
+          <w:lang w:val="fr-FR"/>
+        </w:rPr>
+      </w:pPr>
+      <w:r>
+        <w:rPr>
+          <w:rFonts w:ascii="Menlo" w:hAnsi="Menlo" w:cs="Menlo"/>
+          <w:color w:val="EFB080"/>
+          <w:sz w:val="18"/>
+          <w:szCs w:val="18"/>
+          <w:lang w:val="fr-FR"/>
+        </w:rPr>
+        <w:t>python3</w:t>
+      </w:r>
+      <w:r>
+        <w:rPr>
+          <w:rFonts w:ascii="Menlo" w:hAnsi="Menlo" w:cs="Menlo"/>
+          <w:color w:val="E4E4E4"/>
+          <w:sz w:val="18"/>
+          <w:szCs w:val="18"/>
+          <w:lang w:val="fr-FR"/>
+        </w:rPr>
+        <w:t xml:space="preserve"> </w:t>
+      </w:r>
+      <w:r>
+        <w:rPr>
+          <w:rFonts w:ascii="Menlo" w:hAnsi="Menlo" w:cs="Menlo"/>
+          <w:color w:val="E394DC"/>
+          <w:sz w:val="18"/>
+          <w:szCs w:val="18"/>
+          <w:lang w:val="fr-FR"/>
+        </w:rPr>
+        <w:t>scripts/migration/sync_from_vsa.py</w:t>
+      </w:r>
+      <w:r>
+        <w:rPr>
+          <w:rFonts w:ascii="Menlo" w:hAnsi="Menlo" w:cs="Menlo"/>
+          <w:color w:val="E4E4E4"/>
+          <w:sz w:val="18"/>
+          <w:szCs w:val="18"/>
+          <w:lang w:val="fr-FR"/>
+        </w:rPr>
+        <w:t xml:space="preserve"> </w:t>
+      </w:r>
+      <w:r>
+        <w:rPr>
+          <w:rFonts w:ascii="Menlo" w:hAnsi="Menlo" w:cs="Menlo"/>
+          <w:color w:val="E394DC"/>
+          <w:sz w:val="18"/>
+          <w:szCs w:val="18"/>
+          <w:lang w:val="fr-FR"/>
+        </w:rPr>
+        <w:t>--client-subdomain</w:t>
+      </w:r>
+      <w:r>
+        <w:rPr>
+          <w:rFonts w:ascii="Menlo" w:hAnsi="Menlo" w:cs="Menlo"/>
+          <w:color w:val="E4E4E4"/>
+          <w:sz w:val="18"/>
+          <w:szCs w:val="18"/>
+          <w:lang w:val="fr-FR"/>
+        </w:rPr>
+        <w:t xml:space="preserve"> </w:t>
+      </w:r>
+      <w:r>
+        <w:rPr>
+          <w:rFonts w:ascii="Menlo" w:hAnsi="Menlo" w:cs="Menlo"/>
+          <w:color w:val="E394DC"/>
+          <w:sz w:val="18"/>
+          <w:szCs w:val="18"/>
+          <w:lang w:val="fr-FR"/>
+        </w:rPr>
+        <w:t>elitys</w:t>
+      </w:r>
+      <w:r>
+        <w:rPr>
+          <w:rFonts w:ascii="Menlo" w:hAnsi="Menlo" w:cs="Menlo"/>
+          <w:color w:val="E4E4E4"/>
+          <w:sz w:val="18"/>
+          <w:szCs w:val="18"/>
+          <w:lang w:val="fr-FR"/>
+        </w:rPr>
+        <w:t xml:space="preserve"> </w:t>
+      </w:r>
+      <w:r>
+        <w:rPr>
+          <w:rFonts w:ascii="Menlo" w:hAnsi="Menlo" w:cs="Menlo"/>
+          <w:color w:val="E394DC"/>
+          <w:sz w:val="18"/>
+          <w:szCs w:val="18"/>
+          <w:lang w:val="fr-FR"/>
+        </w:rPr>
+        <w:t>--sync-cvs</w:t>
+      </w:r>
+    </w:p>
+    <w:p>
+      <w:pPr>
+        <w:shd w:val="clear" w:color="auto" w:fill="181818"/>
+        <w:spacing w:line="270" w:lineRule="atLeast"/>
+        <w:rPr>
+          <w:rFonts w:ascii="Menlo" w:hAnsi="Menlo" w:cs="Menlo"/>
+          <w:color w:val="E4E4E4"/>
+          <w:sz w:val="18"/>
+          <w:szCs w:val="18"/>
+          <w:lang w:val="fr-FR"/>
+        </w:rPr>
+      </w:pPr>
+    </w:p>
+    <w:p>
+      <w:pPr>
+        <w:shd w:val="clear" w:color="auto" w:fill="181818"/>
+        <w:spacing w:line="270" w:lineRule="atLeast"/>
+        <w:rPr>
+          <w:rFonts w:ascii="Menlo" w:hAnsi="Menlo" w:cs="Menlo"/>
+          <w:color w:val="E4E4E4"/>
+          <w:sz w:val="18"/>
+          <w:szCs w:val="18"/>
+          <w:lang w:val="fr-FR"/>
+        </w:rPr>
+      </w:pPr>
       <w:r>
         <w:rPr>
           <w:rFonts w:ascii="Menlo" w:hAnsi="Menlo" w:cs="Menlo"/>
@@ -5497,10 +4195,23 @@
           <w:color w:val="E4E4E4"/>
           <w:sz w:val="18"/>
           <w:szCs w:val="18"/>
-        </w:rPr>
-        <w:t>#</w:t>
-      </w:r>
-      <w:proofErr w:type="gramEnd"/>
+          <w:lang w:val="fr-FR"/>
+        </w:rPr>
+        <w:t># Détacher de la session : Ctrl+A puis D</w:t>
+      </w:r>
+    </w:p>
+    <w:p>
+      <w:pPr>
+        <w:shd w:val="clear" w:color="auto" w:fill="181818"/>
+        <w:spacing w:line="270" w:lineRule="atLeast"/>
+        <w:rPr>
+          <w:rFonts w:ascii="Menlo" w:hAnsi="Menlo" w:cs="Menlo"/>
+          <w:color w:val="E4E4E4"/>
+          <w:sz w:val="18"/>
+          <w:szCs w:val="18"/>
+          <w:lang w:val="fr-FR"/>
+        </w:rPr>
+      </w:pPr>
       <w:r>
         <w:rPr>
           <w:rFonts w:ascii="Menlo" w:hAnsi="Menlo" w:cs="Menlo"/>
@@ -5509,10 +4220,23 @@
           <w:color w:val="E4E4E4"/>
           <w:sz w:val="18"/>
           <w:szCs w:val="18"/>
-        </w:rPr>
-        <w:t xml:space="preserve"> </w:t>
-      </w:r>
-      <w:proofErr w:type="spellStart"/>
+          <w:lang w:val="fr-FR"/>
+        </w:rPr>
+        <w:t># Pour se reconnecter : screen -r sync_cvs</w:t>
+      </w:r>
+    </w:p>
+    <w:p>
+      <w:pPr>
+        <w:shd w:val="clear" w:color="auto" w:fill="181818"/>
+        <w:spacing w:line="270" w:lineRule="atLeast"/>
+        <w:rPr>
+          <w:rFonts w:ascii="Menlo" w:hAnsi="Menlo" w:cs="Menlo"/>
+          <w:color w:val="E4E4E4"/>
+          <w:sz w:val="18"/>
+          <w:szCs w:val="18"/>
+          <w:lang w:val="fr-FR"/>
+        </w:rPr>
+      </w:pPr>
       <w:r>
         <w:rPr>
           <w:rFonts w:ascii="Menlo" w:hAnsi="Menlo" w:cs="Menlo"/>
@@ -5521,45 +4245,32 @@
           <w:color w:val="E4E4E4"/>
           <w:sz w:val="18"/>
           <w:szCs w:val="18"/>
-        </w:rPr>
-        <w:t>ou</w:t>
-      </w:r>
-      <w:proofErr w:type="spellEnd"/>
-      <w:r>
-        <w:rPr>
-          <w:rFonts w:ascii="Menlo" w:hAnsi="Menlo" w:cs="Menlo"/>
-          <w:i/>
-          <w:iCs/>
-          <w:color w:val="E4E4E4"/>
-          <w:sz w:val="18"/>
-          <w:szCs w:val="18"/>
-        </w:rPr>
-        <w:t xml:space="preserve"> </w:t>
-      </w:r>
-      <w:proofErr w:type="spellStart"/>
-      <w:r>
-        <w:rPr>
-          <w:rFonts w:ascii="Menlo" w:hAnsi="Menlo" w:cs="Menlo"/>
-          <w:i/>
-          <w:iCs/>
-          <w:color w:val="E4E4E4"/>
-          <w:sz w:val="18"/>
-          <w:szCs w:val="18"/>
-        </w:rPr>
-        <w:t>sudo</w:t>
-      </w:r>
-      <w:proofErr w:type="spellEnd"/>
-      <w:r>
-        <w:rPr>
-          <w:rFonts w:ascii="Menlo" w:hAnsi="Menlo" w:cs="Menlo"/>
-          <w:i/>
-          <w:iCs/>
-          <w:color w:val="E4E4E4"/>
-          <w:sz w:val="18"/>
-          <w:szCs w:val="18"/>
-        </w:rPr>
-        <w:t xml:space="preserve"> yum install screen</w:t>
-      </w:r>
+          <w:lang w:val="fr-FR"/>
+        </w:rPr>
+        <w:lastRenderedPageBreak/>
+        <w:t># Pour lister les sessions : screen -ls</w:t>
+      </w:r>
+    </w:p>
+    <w:p>
+      <w:pPr>
+        <w:rPr>
+          <w:lang w:val="fr-FR"/>
+        </w:rPr>
+      </w:pPr>
+    </w:p>
+    <w:p>
+      <w:pPr>
+        <w:rPr>
+          <w:lang w:val="fr-FR"/>
+        </w:rPr>
+      </w:pPr>
+    </w:p>
+    <w:p>
+      <w:pPr>
+        <w:rPr>
+          <w:lang w:val="fr-FR"/>
+        </w:rPr>
+      </w:pPr>
     </w:p>
     <w:p>
       <w:pPr>
@@ -5572,6 +4283,51 @@
           <w:szCs w:val="18"/>
         </w:rPr>
       </w:pPr>
+      <w:r>
+        <w:rPr>
+          <w:rFonts w:ascii="Menlo" w:hAnsi="Menlo" w:cs="Menlo"/>
+          <w:color w:val="EFB080"/>
+          <w:sz w:val="18"/>
+          <w:szCs w:val="18"/>
+        </w:rPr>
+        <w:t>screen</w:t>
+      </w:r>
+      <w:r>
+        <w:rPr>
+          <w:rFonts w:ascii="Menlo" w:hAnsi="Menlo" w:cs="Menlo"/>
+          <w:color w:val="E4E4E4"/>
+          <w:sz w:val="18"/>
+          <w:szCs w:val="18"/>
+        </w:rPr>
+        <w:t xml:space="preserve"> </w:t>
+      </w:r>
+      <w:r>
+        <w:rPr>
+          <w:rFonts w:ascii="Menlo" w:hAnsi="Menlo" w:cs="Menlo"/>
+          <w:color w:val="E394DC"/>
+          <w:sz w:val="18"/>
+          <w:szCs w:val="18"/>
+        </w:rPr>
+        <w:t>-S</w:t>
+      </w:r>
+      <w:r>
+        <w:rPr>
+          <w:rFonts w:ascii="Menlo" w:hAnsi="Menlo" w:cs="Menlo"/>
+          <w:color w:val="E4E4E4"/>
+          <w:sz w:val="18"/>
+          <w:szCs w:val="18"/>
+        </w:rPr>
+        <w:t xml:space="preserve"> </w:t>
+      </w:r>
+      <w:r>
+        <w:rPr>
+          <w:rFonts w:ascii="Menlo" w:hAnsi="Menlo" w:cs="Menlo"/>
+          <w:color w:val="E394DC"/>
+          <w:sz w:val="18"/>
+          <w:szCs w:val="18"/>
+        </w:rPr>
+        <w:t>sync_competences</w:t>
+      </w:r>
     </w:p>
     <w:p>
       <w:pPr>
@@ -5582,20 +4338,99 @@
           <w:color w:val="E4E4E4"/>
           <w:sz w:val="18"/>
           <w:szCs w:val="18"/>
-          <w:lang w:val="fr-FR"/>
-        </w:rPr>
-      </w:pPr>
-      <w:r>
-        <w:rPr>
-          <w:rFonts w:ascii="Menlo" w:hAnsi="Menlo" w:cs="Menlo"/>
-          <w:i/>
-          <w:iCs/>
-          <w:color w:val="E4E4E4"/>
-          <w:sz w:val="18"/>
-          <w:szCs w:val="18"/>
-          <w:lang w:val="fr-FR"/>
-        </w:rPr>
-        <w:t># Créer une session screen</w:t>
+        </w:rPr>
+      </w:pPr>
+      <w:r>
+        <w:rPr>
+          <w:rFonts w:ascii="Menlo" w:hAnsi="Menlo" w:cs="Menlo"/>
+          <w:color w:val="EFB080"/>
+          <w:sz w:val="18"/>
+          <w:szCs w:val="18"/>
+        </w:rPr>
+        <w:t>screen</w:t>
+      </w:r>
+      <w:r>
+        <w:rPr>
+          <w:rFonts w:ascii="Menlo" w:hAnsi="Menlo" w:cs="Menlo"/>
+          <w:color w:val="E4E4E4"/>
+          <w:sz w:val="18"/>
+          <w:szCs w:val="18"/>
+        </w:rPr>
+        <w:t xml:space="preserve"> </w:t>
+      </w:r>
+      <w:r>
+        <w:rPr>
+          <w:rFonts w:ascii="Menlo" w:hAnsi="Menlo" w:cs="Menlo"/>
+          <w:color w:val="E394DC"/>
+          <w:sz w:val="18"/>
+          <w:szCs w:val="18"/>
+        </w:rPr>
+        <w:t>-r</w:t>
+      </w:r>
+      <w:r>
+        <w:rPr>
+          <w:rFonts w:ascii="Menlo" w:hAnsi="Menlo" w:cs="Menlo"/>
+          <w:color w:val="E4E4E4"/>
+          <w:sz w:val="18"/>
+          <w:szCs w:val="18"/>
+        </w:rPr>
+        <w:t xml:space="preserve"> </w:t>
+      </w:r>
+      <w:r>
+        <w:rPr>
+          <w:rFonts w:ascii="Menlo" w:hAnsi="Menlo" w:cs="Menlo"/>
+          <w:color w:val="E394DC"/>
+          <w:sz w:val="18"/>
+          <w:szCs w:val="18"/>
+        </w:rPr>
+        <w:t>sync_competences</w:t>
+      </w:r>
+    </w:p>
+    <w:p/>
+    <w:p>
+      <w:pPr>
+        <w:rPr>
+          <w:lang w:val="fr-FR"/>
+        </w:rPr>
+      </w:pPr>
+      <w:r>
+        <w:rPr>
+          <w:lang w:val="fr-FR"/>
+        </w:rPr>
+        <w:t>455693.clean_CV</w:t>
+      </w:r>
+    </w:p>
+    <w:p>
+      <w:pPr>
+        <w:rPr>
+          <w:lang w:val="fr-FR"/>
+        </w:rPr>
+      </w:pPr>
+    </w:p>
+    <w:p>
+      <w:pPr>
+        <w:rPr>
+          <w:lang w:val="fr-FR"/>
+        </w:rPr>
+      </w:pPr>
+    </w:p>
+    <w:p>
+      <w:pPr>
+        <w:rPr>
+          <w:lang w:val="fr-FR"/>
+        </w:rPr>
+      </w:pPr>
+      <w:r>
+        <w:rPr>
+          <w:lang w:val="fr-FR"/>
+        </w:rPr>
+        <w:t xml:space="preserve">Changement de code </w:t>
+      </w:r>
+      <w:r>
+        <w:rPr>
+          <w:lang w:val="fr-FR"/>
+        </w:rPr>
+        <w:br/>
       </w:r>
     </w:p>
     <w:p>
@@ -5607,63 +4442,53 @@
           <w:color w:val="E4E4E4"/>
           <w:sz w:val="18"/>
           <w:szCs w:val="18"/>
-          <w:lang w:val="fr-FR"/>
-        </w:rPr>
-      </w:pPr>
-      <w:proofErr w:type="gramStart"/>
+        </w:rPr>
+      </w:pPr>
       <w:r>
         <w:rPr>
           <w:rFonts w:ascii="Menlo" w:hAnsi="Menlo" w:cs="Menlo"/>
           <w:color w:val="EFB080"/>
           <w:sz w:val="18"/>
           <w:szCs w:val="18"/>
-          <w:lang w:val="fr-FR"/>
-        </w:rPr>
-        <w:t>screen</w:t>
-      </w:r>
-      <w:proofErr w:type="gramEnd"/>
-      <w:r>
-        <w:rPr>
-          <w:rFonts w:ascii="Menlo" w:hAnsi="Menlo" w:cs="Menlo"/>
-          <w:color w:val="E4E4E4"/>
-          <w:sz w:val="18"/>
-          <w:szCs w:val="18"/>
-          <w:lang w:val="fr-FR"/>
-        </w:rPr>
-        <w:t xml:space="preserve"> </w:t>
-      </w:r>
-      <w:r>
-        <w:rPr>
-          <w:rFonts w:ascii="Menlo" w:hAnsi="Menlo" w:cs="Menlo"/>
-          <w:color w:val="E394DC"/>
-          <w:sz w:val="18"/>
-          <w:szCs w:val="18"/>
-          <w:lang w:val="fr-FR"/>
-        </w:rPr>
-        <w:t>-S</w:t>
-      </w:r>
-      <w:r>
-        <w:rPr>
-          <w:rFonts w:ascii="Menlo" w:hAnsi="Menlo" w:cs="Menlo"/>
-          <w:color w:val="E4E4E4"/>
-          <w:sz w:val="18"/>
-          <w:szCs w:val="18"/>
-          <w:lang w:val="fr-FR"/>
-        </w:rPr>
-        <w:t xml:space="preserve"> </w:t>
-      </w:r>
-      <w:proofErr w:type="spellStart"/>
-      <w:r>
-        <w:rPr>
-          <w:rFonts w:ascii="Menlo" w:hAnsi="Menlo" w:cs="Menlo"/>
-          <w:color w:val="E394DC"/>
-          <w:sz w:val="18"/>
-          <w:szCs w:val="18"/>
-          <w:lang w:val="fr-FR"/>
-        </w:rPr>
-        <w:t>sync_cvs</w:t>
-      </w:r>
-      <w:proofErr w:type="spellEnd"/>
+        </w:rPr>
+        <w:t>python3</w:t>
+      </w:r>
+      <w:r>
+        <w:rPr>
+          <w:rFonts w:ascii="Menlo" w:hAnsi="Menlo" w:cs="Menlo"/>
+          <w:color w:val="E4E4E4"/>
+          <w:sz w:val="18"/>
+          <w:szCs w:val="18"/>
+        </w:rPr>
+        <w:t xml:space="preserve"> </w:t>
+      </w:r>
+      <w:r>
+        <w:rPr>
+          <w:rFonts w:ascii="Menlo" w:hAnsi="Menlo" w:cs="Menlo"/>
+          <w:color w:val="E394DC"/>
+          <w:sz w:val="18"/>
+          <w:szCs w:val="18"/>
+        </w:rPr>
+        <w:t>scripts/deployment/update_vsa_reader_service_credentials.py</w:t>
+      </w:r>
+      <w:r>
+        <w:rPr>
+          <w:rFonts w:ascii="Menlo" w:hAnsi="Menlo" w:cs="Menlo"/>
+          <w:color w:val="E4E4E4"/>
+          <w:sz w:val="18"/>
+          <w:szCs w:val="18"/>
+        </w:rPr>
+        <w:t xml:space="preserve"> </w:t>
+      </w:r>
+      <w:r>
+        <w:rPr>
+          <w:rFonts w:ascii="Menlo" w:hAnsi="Menlo" w:cs="Menlo"/>
+          <w:color w:val="E394DC"/>
+          <w:sz w:val="18"/>
+          <w:szCs w:val="18"/>
+        </w:rPr>
+        <w:t>elitys</w:t>
+      </w:r>
     </w:p>
     <w:p>
       <w:pPr>
@@ -5674,9 +4499,71 @@
           <w:color w:val="E4E4E4"/>
           <w:sz w:val="18"/>
           <w:szCs w:val="18"/>
-          <w:lang w:val="fr-FR"/>
-        </w:rPr>
-      </w:pPr>
+        </w:rPr>
+      </w:pPr>
+      <w:r>
+        <w:rPr>
+          <w:rFonts w:ascii="Menlo" w:hAnsi="Menlo" w:cs="Menlo"/>
+          <w:color w:val="EFB080"/>
+          <w:sz w:val="18"/>
+          <w:szCs w:val="18"/>
+        </w:rPr>
+        <w:t>sudo</w:t>
+      </w:r>
+      <w:r>
+        <w:rPr>
+          <w:rFonts w:ascii="Menlo" w:hAnsi="Menlo" w:cs="Menlo"/>
+          <w:color w:val="E4E4E4"/>
+          <w:sz w:val="18"/>
+          <w:szCs w:val="18"/>
+        </w:rPr>
+        <w:t xml:space="preserve"> </w:t>
+      </w:r>
+      <w:r>
+        <w:rPr>
+          <w:rFonts w:ascii="Menlo" w:hAnsi="Menlo" w:cs="Menlo"/>
+          <w:color w:val="E394DC"/>
+          <w:sz w:val="18"/>
+          <w:szCs w:val="18"/>
+        </w:rPr>
+        <w:t>cp</w:t>
+      </w:r>
+      <w:r>
+        <w:rPr>
+          <w:rFonts w:ascii="Menlo" w:hAnsi="Menlo" w:cs="Menlo"/>
+          <w:color w:val="E4E4E4"/>
+          <w:sz w:val="18"/>
+          <w:szCs w:val="18"/>
+        </w:rPr>
+        <w:t xml:space="preserve"> </w:t>
+      </w:r>
+      <w:r>
+        <w:rPr>
+          <w:rFonts w:ascii="Menlo" w:hAnsi="Menlo" w:cs="Menlo"/>
+          <w:color w:val="E394DC"/>
+          <w:sz w:val="18"/>
+          <w:szCs w:val="18"/>
+        </w:rPr>
+        <w:t>/tmp/vsa_reader.service</w:t>
+      </w:r>
+      <w:r>
+        <w:rPr>
+          <w:rFonts w:ascii="Menlo" w:hAnsi="Menlo" w:cs="Menlo"/>
+          <w:color w:val="E4E4E4"/>
+          <w:sz w:val="18"/>
+          <w:szCs w:val="18"/>
+        </w:rPr>
+        <w:t xml:space="preserve"> </w:t>
+      </w:r>
+      <w:r>
+        <w:rPr>
+          <w:rFonts w:ascii="Menlo" w:hAnsi="Menlo" w:cs="Menlo"/>
+          <w:color w:val="E394DC"/>
+          <w:sz w:val="18"/>
+          <w:szCs w:val="18"/>
+        </w:rPr>
+        <w:t>/etc/systemd/system/vsa_reader.service</w:t>
+      </w:r>
     </w:p>
     <w:p>
       <w:pPr>
@@ -5687,20 +4574,52 @@
           <w:color w:val="E4E4E4"/>
           <w:sz w:val="18"/>
           <w:szCs w:val="18"/>
-          <w:lang w:val="fr-FR"/>
-        </w:rPr>
-      </w:pPr>
-      <w:r>
-        <w:rPr>
-          <w:rFonts w:ascii="Menlo" w:hAnsi="Menlo" w:cs="Menlo"/>
-          <w:i/>
-          <w:iCs/>
-          <w:color w:val="E4E4E4"/>
-          <w:sz w:val="18"/>
-          <w:szCs w:val="18"/>
-          <w:lang w:val="fr-FR"/>
-        </w:rPr>
-        <w:t># Dans la session screen, lancer le script</w:t>
+        </w:rPr>
+      </w:pPr>
+      <w:r>
+        <w:rPr>
+          <w:rFonts w:ascii="Menlo" w:hAnsi="Menlo" w:cs="Menlo"/>
+          <w:color w:val="EFB080"/>
+          <w:sz w:val="18"/>
+          <w:szCs w:val="18"/>
+        </w:rPr>
+        <w:t>sudo</w:t>
+      </w:r>
+      <w:r>
+        <w:rPr>
+          <w:rFonts w:ascii="Menlo" w:hAnsi="Menlo" w:cs="Menlo"/>
+          <w:color w:val="E4E4E4"/>
+          <w:sz w:val="18"/>
+          <w:szCs w:val="18"/>
+        </w:rPr>
+        <w:t xml:space="preserve"> </w:t>
+      </w:r>
+      <w:r>
+        <w:rPr>
+          <w:rFonts w:ascii="Menlo" w:hAnsi="Menlo" w:cs="Menlo"/>
+          <w:color w:val="E394DC"/>
+          <w:sz w:val="18"/>
+          <w:szCs w:val="18"/>
+        </w:rPr>
+        <w:t>systemctl</w:t>
+      </w:r>
+      <w:r>
+        <w:rPr>
+          <w:rFonts w:ascii="Menlo" w:hAnsi="Menlo" w:cs="Menlo"/>
+          <w:color w:val="E4E4E4"/>
+          <w:sz w:val="18"/>
+          <w:szCs w:val="18"/>
+        </w:rPr>
+        <w:t xml:space="preserve"> </w:t>
+      </w:r>
+      <w:r>
+        <w:rPr>
+          <w:rFonts w:ascii="Menlo" w:hAnsi="Menlo" w:cs="Menlo"/>
+          <w:color w:val="E394DC"/>
+          <w:sz w:val="18"/>
+          <w:szCs w:val="18"/>
+        </w:rPr>
+        <w:t>daemon-reload</w:t>
       </w:r>
     </w:p>
     <w:p>
@@ -5712,85 +4631,100 @@
           <w:color w:val="E4E4E4"/>
           <w:sz w:val="18"/>
           <w:szCs w:val="18"/>
-          <w:lang w:val="fr-FR"/>
-        </w:rPr>
-      </w:pPr>
-      <w:proofErr w:type="gramStart"/>
+        </w:rPr>
+      </w:pPr>
       <w:r>
         <w:rPr>
           <w:rFonts w:ascii="Menlo" w:hAnsi="Menlo" w:cs="Menlo"/>
           <w:color w:val="EFB080"/>
           <w:sz w:val="18"/>
           <w:szCs w:val="18"/>
-          <w:lang w:val="fr-FR"/>
-        </w:rPr>
-        <w:t>cd</w:t>
-      </w:r>
-      <w:proofErr w:type="gramEnd"/>
-      <w:r>
-        <w:rPr>
-          <w:rFonts w:ascii="Menlo" w:hAnsi="Menlo" w:cs="Menlo"/>
-          <w:color w:val="E4E4E4"/>
-          <w:sz w:val="18"/>
-          <w:szCs w:val="18"/>
-          <w:lang w:val="fr-FR"/>
-        </w:rPr>
-        <w:t xml:space="preserve"> </w:t>
-      </w:r>
-      <w:r>
-        <w:rPr>
-          <w:rFonts w:ascii="Menlo" w:hAnsi="Menlo" w:cs="Menlo"/>
-          <w:color w:val="E394DC"/>
-          <w:sz w:val="18"/>
-          <w:szCs w:val="18"/>
-          <w:lang w:val="fr-FR"/>
-        </w:rPr>
-        <w:t>/var/www/</w:t>
-      </w:r>
-      <w:proofErr w:type="spellStart"/>
-      <w:r>
-        <w:rPr>
-          <w:rFonts w:ascii="Menlo" w:hAnsi="Menlo" w:cs="Menlo"/>
-          <w:color w:val="E394DC"/>
-          <w:sz w:val="18"/>
-          <w:szCs w:val="18"/>
-          <w:lang w:val="fr-FR"/>
-        </w:rPr>
-        <w:t>iami</w:t>
-      </w:r>
-      <w:proofErr w:type="spellEnd"/>
-      <w:r>
-        <w:rPr>
-          <w:rFonts w:ascii="Menlo" w:hAnsi="Menlo" w:cs="Menlo"/>
-          <w:color w:val="E394DC"/>
-          <w:sz w:val="18"/>
-          <w:szCs w:val="18"/>
-          <w:lang w:val="fr-FR"/>
-        </w:rPr>
-        <w:t>-</w:t>
-      </w:r>
-      <w:proofErr w:type="spellStart"/>
-      <w:r>
-        <w:rPr>
-          <w:rFonts w:ascii="Menlo" w:hAnsi="Menlo" w:cs="Menlo"/>
-          <w:color w:val="E394DC"/>
-          <w:sz w:val="18"/>
-          <w:szCs w:val="18"/>
-          <w:lang w:val="fr-FR"/>
-        </w:rPr>
-        <w:t>private</w:t>
-      </w:r>
-      <w:proofErr w:type="spellEnd"/>
-      <w:r>
-        <w:rPr>
-          <w:rFonts w:ascii="Menlo" w:hAnsi="Menlo" w:cs="Menlo"/>
-          <w:color w:val="E394DC"/>
-          <w:sz w:val="18"/>
-          <w:szCs w:val="18"/>
-          <w:lang w:val="fr-FR"/>
-        </w:rPr>
-        <w:t>-platform</w:t>
-      </w:r>
+        </w:rPr>
+        <w:t>sudo</w:t>
+      </w:r>
+      <w:r>
+        <w:rPr>
+          <w:rFonts w:ascii="Menlo" w:hAnsi="Menlo" w:cs="Menlo"/>
+          <w:color w:val="E4E4E4"/>
+          <w:sz w:val="18"/>
+          <w:szCs w:val="18"/>
+        </w:rPr>
+        <w:t xml:space="preserve"> </w:t>
+      </w:r>
+      <w:r>
+        <w:rPr>
+          <w:rFonts w:ascii="Menlo" w:hAnsi="Menlo" w:cs="Menlo"/>
+          <w:color w:val="E394DC"/>
+          <w:sz w:val="18"/>
+          <w:szCs w:val="18"/>
+        </w:rPr>
+        <w:t>systemctl</w:t>
+      </w:r>
+      <w:r>
+        <w:rPr>
+          <w:rFonts w:ascii="Menlo" w:hAnsi="Menlo" w:cs="Menlo"/>
+          <w:color w:val="E4E4E4"/>
+          <w:sz w:val="18"/>
+          <w:szCs w:val="18"/>
+        </w:rPr>
+        <w:t xml:space="preserve"> </w:t>
+      </w:r>
+      <w:r>
+        <w:rPr>
+          <w:rFonts w:ascii="Menlo" w:hAnsi="Menlo" w:cs="Menlo"/>
+          <w:color w:val="E394DC"/>
+          <w:sz w:val="18"/>
+          <w:szCs w:val="18"/>
+        </w:rPr>
+        <w:t>restart</w:t>
+      </w:r>
+      <w:r>
+        <w:rPr>
+          <w:rFonts w:ascii="Menlo" w:hAnsi="Menlo" w:cs="Menlo"/>
+          <w:color w:val="E4E4E4"/>
+          <w:sz w:val="18"/>
+          <w:szCs w:val="18"/>
+        </w:rPr>
+        <w:t xml:space="preserve"> </w:t>
+      </w:r>
+      <w:r>
+        <w:rPr>
+          <w:rFonts w:ascii="Menlo" w:hAnsi="Menlo" w:cs="Menlo"/>
+          <w:color w:val="E394DC"/>
+          <w:sz w:val="18"/>
+          <w:szCs w:val="18"/>
+        </w:rPr>
+        <w:t>vsa_reader</w:t>
+      </w:r>
+    </w:p>
+    <w:p/>
+    <w:p/>
+    <w:p>
+      <w:pPr>
+        <w:rPr>
+          <w:lang w:val="fr-FR"/>
+        </w:rPr>
+      </w:pPr>
+      <w:r>
+        <w:rPr>
+          <w:lang w:val="fr-FR"/>
+        </w:rPr>
+        <w:t>Regarder les logs</w:t>
+      </w:r>
+    </w:p>
+    <w:p>
+      <w:pPr>
+        <w:rPr>
+          <w:lang w:val="fr-FR"/>
+        </w:rPr>
+      </w:pPr>
+    </w:p>
+    <w:p>
+      <w:pPr>
+        <w:rPr>
+          <w:lang w:val="fr-FR"/>
+        </w:rPr>
+      </w:pPr>
     </w:p>
     <w:p>
       <w:pPr>
@@ -5801,943 +4735,26 @@
           <w:color w:val="E4E4E4"/>
           <w:sz w:val="18"/>
           <w:szCs w:val="18"/>
-          <w:lang w:val="fr-FR"/>
-        </w:rPr>
-      </w:pPr>
-      <w:proofErr w:type="gramStart"/>
+        </w:rPr>
+      </w:pPr>
       <w:r>
         <w:rPr>
           <w:rFonts w:ascii="Menlo" w:hAnsi="Menlo" w:cs="Menlo"/>
           <w:color w:val="EFB080"/>
           <w:sz w:val="18"/>
           <w:szCs w:val="18"/>
-          <w:lang w:val="fr-FR"/>
-        </w:rPr>
-        <w:t>source</w:t>
-      </w:r>
-      <w:proofErr w:type="gramEnd"/>
-      <w:r>
-        <w:rPr>
-          <w:rFonts w:ascii="Menlo" w:hAnsi="Menlo" w:cs="Menlo"/>
-          <w:color w:val="E4E4E4"/>
-          <w:sz w:val="18"/>
-          <w:szCs w:val="18"/>
-          <w:lang w:val="fr-FR"/>
-        </w:rPr>
-        <w:t xml:space="preserve"> </w:t>
-      </w:r>
-      <w:proofErr w:type="spellStart"/>
-      <w:r>
-        <w:rPr>
-          <w:rFonts w:ascii="Menlo" w:hAnsi="Menlo" w:cs="Menlo"/>
-          <w:color w:val="E394DC"/>
-          <w:sz w:val="18"/>
-          <w:szCs w:val="18"/>
-          <w:lang w:val="fr-FR"/>
-        </w:rPr>
-        <w:t>venv</w:t>
-      </w:r>
-      <w:proofErr w:type="spellEnd"/>
-      <w:r>
-        <w:rPr>
-          <w:rFonts w:ascii="Menlo" w:hAnsi="Menlo" w:cs="Menlo"/>
-          <w:color w:val="E394DC"/>
-          <w:sz w:val="18"/>
-          <w:szCs w:val="18"/>
-          <w:lang w:val="fr-FR"/>
-        </w:rPr>
-        <w:t>/bin/</w:t>
-      </w:r>
-      <w:proofErr w:type="spellStart"/>
-      <w:r>
-        <w:rPr>
-          <w:rFonts w:ascii="Menlo" w:hAnsi="Menlo" w:cs="Menlo"/>
-          <w:color w:val="E394DC"/>
-          <w:sz w:val="18"/>
-          <w:szCs w:val="18"/>
-          <w:lang w:val="fr-FR"/>
-        </w:rPr>
-        <w:t>activate</w:t>
-      </w:r>
-      <w:proofErr w:type="spellEnd"/>
-    </w:p>
-    <w:p>
-      <w:pPr>
-        <w:shd w:val="clear" w:color="auto" w:fill="181818"/>
-        <w:spacing w:line="270" w:lineRule="atLeast"/>
-        <w:rPr>
-          <w:rFonts w:ascii="Menlo" w:hAnsi="Menlo" w:cs="Menlo"/>
-          <w:color w:val="E4E4E4"/>
-          <w:sz w:val="18"/>
-          <w:szCs w:val="18"/>
-          <w:lang w:val="fr-FR"/>
-        </w:rPr>
-      </w:pPr>
-      <w:proofErr w:type="gramStart"/>
-      <w:r>
-        <w:rPr>
-          <w:rFonts w:ascii="Menlo" w:hAnsi="Menlo" w:cs="Menlo"/>
-          <w:color w:val="EFB080"/>
-          <w:sz w:val="18"/>
-          <w:szCs w:val="18"/>
-          <w:lang w:val="fr-FR"/>
-        </w:rPr>
-        <w:t>python</w:t>
-      </w:r>
-      <w:proofErr w:type="gramEnd"/>
-      <w:r>
-        <w:rPr>
-          <w:rFonts w:ascii="Menlo" w:hAnsi="Menlo" w:cs="Menlo"/>
-          <w:color w:val="EFB080"/>
-          <w:sz w:val="18"/>
-          <w:szCs w:val="18"/>
-          <w:lang w:val="fr-FR"/>
-        </w:rPr>
-        <w:t>3</w:t>
-      </w:r>
-      <w:r>
-        <w:rPr>
-          <w:rFonts w:ascii="Menlo" w:hAnsi="Menlo" w:cs="Menlo"/>
-          <w:color w:val="E4E4E4"/>
-          <w:sz w:val="18"/>
-          <w:szCs w:val="18"/>
-          <w:lang w:val="fr-FR"/>
-        </w:rPr>
-        <w:t xml:space="preserve"> </w:t>
-      </w:r>
-      <w:r>
-        <w:rPr>
-          <w:rFonts w:ascii="Menlo" w:hAnsi="Menlo" w:cs="Menlo"/>
-          <w:color w:val="E394DC"/>
-          <w:sz w:val="18"/>
-          <w:szCs w:val="18"/>
-          <w:lang w:val="fr-FR"/>
-        </w:rPr>
-        <w:t>scripts/migration/sync_from_vsa.py</w:t>
-      </w:r>
-      <w:r>
-        <w:rPr>
-          <w:rFonts w:ascii="Menlo" w:hAnsi="Menlo" w:cs="Menlo"/>
-          <w:color w:val="E4E4E4"/>
-          <w:sz w:val="18"/>
-          <w:szCs w:val="18"/>
-          <w:lang w:val="fr-FR"/>
-        </w:rPr>
-        <w:t xml:space="preserve"> </w:t>
-      </w:r>
-      <w:r>
-        <w:rPr>
-          <w:rFonts w:ascii="Menlo" w:hAnsi="Menlo" w:cs="Menlo"/>
-          <w:color w:val="E394DC"/>
-          <w:sz w:val="18"/>
-          <w:szCs w:val="18"/>
-          <w:lang w:val="fr-FR"/>
-        </w:rPr>
-        <w:t>--client-</w:t>
-      </w:r>
-      <w:proofErr w:type="spellStart"/>
-      <w:r>
-        <w:rPr>
-          <w:rFonts w:ascii="Menlo" w:hAnsi="Menlo" w:cs="Menlo"/>
-          <w:color w:val="E394DC"/>
-          <w:sz w:val="18"/>
-          <w:szCs w:val="18"/>
-          <w:lang w:val="fr-FR"/>
-        </w:rPr>
-        <w:t>subdomain</w:t>
-      </w:r>
-      <w:proofErr w:type="spellEnd"/>
-      <w:r>
-        <w:rPr>
-          <w:rFonts w:ascii="Menlo" w:hAnsi="Menlo" w:cs="Menlo"/>
-          <w:color w:val="E4E4E4"/>
-          <w:sz w:val="18"/>
-          <w:szCs w:val="18"/>
-          <w:lang w:val="fr-FR"/>
-        </w:rPr>
-        <w:t xml:space="preserve"> </w:t>
-      </w:r>
-      <w:proofErr w:type="spellStart"/>
-      <w:r>
-        <w:rPr>
-          <w:rFonts w:ascii="Menlo" w:hAnsi="Menlo" w:cs="Menlo"/>
-          <w:color w:val="E394DC"/>
-          <w:sz w:val="18"/>
-          <w:szCs w:val="18"/>
-          <w:lang w:val="fr-FR"/>
-        </w:rPr>
-        <w:t>elitys</w:t>
-      </w:r>
-      <w:proofErr w:type="spellEnd"/>
-      <w:r>
-        <w:rPr>
-          <w:rFonts w:ascii="Menlo" w:hAnsi="Menlo" w:cs="Menlo"/>
-          <w:color w:val="E4E4E4"/>
-          <w:sz w:val="18"/>
-          <w:szCs w:val="18"/>
-          <w:lang w:val="fr-FR"/>
-        </w:rPr>
-        <w:t xml:space="preserve"> </w:t>
-      </w:r>
-      <w:r>
-        <w:rPr>
-          <w:rFonts w:ascii="Menlo" w:hAnsi="Menlo" w:cs="Menlo"/>
-          <w:color w:val="E394DC"/>
-          <w:sz w:val="18"/>
-          <w:szCs w:val="18"/>
-          <w:lang w:val="fr-FR"/>
-        </w:rPr>
-        <w:t>--</w:t>
-      </w:r>
-      <w:proofErr w:type="spellStart"/>
-      <w:r>
-        <w:rPr>
-          <w:rFonts w:ascii="Menlo" w:hAnsi="Menlo" w:cs="Menlo"/>
-          <w:color w:val="E394DC"/>
-          <w:sz w:val="18"/>
-          <w:szCs w:val="18"/>
-          <w:lang w:val="fr-FR"/>
-        </w:rPr>
-        <w:t>sync-cvs</w:t>
-      </w:r>
-      <w:proofErr w:type="spellEnd"/>
-    </w:p>
-    <w:p>
-      <w:pPr>
-        <w:shd w:val="clear" w:color="auto" w:fill="181818"/>
-        <w:spacing w:line="270" w:lineRule="atLeast"/>
-        <w:rPr>
-          <w:rFonts w:ascii="Menlo" w:hAnsi="Menlo" w:cs="Menlo"/>
-          <w:color w:val="E4E4E4"/>
-          <w:sz w:val="18"/>
-          <w:szCs w:val="18"/>
-          <w:lang w:val="fr-FR"/>
-        </w:rPr>
-      </w:pPr>
-    </w:p>
-    <w:p>
-      <w:pPr>
-        <w:shd w:val="clear" w:color="auto" w:fill="181818"/>
-        <w:spacing w:line="270" w:lineRule="atLeast"/>
-        <w:rPr>
-          <w:rFonts w:ascii="Menlo" w:hAnsi="Menlo" w:cs="Menlo"/>
-          <w:color w:val="E4E4E4"/>
-          <w:sz w:val="18"/>
-          <w:szCs w:val="18"/>
-          <w:lang w:val="fr-FR"/>
-        </w:rPr>
-      </w:pPr>
-      <w:r>
-        <w:rPr>
-          <w:rFonts w:ascii="Menlo" w:hAnsi="Menlo" w:cs="Menlo"/>
-          <w:i/>
-          <w:iCs/>
-          <w:color w:val="E4E4E4"/>
-          <w:sz w:val="18"/>
-          <w:szCs w:val="18"/>
-          <w:lang w:val="fr-FR"/>
-        </w:rPr>
-        <w:t xml:space="preserve"># Détacher de la session : </w:t>
-      </w:r>
-      <w:proofErr w:type="spellStart"/>
-      <w:r>
-        <w:rPr>
-          <w:rFonts w:ascii="Menlo" w:hAnsi="Menlo" w:cs="Menlo"/>
-          <w:i/>
-          <w:iCs/>
-          <w:color w:val="E4E4E4"/>
-          <w:sz w:val="18"/>
-          <w:szCs w:val="18"/>
-          <w:lang w:val="fr-FR"/>
-        </w:rPr>
-        <w:t>Ctrl+A</w:t>
-      </w:r>
-      <w:proofErr w:type="spellEnd"/>
-      <w:r>
-        <w:rPr>
-          <w:rFonts w:ascii="Menlo" w:hAnsi="Menlo" w:cs="Menlo"/>
-          <w:i/>
-          <w:iCs/>
-          <w:color w:val="E4E4E4"/>
-          <w:sz w:val="18"/>
-          <w:szCs w:val="18"/>
-          <w:lang w:val="fr-FR"/>
-        </w:rPr>
-        <w:t xml:space="preserve"> puis D</w:t>
-      </w:r>
-    </w:p>
-    <w:p>
-      <w:pPr>
-        <w:shd w:val="clear" w:color="auto" w:fill="181818"/>
-        <w:spacing w:line="270" w:lineRule="atLeast"/>
-        <w:rPr>
-          <w:rFonts w:ascii="Menlo" w:hAnsi="Menlo" w:cs="Menlo"/>
-          <w:color w:val="E4E4E4"/>
-          <w:sz w:val="18"/>
-          <w:szCs w:val="18"/>
-          <w:lang w:val="fr-FR"/>
-        </w:rPr>
-      </w:pPr>
-      <w:r>
-        <w:rPr>
-          <w:rFonts w:ascii="Menlo" w:hAnsi="Menlo" w:cs="Menlo"/>
-          <w:i/>
-          <w:iCs/>
-          <w:color w:val="E4E4E4"/>
-          <w:sz w:val="18"/>
-          <w:szCs w:val="18"/>
-          <w:lang w:val="fr-FR"/>
-        </w:rPr>
-        <w:t xml:space="preserve"># Pour se reconnecter : screen -r </w:t>
-      </w:r>
-      <w:proofErr w:type="spellStart"/>
-      <w:r>
-        <w:rPr>
-          <w:rFonts w:ascii="Menlo" w:hAnsi="Menlo" w:cs="Menlo"/>
-          <w:i/>
-          <w:iCs/>
-          <w:color w:val="E4E4E4"/>
-          <w:sz w:val="18"/>
-          <w:szCs w:val="18"/>
-          <w:lang w:val="fr-FR"/>
-        </w:rPr>
-        <w:t>sync_cvs</w:t>
-      </w:r>
-      <w:proofErr w:type="spellEnd"/>
-    </w:p>
-    <w:p>
-      <w:pPr>
-        <w:shd w:val="clear" w:color="auto" w:fill="181818"/>
-        <w:spacing w:line="270" w:lineRule="atLeast"/>
-        <w:rPr>
-          <w:rFonts w:ascii="Menlo" w:hAnsi="Menlo" w:cs="Menlo"/>
-          <w:color w:val="E4E4E4"/>
-          <w:sz w:val="18"/>
-          <w:szCs w:val="18"/>
-          <w:lang w:val="fr-FR"/>
-        </w:rPr>
-      </w:pPr>
-      <w:r>
-        <w:rPr>
-          <w:rFonts w:ascii="Menlo" w:hAnsi="Menlo" w:cs="Menlo"/>
-          <w:i/>
-          <w:iCs/>
-          <w:color w:val="E4E4E4"/>
-          <w:sz w:val="18"/>
-          <w:szCs w:val="18"/>
-          <w:lang w:val="fr-FR"/>
-        </w:rPr>
-        <w:lastRenderedPageBreak/>
-        <w:t># Pour lister les sessions : screen -ls</w:t>
-      </w:r>
-    </w:p>
-    <w:p>
-      <w:pPr>
-        <w:rPr>
-          <w:lang w:val="fr-FR"/>
-        </w:rPr>
-      </w:pPr>
-    </w:p>
-    <w:p>
-      <w:pPr>
-        <w:rPr>
-          <w:lang w:val="fr-FR"/>
-        </w:rPr>
-      </w:pPr>
-    </w:p>
-    <w:p>
-      <w:pPr>
-        <w:rPr>
-          <w:lang w:val="fr-FR"/>
-        </w:rPr>
-      </w:pPr>
-    </w:p>
-    <w:p>
-      <w:pPr>
-        <w:shd w:val="clear" w:color="auto" w:fill="181818"/>
-        <w:spacing w:line="270" w:lineRule="atLeast"/>
-        <w:rPr>
-          <w:rFonts w:ascii="Menlo" w:hAnsi="Menlo" w:cs="Menlo"/>
-          <w:color w:val="E4E4E4"/>
-          <w:sz w:val="18"/>
-          <w:szCs w:val="18"/>
-        </w:rPr>
-      </w:pPr>
-      <w:r>
-        <w:rPr>
-          <w:rFonts w:ascii="Menlo" w:hAnsi="Menlo" w:cs="Menlo"/>
-          <w:color w:val="EFB080"/>
-          <w:sz w:val="18"/>
-          <w:szCs w:val="18"/>
-        </w:rPr>
-        <w:t>screen</w:t>
-      </w:r>
-      <w:r>
-        <w:rPr>
-          <w:rFonts w:ascii="Menlo" w:hAnsi="Menlo" w:cs="Menlo"/>
-          <w:color w:val="E4E4E4"/>
-          <w:sz w:val="18"/>
-          <w:szCs w:val="18"/>
-        </w:rPr>
-        <w:t xml:space="preserve"> </w:t>
-      </w:r>
-      <w:r>
-        <w:rPr>
-          <w:rFonts w:ascii="Menlo" w:hAnsi="Menlo" w:cs="Menlo"/>
-          <w:color w:val="E394DC"/>
-          <w:sz w:val="18"/>
-          <w:szCs w:val="18"/>
-        </w:rPr>
-        <w:t>-S</w:t>
-      </w:r>
-      <w:r>
-        <w:rPr>
-          <w:rFonts w:ascii="Menlo" w:hAnsi="Menlo" w:cs="Menlo"/>
-          <w:color w:val="E4E4E4"/>
-          <w:sz w:val="18"/>
-          <w:szCs w:val="18"/>
-        </w:rPr>
-        <w:t xml:space="preserve"> </w:t>
-      </w:r>
-      <w:proofErr w:type="spellStart"/>
-      <w:r>
-        <w:rPr>
-          <w:rFonts w:ascii="Menlo" w:hAnsi="Menlo" w:cs="Menlo"/>
-          <w:color w:val="E394DC"/>
-          <w:sz w:val="18"/>
-          <w:szCs w:val="18"/>
-        </w:rPr>
-        <w:t>sync_competences</w:t>
-      </w:r>
-      <w:proofErr w:type="spellEnd"/>
-    </w:p>
-    <w:p>
-      <w:pPr>
-        <w:shd w:val="clear" w:color="auto" w:fill="181818"/>
-        <w:spacing w:line="270" w:lineRule="atLeast"/>
-        <w:rPr>
-          <w:rFonts w:ascii="Menlo" w:hAnsi="Menlo" w:cs="Menlo"/>
-          <w:color w:val="E4E4E4"/>
-          <w:sz w:val="18"/>
-          <w:szCs w:val="18"/>
-        </w:rPr>
-      </w:pPr>
-      <w:r>
-        <w:rPr>
-          <w:rFonts w:ascii="Menlo" w:hAnsi="Menlo" w:cs="Menlo"/>
-          <w:color w:val="EFB080"/>
-          <w:sz w:val="18"/>
-          <w:szCs w:val="18"/>
-        </w:rPr>
-        <w:t>screen</w:t>
-      </w:r>
-      <w:r>
-        <w:rPr>
-          <w:rFonts w:ascii="Menlo" w:hAnsi="Menlo" w:cs="Menlo"/>
-          <w:color w:val="E4E4E4"/>
-          <w:sz w:val="18"/>
-          <w:szCs w:val="18"/>
-        </w:rPr>
-        <w:t xml:space="preserve"> </w:t>
-      </w:r>
-      <w:r>
-        <w:rPr>
-          <w:rFonts w:ascii="Menlo" w:hAnsi="Menlo" w:cs="Menlo"/>
-          <w:color w:val="E394DC"/>
-          <w:sz w:val="18"/>
-          <w:szCs w:val="18"/>
-        </w:rPr>
-        <w:t>-r</w:t>
-      </w:r>
-      <w:r>
-        <w:rPr>
-          <w:rFonts w:ascii="Menlo" w:hAnsi="Menlo" w:cs="Menlo"/>
-          <w:color w:val="E4E4E4"/>
-          <w:sz w:val="18"/>
-          <w:szCs w:val="18"/>
-        </w:rPr>
-        <w:t xml:space="preserve"> </w:t>
-      </w:r>
-      <w:proofErr w:type="spellStart"/>
-      <w:r>
-        <w:rPr>
-          <w:rFonts w:ascii="Menlo" w:hAnsi="Menlo" w:cs="Menlo"/>
-          <w:color w:val="E394DC"/>
-          <w:sz w:val="18"/>
-          <w:szCs w:val="18"/>
-        </w:rPr>
-        <w:t>sync_competences</w:t>
-      </w:r>
-      <w:proofErr w:type="spellEnd"/>
-    </w:p>
-    <w:p/>
-    <w:p>
-      <w:pPr>
-        <w:rPr>
-          <w:lang w:val="fr-FR"/>
-        </w:rPr>
-      </w:pPr>
-      <w:r>
-        <w:rPr>
-          <w:lang w:val="fr-FR"/>
-        </w:rPr>
-        <w:t>455693.clean_CV</w:t>
-      </w:r>
-    </w:p>
-    <w:p>
-      <w:pPr>
-        <w:rPr>
-          <w:lang w:val="fr-FR"/>
-        </w:rPr>
-      </w:pPr>
-    </w:p>
-    <w:p>
-      <w:pPr>
-        <w:rPr>
-          <w:lang w:val="fr-FR"/>
-        </w:rPr>
-      </w:pPr>
-    </w:p>
-    <w:p>
-      <w:pPr>
-        <w:rPr>
-          <w:lang w:val="fr-FR"/>
-        </w:rPr>
-      </w:pPr>
-      <w:r>
-        <w:rPr>
-          <w:lang w:val="fr-FR"/>
-        </w:rPr>
-        <w:t xml:space="preserve">Changement de code </w:t>
-      </w:r>
-      <w:r>
-        <w:rPr>
-          <w:lang w:val="fr-FR"/>
-        </w:rPr>
-        <w:br/>
-      </w:r>
-    </w:p>
-    <w:p>
-      <w:pPr>
-        <w:shd w:val="clear" w:color="auto" w:fill="181818"/>
-        <w:spacing w:line="270" w:lineRule="atLeast"/>
-        <w:rPr>
-          <w:rFonts w:ascii="Menlo" w:hAnsi="Menlo" w:cs="Menlo"/>
-          <w:color w:val="E4E4E4"/>
-          <w:sz w:val="18"/>
-          <w:szCs w:val="18"/>
-        </w:rPr>
-      </w:pPr>
-      <w:r>
-        <w:rPr>
-          <w:rFonts w:ascii="Menlo" w:hAnsi="Menlo" w:cs="Menlo"/>
-          <w:color w:val="EFB080"/>
-          <w:sz w:val="18"/>
-          <w:szCs w:val="18"/>
-        </w:rPr>
-        <w:t>python3</w:t>
-      </w:r>
-      <w:r>
-        <w:rPr>
-          <w:rFonts w:ascii="Menlo" w:hAnsi="Menlo" w:cs="Menlo"/>
-          <w:color w:val="E4E4E4"/>
-          <w:sz w:val="18"/>
-          <w:szCs w:val="18"/>
-        </w:rPr>
-        <w:t xml:space="preserve"> </w:t>
-      </w:r>
-      <w:r>
-        <w:rPr>
-          <w:rFonts w:ascii="Menlo" w:hAnsi="Menlo" w:cs="Menlo"/>
-          <w:color w:val="E394DC"/>
-          <w:sz w:val="18"/>
-          <w:szCs w:val="18"/>
-        </w:rPr>
-        <w:t>scripts/deployment/update_vsa_reader_service_credentials.py</w:t>
-      </w:r>
-      <w:r>
-        <w:rPr>
-          <w:rFonts w:ascii="Menlo" w:hAnsi="Menlo" w:cs="Menlo"/>
-          <w:color w:val="E4E4E4"/>
-          <w:sz w:val="18"/>
-          <w:szCs w:val="18"/>
-        </w:rPr>
-        <w:t xml:space="preserve"> </w:t>
-      </w:r>
-      <w:proofErr w:type="spellStart"/>
-      <w:r>
-        <w:rPr>
-          <w:rFonts w:ascii="Menlo" w:hAnsi="Menlo" w:cs="Menlo"/>
-          <w:color w:val="E394DC"/>
-          <w:sz w:val="18"/>
-          <w:szCs w:val="18"/>
-        </w:rPr>
-        <w:t>elitys</w:t>
-      </w:r>
-      <w:proofErr w:type="spellEnd"/>
-    </w:p>
-    <w:p>
-      <w:pPr>
-        <w:shd w:val="clear" w:color="auto" w:fill="181818"/>
-        <w:spacing w:line="270" w:lineRule="atLeast"/>
-        <w:rPr>
-          <w:rFonts w:ascii="Menlo" w:hAnsi="Menlo" w:cs="Menlo"/>
-          <w:color w:val="E4E4E4"/>
-          <w:sz w:val="18"/>
-          <w:szCs w:val="18"/>
-        </w:rPr>
-      </w:pPr>
-      <w:proofErr w:type="spellStart"/>
-      <w:r>
-        <w:rPr>
-          <w:rFonts w:ascii="Menlo" w:hAnsi="Menlo" w:cs="Menlo"/>
-          <w:color w:val="EFB080"/>
-          <w:sz w:val="18"/>
-          <w:szCs w:val="18"/>
         </w:rPr>
         <w:t>sudo</w:t>
       </w:r>
-      <w:proofErr w:type="spellEnd"/>
-      <w:r>
-        <w:rPr>
-          <w:rFonts w:ascii="Menlo" w:hAnsi="Menlo" w:cs="Menlo"/>
-          <w:color w:val="E4E4E4"/>
-          <w:sz w:val="18"/>
-          <w:szCs w:val="18"/>
-        </w:rPr>
-        <w:t xml:space="preserve"> </w:t>
-      </w:r>
-      <w:r>
-        <w:rPr>
-          <w:rFonts w:ascii="Menlo" w:hAnsi="Menlo" w:cs="Menlo"/>
-          <w:color w:val="E394DC"/>
-          <w:sz w:val="18"/>
-          <w:szCs w:val="18"/>
-        </w:rPr>
-        <w:t>cp</w:t>
-      </w:r>
-      <w:r>
-        <w:rPr>
-          <w:rFonts w:ascii="Menlo" w:hAnsi="Menlo" w:cs="Menlo"/>
-          <w:color w:val="E4E4E4"/>
-          <w:sz w:val="18"/>
-          <w:szCs w:val="18"/>
-        </w:rPr>
-        <w:t xml:space="preserve"> </w:t>
-      </w:r>
-      <w:r>
-        <w:rPr>
-          <w:rFonts w:ascii="Menlo" w:hAnsi="Menlo" w:cs="Menlo"/>
-          <w:color w:val="E394DC"/>
-          <w:sz w:val="18"/>
-          <w:szCs w:val="18"/>
-        </w:rPr>
-        <w:t>/</w:t>
-      </w:r>
-      <w:proofErr w:type="spellStart"/>
-      <w:r>
-        <w:rPr>
-          <w:rFonts w:ascii="Menlo" w:hAnsi="Menlo" w:cs="Menlo"/>
-          <w:color w:val="E394DC"/>
-          <w:sz w:val="18"/>
-          <w:szCs w:val="18"/>
-        </w:rPr>
-        <w:t>tmp</w:t>
-      </w:r>
-      <w:proofErr w:type="spellEnd"/>
-      <w:r>
-        <w:rPr>
-          <w:rFonts w:ascii="Menlo" w:hAnsi="Menlo" w:cs="Menlo"/>
-          <w:color w:val="E394DC"/>
-          <w:sz w:val="18"/>
-          <w:szCs w:val="18"/>
-        </w:rPr>
-        <w:t>/</w:t>
-      </w:r>
-      <w:proofErr w:type="spellStart"/>
-      <w:r>
-        <w:rPr>
-          <w:rFonts w:ascii="Menlo" w:hAnsi="Menlo" w:cs="Menlo"/>
-          <w:color w:val="E394DC"/>
-          <w:sz w:val="18"/>
-          <w:szCs w:val="18"/>
-        </w:rPr>
-        <w:t>vsa_reader.service</w:t>
-      </w:r>
-      <w:proofErr w:type="spellEnd"/>
-      <w:r>
-        <w:rPr>
-          <w:rFonts w:ascii="Menlo" w:hAnsi="Menlo" w:cs="Menlo"/>
-          <w:color w:val="E4E4E4"/>
-          <w:sz w:val="18"/>
-          <w:szCs w:val="18"/>
-        </w:rPr>
-        <w:t xml:space="preserve"> </w:t>
-      </w:r>
-      <w:r>
-        <w:rPr>
-          <w:rFonts w:ascii="Menlo" w:hAnsi="Menlo" w:cs="Menlo"/>
-          <w:color w:val="E394DC"/>
-          <w:sz w:val="18"/>
-          <w:szCs w:val="18"/>
-        </w:rPr>
-        <w:t>/</w:t>
-      </w:r>
-      <w:proofErr w:type="spellStart"/>
-      <w:r>
-        <w:rPr>
-          <w:rFonts w:ascii="Menlo" w:hAnsi="Menlo" w:cs="Menlo"/>
-          <w:color w:val="E394DC"/>
-          <w:sz w:val="18"/>
-          <w:szCs w:val="18"/>
-        </w:rPr>
-        <w:t>etc</w:t>
-      </w:r>
-      <w:proofErr w:type="spellEnd"/>
-      <w:r>
-        <w:rPr>
-          <w:rFonts w:ascii="Menlo" w:hAnsi="Menlo" w:cs="Menlo"/>
-          <w:color w:val="E394DC"/>
-          <w:sz w:val="18"/>
-          <w:szCs w:val="18"/>
-        </w:rPr>
-        <w:t>/</w:t>
-      </w:r>
-      <w:proofErr w:type="spellStart"/>
-      <w:r>
-        <w:rPr>
-          <w:rFonts w:ascii="Menlo" w:hAnsi="Menlo" w:cs="Menlo"/>
-          <w:color w:val="E394DC"/>
-          <w:sz w:val="18"/>
-          <w:szCs w:val="18"/>
-        </w:rPr>
-        <w:t>systemd</w:t>
-      </w:r>
-      <w:proofErr w:type="spellEnd"/>
-      <w:r>
-        <w:rPr>
-          <w:rFonts w:ascii="Menlo" w:hAnsi="Menlo" w:cs="Menlo"/>
-          <w:color w:val="E394DC"/>
-          <w:sz w:val="18"/>
-          <w:szCs w:val="18"/>
-        </w:rPr>
-        <w:t>/system/</w:t>
-      </w:r>
-      <w:proofErr w:type="spellStart"/>
-      <w:r>
-        <w:rPr>
-          <w:rFonts w:ascii="Menlo" w:hAnsi="Menlo" w:cs="Menlo"/>
-          <w:color w:val="E394DC"/>
-          <w:sz w:val="18"/>
-          <w:szCs w:val="18"/>
-        </w:rPr>
-        <w:t>vsa_reader.service</w:t>
-      </w:r>
-      <w:proofErr w:type="spellEnd"/>
-    </w:p>
-    <w:p>
-      <w:pPr>
-        <w:shd w:val="clear" w:color="auto" w:fill="181818"/>
-        <w:spacing w:line="270" w:lineRule="atLeast"/>
-        <w:rPr>
-          <w:rFonts w:ascii="Menlo" w:hAnsi="Menlo" w:cs="Menlo"/>
-          <w:color w:val="E4E4E4"/>
-          <w:sz w:val="18"/>
-          <w:szCs w:val="18"/>
-        </w:rPr>
-      </w:pPr>
-      <w:proofErr w:type="spellStart"/>
-      <w:r>
-        <w:rPr>
-          <w:rFonts w:ascii="Menlo" w:hAnsi="Menlo" w:cs="Menlo"/>
-          <w:color w:val="EFB080"/>
-          <w:sz w:val="18"/>
-          <w:szCs w:val="18"/>
-        </w:rPr>
-        <w:t>sudo</w:t>
-      </w:r>
-      <w:proofErr w:type="spellEnd"/>
-      <w:r>
-        <w:rPr>
-          <w:rFonts w:ascii="Menlo" w:hAnsi="Menlo" w:cs="Menlo"/>
-          <w:color w:val="E4E4E4"/>
-          <w:sz w:val="18"/>
-          <w:szCs w:val="18"/>
-        </w:rPr>
-        <w:t xml:space="preserve"> </w:t>
-      </w:r>
-      <w:proofErr w:type="spellStart"/>
-      <w:r>
-        <w:rPr>
-          <w:rFonts w:ascii="Menlo" w:hAnsi="Menlo" w:cs="Menlo"/>
-          <w:color w:val="E394DC"/>
-          <w:sz w:val="18"/>
-          <w:szCs w:val="18"/>
-        </w:rPr>
-        <w:t>systemctl</w:t>
-      </w:r>
-      <w:proofErr w:type="spellEnd"/>
-      <w:r>
-        <w:rPr>
-          <w:rFonts w:ascii="Menlo" w:hAnsi="Menlo" w:cs="Menlo"/>
-          <w:color w:val="E4E4E4"/>
-          <w:sz w:val="18"/>
-          <w:szCs w:val="18"/>
-        </w:rPr>
-        <w:t xml:space="preserve"> </w:t>
-      </w:r>
-      <w:r>
-        <w:rPr>
-          <w:rFonts w:ascii="Menlo" w:hAnsi="Menlo" w:cs="Menlo"/>
-          <w:color w:val="E394DC"/>
-          <w:sz w:val="18"/>
-          <w:szCs w:val="18"/>
-        </w:rPr>
-        <w:t>daemon-reload</w:t>
-      </w:r>
-    </w:p>
-    <w:p>
-      <w:pPr>
-        <w:shd w:val="clear" w:color="auto" w:fill="181818"/>
-        <w:spacing w:line="270" w:lineRule="atLeast"/>
-        <w:rPr>
-          <w:rFonts w:ascii="Menlo" w:hAnsi="Menlo" w:cs="Menlo"/>
-          <w:color w:val="E4E4E4"/>
-          <w:sz w:val="18"/>
-          <w:szCs w:val="18"/>
-        </w:rPr>
-      </w:pPr>
-      <w:proofErr w:type="spellStart"/>
-      <w:r>
-        <w:rPr>
-          <w:rFonts w:ascii="Menlo" w:hAnsi="Menlo" w:cs="Menlo"/>
-          <w:color w:val="EFB080"/>
-          <w:sz w:val="18"/>
-          <w:szCs w:val="18"/>
-        </w:rPr>
-        <w:t>sudo</w:t>
-      </w:r>
-      <w:proofErr w:type="spellEnd"/>
-      <w:r>
-        <w:rPr>
-          <w:rFonts w:ascii="Menlo" w:hAnsi="Menlo" w:cs="Menlo"/>
-          <w:color w:val="E4E4E4"/>
-          <w:sz w:val="18"/>
-          <w:szCs w:val="18"/>
-        </w:rPr>
-        <w:t xml:space="preserve"> </w:t>
-      </w:r>
-      <w:proofErr w:type="spellStart"/>
-      <w:r>
-        <w:rPr>
-          <w:rFonts w:ascii="Menlo" w:hAnsi="Menlo" w:cs="Menlo"/>
-          <w:color w:val="E394DC"/>
-          <w:sz w:val="18"/>
-          <w:szCs w:val="18"/>
-        </w:rPr>
-        <w:t>systemctl</w:t>
-      </w:r>
-      <w:proofErr w:type="spellEnd"/>
-      <w:r>
-        <w:rPr>
-          <w:rFonts w:ascii="Menlo" w:hAnsi="Menlo" w:cs="Menlo"/>
-          <w:color w:val="E4E4E4"/>
-          <w:sz w:val="18"/>
-          <w:szCs w:val="18"/>
-        </w:rPr>
-        <w:t xml:space="preserve"> </w:t>
-      </w:r>
-      <w:r>
-        <w:rPr>
-          <w:rFonts w:ascii="Menlo" w:hAnsi="Menlo" w:cs="Menlo"/>
-          <w:color w:val="E394DC"/>
-          <w:sz w:val="18"/>
-          <w:szCs w:val="18"/>
-        </w:rPr>
-        <w:t>restart</w:t>
-      </w:r>
-      <w:r>
-        <w:rPr>
-          <w:rFonts w:ascii="Menlo" w:hAnsi="Menlo" w:cs="Menlo"/>
-          <w:color w:val="E4E4E4"/>
-          <w:sz w:val="18"/>
-          <w:szCs w:val="18"/>
-        </w:rPr>
-        <w:t xml:space="preserve"> </w:t>
-      </w:r>
-      <w:proofErr w:type="spellStart"/>
-      <w:r>
-        <w:rPr>
-          <w:rFonts w:ascii="Menlo" w:hAnsi="Menlo" w:cs="Menlo"/>
-          <w:color w:val="E394DC"/>
-          <w:sz w:val="18"/>
-          <w:szCs w:val="18"/>
-        </w:rPr>
-        <w:t>vsa_reader</w:t>
-      </w:r>
-      <w:proofErr w:type="spellEnd"/>
-    </w:p>
-    <w:p/>
-    <w:p/>
-    <w:p>
-      <w:pPr>
-        <w:rPr>
-          <w:lang w:val="fr-FR"/>
-        </w:rPr>
-      </w:pPr>
-      <w:r>
-        <w:rPr>
-          <w:lang w:val="fr-FR"/>
-        </w:rPr>
-        <w:t>Regarder les logs</w:t>
-      </w:r>
-    </w:p>
-    <w:p>
-      <w:pPr>
-        <w:rPr>
-          <w:lang w:val="fr-FR"/>
-        </w:rPr>
-      </w:pPr>
-    </w:p>
-    <w:p>
-      <w:pPr>
-        <w:rPr>
-          <w:lang w:val="fr-FR"/>
-        </w:rPr>
-      </w:pPr>
-    </w:p>
-    <w:p>
-      <w:pPr>
-        <w:shd w:val="clear" w:color="auto" w:fill="181818"/>
-        <w:spacing w:line="270" w:lineRule="atLeast"/>
-        <w:rPr>
-          <w:rFonts w:ascii="Menlo" w:hAnsi="Menlo" w:cs="Menlo"/>
-          <w:color w:val="E4E4E4"/>
-          <w:sz w:val="18"/>
-          <w:szCs w:val="18"/>
-        </w:rPr>
-      </w:pPr>
-      <w:proofErr w:type="spellStart"/>
-      <w:r>
-        <w:rPr>
-          <w:rFonts w:ascii="Menlo" w:hAnsi="Menlo" w:cs="Menlo"/>
-          <w:color w:val="EFB080"/>
-          <w:sz w:val="18"/>
-          <w:szCs w:val="18"/>
-        </w:rPr>
-        <w:t>sudo</w:t>
-      </w:r>
-      <w:proofErr w:type="spellEnd"/>
-      <w:r>
-        <w:rPr>
-          <w:rFonts w:ascii="Menlo" w:hAnsi="Menlo" w:cs="Menlo"/>
-          <w:color w:val="E4E4E4"/>
-          <w:sz w:val="18"/>
-          <w:szCs w:val="18"/>
-        </w:rPr>
-        <w:t xml:space="preserve"> </w:t>
-      </w:r>
-      <w:proofErr w:type="spellStart"/>
+      <w:r>
+        <w:rPr>
+          <w:rFonts w:ascii="Menlo" w:hAnsi="Menlo" w:cs="Menlo"/>
+          <w:color w:val="E4E4E4"/>
+          <w:sz w:val="18"/>
+          <w:szCs w:val="18"/>
+        </w:rPr>
+        <w:t xml:space="preserve"> </w:t>
+      </w:r>
       <w:r>
         <w:rPr>
           <w:rFonts w:ascii="Menlo" w:hAnsi="Menlo" w:cs="Menlo"/>
@@ -6747,7 +4764,6 @@
         </w:rPr>
         <w:t>journalctl</w:t>
       </w:r>
-      <w:proofErr w:type="spellEnd"/>
       <w:r>
         <w:rPr>
           <w:rFonts w:ascii="Menlo" w:hAnsi="Menlo" w:cs="Menlo"/>
@@ -6775,25 +4791,14 @@
         </w:rPr>
         <w:t xml:space="preserve"> </w:t>
       </w:r>
-      <w:proofErr w:type="spellStart"/>
-      <w:r>
-        <w:rPr>
-          <w:rFonts w:ascii="Menlo" w:hAnsi="Menlo" w:cs="Menlo"/>
-          <w:color w:val="E394DC"/>
-          <w:sz w:val="18"/>
-          <w:szCs w:val="18"/>
-        </w:rPr>
-        <w:t>iami</w:t>
-      </w:r>
-      <w:proofErr w:type="spellEnd"/>
-      <w:r>
-        <w:rPr>
-          <w:rFonts w:ascii="Menlo" w:hAnsi="Menlo" w:cs="Menlo"/>
-          <w:color w:val="E394DC"/>
-          <w:sz w:val="18"/>
-          <w:szCs w:val="18"/>
-        </w:rPr>
-        <w:t>-private-platform</w:t>
+      <w:r>
+        <w:rPr>
+          <w:rFonts w:ascii="Menlo" w:hAnsi="Menlo" w:cs="Menlo"/>
+          <w:color w:val="E394DC"/>
+          <w:sz w:val="18"/>
+          <w:szCs w:val="18"/>
+        </w:rPr>
+        <w:t>iami-private-platform</w:t>
       </w:r>
       <w:r>
         <w:rPr>
@@ -6894,67 +4899,81 @@
           <w:sz w:val="18"/>
           <w:szCs w:val="18"/>
         </w:rPr>
-        <w:t xml:space="preserve">python scripts/competences/generate_preprocessed_files.py --client-subdomain </w:t>
-      </w:r>
-      <w:proofErr w:type="spellStart"/>
-      <w:r>
-        <w:rPr>
-          <w:rStyle w:val="markdown-inline-code"/>
-          <w:rFonts w:ascii="Menlo" w:eastAsiaTheme="majorEastAsia" w:hAnsi="Menlo" w:cs="Menlo"/>
-          <w:sz w:val="18"/>
-          <w:szCs w:val="18"/>
-        </w:rPr>
-        <w:t>elitys</w:t>
-      </w:r>
-      <w:proofErr w:type="spellEnd"/>
+        <w:t>python scripts/competences/generate_preprocessed_files.py --client-subdomain elitys</w:t>
+      </w:r>
       <w:r>
         <w:rPr>
           <w:rFonts w:ascii="Arial" w:hAnsi="Arial" w:cs="Arial"/>
           <w:sz w:val="20"/>
           <w:szCs w:val="20"/>
         </w:rPr>
-        <w:t> (</w:t>
-      </w:r>
-      <w:proofErr w:type="spellStart"/>
-      <w:r>
+        <w:t> (traitement complet)</w:t>
+      </w:r>
+    </w:p>
+    <w:p>
+      <w:pPr>
+        <w:shd w:val="clear" w:color="auto" w:fill="141414"/>
+        <w:spacing w:before="30" w:after="30"/>
         <w:rPr>
           <w:rFonts w:ascii="Arial" w:hAnsi="Arial" w:cs="Arial"/>
           <w:sz w:val="20"/>
           <w:szCs w:val="20"/>
         </w:rPr>
-        <w:t>traitement</w:t>
-      </w:r>
-      <w:proofErr w:type="spellEnd"/>
+      </w:pPr>
+      <w:r>
+        <w:rPr>
+          <w:rStyle w:val="markdown-inline-code"/>
+          <w:rFonts w:ascii="Menlo" w:eastAsiaTheme="majorEastAsia" w:hAnsi="Menlo" w:cs="Menlo"/>
+          <w:sz w:val="18"/>
+          <w:szCs w:val="18"/>
+        </w:rPr>
+        <w:t>python scripts/competences/generate_preprocessed_files.py --client-subdomain elitys --besoins-only</w:t>
+      </w:r>
       <w:r>
         <w:rPr>
           <w:rFonts w:ascii="Arial" w:hAnsi="Arial" w:cs="Arial"/>
           <w:sz w:val="20"/>
           <w:szCs w:val="20"/>
         </w:rPr>
-        <w:t xml:space="preserve"> </w:t>
-      </w:r>
-      <w:proofErr w:type="spellStart"/>
-      <w:r>
+        <w:t> (uniquement les besoins)</w:t>
+      </w:r>
+    </w:p>
+    <w:p/>
+    <w:p/>
+    <w:p>
+      <w:pPr>
+        <w:shd w:val="clear" w:color="auto" w:fill="181818"/>
+        <w:spacing w:before="30" w:after="30"/>
         <w:rPr>
           <w:rFonts w:ascii="Arial" w:hAnsi="Arial" w:cs="Arial"/>
           <w:sz w:val="20"/>
           <w:szCs w:val="20"/>
-        </w:rPr>
-        <w:t>complet</w:t>
-      </w:r>
-      <w:proofErr w:type="spellEnd"/>
+          <w:lang w:val="fr-FR"/>
+        </w:rPr>
+      </w:pPr>
+      <w:r>
+        <w:rPr>
+          <w:rStyle w:val="markdown-inline-code"/>
+          <w:rFonts w:ascii="Menlo" w:eastAsiaTheme="majorEastAsia" w:hAnsi="Menlo" w:cs="Menlo"/>
+          <w:sz w:val="18"/>
+          <w:szCs w:val="18"/>
+          <w:lang w:val="fr-FR"/>
+        </w:rPr>
+        <w:t>python scripts/competences/generate_preprocessed_files.py --client-subdomain elitys</w:t>
+      </w:r>
       <w:r>
         <w:rPr>
           <w:rFonts w:ascii="Arial" w:hAnsi="Arial" w:cs="Arial"/>
           <w:sz w:val="20"/>
           <w:szCs w:val="20"/>
-        </w:rPr>
-        <w:t>)</w:t>
-      </w:r>
-    </w:p>
-    <w:p>
-      <w:pPr>
-        <w:shd w:val="clear" w:color="auto" w:fill="141414"/>
+          <w:lang w:val="fr-FR"/>
+        </w:rPr>
+        <w:t> → uniquement les nouveaux (texte + compétences).</w:t>
+      </w:r>
+    </w:p>
+    <w:p>
+      <w:pPr>
+        <w:shd w:val="clear" w:color="auto" w:fill="181818"/>
         <w:spacing w:before="30" w:after="30"/>
         <w:rPr>
           <w:rFonts w:ascii="Arial" w:hAnsi="Arial" w:cs="Arial"/>
@@ -6969,47 +4988,7 @@
           <w:sz w:val="18"/>
           <w:szCs w:val="18"/>
         </w:rPr>
-        <w:t xml:space="preserve">python scripts/competences/generate_preprocessed_files.py --client-subdomain </w:t>
-      </w:r>
-      <w:proofErr w:type="spellStart"/>
-      <w:r>
-        <w:rPr>
-          <w:rStyle w:val="markdown-inline-code"/>
-          <w:rFonts w:ascii="Menlo" w:eastAsiaTheme="majorEastAsia" w:hAnsi="Menlo" w:cs="Menlo"/>
-          <w:sz w:val="18"/>
-          <w:szCs w:val="18"/>
-        </w:rPr>
-        <w:t>elitys</w:t>
-      </w:r>
-      <w:proofErr w:type="spellEnd"/>
-      <w:r>
-        <w:rPr>
-          <w:rStyle w:val="markdown-inline-code"/>
-          <w:rFonts w:ascii="Menlo" w:eastAsiaTheme="majorEastAsia" w:hAnsi="Menlo" w:cs="Menlo"/>
-          <w:sz w:val="18"/>
-          <w:szCs w:val="18"/>
-        </w:rPr>
-        <w:t xml:space="preserve"> --</w:t>
-      </w:r>
-      <w:proofErr w:type="spellStart"/>
-      <w:r>
-        <w:rPr>
-          <w:rStyle w:val="markdown-inline-code"/>
-          <w:rFonts w:ascii="Menlo" w:eastAsiaTheme="majorEastAsia" w:hAnsi="Menlo" w:cs="Menlo"/>
-          <w:sz w:val="18"/>
-          <w:szCs w:val="18"/>
-        </w:rPr>
-        <w:t>besoins</w:t>
-      </w:r>
-      <w:proofErr w:type="spellEnd"/>
-      <w:r>
-        <w:rPr>
-          <w:rStyle w:val="markdown-inline-code"/>
-          <w:rFonts w:ascii="Menlo" w:eastAsiaTheme="majorEastAsia" w:hAnsi="Menlo" w:cs="Menlo"/>
-          <w:sz w:val="18"/>
-          <w:szCs w:val="18"/>
-        </w:rPr>
-        <w:t>-only</w:t>
+        <w:t>python scripts/competences/generate_preprocessed_files.py --client-subdomain elitys --replace</w:t>
       </w:r>
       <w:r>
         <w:rPr>
@@ -7017,206 +4996,7 @@
           <w:sz w:val="20"/>
           <w:szCs w:val="20"/>
         </w:rPr>
-        <w:t> (</w:t>
-      </w:r>
-      <w:proofErr w:type="spellStart"/>
-      <w:r>
-        <w:rPr>
-          <w:rFonts w:ascii="Arial" w:hAnsi="Arial" w:cs="Arial"/>
-          <w:sz w:val="20"/>
-          <w:szCs w:val="20"/>
-        </w:rPr>
-        <w:t>uniquement</w:t>
-      </w:r>
-      <w:proofErr w:type="spellEnd"/>
-      <w:r>
-        <w:rPr>
-          <w:rFonts w:ascii="Arial" w:hAnsi="Arial" w:cs="Arial"/>
-          <w:sz w:val="20"/>
-          <w:szCs w:val="20"/>
-        </w:rPr>
-        <w:t xml:space="preserve"> les </w:t>
-      </w:r>
-      <w:proofErr w:type="spellStart"/>
-      <w:r>
-        <w:rPr>
-          <w:rFonts w:ascii="Arial" w:hAnsi="Arial" w:cs="Arial"/>
-          <w:sz w:val="20"/>
-          <w:szCs w:val="20"/>
-        </w:rPr>
-        <w:t>besoins</w:t>
-      </w:r>
-      <w:proofErr w:type="spellEnd"/>
-      <w:r>
-        <w:rPr>
-          <w:rFonts w:ascii="Arial" w:hAnsi="Arial" w:cs="Arial"/>
-          <w:sz w:val="20"/>
-          <w:szCs w:val="20"/>
-        </w:rPr>
-        <w:t>)</w:t>
-      </w:r>
-    </w:p>
-    <w:p/>
-    <w:p/>
-    <w:p>
-      <w:pPr>
-        <w:shd w:val="clear" w:color="auto" w:fill="181818"/>
-        <w:spacing w:before="30" w:after="30"/>
-        <w:rPr>
-          <w:rFonts w:ascii="Arial" w:hAnsi="Arial" w:cs="Arial"/>
-          <w:sz w:val="20"/>
-          <w:szCs w:val="20"/>
-          <w:lang w:val="fr-FR"/>
-        </w:rPr>
-      </w:pPr>
-      <w:proofErr w:type="gramStart"/>
-      <w:r>
-        <w:rPr>
-          <w:rStyle w:val="markdown-inline-code"/>
-          <w:rFonts w:ascii="Menlo" w:eastAsiaTheme="majorEastAsia" w:hAnsi="Menlo" w:cs="Menlo"/>
-          <w:sz w:val="18"/>
-          <w:szCs w:val="18"/>
-          <w:lang w:val="fr-FR"/>
-        </w:rPr>
-        <w:t>python</w:t>
-      </w:r>
-      <w:proofErr w:type="gramEnd"/>
-      <w:r>
-        <w:rPr>
-          <w:rStyle w:val="markdown-inline-code"/>
-          <w:rFonts w:ascii="Menlo" w:eastAsiaTheme="majorEastAsia" w:hAnsi="Menlo" w:cs="Menlo"/>
-          <w:sz w:val="18"/>
-          <w:szCs w:val="18"/>
-          <w:lang w:val="fr-FR"/>
-        </w:rPr>
-        <w:t xml:space="preserve"> scripts/competences/generate_preprocessed_files.py --client-</w:t>
-      </w:r>
-      <w:proofErr w:type="spellStart"/>
-      <w:r>
-        <w:rPr>
-          <w:rStyle w:val="markdown-inline-code"/>
-          <w:rFonts w:ascii="Menlo" w:eastAsiaTheme="majorEastAsia" w:hAnsi="Menlo" w:cs="Menlo"/>
-          <w:sz w:val="18"/>
-          <w:szCs w:val="18"/>
-          <w:lang w:val="fr-FR"/>
-        </w:rPr>
-        <w:t>subdomain</w:t>
-      </w:r>
-      <w:proofErr w:type="spellEnd"/>
-      <w:r>
-        <w:rPr>
-          <w:rStyle w:val="markdown-inline-code"/>
-          <w:rFonts w:ascii="Menlo" w:eastAsiaTheme="majorEastAsia" w:hAnsi="Menlo" w:cs="Menlo"/>
-          <w:sz w:val="18"/>
-          <w:szCs w:val="18"/>
-          <w:lang w:val="fr-FR"/>
-        </w:rPr>
-        <w:t xml:space="preserve"> </w:t>
-      </w:r>
-      <w:proofErr w:type="spellStart"/>
-      <w:r>
-        <w:rPr>
-          <w:rStyle w:val="markdown-inline-code"/>
-          <w:rFonts w:ascii="Menlo" w:eastAsiaTheme="majorEastAsia" w:hAnsi="Menlo" w:cs="Menlo"/>
-          <w:sz w:val="18"/>
-          <w:szCs w:val="18"/>
-          <w:lang w:val="fr-FR"/>
-        </w:rPr>
-        <w:t>elitys</w:t>
-      </w:r>
-      <w:proofErr w:type="spellEnd"/>
-      <w:r>
-        <w:rPr>
-          <w:rFonts w:ascii="Arial" w:hAnsi="Arial" w:cs="Arial"/>
-          <w:sz w:val="20"/>
-          <w:szCs w:val="20"/>
-          <w:lang w:val="fr-FR"/>
-        </w:rPr>
-        <w:t> → uniquement les nouveaux (texte + compétences).</w:t>
-      </w:r>
-    </w:p>
-    <w:p>
-      <w:pPr>
-        <w:shd w:val="clear" w:color="auto" w:fill="181818"/>
-        <w:spacing w:before="30" w:after="30"/>
-        <w:rPr>
-          <w:rFonts w:ascii="Arial" w:hAnsi="Arial" w:cs="Arial"/>
-          <w:sz w:val="20"/>
-          <w:szCs w:val="20"/>
-        </w:rPr>
-      </w:pPr>
-      <w:r>
-        <w:rPr>
-          <w:rStyle w:val="markdown-inline-code"/>
-          <w:rFonts w:ascii="Menlo" w:eastAsiaTheme="majorEastAsia" w:hAnsi="Menlo" w:cs="Menlo"/>
-          <w:sz w:val="18"/>
-          <w:szCs w:val="18"/>
-        </w:rPr>
-        <w:t xml:space="preserve">python scripts/competences/generate_preprocessed_files.py --client-subdomain </w:t>
-      </w:r>
-      <w:proofErr w:type="spellStart"/>
-      <w:r>
-        <w:rPr>
-          <w:rStyle w:val="markdown-inline-code"/>
-          <w:rFonts w:ascii="Menlo" w:eastAsiaTheme="majorEastAsia" w:hAnsi="Menlo" w:cs="Menlo"/>
-          <w:sz w:val="18"/>
-          <w:szCs w:val="18"/>
-        </w:rPr>
-        <w:t>elitys</w:t>
-      </w:r>
-      <w:proofErr w:type="spellEnd"/>
-      <w:r>
-        <w:rPr>
-          <w:rStyle w:val="markdown-inline-code"/>
-          <w:rFonts w:ascii="Menlo" w:eastAsiaTheme="majorEastAsia" w:hAnsi="Menlo" w:cs="Menlo"/>
-          <w:sz w:val="18"/>
-          <w:szCs w:val="18"/>
-        </w:rPr>
-        <w:t xml:space="preserve"> --replace</w:t>
-      </w:r>
-      <w:r>
-        <w:rPr>
-          <w:rFonts w:ascii="Arial" w:hAnsi="Arial" w:cs="Arial"/>
-          <w:sz w:val="20"/>
-          <w:szCs w:val="20"/>
-        </w:rPr>
-        <w:t xml:space="preserve"> → tout </w:t>
-      </w:r>
-      <w:proofErr w:type="spellStart"/>
-      <w:r>
-        <w:rPr>
-          <w:rFonts w:ascii="Arial" w:hAnsi="Arial" w:cs="Arial"/>
-          <w:sz w:val="20"/>
-          <w:szCs w:val="20"/>
-        </w:rPr>
-        <w:t>régénérer</w:t>
-      </w:r>
-      <w:proofErr w:type="spellEnd"/>
-      <w:r>
-        <w:rPr>
-          <w:rFonts w:ascii="Arial" w:hAnsi="Arial" w:cs="Arial"/>
-          <w:sz w:val="20"/>
-          <w:szCs w:val="20"/>
-        </w:rPr>
-        <w:t xml:space="preserve"> (suppression / </w:t>
-      </w:r>
-      <w:proofErr w:type="spellStart"/>
-      <w:r>
-        <w:rPr>
-          <w:rFonts w:ascii="Arial" w:hAnsi="Arial" w:cs="Arial"/>
-          <w:sz w:val="20"/>
-          <w:szCs w:val="20"/>
-        </w:rPr>
-        <w:t>refaire</w:t>
-      </w:r>
-      <w:proofErr w:type="spellEnd"/>
-      <w:r>
-        <w:rPr>
-          <w:rFonts w:ascii="Arial" w:hAnsi="Arial" w:cs="Arial"/>
-          <w:sz w:val="20"/>
-          <w:szCs w:val="20"/>
-        </w:rPr>
-        <w:t>)</w:t>
+        <w:t> → tout régénérer (suppression / refaire)</w:t>
       </w:r>
     </w:p>
     <w:p/>
@@ -7260,18 +5040,8 @@
           <w:sz w:val="18"/>
           <w:szCs w:val="18"/>
         </w:rPr>
-        <w:t xml:space="preserve">python scripts/competences/generate_section_text_cv.py --client-subdomain </w:t>
-      </w:r>
-      <w:proofErr w:type="spellStart"/>
-      <w:r>
-        <w:rPr>
-          <w:rFonts w:ascii="Menlo" w:hAnsi="Menlo" w:cs="Menlo"/>
-          <w:sz w:val="18"/>
-          <w:szCs w:val="18"/>
-        </w:rPr>
-        <w:t>elitys</w:t>
-      </w:r>
-      <w:proofErr w:type="spellEnd"/>
+        <w:t>python scripts/competences/generate_section_text_cv.py --client-subdomain elitys</w:t>
+      </w:r>
     </w:p>
     <w:p>
       <w:pPr>
@@ -7327,13 +5097,8 @@
     </w:p>
     <w:p>
       <w:r>
-        <w:t xml:space="preserve">python scripts/maintenance/geocode_cvs.py --client-subdomain </w:t>
-      </w:r>
-      <w:proofErr w:type="spellStart"/>
-      <w:r>
-        <w:t>elitys</w:t>
-      </w:r>
-      <w:proofErr w:type="spellEnd"/>
+        <w:t>python scripts/maintenance/geocode_cvs.py --client-subdomain elitys</w:t>
+      </w:r>
     </w:p>
     <w:p>
       <w:pPr>
@@ -7400,7 +5165,6 @@
           <w:rFonts w:asciiTheme="minorHAnsi" w:hAnsiTheme="minorHAnsi"/>
         </w:rPr>
       </w:pPr>
-      <w:proofErr w:type="spellStart"/>
       <w:r>
         <w:rPr>
           <w:rFonts w:asciiTheme="minorHAnsi" w:hAnsiTheme="minorHAnsi"/>
@@ -7417,14 +5181,7 @@
         <w:rPr>
           <w:rFonts w:asciiTheme="minorHAnsi" w:hAnsiTheme="minorHAnsi"/>
         </w:rPr>
-        <w:t>ation</w:t>
-      </w:r>
-      <w:proofErr w:type="spellEnd"/>
-      <w:r>
-        <w:rPr>
-          <w:rFonts w:asciiTheme="minorHAnsi" w:hAnsiTheme="minorHAnsi"/>
-        </w:rPr>
-        <w:t xml:space="preserve"> d’un client </w:t>
+        <w:t xml:space="preserve">ation d’un client </w:t>
       </w:r>
     </w:p>
     <w:p/>
@@ -7440,7 +5197,6 @@
           <w:rFonts w:asciiTheme="minorHAnsi" w:hAnsiTheme="minorHAnsi"/>
         </w:rPr>
       </w:pPr>
-      <w:proofErr w:type="spellStart"/>
       <w:r>
         <w:rPr>
           <w:rFonts w:asciiTheme="minorHAnsi" w:hAnsiTheme="minorHAnsi"/>
@@ -7457,14 +5213,7 @@
         <w:rPr>
           <w:rFonts w:asciiTheme="minorHAnsi" w:hAnsiTheme="minorHAnsi"/>
         </w:rPr>
-        <w:t>ation</w:t>
-      </w:r>
-      <w:proofErr w:type="spellEnd"/>
-      <w:r>
-        <w:rPr>
-          <w:rFonts w:asciiTheme="minorHAnsi" w:hAnsiTheme="minorHAnsi"/>
-        </w:rPr>
-        <w:t xml:space="preserve"> d’un user </w:t>
+        <w:t xml:space="preserve">ation d’un user </w:t>
       </w:r>
     </w:p>
     <w:p/>
@@ -7478,13 +5227,8 @@
           <w:numId w:val="1"/>
         </w:numPr>
       </w:pPr>
-      <w:proofErr w:type="spellStart"/>
-      <w:r>
-        <w:t>Modeles</w:t>
-      </w:r>
-      <w:proofErr w:type="spellEnd"/>
-      <w:r>
-        <w:t xml:space="preserve"> LLM </w:t>
+      <w:r>
+        <w:t xml:space="preserve">Modeles LLM </w:t>
       </w:r>
     </w:p>
     <w:p>
@@ -7495,21 +5239,8 @@
           <w:numId w:val="1"/>
         </w:numPr>
       </w:pPr>
-      <w:proofErr w:type="spellStart"/>
-      <w:r>
-        <w:t>Voir</w:t>
-      </w:r>
-      <w:proofErr w:type="spellEnd"/>
-      <w:r>
-        <w:t xml:space="preserve"> les </w:t>
-      </w:r>
-      <w:proofErr w:type="spellStart"/>
-      <w:r>
-        <w:t>modeles</w:t>
-      </w:r>
-      <w:proofErr w:type="spellEnd"/>
-      <w:r>
-        <w:t xml:space="preserve"> </w:t>
+      <w:r>
+        <w:t xml:space="preserve">Voir les modeles </w:t>
       </w:r>
     </w:p>
     <w:p>
@@ -7524,8 +5255,6 @@
           <w:lang w:val="fr-FR"/>
         </w:rPr>
       </w:pPr>
-      <w:proofErr w:type="spellStart"/>
-      <w:proofErr w:type="gramStart"/>
       <w:r>
         <w:rPr>
           <w:rFonts w:ascii="Menlo" w:hAnsi="Menlo" w:cs="Menlo"/>
@@ -7536,19 +5265,16 @@
         </w:rPr>
         <w:t>ollama</w:t>
       </w:r>
-      <w:proofErr w:type="spellEnd"/>
-      <w:proofErr w:type="gramEnd"/>
-      <w:r>
-        <w:rPr>
-          <w:rFonts w:ascii="Menlo" w:hAnsi="Menlo" w:cs="Menlo"/>
-          <w:color w:val="E4E4E4"/>
-          <w:sz w:val="18"/>
-          <w:szCs w:val="18"/>
-          <w:lang w:val="fr-FR"/>
-        </w:rPr>
-        <w:t xml:space="preserve"> </w:t>
-      </w:r>
-      <w:proofErr w:type="spellStart"/>
+      <w:r>
+        <w:rPr>
+          <w:rFonts w:ascii="Menlo" w:hAnsi="Menlo" w:cs="Menlo"/>
+          <w:color w:val="E4E4E4"/>
+          <w:sz w:val="18"/>
+          <w:szCs w:val="18"/>
+          <w:lang w:val="fr-FR"/>
+        </w:rPr>
+        <w:t xml:space="preserve"> </w:t>
+      </w:r>
       <w:r>
         <w:rPr>
           <w:rFonts w:ascii="Menlo" w:hAnsi="Menlo" w:cs="Menlo"/>
@@ -7559,7 +5285,6 @@
         </w:rPr>
         <w:t>list</w:t>
       </w:r>
-      <w:proofErr w:type="spellEnd"/>
     </w:p>
     <w:p>
       <w:pPr>
@@ -7573,7 +5298,6 @@
           <w:lang w:val="fr-FR"/>
         </w:rPr>
       </w:pPr>
-      <w:proofErr w:type="gramStart"/>
       <w:r>
         <w:rPr>
           <w:rFonts w:ascii="Menlo" w:hAnsi="Menlo" w:cs="Menlo"/>
@@ -7584,7 +5308,6 @@
         </w:rPr>
         <w:t>ls</w:t>
       </w:r>
-      <w:proofErr w:type="gramEnd"/>
       <w:r>
         <w:rPr>
           <w:rFonts w:ascii="Menlo" w:hAnsi="Menlo" w:cs="Menlo"/>
@@ -7623,51 +5346,7 @@
           <w:szCs w:val="18"/>
           <w:lang w:val="fr-FR"/>
         </w:rPr>
-        <w:t>~</w:t>
-      </w:r>
-      <w:proofErr w:type="gramStart"/>
-      <w:r>
-        <w:rPr>
-          <w:rFonts w:ascii="Menlo" w:hAnsi="Menlo" w:cs="Menlo"/>
-          <w:color w:val="E394DC"/>
-          <w:sz w:val="18"/>
-          <w:szCs w:val="18"/>
-          <w:lang w:val="fr-FR"/>
-        </w:rPr>
-        <w:t>/.cache</w:t>
-      </w:r>
-      <w:proofErr w:type="gramEnd"/>
-      <w:r>
-        <w:rPr>
-          <w:rFonts w:ascii="Menlo" w:hAnsi="Menlo" w:cs="Menlo"/>
-          <w:color w:val="E394DC"/>
-          <w:sz w:val="18"/>
-          <w:szCs w:val="18"/>
-          <w:lang w:val="fr-FR"/>
-        </w:rPr>
-        <w:t>/</w:t>
-      </w:r>
-      <w:proofErr w:type="spellStart"/>
-      <w:r>
-        <w:rPr>
-          <w:rFonts w:ascii="Menlo" w:hAnsi="Menlo" w:cs="Menlo"/>
-          <w:color w:val="E394DC"/>
-          <w:sz w:val="18"/>
-          <w:szCs w:val="18"/>
-          <w:lang w:val="fr-FR"/>
-        </w:rPr>
-        <w:t>whisper</w:t>
-      </w:r>
-      <w:proofErr w:type="spellEnd"/>
-      <w:r>
-        <w:rPr>
-          <w:rFonts w:ascii="Menlo" w:hAnsi="Menlo" w:cs="Menlo"/>
-          <w:color w:val="E394DC"/>
-          <w:sz w:val="18"/>
-          <w:szCs w:val="18"/>
-          <w:lang w:val="fr-FR"/>
-        </w:rPr>
-        <w:t>/</w:t>
+        <w:t>~/.cache/whisper/</w:t>
       </w:r>
     </w:p>
     <w:p>
@@ -7702,19 +5381,11 @@
           <w:lang w:val="fr-FR"/>
         </w:rPr>
       </w:pPr>
-      <w:proofErr w:type="spellStart"/>
-      <w:r>
-        <w:rPr>
-          <w:lang w:val="fr-FR"/>
-        </w:rPr>
-        <w:t>Recuperer</w:t>
-      </w:r>
-      <w:proofErr w:type="spellEnd"/>
-      <w:r>
-        <w:rPr>
-          <w:lang w:val="fr-FR"/>
-        </w:rPr>
-        <w:t xml:space="preserve"> les logs </w:t>
+      <w:r>
+        <w:rPr>
+          <w:lang w:val="fr-FR"/>
+        </w:rPr>
+        <w:t xml:space="preserve">Recuperer les logs </w:t>
       </w:r>
     </w:p>
     <w:p>
@@ -7727,25 +5398,12 @@
     <w:p/>
     <w:p>
       <w:r>
-        <w:t xml:space="preserve">Faire ca </w:t>
-      </w:r>
-      <w:proofErr w:type="spellStart"/>
-      <w:r>
-        <w:t>en</w:t>
-      </w:r>
-      <w:proofErr w:type="spellEnd"/>
-      <w:r>
-        <w:t xml:space="preserve"> local</w:t>
-      </w:r>
-    </w:p>
-    <w:p>
-      <w:proofErr w:type="spellStart"/>
-      <w:r>
-        <w:t>scp</w:t>
-      </w:r>
-      <w:proofErr w:type="spellEnd"/>
-      <w:r>
-        <w:t xml:space="preserve"> ubuntu@79.137.26.126:/var/www/iami-private-platform/src/shared/utils/activity.log ./activity-production.log </w:t>
+        <w:t>Faire ca en local</w:t>
+      </w:r>
+    </w:p>
+    <w:p>
+      <w:r>
+        <w:t xml:space="preserve">scp ubuntu@79.137.26.126:/var/www/iami-private-platform/src/shared/utils/activity.log ./activity-production.log </w:t>
       </w:r>
     </w:p>
     <w:p/>
@@ -7760,31 +5418,7 @@
       </w:pPr>
       <w:r>
         <w:lastRenderedPageBreak/>
-        <w:t xml:space="preserve">Matching </w:t>
-      </w:r>
-      <w:proofErr w:type="spellStart"/>
-      <w:r>
-        <w:t>automatique</w:t>
-      </w:r>
-      <w:proofErr w:type="spellEnd"/>
-      <w:r>
-        <w:t xml:space="preserve"> </w:t>
-      </w:r>
-      <w:proofErr w:type="spellStart"/>
-      <w:r>
-        <w:t>en</w:t>
-      </w:r>
-      <w:proofErr w:type="spellEnd"/>
-      <w:r>
-        <w:t xml:space="preserve"> </w:t>
-      </w:r>
-      <w:proofErr w:type="spellStart"/>
-      <w:r>
-        <w:t>arriere</w:t>
-      </w:r>
-      <w:proofErr w:type="spellEnd"/>
-      <w:r>
-        <w:t xml:space="preserve"> plan </w:t>
+        <w:t xml:space="preserve">Matching automatique en arriere plan </w:t>
       </w:r>
     </w:p>
     <w:p>
@@ -7864,7 +5498,6 @@
         </w:rPr>
         <w:t xml:space="preserve"> </w:t>
       </w:r>
-      <w:proofErr w:type="spellStart"/>
       <w:r>
         <w:rPr>
           <w:rFonts w:ascii="Menlo" w:hAnsi="Menlo" w:cs="Menlo"/>
@@ -7874,7 +5507,6 @@
         </w:rPr>
         <w:t>redis</w:t>
       </w:r>
-      <w:proofErr w:type="spellEnd"/>
     </w:p>
     <w:p>
       <w:pPr>
@@ -7923,28 +5555,15 @@
         </w:rPr>
         <w:t xml:space="preserve"> </w:t>
       </w:r>
-      <w:proofErr w:type="spellStart"/>
-      <w:proofErr w:type="gramStart"/>
-      <w:r>
-        <w:rPr>
-          <w:rFonts w:ascii="Menlo" w:hAnsi="Menlo" w:cs="Menlo"/>
-          <w:color w:val="E394DC"/>
-          <w:sz w:val="18"/>
-          <w:szCs w:val="18"/>
-        </w:rPr>
-        <w:t>src.backend</w:t>
-      </w:r>
-      <w:proofErr w:type="gramEnd"/>
-      <w:r>
-        <w:rPr>
-          <w:rFonts w:ascii="Menlo" w:hAnsi="Menlo" w:cs="Menlo"/>
-          <w:color w:val="E394DC"/>
-          <w:sz w:val="18"/>
-          <w:szCs w:val="18"/>
-        </w:rPr>
-        <w:t>.celery_app</w:t>
-      </w:r>
-      <w:proofErr w:type="spellEnd"/>
+      <w:r>
+        <w:rPr>
+          <w:rFonts w:ascii="Menlo" w:hAnsi="Menlo" w:cs="Menlo"/>
+          <w:color w:val="E394DC"/>
+          <w:sz w:val="18"/>
+          <w:szCs w:val="18"/>
+        </w:rPr>
+        <w:t>src.backend.celery_app</w:t>
+      </w:r>
       <w:r>
         <w:rPr>
           <w:rFonts w:ascii="Menlo" w:hAnsi="Menlo" w:cs="Menlo"/>
@@ -7990,37 +5609,15 @@
         </w:rPr>
         <w:t xml:space="preserve"> </w:t>
       </w:r>
-      <w:proofErr w:type="spellStart"/>
-      <w:r>
-        <w:rPr>
-          <w:rFonts w:ascii="Menlo" w:hAnsi="Menlo" w:cs="Menlo"/>
-          <w:color w:val="E394DC"/>
-          <w:sz w:val="18"/>
-          <w:szCs w:val="18"/>
-        </w:rPr>
-        <w:t>proba_</w:t>
-      </w:r>
-      <w:proofErr w:type="gramStart"/>
-      <w:r>
-        <w:rPr>
-          <w:rFonts w:ascii="Menlo" w:hAnsi="Menlo" w:cs="Menlo"/>
-          <w:color w:val="E394DC"/>
-          <w:sz w:val="18"/>
-          <w:szCs w:val="18"/>
-        </w:rPr>
-        <w:t>high,proba</w:t>
-      </w:r>
-      <w:proofErr w:type="gramEnd"/>
-      <w:r>
-        <w:rPr>
-          <w:rFonts w:ascii="Menlo" w:hAnsi="Menlo" w:cs="Menlo"/>
-          <w:color w:val="E394DC"/>
-          <w:sz w:val="18"/>
-          <w:szCs w:val="18"/>
-        </w:rPr>
-        <w:t>_low</w:t>
-      </w:r>
-      <w:proofErr w:type="spellEnd"/>
+      <w:r>
+        <w:rPr>
+          <w:rFonts w:ascii="Menlo" w:hAnsi="Menlo" w:cs="Menlo"/>
+          <w:color w:val="E394DC"/>
+          <w:sz w:val="18"/>
+          <w:szCs w:val="18"/>
+        </w:rPr>
+        <w:t>proba_high,proba_low</w:t>
+      </w:r>
       <w:r>
         <w:rPr>
           <w:rFonts w:ascii="Menlo" w:hAnsi="Menlo" w:cs="Menlo"/>
@@ -8102,19 +5699,11 @@
           <w:lang w:val="fr-FR"/>
         </w:rPr>
       </w:pPr>
-      <w:proofErr w:type="gramStart"/>
-      <w:r>
-        <w:rPr>
-          <w:lang w:val="fr-FR"/>
-        </w:rPr>
-        <w:t>python</w:t>
-      </w:r>
-      <w:proofErr w:type="gramEnd"/>
-      <w:r>
-        <w:rPr>
-          <w:lang w:val="fr-FR"/>
-        </w:rPr>
-        <w:t>3 migrations/create_candidat_invite_tokens.py</w:t>
+      <w:r>
+        <w:rPr>
+          <w:lang w:val="fr-FR"/>
+        </w:rPr>
+        <w:t>python3 migrations/create_candidat_invite_tokens.py</w:t>
       </w:r>
     </w:p>
     <w:p>
@@ -8150,6 +5739,11 @@
     <w:p>
       <w:r>
         <w:t>python3 migrations/add_customer_activity_fields.py</w:t>
+      </w:r>
+    </w:p>
+    <w:p>
+      <w:r>
+        <w:t>python3 migrations/add_min_max_experience_to_besoins.py</w:t>
       </w:r>
     </w:p>
     <w:p/>
@@ -8164,8 +5758,6 @@
           <w:lang w:val="fr-FR"/>
         </w:rPr>
       </w:pPr>
-      <w:proofErr w:type="spellStart"/>
-      <w:proofErr w:type="gramStart"/>
       <w:r>
         <w:rPr>
           <w:rStyle w:val="mtk9"/>
@@ -8177,8 +5769,6 @@
         </w:rPr>
         <w:t>crontab</w:t>
       </w:r>
-      <w:proofErr w:type="spellEnd"/>
-      <w:proofErr w:type="gramEnd"/>
       <w:r>
         <w:rPr>
           <w:rStyle w:val="mtk1"/>
